--- a/tosca-mcp-training/Tosca_Commander_MCP_실습워크북.docx
+++ b/tosca-mcp-training/Tosca_Commander_MCP_실습워크북.docx
@@ -1959,6 +1959,22 @@
         <w:rPr>
           <w:rFonts w:ascii="맑은 고딕" w:cs="맑은 고딕" w:eastAsia="맑은 고딕" w:hAnsi="맑은 고딕"/>
         </w:rPr>
+        <w:t xml:space="preserve">실습은 Lab 0부터 Lab 5까지 한 대화창에서 이어서 진행합니다. 대화를 새로 열면 AI가 앞에서 한 작업을 기억하지 못합니다.</w:t>
+      </w:r>
+    </w:p>
+    <w:p>
+      <w:pPr>
+        <w:pStyle w:val="ListParagraph"/>
+        <w:numPr>
+          <w:ilvl w:val="0"/>
+          <w:numId w:val="2"/>
+        </w:numPr>
+        <w:spacing w:after="60" w:line="290"/>
+      </w:pPr>
+      <w:r>
+        <w:rPr>
+          <w:rFonts w:ascii="맑은 고딕" w:cs="맑은 고딕" w:eastAsia="맑은 고딕" w:hAnsi="맑은 고딕"/>
+        </w:rPr>
         <w:t xml:space="preserve">AI 어시스턴트의 답은 매번 문구가 조금씩 다릅니다. 워크북의 화면 예시와 똑같지 않아도 확인 포인트만 맞으면 됩니다.</w:t>
       </w:r>
     </w:p>
@@ -2020,7 +2036,7 @@
         <w:rPr>
           <w:rFonts w:ascii="맑은 고딕" w:cs="맑은 고딕" w:eastAsia="맑은 고딕" w:hAnsi="맑은 고딕"/>
         </w:rPr>
-        <w:t xml:space="preserve">예전에는 AI 앱과 프로그램을 연결하려면 조합마다 연동을 따로 만들어야 했습니다. MCP는 규격이 하나이므로 AI 앱과 프로그램이 각자 MCP만 지원하면 서로 연결됩니다. 그래서 'AI용 USB-C'에 자주 비유합니다.</w:t>
+        <w:t xml:space="preserve">예전에는 AI 앱과 프로그램을 연결하려면 조합마다 연동을 따로 만들어야 했습니다. MCP는 규격이 하나이므로 AI 앱과 프로그램이 각자 MCP만 지원하면 서로 연결됩니다. Tosca 쪽은 MCP 서버 하나만 만들면 Copilot, Cursor, Claude 어디서든 쓸 수 있습니다.</w:t>
       </w:r>
     </w:p>
     <w:tbl>
@@ -2580,7 +2596,7 @@
           <w:b/>
           <w:bCs/>
         </w:rPr>
-        <w:t xml:space="preserve">2번이 핵심입니다. </w:t>
+        <w:t xml:space="preserve">2번을 눈여겨보세요. </w:t>
       </w:r>
       <w:r>
         <w:rPr>
@@ -4156,7 +4172,7 @@
         <w:rPr>
           <w:rFonts w:ascii="맑은 고딕" w:cs="맑은 고딕" w:eastAsia="맑은 고딕" w:hAnsi="맑은 고딕"/>
         </w:rPr>
-        <w:t xml:space="preserve">할 수 있는 일만큼 중요한 것이 맡기면 안 되는 일입니다. 아래 여섯 가지는 사람이 직접 하거나 반드시 사람이 확인합니다.</w:t>
+        <w:t xml:space="preserve">AI에게 맡기지 않을 일도 미리 정해 둡니다. 아래 여섯 가지는 사람이 직접 하거나 반드시 사람이 확인합니다. 참고로 API 모듈은 MCP 도구(create_api_module)로 만들 수 있고, 스캔이 필요한 UI 모듈만 사람이 만듭니다.</w:t>
       </w:r>
     </w:p>
     <w:tbl>
@@ -4317,7 +4333,7 @@
                 <w:sz w:val="18"/>
                 <w:szCs w:val="18"/>
               </w:rPr>
-              <w:t xml:space="preserve">AI는 이미 있는 모듈만 재사용한다. 새 화면은 사람이 XScan으로 스캔한다.</w:t>
+              <w:t xml:space="preserve">AI는 화면을 스캔해 UI 모듈을 만들지 못한다. 새 화면은 사람이 XScan으로 스캔한다.</w:t>
             </w:r>
           </w:p>
         </w:tc>
@@ -5135,7 +5151,26 @@
         <w:rPr>
           <w:rFonts w:ascii="맑은 고딕" w:cs="맑은 고딕" w:eastAsia="맑은 고딕" w:hAnsi="맑은 고딕"/>
         </w:rPr>
-        <w:t xml:space="preserve">  (권장) commander-mcp 스킬팩을 설치했다 (2.3 참고)</w:t>
+        <w:t xml:space="preserve">  commander-mcp 스킬팩을 설치했다 (2.3 참고)</w:t>
+      </w:r>
+    </w:p>
+    <w:p>
+      <w:pPr>
+        <w:spacing w:after="70" w:line="290"/>
+        <w:ind w:left="360" w:hanging="360"/>
+      </w:pPr>
+      <w:r>
+        <w:rPr>
+          <w:rFonts w:ascii="맑은 고딕" w:cs="맑은 고딕" w:eastAsia="맑은 고딕" w:hAnsi="맑은 고딕"/>
+          <w:color w:val="0F4C5C"/>
+        </w:rPr>
+        <w:t xml:space="preserve">☐</w:t>
+      </w:r>
+      <w:r>
+        <w:rPr>
+          <w:rFonts w:ascii="맑은 고딕" w:cs="맑은 고딕" w:eastAsia="맑은 고딕" w:hAnsi="맑은 고딕"/>
+        </w:rPr>
+        <w:t xml:space="preserve">  사내 AI 사용 정책상 워크스페이스 정보를 AI 어시스턴트로 보내도 되는지 확인했다</w:t>
       </w:r>
     </w:p>
     <w:p>
@@ -5867,7 +5902,7 @@
         <w:rPr>
           <w:rFonts w:ascii="맑은 고딕" w:cs="맑은 고딕" w:eastAsia="맑은 고딕" w:hAnsi="맑은 고딕"/>
         </w:rPr>
-        <w:t xml:space="preserve">2.3  스킬팩 설치 (권장)</w:t>
+        <w:t xml:space="preserve">2.3  스킬팩 설치</w:t>
       </w:r>
     </w:p>
     <w:p>
@@ -5878,7 +5913,7 @@
         <w:rPr>
           <w:rFonts w:ascii="맑은 고딕" w:cs="맑은 고딕" w:eastAsia="맑은 고딕" w:hAnsi="맑은 고딕"/>
         </w:rPr>
-        <w:t xml:space="preserve">Tricentis가 공개한 commander-mcp 스킬팩은 AI 어시스턴트에게 Commander MCP를 다루는 규칙과 작업 순서를 알려 줍니다. 체크아웃과 저장 순서, 대화상자를 여는 메뉴 작업 피하기, 워크플로 템플릿 18종 같은 내용이 들어 있습니다. MCP 연결과는 별개이며, Tricentis는 둘을 함께 쓰기를 권합니다.</w:t>
+        <w:t xml:space="preserve">Tricentis가 공개한 commander-mcp 스킬팩은 AI 어시스턴트에게 Commander MCP를 다루는 규칙과 작업 순서를 알려 줍니다. 체크아웃과 저장 순서, 대화상자를 여는 메뉴 작업 피하기, 워크플로 템플릿 18종 같은 내용이 들어 있습니다. MCP 연결과는 별개입니다. Tricentis 문서는 둘을 함께 쓰기를 권하고, 스킬팩 안내서는 둘 다 있어야 자동화가 된다고 설명합니다. 이 과정은 스킬팩 설치를 전제로 합니다.</w:t>
       </w:r>
     </w:p>
     <w:p>
@@ -6576,7 +6611,26 @@
         <w:rPr>
           <w:rFonts w:ascii="맑은 고딕" w:cs="맑은 고딕" w:eastAsia="맑은 고딕" w:hAnsi="맑은 고딕"/>
         </w:rPr>
-        <w:t xml:space="preserve">클라이언트에서 /commander-mcp 스킬이 보이고, Lab 0의 워크스페이스 정보 요청이 성공하면 됩니다.</w:t>
+        <w:t xml:space="preserve">Claude Code와 Cursor는 /commander-mcp 스킬이 목록에 보이는지, VS Code는 .github/instructions/commander-mcp.instructions.md 파일이 생겼는지 확인합니다. 그다음 Lab 0의 워크스페이스 정보 요청이 성공하면 됩니다.</w:t>
+      </w:r>
+    </w:p>
+    <w:p>
+      <w:pPr>
+        <w:spacing w:after="120" w:before="0" w:line="300"/>
+      </w:pPr>
+      <w:r>
+        <w:rPr>
+          <w:rFonts w:ascii="맑은 고딕" w:cs="맑은 고딕" w:eastAsia="맑은 고딕" w:hAnsi="맑은 고딕"/>
+          <w:b/>
+          <w:bCs/>
+        </w:rPr>
+        <w:t xml:space="preserve">VS Code와 Claude Desktop  </w:t>
+      </w:r>
+      <w:r>
+        <w:rPr>
+          <w:rFonts w:ascii="맑은 고딕" w:cs="맑은 고딕" w:eastAsia="맑은 고딕" w:hAnsi="맑은 고딕"/>
+        </w:rPr>
+        <w:t xml:space="preserve">VS Code에는 짧은 지침 파일만 설치되고 워크플로 문서는 들어가지 않습니다. Claude Desktop은 스킬팩 설치 안내에 없으므로 사내 Claude 관리자에게 스킬 배포 방법을 확인합니다. 두 경우 모두 5장 T00 공통 머리말을 꼭 붙여 넣어 규칙을 직접 알려 주세요.</w:t>
       </w:r>
     </w:p>
     <w:p>
@@ -7398,7 +7452,18 @@
           <w:sz w:val="19"/>
           <w:szCs w:val="19"/>
         </w:rPr>
-        <w:t xml:space="preserve">실습 계정 기록</w:t>
+        <w:t xml:space="preserve">실습 계정</w:t>
+      </w:r>
+    </w:p>
+    <w:p>
+      <w:pPr>
+        <w:spacing w:after="120" w:before="0" w:line="300"/>
+      </w:pPr>
+      <w:r>
+        <w:rPr>
+          <w:rFonts w:ascii="맑은 고딕" w:cs="맑은 고딕" w:eastAsia="맑은 고딕" w:hAnsi="맑은 고딕"/>
+        </w:rPr>
+        <w:t xml:space="preserve">이메일은 강사가 나눠 줍니다. 비밀번호는 AI에게 보내지 않도록 강사가 TestCases/MCP실습 폴더에 DWS_Password라는 TCP(Test Configuration Parameter)로 넣어 두었습니다. 프롬프트에는 비밀번호 대신 참조 {CP[DWS_Password]}만 적습니다.</w:t>
       </w:r>
     </w:p>
     <w:tbl>
@@ -7489,77 +7554,6 @@
           </w:p>
         </w:tc>
       </w:tr>
-      <w:tr>
-        <w:trPr>
-          <w:cantSplit/>
-          <w:trHeight w:val="460" w:hRule="atLeast"/>
-        </w:trPr>
-        <w:tc>
-          <w:tcPr>
-            <w:tcW w:type="dxa" w:w="3000"/>
-            <w:tcBorders>
-              <w:top w:val="single" w:color="C9D7DA" w:sz="4"/>
-              <w:left w:val="single" w:color="C9D7DA" w:sz="4"/>
-              <w:bottom w:val="single" w:color="C9D7DA" w:sz="4"/>
-              <w:right w:val="single" w:color="C9D7DA" w:sz="4"/>
-            </w:tcBorders>
-            <w:shd w:fill="EAF1F2" w:color="auto" w:val="clear"/>
-            <w:tcMar>
-              <w:top w:type="dxa" w:w="70"/>
-              <w:left w:type="dxa" w:w="110"/>
-              <w:bottom w:type="dxa" w:w="70"/>
-              <w:right w:type="dxa" w:w="110"/>
-            </w:tcMar>
-            <w:vAlign w:val="center"/>
-          </w:tcPr>
-          <w:p>
-            <w:pPr>
-              <w:spacing w:after="40" w:line="270"/>
-            </w:pPr>
-            <w:r>
-              <w:rPr>
-                <w:rFonts w:ascii="맑은 고딕" w:cs="맑은 고딕" w:eastAsia="맑은 고딕" w:hAnsi="맑은 고딕"/>
-                <w:b/>
-                <w:bCs/>
-                <w:sz w:val="18"/>
-                <w:szCs w:val="18"/>
-              </w:rPr>
-              <w:t xml:space="preserve">비밀번호 보관 방법 (적지 말 것)</w:t>
-            </w:r>
-          </w:p>
-        </w:tc>
-        <w:tc>
-          <w:tcPr>
-            <w:tcW w:type="dxa" w:w="6638"/>
-            <w:tcBorders>
-              <w:top w:val="single" w:color="C9D7DA" w:sz="4"/>
-              <w:left w:val="single" w:color="C9D7DA" w:sz="4"/>
-              <w:bottom w:val="single" w:color="C9D7DA" w:sz="4"/>
-              <w:right w:val="single" w:color="C9D7DA" w:sz="4"/>
-            </w:tcBorders>
-            <w:tcMar>
-              <w:top w:type="dxa" w:w="70"/>
-              <w:left w:type="dxa" w:w="110"/>
-              <w:bottom w:type="dxa" w:w="70"/>
-              <w:right w:type="dxa" w:w="110"/>
-            </w:tcMar>
-            <w:vAlign w:val="center"/>
-          </w:tcPr>
-          <w:p>
-            <w:pPr>
-              <w:spacing w:after="40" w:line="270"/>
-            </w:pPr>
-            <w:r>
-              <w:rPr>
-                <w:rFonts w:ascii="맑은 고딕" w:cs="맑은 고딕" w:eastAsia="맑은 고딕" w:hAnsi="맑은 고딕"/>
-                <w:sz w:val="18"/>
-                <w:szCs w:val="18"/>
-              </w:rPr>
-              <w:t xml:space="preserve"/>
-            </w:r>
-          </w:p>
-        </w:tc>
-      </w:tr>
     </w:tbl>
     <w:p>
       <w:pPr>
@@ -7581,7 +7575,7 @@
         <w:rPr>
           <w:rFonts w:ascii="맑은 고딕" w:cs="맑은 고딕" w:eastAsia="맑은 고딕" w:hAnsi="맑은 고딕"/>
         </w:rPr>
-        <w:t xml:space="preserve">Lab 0부터 순서대로 진행합니다. 앞 Lab의 결과를 뒤 Lab에서 쓰므로 건너뛰지 않습니다. 모든 프롬프트에서 [내 이름], [실습 이메일], [실습 비밀번호]는 자기 값으로 바꿉니다.</w:t>
+        <w:t xml:space="preserve">Lab 0부터 순서대로 진행합니다. 앞 Lab의 결과를 뒤 Lab에서 쓰므로 건너뛰지 않습니다. 모든 프롬프트에서 [내 이름], [실습 이메일]은 자기 값으로 바꿉니다. 비밀번호는 프롬프트에 쓰지 않습니다(2.4 참고).</w:t>
       </w:r>
     </w:p>
     <w:tbl>
@@ -8158,7 +8152,7 @@
                 <w:sz w:val="18"/>
                 <w:szCs w:val="18"/>
               </w:rPr>
-              <w:t xml:space="preserve">테스트케이스 생성</w:t>
+              <w:t xml:space="preserve">테스트케이스 생성 (만들 때 바로 저장)</w:t>
             </w:r>
           </w:p>
         </w:tc>
@@ -8299,7 +8293,7 @@
                 <w:sz w:val="18"/>
                 <w:szCs w:val="18"/>
               </w:rPr>
-              <w:t xml:space="preserve">테스트케이스 생성</w:t>
+              <w:t xml:space="preserve">테스트케이스 생성 (만들 때 바로 저장)</w:t>
             </w:r>
           </w:p>
         </w:tc>
@@ -8337,7 +8331,7 @@
                 <w:sz w:val="18"/>
                 <w:szCs w:val="18"/>
               </w:rPr>
-              <w:t xml:space="preserve">Lab 4</w:t>
+              <w:t xml:space="preserve">휴식</w:t>
             </w:r>
           </w:p>
         </w:tc>
@@ -8370,7 +8364,7 @@
                 <w:sz w:val="18"/>
                 <w:szCs w:val="18"/>
               </w:rPr>
-              <w:t xml:space="preserve">ScratchBook 검증 실행과 수정</w:t>
+              <w:t xml:space="preserve"/>
             </w:r>
           </w:p>
         </w:tc>
@@ -8403,7 +8397,7 @@
                 <w:sz w:val="18"/>
                 <w:szCs w:val="18"/>
               </w:rPr>
-              <w:t xml:space="preserve">20분</w:t>
+              <w:t xml:space="preserve">10분</w:t>
             </w:r>
           </w:p>
         </w:tc>
@@ -8436,7 +8430,7 @@
                 <w:sz w:val="18"/>
                 <w:szCs w:val="18"/>
               </w:rPr>
-              <w:t xml:space="preserve">값 수정, 실행</w:t>
+              <w:t xml:space="preserve"/>
             </w:r>
           </w:p>
         </w:tc>
@@ -8475,7 +8469,7 @@
                 <w:sz w:val="18"/>
                 <w:szCs w:val="18"/>
               </w:rPr>
-              <w:t xml:space="preserve">Lab 5</w:t>
+              <w:t xml:space="preserve">Lab 4</w:t>
             </w:r>
           </w:p>
         </w:tc>
@@ -8509,7 +8503,7 @@
                 <w:sz w:val="18"/>
                 <w:szCs w:val="18"/>
               </w:rPr>
-              <w:t xml:space="preserve">저장과 정리</w:t>
+              <w:t xml:space="preserve">ScratchBook 검증 실행과 수정</w:t>
             </w:r>
           </w:p>
         </w:tc>
@@ -8543,6 +8537,144 @@
                 <w:sz w:val="18"/>
                 <w:szCs w:val="18"/>
               </w:rPr>
+              <w:t xml:space="preserve">20분</w:t>
+            </w:r>
+          </w:p>
+        </w:tc>
+        <w:tc>
+          <w:tcPr>
+            <w:tcW w:type="dxa" w:w="2800"/>
+            <w:tcBorders>
+              <w:top w:val="single" w:color="C9D7DA" w:sz="4"/>
+              <w:left w:val="single" w:color="C9D7DA" w:sz="4"/>
+              <w:bottom w:val="single" w:color="C9D7DA" w:sz="4"/>
+              <w:right w:val="single" w:color="C9D7DA" w:sz="4"/>
+            </w:tcBorders>
+            <w:shd w:fill="EAF1F2" w:color="auto" w:val="clear"/>
+            <w:tcMar>
+              <w:top w:type="dxa" w:w="70"/>
+              <w:left w:type="dxa" w:w="110"/>
+              <w:bottom w:type="dxa" w:w="70"/>
+              <w:right w:type="dxa" w:w="110"/>
+            </w:tcMar>
+            <w:vAlign w:val="center"/>
+          </w:tcPr>
+          <w:p>
+            <w:pPr>
+              <w:spacing w:after="40" w:line="270"/>
+            </w:pPr>
+            <w:r>
+              <w:rPr>
+                <w:rFonts w:ascii="맑은 고딕" w:cs="맑은 고딕" w:eastAsia="맑은 고딕" w:hAnsi="맑은 고딕"/>
+                <w:b w:val="false"/>
+                <w:bCs w:val="false"/>
+                <w:sz w:val="18"/>
+                <w:szCs w:val="18"/>
+              </w:rPr>
+              <w:t xml:space="preserve">값 수정 (저장 필요), 실행</w:t>
+            </w:r>
+          </w:p>
+        </w:tc>
+      </w:tr>
+      <w:tr>
+        <w:trPr>
+          <w:cantSplit/>
+        </w:trPr>
+        <w:tc>
+          <w:tcPr>
+            <w:tcW w:type="dxa" w:w="1200"/>
+            <w:tcBorders>
+              <w:top w:val="single" w:color="C9D7DA" w:sz="4"/>
+              <w:left w:val="single" w:color="C9D7DA" w:sz="4"/>
+              <w:bottom w:val="single" w:color="C9D7DA" w:sz="4"/>
+              <w:right w:val="single" w:color="C9D7DA" w:sz="4"/>
+            </w:tcBorders>
+            <w:tcMar>
+              <w:top w:type="dxa" w:w="70"/>
+              <w:left w:type="dxa" w:w="110"/>
+              <w:bottom w:type="dxa" w:w="70"/>
+              <w:right w:type="dxa" w:w="110"/>
+            </w:tcMar>
+            <w:vAlign w:val="center"/>
+          </w:tcPr>
+          <w:p>
+            <w:pPr>
+              <w:spacing w:after="40" w:line="270"/>
+            </w:pPr>
+            <w:r>
+              <w:rPr>
+                <w:rFonts w:ascii="맑은 고딕" w:cs="맑은 고딕" w:eastAsia="맑은 고딕" w:hAnsi="맑은 고딕"/>
+                <w:b/>
+                <w:bCs/>
+                <w:sz w:val="18"/>
+                <w:szCs w:val="18"/>
+              </w:rPr>
+              <w:t xml:space="preserve">Lab 5</w:t>
+            </w:r>
+          </w:p>
+        </w:tc>
+        <w:tc>
+          <w:tcPr>
+            <w:tcW w:type="dxa" w:w="4238"/>
+            <w:tcBorders>
+              <w:top w:val="single" w:color="C9D7DA" w:sz="4"/>
+              <w:left w:val="single" w:color="C9D7DA" w:sz="4"/>
+              <w:bottom w:val="single" w:color="C9D7DA" w:sz="4"/>
+              <w:right w:val="single" w:color="C9D7DA" w:sz="4"/>
+            </w:tcBorders>
+            <w:tcMar>
+              <w:top w:type="dxa" w:w="70"/>
+              <w:left w:type="dxa" w:w="110"/>
+              <w:bottom w:type="dxa" w:w="70"/>
+              <w:right w:type="dxa" w:w="110"/>
+            </w:tcMar>
+            <w:vAlign w:val="center"/>
+          </w:tcPr>
+          <w:p>
+            <w:pPr>
+              <w:spacing w:after="40" w:line="270"/>
+            </w:pPr>
+            <w:r>
+              <w:rPr>
+                <w:rFonts w:ascii="맑은 고딕" w:cs="맑은 고딕" w:eastAsia="맑은 고딕" w:hAnsi="맑은 고딕"/>
+                <w:b w:val="false"/>
+                <w:bCs w:val="false"/>
+                <w:sz w:val="18"/>
+                <w:szCs w:val="18"/>
+              </w:rPr>
+              <w:t xml:space="preserve">저장과 정리</w:t>
+            </w:r>
+          </w:p>
+        </w:tc>
+        <w:tc>
+          <w:tcPr>
+            <w:tcW w:type="dxa" w:w="1400"/>
+            <w:tcBorders>
+              <w:top w:val="single" w:color="C9D7DA" w:sz="4"/>
+              <w:left w:val="single" w:color="C9D7DA" w:sz="4"/>
+              <w:bottom w:val="single" w:color="C9D7DA" w:sz="4"/>
+              <w:right w:val="single" w:color="C9D7DA" w:sz="4"/>
+            </w:tcBorders>
+            <w:tcMar>
+              <w:top w:type="dxa" w:w="70"/>
+              <w:left w:type="dxa" w:w="110"/>
+              <w:bottom w:type="dxa" w:w="70"/>
+              <w:right w:type="dxa" w:w="110"/>
+            </w:tcMar>
+            <w:vAlign w:val="center"/>
+          </w:tcPr>
+          <w:p>
+            <w:pPr>
+              <w:spacing w:after="40" w:line="270"/>
+            </w:pPr>
+            <w:r>
+              <w:rPr>
+                <w:rFonts w:ascii="맑은 고딕" w:cs="맑은 고딕" w:eastAsia="맑은 고딕" w:hAnsi="맑은 고딕"/>
+                <w:b w:val="false"/>
+                <w:bCs w:val="false"/>
+                <w:sz w:val="18"/>
+                <w:szCs w:val="18"/>
+              </w:rPr>
               <w:t xml:space="preserve">10분</w:t>
             </w:r>
           </w:p>
@@ -8556,7 +8688,6 @@
               <w:bottom w:val="single" w:color="C9D7DA" w:sz="4"/>
               <w:right w:val="single" w:color="C9D7DA" w:sz="4"/>
             </w:tcBorders>
-            <w:shd w:fill="EAF1F2" w:color="auto" w:val="clear"/>
             <w:tcMar>
               <w:top w:type="dxa" w:w="70"/>
               <w:left w:type="dxa" w:w="110"/>
@@ -9445,7 +9576,7 @@
                 <w:sz w:val="18"/>
                 <w:szCs w:val="18"/>
               </w:rPr>
-              <w:t xml:space="preserve">이렇게 해 보세요</w:t>
+              <w:t xml:space="preserve">해결 방법</w:t>
             </w:r>
           </w:p>
         </w:tc>
@@ -10223,7 +10354,7 @@
                 <w:sz w:val="18"/>
                 <w:szCs w:val="18"/>
               </w:rPr>
-              <w:t xml:space="preserve">이렇게 해 보세요</w:t>
+              <w:t xml:space="preserve">해결 방법</w:t>
             </w:r>
           </w:p>
         </w:tc>
@@ -10512,7 +10643,7 @@
               <w:rPr>
                 <w:rFonts w:ascii="맑은 고딕" w:cs="맑은 고딕" w:eastAsia="맑은 고딕" w:hAnsi="맑은 고딕"/>
               </w:rPr>
-              <w:t xml:space="preserve">작업 상태(TestCaseWorkState)는 IN_WORK로 해줘.</w:t>
+              <w:t xml:space="preserve">작업 상태(TestCaseWorkState)는 IN_WORK로 해줘. 메뉴 작업 말고 속성 변경(set_attribute)으로 바꿔.</w:t>
             </w:r>
           </w:p>
           <w:p>
@@ -11071,7 +11202,7 @@
                 <w:sz w:val="18"/>
                 <w:szCs w:val="18"/>
               </w:rPr>
-              <w:t xml:space="preserve">이렇게 해 보세요</w:t>
+              <w:t xml:space="preserve">해결 방법</w:t>
             </w:r>
           </w:p>
         </w:tc>
@@ -11213,7 +11344,7 @@
                 <w:sz w:val="18"/>
                 <w:szCs w:val="18"/>
               </w:rPr>
-              <w:t xml:space="preserve">대화상자를 닫고 "이름과 설명은 속성 변경(set_attribute)으로 해줘"라고 지시한다. 스킬팩을 설치하면 대부분 예방된다.</w:t>
+              <w:t xml:space="preserve">AI가 작업 상태나 이름을 메뉴 작업으로 바꾸려 한 경우다. 대화상자를 닫고 "작업 상태와 이름은 속성 변경(set_attribute)으로 해줘"라고 지시한다.</w:t>
             </w:r>
           </w:p>
         </w:tc>
@@ -11285,7 +11416,7 @@
         <w:rPr>
           <w:rFonts w:ascii="맑은 고딕" w:cs="맑은 고딕" w:eastAsia="맑은 고딕" w:hAnsi="맑은 고딕"/>
         </w:rPr>
-        <w:t xml:space="preserve">[실습 이메일], [실습 비밀번호]는 강사가 나눠 준 계정으로 바꾼다.</w:t>
+        <w:t xml:space="preserve">[실습 이메일]은 강사가 나눠 준 계정 이메일로 바꾼다.</w:t>
       </w:r>
     </w:p>
     <w:p>
@@ -11301,7 +11432,7 @@
         <w:rPr>
           <w:rFonts w:ascii="맑은 고딕" w:cs="맑은 고딕" w:eastAsia="맑은 고딕" w:hAnsi="맑은 고딕"/>
         </w:rPr>
-        <w:t xml:space="preserve">실무에서는 비밀번호를 평문 값으로 두지 않는다. 오늘은 실습이라 그대로 넣는다.</w:t>
+        <w:t xml:space="preserve">비밀번호는 AI에게 보내지 않는다. 강사가 TestCases/MCP실습 폴더에 DWS_Password라는 TCP로 넣어 두었으므로, 프롬프트에는 참조 {CP[DWS_Password]}만 적는다.</w:t>
       </w:r>
     </w:p>
     <w:p>
@@ -11456,22 +11587,7 @@
               <w:rPr>
                 <w:rFonts w:ascii="맑은 고딕" w:cs="맑은 고딕" w:eastAsia="맑은 고딕" w:hAnsi="맑은 고딕"/>
               </w:rPr>
-              <w:t xml:space="preserve">, Password </w:t>
-            </w:r>
-            <w:r>
-              <w:rPr>
-                <w:rFonts w:ascii="맑은 고딕" w:cs="맑은 고딕" w:eastAsia="맑은 고딕" w:hAnsi="맑은 고딕"/>
-                <w:b/>
-                <w:bCs/>
-                <w:color w:val="C4453C"/>
-              </w:rPr>
-              <w:t xml:space="preserve">[실습 비밀번호]</w:t>
-            </w:r>
-            <w:r>
-              <w:rPr>
-                <w:rFonts w:ascii="맑은 고딕" w:cs="맑은 고딕" w:eastAsia="맑은 고딕" w:hAnsi="맑은 고딕"/>
-              </w:rPr>
-              <w:t xml:space="preserve"> 입력 후 Log in 클릭</w:t>
+              <w:t xml:space="preserve">, Password {CP[DWS_Password]} 입력 후 Log in 클릭</w:t>
             </w:r>
           </w:p>
           <w:p>
@@ -12508,7 +12624,7 @@
                 <w:sz w:val="18"/>
                 <w:szCs w:val="18"/>
               </w:rPr>
-              <w:t xml:space="preserve">[실습 비밀번호]</w:t>
+              <w:t xml:space="preserve">{CP[DWS_Password]}</w:t>
             </w:r>
           </w:p>
         </w:tc>
@@ -13281,6 +13397,25 @@
         <w:rPr>
           <w:rFonts w:ascii="맑은 고딕" w:cs="맑은 고딕" w:eastAsia="맑은 고딕" w:hAnsi="맑은 고딕"/>
         </w:rPr>
+        <w:t xml:space="preserve">  Password 값이 {CP[DWS_Password]} 참조로 들어갔다 (실제 비밀번호가 아님)</w:t>
+      </w:r>
+    </w:p>
+    <w:p>
+      <w:pPr>
+        <w:spacing w:after="70" w:line="290"/>
+        <w:ind w:left="360" w:hanging="360"/>
+      </w:pPr>
+      <w:r>
+        <w:rPr>
+          <w:rFonts w:ascii="맑은 고딕" w:cs="맑은 고딕" w:eastAsia="맑은 고딕" w:hAnsi="맑은 고딕"/>
+          <w:color w:val="0F4C5C"/>
+        </w:rPr>
+        <w:t xml:space="preserve">☐</w:t>
+      </w:r>
+      <w:r>
+        <w:rPr>
+          <w:rFonts w:ascii="맑은 고딕" w:cs="맑은 고딕" w:eastAsia="맑은 고딕" w:hAnsi="맑은 고딕"/>
+        </w:rPr>
         <w:t xml:space="preserve">  결과 표가 계획 표(기대 스텝)와 같다</w:t>
       </w:r>
     </w:p>
@@ -13584,7 +13719,7 @@
                 <w:sz w:val="18"/>
                 <w:szCs w:val="18"/>
               </w:rPr>
-              <w:t xml:space="preserve">이렇게 해 보세요</w:t>
+              <w:t xml:space="preserve">해결 방법</w:t>
             </w:r>
           </w:p>
         </w:tc>
@@ -13727,6 +13862,77 @@
                 <w:szCs w:val="18"/>
               </w:rPr>
               <w:t xml:space="preserve">"3번 스텝의 Email 값만 [실습 이메일]로 고쳐줘"처럼 스텝 번호와 속성을 짚어서 고친다.</w:t>
+            </w:r>
+          </w:p>
+        </w:tc>
+      </w:tr>
+      <w:tr>
+        <w:trPr>
+          <w:cantSplit/>
+        </w:trPr>
+        <w:tc>
+          <w:tcPr>
+            <w:tcW w:type="dxa" w:w="2800"/>
+            <w:tcBorders>
+              <w:top w:val="single" w:color="C9D7DA" w:sz="4"/>
+              <w:left w:val="single" w:color="C9D7DA" w:sz="4"/>
+              <w:bottom w:val="single" w:color="C9D7DA" w:sz="4"/>
+              <w:right w:val="single" w:color="C9D7DA" w:sz="4"/>
+            </w:tcBorders>
+            <w:tcMar>
+              <w:top w:type="dxa" w:w="70"/>
+              <w:left w:type="dxa" w:w="110"/>
+              <w:bottom w:type="dxa" w:w="70"/>
+              <w:right w:type="dxa" w:w="110"/>
+            </w:tcMar>
+            <w:vAlign w:val="center"/>
+          </w:tcPr>
+          <w:p>
+            <w:pPr>
+              <w:spacing w:after="40" w:line="270"/>
+            </w:pPr>
+            <w:r>
+              <w:rPr>
+                <w:rFonts w:ascii="맑은 고딕" w:cs="맑은 고딕" w:eastAsia="맑은 고딕" w:hAnsi="맑은 고딕"/>
+                <w:b/>
+                <w:bCs/>
+                <w:sz w:val="18"/>
+                <w:szCs w:val="18"/>
+              </w:rPr>
+              <w:t xml:space="preserve">두세 번 고쳐도 계속 틀림</w:t>
+            </w:r>
+          </w:p>
+        </w:tc>
+        <w:tc>
+          <w:tcPr>
+            <w:tcW w:type="dxa" w:w="6838"/>
+            <w:tcBorders>
+              <w:top w:val="single" w:color="C9D7DA" w:sz="4"/>
+              <w:left w:val="single" w:color="C9D7DA" w:sz="4"/>
+              <w:bottom w:val="single" w:color="C9D7DA" w:sz="4"/>
+              <w:right w:val="single" w:color="C9D7DA" w:sz="4"/>
+            </w:tcBorders>
+            <w:tcMar>
+              <w:top w:type="dxa" w:w="70"/>
+              <w:left w:type="dxa" w:w="110"/>
+              <w:bottom w:type="dxa" w:w="70"/>
+              <w:right w:type="dxa" w:w="110"/>
+            </w:tcMar>
+            <w:vAlign w:val="center"/>
+          </w:tcPr>
+          <w:p>
+            <w:pPr>
+              <w:spacing w:after="40" w:line="270"/>
+            </w:pPr>
+            <w:r>
+              <w:rPr>
+                <w:rFonts w:ascii="맑은 고딕" w:cs="맑은 고딕" w:eastAsia="맑은 고딕" w:hAnsi="맑은 고딕"/>
+                <w:b w:val="false"/>
+                <w:bCs w:val="false"/>
+                <w:sz w:val="18"/>
+                <w:szCs w:val="18"/>
+              </w:rPr>
+              <w:t xml:space="preserve">강사가 준비한 완성본 TestCases/MCP실습/_완성본/로그인 성공_자동을 내 폴더로 복사해 Lab 4를 진행한다.</w:t>
             </w:r>
           </w:p>
         </w:tc>
@@ -13847,6 +14053,22 @@
     </w:p>
     <w:p>
       <w:pPr>
+        <w:pStyle w:val="ListParagraph"/>
+        <w:numPr>
+          <w:ilvl w:val="0"/>
+          <w:numId w:val="6"/>
+        </w:numPr>
+        <w:spacing w:after="80" w:line="290"/>
+      </w:pPr>
+      <w:r>
+        <w:rPr>
+          <w:rFonts w:ascii="맑은 고딕" w:cs="맑은 고딕" w:eastAsia="맑은 고딕" w:hAnsi="맑은 고딕"/>
+        </w:rPr>
+        <w:t xml:space="preserve">실행은 저장된 상태로 돈다. 값을 바꾼 뒤 저장하지 않으면 바뀐 값이 실행에 들어가지 않는다.</w:t>
+      </w:r>
+    </w:p>
+    <w:p>
+      <w:pPr>
         <w:keepNext w:val="false"/>
         <w:spacing w:after="60"/>
       </w:pPr>
@@ -13912,7 +14134,7 @@
               <w:rPr>
                 <w:rFonts w:ascii="맑은 고딕" w:cs="맑은 고딕" w:eastAsia="맑은 고딕" w:hAnsi="맑은 고딕"/>
               </w:rPr>
-              <w:t xml:space="preserve">'로그인 성공_자동' 테스트케이스를 ScratchBook에서 검증 실행해줘. 끝나면 스텝별 통과/실패를 표로 보여줘.</w:t>
+              <w:t xml:space="preserve">워크스페이스를 저장한 다음 '로그인 성공_자동' 테스트케이스를 ScratchBook에서 검증 실행해줘. 끝나면 스텝별 통과/실패를 표로 보여줘.</w:t>
             </w:r>
           </w:p>
         </w:tc>
@@ -13985,7 +14207,7 @@
               <w:rPr>
                 <w:rFonts w:ascii="맑은 고딕" w:cs="맑은 고딕" w:eastAsia="맑은 고딕" w:hAnsi="맑은 고딕"/>
               </w:rPr>
-              <w:t xml:space="preserve">같은 테스트케이스에서 Account의 Verify 값을 wrong@example.com 으로 바꾸고 다시 검증 실행해줘.</w:t>
+              <w:t xml:space="preserve">같은 테스트케이스에서 Account의 Verify 값을 wrong@example.com 으로 바꾸고, 저장한 다음 다시 검증 실행해줘.</w:t>
             </w:r>
           </w:p>
         </w:tc>
@@ -14146,7 +14368,7 @@
               <w:rPr>
                 <w:rFonts w:ascii="맑은 고딕" w:cs="맑은 고딕" w:eastAsia="맑은 고딕" w:hAnsi="맑은 고딕"/>
               </w:rPr>
-              <w:t xml:space="preserve">로 되돌리고 다시 검증 실행해줘. 통과하면 결과 표를 보여줘.</w:t>
+              <w:t xml:space="preserve">로 되돌리고, 저장한 다음 다시 검증 실행해줘. 통과하면 결과 표를 보여줘.</w:t>
             </w:r>
           </w:p>
         </w:tc>
@@ -14246,7 +14468,7 @@
           <w:sz w:val="19"/>
           <w:szCs w:val="19"/>
         </w:rPr>
-        <w:t xml:space="preserve">왜 일부러 실패를 만드나요</w:t>
+        <w:t xml:space="preserve">일부러 실패를 만드는 이유</w:t>
       </w:r>
     </w:p>
     <w:p>
@@ -14705,7 +14927,7 @@
                 <w:sz w:val="18"/>
                 <w:szCs w:val="18"/>
               </w:rPr>
-              <w:t xml:space="preserve">이렇게 해 보세요</w:t>
+              <w:t xml:space="preserve">해결 방법</w:t>
             </w:r>
           </w:p>
         </w:tc>
@@ -14977,7 +15199,44 @@
     </w:p>
     <w:p>
       <w:pPr>
-        <w:spacing w:after="120" w:before="0" w:line="300"/>
+        <w:pStyle w:val="ListParagraph"/>
+        <w:numPr>
+          <w:ilvl w:val="0"/>
+          <w:numId w:val="7"/>
+        </w:numPr>
+        <w:spacing w:after="80" w:line="290"/>
+      </w:pPr>
+      <w:r>
+        <w:rPr>
+          <w:rFonts w:ascii="맑은 고딕" w:cs="맑은 고딕" w:eastAsia="맑은 고딕" w:hAnsi="맑은 고딕"/>
+        </w:rPr>
+        <w:t xml:space="preserve">Lab 2, Lab 3에서 만든 테스트케이스는 만들 때 이미 저장됐다. 저장이 필요한 것은 Lab 4처럼 값을 바꾼 경우다.</w:t>
+      </w:r>
+    </w:p>
+    <w:p>
+      <w:pPr>
+        <w:pStyle w:val="ListParagraph"/>
+        <w:numPr>
+          <w:ilvl w:val="0"/>
+          <w:numId w:val="7"/>
+        </w:numPr>
+        <w:spacing w:after="80" w:line="290"/>
+      </w:pPr>
+      <w:r>
+        <w:rPr>
+          <w:rFonts w:ascii="맑은 고딕" w:cs="맑은 고딕" w:eastAsia="맑은 고딕" w:hAnsi="맑은 고딕"/>
+        </w:rPr>
+        <w:t xml:space="preserve">AI가 오늘 바꾼 것을 기억하려면 Lab 0부터 같은 대화창을 써야 한다. 새 대화를 열었다면 경로를 직접 알려 준다.</w:t>
+      </w:r>
+    </w:p>
+    <w:p>
+      <w:pPr>
+        <w:pStyle w:val="ListParagraph"/>
+        <w:numPr>
+          <w:ilvl w:val="0"/>
+          <w:numId w:val="7"/>
+        </w:numPr>
+        <w:spacing w:after="80" w:line="290"/>
       </w:pPr>
       <w:r>
         <w:rPr>
@@ -15126,7 +15385,7 @@
               <w:rPr>
                 <w:rFonts w:ascii="맑은 고딕" w:cs="맑은 고딕" w:eastAsia="맑은 고딕" w:hAnsi="맑은 고딕"/>
               </w:rPr>
-              <w:t xml:space="preserve">(멀티 유저일 때) 바뀐 객체 목록을 먼저 보여줘. 내가 확인하면 저장하고 체크인해줘. 체크인 코멘트는 'MCP 실습: 로그인 테스트 추가'로 남겨줘.</w:t>
+              <w:t xml:space="preserve">(멀티 유저일 때) 이번 대화에서 체크아웃하거나 바꾼 객체 목록을 먼저 보여줘. 체크인은 내가 체크아웃한 객체 전부에 적용되니까, 내가 목록을 확인하면 저장하고 체크인해줘. 체크인 코멘트는 'MCP 실습: 로그인 테스트 추가'로 남겨줘.</w:t>
             </w:r>
           </w:p>
         </w:tc>
@@ -15552,7 +15811,7 @@
                 <w:sz w:val="18"/>
                 <w:szCs w:val="18"/>
               </w:rPr>
-              <w:t xml:space="preserve">이렇게 해 보세요</w:t>
+              <w:t xml:space="preserve">해결 방법</w:t>
             </w:r>
           </w:p>
         </w:tc>
@@ -15649,7 +15908,7 @@
         <w:rPr>
           <w:rFonts w:ascii="맑은 고딕" w:cs="맑은 고딕" w:eastAsia="맑은 고딕" w:hAnsi="맑은 고딕"/>
         </w:rPr>
-        <w:t xml:space="preserve">4.1  현업에서 많이 쓰는 여섯 가지</w:t>
+        <w:t xml:space="preserve">4.1  업무에 써 볼 만한 여섯 가지</w:t>
       </w:r>
     </w:p>
     <w:tbl>
@@ -16823,6 +17082,146 @@
                 <w:szCs w:val="18"/>
               </w:rPr>
               <w:t xml:space="preserve">T17</w:t>
+            </w:r>
+          </w:p>
+        </w:tc>
+      </w:tr>
+    </w:tbl>
+    <w:p>
+      <w:pPr>
+        <w:keepNext w:val="false"/>
+        <w:spacing w:after="120"/>
+      </w:pPr>
+    </w:p>
+    <w:p>
+      <w:pPr>
+        <w:spacing w:after="120" w:before="0" w:line="300"/>
+      </w:pPr>
+      <w:r>
+        <w:rPr>
+          <w:rFonts w:ascii="맑은 고딕" w:cs="맑은 고딕" w:eastAsia="맑은 고딕" w:hAnsi="맑은 고딕"/>
+        </w:rPr>
+        <w:t xml:space="preserve">6번 중 API 모듈 만들기는 대응하는 공식 워크플로가 없어 템플릿이 없습니다. 4.3의 네 요소로 직접 씁니다. 예를 들면 다음과 같습니다.</w:t>
+      </w:r>
+    </w:p>
+    <w:tbl>
+      <w:tblPr>
+        <w:tblW w:type="dxa" w:w="9638"/>
+        <w:tblBorders>
+          <w:top w:val="single" w:color="auto" w:sz="4"/>
+          <w:left w:val="single" w:color="auto" w:sz="4"/>
+          <w:bottom w:val="single" w:color="auto" w:sz="4"/>
+          <w:right w:val="single" w:color="auto" w:sz="4"/>
+          <w:insideH w:val="single" w:color="auto" w:sz="4"/>
+          <w:insideV w:val="single" w:color="auto" w:sz="4"/>
+        </w:tblBorders>
+        <w:tblLayout w:type="fixed"/>
+      </w:tblPr>
+      <w:tblGrid>
+        <w:gridCol w:w="9638"/>
+      </w:tblGrid>
+      <w:tr>
+        <w:trPr>
+          <w:cantSplit/>
+        </w:trPr>
+        <w:tc>
+          <w:tcPr>
+            <w:tcW w:type="dxa" w:w="9638"/>
+            <w:tcBorders>
+              <w:top w:val="single" w:color="E0A03A" w:sz="6"/>
+              <w:left w:val="single" w:color="E0A03A" w:sz="6"/>
+              <w:bottom w:val="single" w:color="E0A03A" w:sz="6"/>
+              <w:right w:val="single" w:color="E0A03A" w:sz="6"/>
+            </w:tcBorders>
+            <w:shd w:fill="FCF1DC" w:color="auto" w:val="clear"/>
+            <w:tcMar>
+              <w:top w:type="dxa" w:w="120"/>
+              <w:left w:type="dxa" w:w="200"/>
+              <w:bottom w:type="dxa" w:w="120"/>
+              <w:right w:type="dxa" w:w="200"/>
+            </w:tcMar>
+          </w:tcPr>
+          <w:p>
+            <w:pPr>
+              <w:spacing w:after="60"/>
+            </w:pPr>
+            <w:r>
+              <w:rPr>
+                <w:rFonts w:ascii="맑은 고딕" w:cs="맑은 고딕" w:eastAsia="맑은 고딕" w:hAnsi="맑은 고딕"/>
+                <w:b/>
+                <w:bCs/>
+                <w:color w:val="8A5A0B"/>
+                <w:sz w:val="17"/>
+                <w:szCs w:val="17"/>
+              </w:rPr>
+              <w:t xml:space="preserve">API 모듈 프롬프트 예</w:t>
+            </w:r>
+          </w:p>
+          <w:p>
+            <w:pPr>
+              <w:spacing w:after="30" w:line="290"/>
+            </w:pPr>
+            <w:r>
+              <w:rPr>
+                <w:rFonts w:ascii="맑은 고딕" w:cs="맑은 고딕" w:eastAsia="맑은 고딕" w:hAnsi="맑은 고딕"/>
+              </w:rPr>
+              <w:t xml:space="preserve">API 연결 목록을 먼저 보여줘. 그다음 </w:t>
+            </w:r>
+            <w:r>
+              <w:rPr>
+                <w:rFonts w:ascii="맑은 고딕" w:cs="맑은 고딕" w:eastAsia="맑은 고딕" w:hAnsi="맑은 고딕"/>
+                <w:b/>
+                <w:bCs/>
+                <w:color w:val="C4453C"/>
+              </w:rPr>
+              <w:t xml:space="preserve">[연결 이름]</w:t>
+            </w:r>
+            <w:r>
+              <w:rPr>
+                <w:rFonts w:ascii="맑은 고딕" w:cs="맑은 고딕" w:eastAsia="맑은 고딕" w:hAnsi="맑은 고딕"/>
+              </w:rPr>
+              <w:t xml:space="preserve">으로 </w:t>
+            </w:r>
+            <w:r>
+              <w:rPr>
+                <w:rFonts w:ascii="맑은 고딕" w:cs="맑은 고딕" w:eastAsia="맑은 고딕" w:hAnsi="맑은 고딕"/>
+                <w:b/>
+                <w:bCs/>
+                <w:color w:val="C4453C"/>
+              </w:rPr>
+              <w:t xml:space="preserve">[엔드포인트 경로]</w:t>
+            </w:r>
+            <w:r>
+              <w:rPr>
+                <w:rFonts w:ascii="맑은 고딕" w:cs="맑은 고딕" w:eastAsia="맑은 고딕" w:hAnsi="맑은 고딕"/>
+              </w:rPr>
+              <w:t xml:space="preserve">에 GET 요청을 보내는 API 모듈을 </w:t>
+            </w:r>
+            <w:r>
+              <w:rPr>
+                <w:rFonts w:ascii="맑은 고딕" w:cs="맑은 고딕" w:eastAsia="맑은 고딕" w:hAnsi="맑은 고딕"/>
+                <w:b/>
+                <w:bCs/>
+                <w:color w:val="C4453C"/>
+              </w:rPr>
+              <w:t xml:space="preserve">[모듈 폴더 경로]</w:t>
+            </w:r>
+            <w:r>
+              <w:rPr>
+                <w:rFonts w:ascii="맑은 고딕" w:cs="맑은 고딕" w:eastAsia="맑은 고딕" w:hAnsi="맑은 고딕"/>
+              </w:rPr>
+              <w:t xml:space="preserve">에 만들 계획을 보여줘.</w:t>
+            </w:r>
+          </w:p>
+          <w:p>
+            <w:pPr>
+              <w:spacing w:after="30" w:line="290"/>
+            </w:pPr>
+            <w:r>
+              <w:rPr>
+                <w:rFonts w:ascii="맑은 고딕" w:cs="맑은 고딕" w:eastAsia="맑은 고딕" w:hAnsi="맑은 고딕"/>
+              </w:rPr>
+              <w:t xml:space="preserve">만들고 나면 실제 응답 상태 코드와 응답 본문 일부를 알려줘. 인증 정보는 내가 직접 넣을 테니 묻지 마.</w:t>
             </w:r>
           </w:p>
         </w:tc>
@@ -18277,7 +18676,7 @@
         <w:rPr>
           <w:rFonts w:ascii="맑은 고딕" w:cs="맑은 고딕" w:eastAsia="맑은 고딕" w:hAnsi="맑은 고딕"/>
         </w:rPr>
-        <w:t xml:space="preserve">4.4  결과를 바꾸는 습관 일곱 가지</w:t>
+        <w:t xml:space="preserve">4.4  프롬프트 작성 요령 일곱 가지</w:t>
       </w:r>
     </w:p>
     <w:p>
@@ -18285,7 +18684,7 @@
         <w:pStyle w:val="ListParagraph"/>
         <w:numPr>
           <w:ilvl w:val="0"/>
-          <w:numId w:val="7"/>
+          <w:numId w:val="8"/>
         </w:numPr>
         <w:spacing w:after="80" w:line="290"/>
       </w:pPr>
@@ -18309,7 +18708,7 @@
         <w:pStyle w:val="ListParagraph"/>
         <w:numPr>
           <w:ilvl w:val="0"/>
-          <w:numId w:val="7"/>
+          <w:numId w:val="8"/>
         </w:numPr>
         <w:spacing w:after="80" w:line="290"/>
       </w:pPr>
@@ -18333,7 +18732,7 @@
         <w:pStyle w:val="ListParagraph"/>
         <w:numPr>
           <w:ilvl w:val="0"/>
-          <w:numId w:val="7"/>
+          <w:numId w:val="8"/>
         </w:numPr>
         <w:spacing w:after="80" w:line="290"/>
       </w:pPr>
@@ -18357,7 +18756,7 @@
         <w:pStyle w:val="ListParagraph"/>
         <w:numPr>
           <w:ilvl w:val="0"/>
-          <w:numId w:val="7"/>
+          <w:numId w:val="8"/>
         </w:numPr>
         <w:spacing w:after="80" w:line="290"/>
       </w:pPr>
@@ -18381,7 +18780,7 @@
         <w:pStyle w:val="ListParagraph"/>
         <w:numPr>
           <w:ilvl w:val="0"/>
-          <w:numId w:val="7"/>
+          <w:numId w:val="8"/>
         </w:numPr>
         <w:spacing w:after="80" w:line="290"/>
       </w:pPr>
@@ -18405,7 +18804,7 @@
         <w:pStyle w:val="ListParagraph"/>
         <w:numPr>
           <w:ilvl w:val="0"/>
-          <w:numId w:val="7"/>
+          <w:numId w:val="8"/>
         </w:numPr>
         <w:spacing w:after="80" w:line="290"/>
       </w:pPr>
@@ -18429,7 +18828,7 @@
         <w:pStyle w:val="ListParagraph"/>
         <w:numPr>
           <w:ilvl w:val="0"/>
-          <w:numId w:val="7"/>
+          <w:numId w:val="8"/>
         </w:numPr>
         <w:spacing w:after="80" w:line="290"/>
       </w:pPr>
@@ -18458,13 +18857,13 @@
           <w:b/>
           <w:bCs/>
         </w:rPr>
-        <w:t xml:space="preserve">하나만 고른다면 3번입니다. </w:t>
+        <w:t xml:space="preserve">가장 중요한 것은 3번입니다. </w:t>
       </w:r>
       <w:r>
         <w:rPr>
           <w:rFonts w:ascii="맑은 고딕" w:cs="맑은 고딕" w:eastAsia="맑은 고딕" w:hAnsi="맑은 고딕"/>
         </w:rPr>
-        <w:t xml:space="preserve">계획을 먼저 보면 AI가 무엇을 오해했는지 실행 전에 알 수 있습니다. 이 습관들은 5장 T00 공통 머리말에 규칙으로 들어 있습니다.</w:t>
+        <w:t xml:space="preserve">계획을 먼저 보면 AI가 무엇을 오해했는지 실행 전에 알 수 있습니다. 이 요령들은 5장 T00 공통 머리말에 규칙으로 들어 있습니다.</w:t>
       </w:r>
     </w:p>
     <w:p>
@@ -19187,7 +19586,7 @@
         <w:rPr>
           <w:rFonts w:ascii="맑은 고딕" w:cs="맑은 고딕" w:eastAsia="맑은 고딕" w:hAnsi="맑은 고딕"/>
         </w:rPr>
-        <w:t xml:space="preserve">Tricentis가 공개한 commander-mcp 스킬팩 1.2.1에는 AI가 따라 하는 워크플로 템플릿 18종이 들어 있습니다. 이 장의 T01~T18은 그 18종에 하나씩 대응하는 사람용 프롬프트 템플릿입니다. 번호 순서도 공식 워크플로 목록(reference/workflows-index.md)과 같습니다.</w:t>
+        <w:t xml:space="preserve">Tricentis가 공개한 commander-mcp 스킬팩 1.2.1에는 AI가 따라 하는 워크플로 템플릿 18종이 들어 있습니다. 이것은 AI용입니다. 이 장의 T00~T18은 이 과정에서 그 18종에 하나씩 맞춰 만든 사람용 프롬프트 템플릿입니다. 번호는 대응 관계를 찾기 쉽게 공식 워크플로 목록(reference/workflows-index.md) 순서를 따랐습니다.</w:t>
       </w:r>
     </w:p>
     <w:p>
@@ -19198,7 +19597,7 @@
         <w:rPr>
           <w:rFonts w:ascii="맑은 고딕" w:cs="맑은 고딕" w:eastAsia="맑은 고딕" w:hAnsi="맑은 고딕"/>
         </w:rPr>
-        <w:t xml:space="preserve">스킬팩을 설치하면 AI가 공식 워크플로 순서를 스스로 따릅니다. 템플릿은 그 워크플로에 필요한 정보(경로, 범위, 값, 확인 방식)를 빠짐없이 넘겨주는 역할을 합니다.</w:t>
+        <w:t xml:space="preserve">스킬팩이 설치돼 있으면 AI는 요청 내용에 맞는 공식 워크플로를 골라 순서대로 따릅니다. 템플릿은 그 워크플로에 필요한 정보(경로, 범위, 값, 확인 방식)를 빠짐없이 넘겨주는 역할을 합니다. 사내에서 만든 템플릿이 있다면 같은 형식(언제 쓰나, 본문, 예시, 도구, 확인할 점)으로 이 장에 추가합니다.</w:t>
       </w:r>
     </w:p>
     <w:p>
@@ -19217,7 +19616,7 @@
         <w:pStyle w:val="ListParagraph"/>
         <w:numPr>
           <w:ilvl w:val="0"/>
-          <w:numId w:val="8"/>
+          <w:numId w:val="9"/>
         </w:numPr>
         <w:spacing w:after="80" w:line="290"/>
       </w:pPr>
@@ -19233,7 +19632,7 @@
         <w:pStyle w:val="ListParagraph"/>
         <w:numPr>
           <w:ilvl w:val="0"/>
-          <w:numId w:val="8"/>
+          <w:numId w:val="9"/>
         </w:numPr>
         <w:spacing w:after="80" w:line="290"/>
       </w:pPr>
@@ -19249,7 +19648,7 @@
         <w:pStyle w:val="ListParagraph"/>
         <w:numPr>
           <w:ilvl w:val="0"/>
-          <w:numId w:val="8"/>
+          <w:numId w:val="9"/>
         </w:numPr>
         <w:spacing w:after="80" w:line="290"/>
       </w:pPr>
@@ -19265,7 +19664,7 @@
         <w:pStyle w:val="ListParagraph"/>
         <w:numPr>
           <w:ilvl w:val="0"/>
-          <w:numId w:val="8"/>
+          <w:numId w:val="9"/>
         </w:numPr>
         <w:spacing w:after="80" w:line="290"/>
       </w:pPr>
@@ -19281,7 +19680,7 @@
         <w:pStyle w:val="ListParagraph"/>
         <w:numPr>
           <w:ilvl w:val="0"/>
-          <w:numId w:val="8"/>
+          <w:numId w:val="9"/>
         </w:numPr>
         <w:spacing w:after="80" w:line="290"/>
       </w:pPr>
@@ -19297,7 +19696,7 @@
         <w:pStyle w:val="ListParagraph"/>
         <w:numPr>
           <w:ilvl w:val="0"/>
-          <w:numId w:val="8"/>
+          <w:numId w:val="9"/>
         </w:numPr>
         <w:spacing w:after="80" w:line="290"/>
       </w:pPr>
@@ -22270,7 +22669,7 @@
               <w:rPr>
                 <w:rFonts w:ascii="맑은 고딕" w:cs="맑은 고딕" w:eastAsia="맑은 고딕" w:hAnsi="맑은 고딕"/>
               </w:rPr>
-              <w:t xml:space="preserve">5. 이름이나 설명을 바꿀 때는 메뉴 작업 말고 속성 변경(set_attribute)으로 해.</w:t>
+              <w:t xml:space="preserve">5. 이름, 설명, 작업 상태(TestCaseWorkState)는 메뉴 작업 말고 속성 변경(set_attribute)으로 바꿔.</w:t>
             </w:r>
           </w:p>
           <w:p>
@@ -25099,6 +25498,12 @@
                 <w:color w:val="C4453C"/>
               </w:rPr>
               <w:t xml:space="preserve">[PLANNED / IN_WORK / COMPLETED]</w:t>
+            </w:r>
+            <w:r>
+              <w:rPr>
+                <w:rFonts w:ascii="맑은 고딕" w:cs="맑은 고딕" w:eastAsia="맑은 고딕" w:hAnsi="맑은 고딕"/>
+              </w:rPr>
+              <w:t xml:space="preserve">, 속성 변경(set_attribute)으로</w:t>
             </w:r>
           </w:p>
           <w:p>
@@ -25463,7 +25868,7 @@
                 <w:sz w:val="18"/>
                 <w:szCs w:val="18"/>
               </w:rPr>
-              <w:t xml:space="preserve">모듈이 없는 스텝은 사람이 XScan으로 스캔해야 한다. 버퍼 값은 소비하는 쪽에서 {B[이름]}으로 참조된다.</w:t>
+              <w:t xml:space="preserve">모듈이 없는 스텝은 사람이 XScan으로 스캔해야 한다. 비밀번호 같은 값은 프롬프트에 쓰지 말고 TCP 참조 {CP[이름]}로 넣는다. 버퍼 값은 소비하는 쪽에서 {B[이름]}으로 참조된다.</w:t>
             </w:r>
           </w:p>
         </w:tc>
@@ -26549,7 +26954,7 @@
                 <w:sz w:val="18"/>
                 <w:szCs w:val="18"/>
               </w:rPr>
-              <w:t xml:space="preserve">실행은 한 번에 하나. 같은 ExecutionList를 다시 돌리면 이전 결과가 덮이므로, 비교가 필요하면 먼저 보관(Archive actual ExecutionLog)을 요청한다. Patch 버전에 따라 ExecutionList 실행은 지원되지 않을 수 있다.</w:t>
+              <w:t xml:space="preserve">실행은 한 번에 하나. 같은 ExecutionList를 다시 돌리면 이전 결과가 덮이므로, 비교가 필요하면 먼저 보관(Archive actual ExecutionLog)을 요청한다. Tosca 2026.1 문서는 검증 실행을 테스트케이스 단위로 설명하므로, 패치 버전에 따라 ExecutionList 실행은 안 될 수 있다.</w:t>
             </w:r>
           </w:p>
         </w:tc>
@@ -30532,7 +30937,7 @@
                 <w:sz w:val="18"/>
                 <w:szCs w:val="18"/>
               </w:rPr>
-              <w:t xml:space="preserve">체크인은 멀티 유저에서만 된다. 오래 편집할 때는 시작 전에 update_all로 최신 내용을 받아 두면 충돌이 줄어든다.</w:t>
+              <w:t xml:space="preserve">체크인은 멀티 유저에서만 되고, 내가 체크아웃한 객체를 전부 체크인한다. create_test_cases로 만든 테스트케이스는 만들 때 이미 저장·체크인된다. 오래 편집할 때는 시작 전에 update_all로 최신 내용을 받아 두면 충돌이 줄어든다.</w:t>
             </w:r>
           </w:p>
         </w:tc>
@@ -30607,7 +31012,7 @@
               <w:rPr>
                 <w:rFonts w:ascii="맑은 고딕" w:cs="맑은 고딕" w:eastAsia="맑은 고딕" w:hAnsi="맑은 고딕"/>
               </w:rPr>
-              <w:t xml:space="preserve">이번 작업에서 바뀐 객체 목록을 경로와 함께 보여주고 저장해줘. (멀티 유저라면) 내가 목록을 확인한 뒤 체크인까지 해줘. 체크인 코멘트는 '</w:t>
+              <w:t xml:space="preserve">이번 대화에서 바꾸거나 체크아웃한 객체 목록을 경로와 함께 보여주고 저장해줘. (멀티 유저라면) 체크인은 체크아웃한 객체 전부에 적용되니, 내가 목록을 확인한 뒤 체크인해줘. 체크인 코멘트는 '</w:t>
             </w:r>
             <w:r>
               <w:rPr>
@@ -34945,7 +35350,7 @@
                 <w:sz w:val="18"/>
                 <w:szCs w:val="18"/>
               </w:rPr>
-              <w:t xml:space="preserve">대상 또는 상위 폴더가 체크아웃되지 않음 (멀티 유저)</w:t>
+              <w:t xml:space="preserve">작업 이름이 현재 메뉴 목록에 없음. 이름이 다르거나, 멀티 유저에서 체크아웃 전</w:t>
             </w:r>
           </w:p>
         </w:tc>
@@ -34978,7 +35383,7 @@
                 <w:sz w:val="18"/>
                 <w:szCs w:val="18"/>
               </w:rPr>
-              <w:t xml:space="preserve">"상위 폴더를 Checkout 한 다음 다시 시도해줘"</w:t>
+              <w:t xml:space="preserve">"작업 목록을 다시 보고 정확한 이름으로 실행해줘". 멀티 유저라면 대상을 먼저 Checkout (자식 생성·삭제는 상위 폴더)</w:t>
             </w:r>
           </w:p>
         </w:tc>
@@ -35156,7 +35561,7 @@
                 <w:sz w:val="18"/>
                 <w:szCs w:val="18"/>
               </w:rPr>
-              <w:t xml:space="preserve">이름·설명 변경을 메뉴 작업으로 실행함</w:t>
+              <w:t xml:space="preserve">이름·설명·작업 상태 변경을 메뉴 작업으로 실행함</w:t>
             </w:r>
           </w:p>
         </w:tc>
@@ -35439,7 +35844,7 @@
                 <w:sz w:val="18"/>
                 <w:szCs w:val="18"/>
               </w:rPr>
-              <w:t xml:space="preserve">바꾼 내용이 사라짐</w:t>
+              <w:t xml:space="preserve">바꾼 내용이 사라짐, 실행에 안 들어감</w:t>
             </w:r>
           </w:p>
         </w:tc>
@@ -35473,7 +35878,7 @@
                 <w:sz w:val="18"/>
                 <w:szCs w:val="18"/>
               </w:rPr>
-              <w:t xml:space="preserve">저장하지 않고 Commander를 닫음</w:t>
+              <w:t xml:space="preserve">값을 바꾼 뒤 저장하지 않음 (실행도 저장된 상태로 돈다)</w:t>
             </w:r>
           </w:p>
         </w:tc>
@@ -35507,7 +35912,7 @@
                 <w:sz w:val="18"/>
                 <w:szCs w:val="18"/>
               </w:rPr>
-              <w:t xml:space="preserve">작업 끝에 항상 저장 요청 (save_workspace)</w:t>
+              <w:t xml:space="preserve">값을 바꾸면 실행 전과 작업 끝에 저장 요청 (save_workspace)</w:t>
             </w:r>
           </w:p>
         </w:tc>
@@ -35784,7 +36189,7 @@
                 <w:sz w:val="18"/>
                 <w:szCs w:val="18"/>
               </w:rPr>
-              <w:t xml:space="preserve">XScan. AI는 기존 모듈만 재사용하므로 새 화면은 사람이 XScan으로 스캔합니다.</w:t>
+              <w:t xml:space="preserve">XScan. AI는 화면을 스캔해 UI 모듈을 만들 수 없으므로 새 화면은 사람이 XScan으로 스캔합니다.</w:t>
             </w:r>
           </w:p>
         </w:tc>
@@ -37142,6 +37547,12 @@
       <w:startOverride w:val="1"/>
     </w:lvlOverride>
   </w:num>
+  <w:num w:numId="9">
+    <w:abstractNumId w:val="3"/>
+    <w:lvlOverride w:ilvl="0">
+      <w:startOverride w:val="1"/>
+    </w:lvlOverride>
+  </w:num>
 </w:numbering>
 </file>
 

--- a/tosca-mcp-training/Tosca_Commander_MCP_실습워크북.docx
+++ b/tosca-mcp-training/Tosca_Commander_MCP_실습워크북.docx
@@ -1204,7 +1204,7 @@
                 <w:sz w:val="18"/>
                 <w:szCs w:val="18"/>
               </w:rPr>
-              <w:t xml:space="preserve">1~12</w:t>
+              <w:t xml:space="preserve">1~13</w:t>
             </w:r>
           </w:p>
         </w:tc>
@@ -1345,7 +1345,7 @@
                 <w:sz w:val="18"/>
                 <w:szCs w:val="18"/>
               </w:rPr>
-              <w:t xml:space="preserve">12</w:t>
+              <w:t xml:space="preserve">14~15</w:t>
             </w:r>
           </w:p>
         </w:tc>
@@ -1482,7 +1482,7 @@
                 <w:sz w:val="18"/>
                 <w:szCs w:val="18"/>
               </w:rPr>
-              <w:t xml:space="preserve">13~22</w:t>
+              <w:t xml:space="preserve">16~33</w:t>
             </w:r>
           </w:p>
         </w:tc>
@@ -1623,7 +1623,7 @@
                 <w:sz w:val="18"/>
                 <w:szCs w:val="18"/>
               </w:rPr>
-              <w:t xml:space="preserve">23~28</w:t>
+              <w:t xml:space="preserve">34~39</w:t>
             </w:r>
           </w:p>
         </w:tc>
@@ -1760,7 +1760,7 @@
                 <w:sz w:val="18"/>
                 <w:szCs w:val="18"/>
               </w:rPr>
-              <w:t xml:space="preserve">29~32</w:t>
+              <w:t xml:space="preserve">40~44</w:t>
             </w:r>
           </w:p>
         </w:tc>
@@ -1901,7 +1901,7 @@
                 <w:sz w:val="18"/>
                 <w:szCs w:val="18"/>
               </w:rPr>
-              <w:t xml:space="preserve"/>
+              <w:t xml:space="preserve">12, 33, 46</w:t>
             </w:r>
           </w:p>
         </w:tc>
@@ -10880,7 +10880,7 @@
         <w:rPr>
           <w:rFonts w:ascii="맑은 고딕" w:cs="맑은 고딕" w:eastAsia="맑은 고딕" w:hAnsi="맑은 고딕"/>
         </w:rPr>
-        <w:t xml:space="preserve">  경로가 TestCases/MCP실습/[내 이름]/로그인 실패_수동 이다</w:t>
+        <w:t xml:space="preserve">  TestCases/MCP실습/[내 이름] 폴더에 '로그인 실패_수동'이 생겼다</w:t>
       </w:r>
     </w:p>
     <w:p>

--- a/tosca-mcp-training/Tosca_Commander_MCP_실습워크북.docx
+++ b/tosca-mcp-training/Tosca_Commander_MCP_실습워크북.docx
@@ -51,7 +51,7 @@
           <w:sz w:val="30"/>
           <w:szCs w:val="30"/>
         </w:rPr>
-        <w:t xml:space="preserve">AI 어시스턴트로 테스트케이스 만들기</w:t>
+        <w:t xml:space="preserve">VS Code + GitHub Copilot으로 테스트케이스 만들기</w:t>
       </w:r>
     </w:p>
     <w:p>
@@ -65,7 +65,7 @@
           <w:sz w:val="19"/>
           <w:szCs w:val="19"/>
         </w:rPr>
-        <w:t xml:space="preserve">Tosca Commander 2026.1 LTS Patch 1 이상 · commander-mcp 스킬팩 1.2.1 기준</w:t>
+        <w:t xml:space="preserve">Tosca Commander 2026.1 LTS Patch 1 이상 · VS Code + GitHub Copilot · commander-mcp 스킬팩 1.2.1 기준</w:t>
       </w:r>
     </w:p>
     <w:p>
@@ -435,7 +435,7 @@
                 <w:sz w:val="18"/>
                 <w:szCs w:val="18"/>
               </w:rPr>
-              <w:t xml:space="preserve">사용한 AI 클라이언트</w:t>
+              <w:t xml:space="preserve">VS Code 버전</w:t>
             </w:r>
           </w:p>
         </w:tc>
@@ -1277,7 +1277,7 @@
                 <w:sz w:val="18"/>
                 <w:szCs w:val="18"/>
               </w:rPr>
-              <w:t xml:space="preserve">실습 준비: 사전 점검, 클라이언트별 연결 설정, 스킬팩 설치</w:t>
+              <w:t xml:space="preserve">실습 준비: 사전 점검, VS Code 연결 설정, 스킬팩 설치, 도구 실행 승인, 실습 환경</w:t>
             </w:r>
           </w:p>
         </w:tc>
@@ -1345,7 +1345,7 @@
                 <w:sz w:val="18"/>
                 <w:szCs w:val="18"/>
               </w:rPr>
-              <w:t xml:space="preserve">14~15</w:t>
+              <w:t xml:space="preserve">14~16</w:t>
             </w:r>
           </w:p>
         </w:tc>
@@ -1416,7 +1416,7 @@
                 <w:sz w:val="18"/>
                 <w:szCs w:val="18"/>
               </w:rPr>
-              <w:t xml:space="preserve">실습 Lab 0~5: 연결 확인부터 저장까지</w:t>
+              <w:t xml:space="preserve">실습 Lab 1~6</w:t>
             </w:r>
           </w:p>
         </w:tc>
@@ -1482,7 +1482,7 @@
                 <w:sz w:val="18"/>
                 <w:szCs w:val="18"/>
               </w:rPr>
-              <w:t xml:space="preserve">16~33</w:t>
+              <w:t xml:space="preserve">17~33</w:t>
             </w:r>
           </w:p>
         </w:tc>
@@ -1943,7 +1943,7 @@
         <w:rPr>
           <w:rFonts w:ascii="맑은 고딕" w:cs="맑은 고딕" w:eastAsia="맑은 고딕" w:hAnsi="맑은 고딕"/>
         </w:rPr>
-        <w:t xml:space="preserve">실습에 쓰는 워크스페이스는 1인 1개 싱글 유저 워크스페이스입니다. 다른 사람 작업에 영향을 주지 않습니다.</w:t>
+        <w:t xml:space="preserve">실습 환경(워크스페이스, 대상 앱, 계정)은 2.5에 정리되어 있습니다.</w:t>
       </w:r>
     </w:p>
     <w:p>
@@ -1959,7 +1959,7 @@
         <w:rPr>
           <w:rFonts w:ascii="맑은 고딕" w:cs="맑은 고딕" w:eastAsia="맑은 고딕" w:hAnsi="맑은 고딕"/>
         </w:rPr>
-        <w:t xml:space="preserve">실습은 Lab 0부터 Lab 5까지 한 대화창에서 이어서 진행합니다. 대화를 새로 열면 AI가 앞에서 한 작업을 기억하지 못합니다.</w:t>
+        <w:t xml:space="preserve">실습은 처음부터 끝까지 VS Code의 한 채팅 세션에서 이어서 진행합니다. 새 채팅을 열면 Copilot이 앞에서 한 작업을 기억하지 못합니다.</w:t>
       </w:r>
     </w:p>
     <w:p>
@@ -1975,7 +1975,7 @@
         <w:rPr>
           <w:rFonts w:ascii="맑은 고딕" w:cs="맑은 고딕" w:eastAsia="맑은 고딕" w:hAnsi="맑은 고딕"/>
         </w:rPr>
-        <w:t xml:space="preserve">AI 어시스턴트의 답은 매번 문구가 조금씩 다릅니다. 워크북의 화면 예시와 똑같지 않아도 확인 포인트만 맞으면 됩니다.</w:t>
+        <w:t xml:space="preserve">Copilot의 답은 매번 문구가 조금씩 다릅니다. 워크북의 예시와 똑같지 않아도 확인 포인트만 맞으면 됩니다.</w:t>
       </w:r>
     </w:p>
     <w:p>
@@ -1991,7 +1991,7 @@
         <w:rPr>
           <w:rFonts w:ascii="맑은 고딕" w:cs="맑은 고딕" w:eastAsia="맑은 고딕" w:hAnsi="맑은 고딕"/>
         </w:rPr>
-        <w:t xml:space="preserve">AI가 쓰는 모델은 대부분 클라우드에서 동작합니다. 실습 밖에서 쓸 때는 사내 AI 사용 정책을 먼저 확인하세요.</w:t>
+        <w:t xml:space="preserve">Copilot의 모델은 클라우드에서 동작합니다. 실습 밖에서 쓸 때는 사내 AI 사용 정책을 먼저 확인하세요.</w:t>
       </w:r>
     </w:p>
     <w:p>
@@ -2036,7 +2036,7 @@
         <w:rPr>
           <w:rFonts w:ascii="맑은 고딕" w:cs="맑은 고딕" w:eastAsia="맑은 고딕" w:hAnsi="맑은 고딕"/>
         </w:rPr>
-        <w:t xml:space="preserve">예전에는 AI 앱과 프로그램을 연결하려면 조합마다 연동을 따로 만들어야 했습니다. MCP는 규격이 하나이므로 AI 앱과 프로그램이 각자 MCP만 지원하면 서로 연결됩니다. Tosca 쪽은 MCP 서버 하나만 만들면 Copilot, Cursor, Claude 어디서든 쓸 수 있습니다.</w:t>
+        <w:t xml:space="preserve">예전에는 AI 앱과 프로그램을 연결하려면 조합마다 연동을 따로 만들어야 했습니다. MCP는 규격이 하나이므로 AI 앱과 프로그램이 각자 MCP만 지원하면 서로 연결됩니다. VS Code의 GitHub Copilot도 MCP를 지원하므로, Commander의 MCP 서버 주소만 등록하면 Copilot이 Tosca 도구를 쓸 수 있습니다.</w:t>
       </w:r>
     </w:p>
     <w:tbl>
@@ -2266,7 +2266,7 @@
                 <w:sz w:val="18"/>
                 <w:szCs w:val="18"/>
               </w:rPr>
-              <w:t xml:space="preserve">VS Code + GitHub Copilot, Cursor, Claude Desktop, Claude Code</w:t>
+              <w:t xml:space="preserve">VS Code + GitHub Copilot</w:t>
             </w:r>
           </w:p>
         </w:tc>
@@ -2373,7 +2373,7 @@
                 <w:sz w:val="18"/>
                 <w:szCs w:val="18"/>
               </w:rPr>
-              <w:t xml:space="preserve">자동으로 동작하므로 따로 다룰 일 없음</w:t>
+              <w:t xml:space="preserve">VS Code 안에서 자동으로 동작하므로 따로 다룰 일 없음</w:t>
             </w:r>
           </w:p>
         </w:tc>
@@ -2519,7 +2519,7 @@
         <w:rPr>
           <w:rFonts w:ascii="맑은 고딕" w:cs="맑은 고딕" w:eastAsia="맑은 고딕" w:hAnsi="맑은 고딕"/>
         </w:rPr>
-        <w:t xml:space="preserve">사람이 AI 어시스턴트에 문장으로 요청합니다.</w:t>
+        <w:t xml:space="preserve">사람이 Copilot 채팅 창에 문장으로 요청합니다.</w:t>
       </w:r>
     </w:p>
     <w:p>
@@ -3040,7 +3040,7 @@
                 <w:sz w:val="18"/>
                 <w:szCs w:val="18"/>
               </w:rPr>
-              <w:t xml:space="preserve">테스트된 클라이언트</w:t>
+              <w:t xml:space="preserve">AI 클라이언트</w:t>
             </w:r>
           </w:p>
         </w:tc>
@@ -3073,7 +3073,7 @@
                 <w:sz w:val="18"/>
                 <w:szCs w:val="18"/>
               </w:rPr>
-              <w:t xml:space="preserve">Claude Code, Claude Desktop, Cursor, Visual Studio Code (Tricentis 문서 기준)</w:t>
+              <w:t xml:space="preserve">이 과정은 VS Code + GitHub Copilot을 씀. VS Code는 Tricentis 문서에 테스트된 클라이언트로 나와 있음</w:t>
             </w:r>
           </w:p>
         </w:tc>
@@ -3166,7 +3166,7 @@
         <w:rPr>
           <w:rFonts w:ascii="맑은 고딕" w:cs="맑은 고딕" w:eastAsia="맑은 고딕" w:hAnsi="맑은 고딕"/>
         </w:rPr>
-        <w:t xml:space="preserve">지금 연결된 서버가 어떤 도구를 제공하는지는 AI에게 직접 물어보면 됩니다. Tricentis 문서도 'Give me a list of all available tools'처럼 도구 목록을 요청하라고 안내합니다. 스킬팩 1.2.1 기준 도구는 32개이며, 전체 목록은 부록 A에 있습니다.</w:t>
+        <w:t xml:space="preserve">지금 연결된 서버가 어떤 도구를 제공하는지는 VS Code의 Open Customizations → Tools에서 tosca-commander 묶음을 펼쳐 보거나 Copilot에게 직접 물어보면 됩니다. Tricentis 문서도 'Give me a list of all available tools'처럼 도구 목록을 요청하라고 안내합니다. 스킬팩 1.2.1 기준 도구는 32개이며, 전체 목록은 부록 A에 있습니다.</w:t>
       </w:r>
     </w:p>
     <w:p>
@@ -5075,7 +5075,7 @@
         <w:rPr>
           <w:rFonts w:ascii="맑은 고딕" w:cs="맑은 고딕" w:eastAsia="맑은 고딕" w:hAnsi="맑은 고딕"/>
         </w:rPr>
-        <w:t xml:space="preserve">  강사가 배포한 실습 워크스페이스를 열었다</w:t>
+        <w:t xml:space="preserve">  실습 워크스페이스를 열었다</w:t>
       </w:r>
     </w:p>
     <w:p>
@@ -5094,7 +5094,7 @@
         <w:rPr>
           <w:rFonts w:ascii="맑은 고딕" w:cs="맑은 고딕" w:eastAsia="맑은 고딕" w:hAnsi="맑은 고딕"/>
         </w:rPr>
-        <w:t xml:space="preserve">  사내에서 허용된 AI 클라이언트를 설치하고 로그인했다</w:t>
+        <w:t xml:space="preserve">  VS Code를 최신 버전으로 올리고 GitHub Copilot에 로그인했다</w:t>
       </w:r>
     </w:p>
     <w:p>
@@ -5113,7 +5113,7 @@
         <w:rPr>
           <w:rFonts w:ascii="맑은 고딕" w:cs="맑은 고딕" w:eastAsia="맑은 고딕" w:hAnsi="맑은 고딕"/>
         </w:rPr>
-        <w:t xml:space="preserve">  브라우저에서 https://demowebshop.tricentis.com 이 열린다</w:t>
+        <w:t xml:space="preserve">  회사 Copilot 계정(Business, Enterprise)이라면 'MCP servers in Copilot' 정책이 허용됐는지 관리자에게 확인했다</w:t>
       </w:r>
     </w:p>
     <w:p>
@@ -5132,7 +5132,7 @@
         <w:rPr>
           <w:rFonts w:ascii="맑은 고딕" w:cs="맑은 고딕" w:eastAsia="맑은 고딕" w:hAnsi="맑은 고딕"/>
         </w:rPr>
-        <w:t xml:space="preserve">  강사에게 실습 계정을 받았다</w:t>
+        <w:t xml:space="preserve">  VS Code에서 실습용 프로젝트 폴더를 열었고, 그 폴더에 스킬팩 VS Code용 지침을 설치했다 (2.3)</w:t>
       </w:r>
     </w:p>
     <w:p>
@@ -5151,7 +5151,7 @@
         <w:rPr>
           <w:rFonts w:ascii="맑은 고딕" w:cs="맑은 고딕" w:eastAsia="맑은 고딕" w:hAnsi="맑은 고딕"/>
         </w:rPr>
-        <w:t xml:space="preserve">  commander-mcp 스킬팩을 설치했다 (2.3 참고)</w:t>
+        <w:t xml:space="preserve">  [실습 대상 앱에 접속된다]</w:t>
       </w:r>
     </w:p>
     <w:p>
@@ -5170,7 +5170,26 @@
         <w:rPr>
           <w:rFonts w:ascii="맑은 고딕" w:cs="맑은 고딕" w:eastAsia="맑은 고딕" w:hAnsi="맑은 고딕"/>
         </w:rPr>
-        <w:t xml:space="preserve">  사내 AI 사용 정책상 워크스페이스 정보를 AI 어시스턴트로 보내도 되는지 확인했다</w:t>
+        <w:t xml:space="preserve">  [실습 계정을 받았다]</w:t>
+      </w:r>
+    </w:p>
+    <w:p>
+      <w:pPr>
+        <w:spacing w:after="70" w:line="290"/>
+        <w:ind w:left="360" w:hanging="360"/>
+      </w:pPr>
+      <w:r>
+        <w:rPr>
+          <w:rFonts w:ascii="맑은 고딕" w:cs="맑은 고딕" w:eastAsia="맑은 고딕" w:hAnsi="맑은 고딕"/>
+          <w:color w:val="0F4C5C"/>
+        </w:rPr>
+        <w:t xml:space="preserve">☐</w:t>
+      </w:r>
+      <w:r>
+        <w:rPr>
+          <w:rFonts w:ascii="맑은 고딕" w:cs="맑은 고딕" w:eastAsia="맑은 고딕" w:hAnsi="맑은 고딕"/>
+        </w:rPr>
+        <w:t xml:space="preserve">  사내 AI 사용 정책상 워크스페이스 정보를 Copilot으로 보내도 되는지 확인했다</w:t>
       </w:r>
     </w:p>
     <w:p>
@@ -5181,7 +5200,7 @@
         <w:rPr>
           <w:rFonts w:ascii="맑은 고딕" w:cs="맑은 고딕" w:eastAsia="맑은 고딕" w:hAnsi="맑은 고딕"/>
         </w:rPr>
-        <w:t xml:space="preserve">2.2  클라이언트별 연결 설정</w:t>
+        <w:t xml:space="preserve">2.2  VS Code에 서버 주소 등록</w:t>
       </w:r>
     </w:p>
     <w:p>
@@ -5192,24 +5211,93 @@
         <w:rPr>
           <w:rFonts w:ascii="맑은 고딕" w:cs="맑은 고딕" w:eastAsia="맑은 고딕" w:hAnsi="맑은 고딕"/>
         </w:rPr>
-        <w:t xml:space="preserve">어느 클라이언트든 Commander MCP Server 주소 한 줄을 등록하면 됩니다. 서버 이름은 스킬팩 안내와 같게 tosca-commander로 맞춥니다.</w:t>
+        <w:t xml:space="preserve">Commander MCP Server 주소 한 줄을 VS Code에 등록합니다. 서버 ID는 스킬팩 안내와 같게 tosca-commander로 맞춥니다.</w:t>
       </w:r>
     </w:p>
     <w:p>
       <w:pPr>
-        <w:pStyle w:val="Heading3"/>
+        <w:pStyle w:val="ListParagraph"/>
+        <w:numPr>
+          <w:ilvl w:val="0"/>
+          <w:numId w:val="4"/>
+        </w:numPr>
+        <w:spacing w:after="80" w:line="290"/>
       </w:pPr>
       <w:r>
         <w:rPr>
           <w:rFonts w:ascii="맑은 고딕" w:cs="맑은 고딕" w:eastAsia="맑은 고딕" w:hAnsi="맑은 고딕"/>
         </w:rPr>
-        <w:t xml:space="preserve">VS Code + GitHub Copilot</w:t>
+        <w:t xml:space="preserve">명령 팔레트(Ctrl+Shift+P)에서 MCP: Add Server를 실행합니다.</w:t>
+      </w:r>
+    </w:p>
+    <w:p>
+      <w:pPr>
+        <w:pStyle w:val="ListParagraph"/>
+        <w:numPr>
+          <w:ilvl w:val="0"/>
+          <w:numId w:val="4"/>
+        </w:numPr>
+        <w:spacing w:after="80" w:line="290"/>
+      </w:pPr>
+      <w:r>
+        <w:rPr>
+          <w:rFonts w:ascii="맑은 고딕" w:cs="맑은 고딕" w:eastAsia="맑은 고딕" w:hAnsi="맑은 고딕"/>
+        </w:rPr>
+        <w:t xml:space="preserve">HTTP (HTTP or Server-Sent Events)를 고르고 서버 주소를 넣습니다.</w:t>
+      </w:r>
+    </w:p>
+    <w:p>
+      <w:pPr>
+        <w:pStyle w:val="ListParagraph"/>
+        <w:numPr>
+          <w:ilvl w:val="0"/>
+          <w:numId w:val="4"/>
+        </w:numPr>
+        <w:spacing w:after="80" w:line="290"/>
+      </w:pPr>
+      <w:r>
+        <w:rPr>
+          <w:rFonts w:ascii="맑은 고딕" w:cs="맑은 고딕" w:eastAsia="맑은 고딕" w:hAnsi="맑은 고딕"/>
+        </w:rPr>
+        <w:t xml:space="preserve">서버 ID에 tosca-commander를 넣습니다.</w:t>
+      </w:r>
+    </w:p>
+    <w:p>
+      <w:pPr>
+        <w:pStyle w:val="ListParagraph"/>
+        <w:numPr>
+          <w:ilvl w:val="0"/>
+          <w:numId w:val="4"/>
+        </w:numPr>
+        <w:spacing w:after="80" w:line="290"/>
+      </w:pPr>
+      <w:r>
+        <w:rPr>
+          <w:rFonts w:ascii="맑은 고딕" w:cs="맑은 고딕" w:eastAsia="맑은 고딕" w:hAnsi="맑은 고딕"/>
+        </w:rPr>
+        <w:t xml:space="preserve">저장 위치는 Global → Copilot Global을 고릅니다.</w:t>
+      </w:r>
+    </w:p>
+    <w:p>
+      <w:pPr>
+        <w:pStyle w:val="ListParagraph"/>
+        <w:numPr>
+          <w:ilvl w:val="0"/>
+          <w:numId w:val="4"/>
+        </w:numPr>
+        <w:spacing w:after="80" w:line="290"/>
+      </w:pPr>
+      <w:r>
+        <w:rPr>
+          <w:rFonts w:ascii="맑은 고딕" w:cs="맑은 고딕" w:eastAsia="맑은 고딕" w:hAnsi="맑은 고딕"/>
+        </w:rPr>
+        <w:t xml:space="preserve">채팅 창에서 Agent를 고르고, Open Customizations → Tools에서 tosca-commander 도구가 켜져 있는지 봅니다.</w:t>
       </w:r>
     </w:p>
     <w:p>
       <w:pPr>
         <w:keepNext/>
-        <w:spacing w:after="80" w:before="0" w:line="300"/>
+        <w:spacing w:after="80" w:before="160" w:line="300"/>
       </w:pPr>
       <w:r>
         <w:rPr>
@@ -5217,14 +5305,10 @@
           <w:b/>
           <w:bCs/>
           <w:color w:val="0F4C5C"/>
+          <w:sz w:val="19"/>
+          <w:szCs w:val="19"/>
         </w:rPr>
-        <w:t xml:space="preserve">설정 위치  </w:t>
-      </w:r>
-      <w:r>
-        <w:rPr>
-          <w:rFonts w:ascii="맑은 고딕" w:cs="맑은 고딕" w:eastAsia="맑은 고딕" w:hAnsi="맑은 고딕"/>
-        </w:rPr>
-        <w:t xml:space="preserve">프로젝트 폴더의 .vscode/mcp.json</w:t>
+        <w:t xml:space="preserve">저장되는 내용 (~/.copilot/mcp-config.json)</w:t>
       </w:r>
     </w:p>
     <w:tbl>
@@ -5287,7 +5371,7 @@
                 <w:sz w:val="17"/>
                 <w:szCs w:val="17"/>
               </w:rPr>
-              <w:t xml:space="preserve">  "servers": {</w:t>
+              <w:t xml:space="preserve">  "mcpServers": {</w:t>
             </w:r>
           </w:p>
           <w:p>
@@ -5373,7 +5457,7 @@
     </w:tbl>
     <w:p>
       <w:pPr>
-        <w:spacing w:after="160" w:before="80" w:line="300"/>
+        <w:spacing w:after="120" w:before="80" w:line="300"/>
       </w:pPr>
       <w:r>
         <w:rPr>
@@ -5382,30 +5466,18 @@
           <w:bCs/>
           <w:color w:val="0F4C5C"/>
         </w:rPr>
-        <w:t xml:space="preserve">참고  </w:t>
+        <w:t xml:space="preserve">파일 형식  </w:t>
       </w:r>
       <w:r>
         <w:rPr>
           <w:rFonts w:ascii="맑은 고딕" w:cs="맑은 고딕" w:eastAsia="맑은 고딕" w:hAnsi="맑은 고딕"/>
         </w:rPr>
-        <w:t xml:space="preserve">Copilot Chat을 Agent 모드로 바꿔야 도구가 보인다.</w:t>
+        <w:t xml:space="preserve">예전 안내에 나오는 .vscode/mcp.json은 servers 키를 쓰고, Copilot 설정 파일(mcp-config.json)은 mcpServers 키를 씁니다. 두 형식을 섞어 쓰지 않습니다.</w:t>
       </w:r>
     </w:p>
     <w:p>
       <w:pPr>
-        <w:pStyle w:val="Heading3"/>
-      </w:pPr>
-      <w:r>
-        <w:rPr>
-          <w:rFonts w:ascii="맑은 고딕" w:cs="맑은 고딕" w:eastAsia="맑은 고딕" w:hAnsi="맑은 고딕"/>
-        </w:rPr>
-        <w:t xml:space="preserve">Cursor</w:t>
-      </w:r>
-    </w:p>
-    <w:p>
-      <w:pPr>
-        <w:keepNext/>
-        <w:spacing w:after="80" w:before="0" w:line="300"/>
+        <w:spacing w:after="120" w:before="0" w:line="300"/>
       </w:pPr>
       <w:r>
         <w:rPr>
@@ -5414,13 +5486,83 @@
           <w:bCs/>
           <w:color w:val="0F4C5C"/>
         </w:rPr>
-        <w:t xml:space="preserve">설정 위치  </w:t>
+        <w:t xml:space="preserve">포트 안내  </w:t>
       </w:r>
       <w:r>
         <w:rPr>
           <w:rFonts w:ascii="맑은 고딕" w:cs="맑은 고딕" w:eastAsia="맑은 고딕" w:hAnsi="맑은 고딕"/>
         </w:rPr>
-        <w:t xml:space="preserve">Settings → MCP → Add server (또는 .cursor/mcp.json)</w:t>
+        <w:t xml:space="preserve">46248은 기본값입니다. 디버그 빌드는 8080을 쓰고, Commander MCP 설정에서 포트를 바꿨다면 그 값을 넣습니다.</w:t>
+      </w:r>
+    </w:p>
+    <w:p>
+      <w:pPr>
+        <w:spacing w:after="120" w:before="0" w:line="300"/>
+      </w:pPr>
+      <w:r>
+        <w:rPr>
+          <w:rFonts w:ascii="맑은 고딕" w:cs="맑은 고딕" w:eastAsia="맑은 고딕" w:hAnsi="맑은 고딕"/>
+          <w:b/>
+          <w:bCs/>
+          <w:color w:val="0F4C5C"/>
+        </w:rPr>
+        <w:t xml:space="preserve">처음 시작할 때  </w:t>
+      </w:r>
+      <w:r>
+        <w:rPr>
+          <w:rFonts w:ascii="맑은 고딕" w:cs="맑은 고딕" w:eastAsia="맑은 고딕" w:hAnsi="맑은 고딕"/>
+        </w:rPr>
+        <w:t xml:space="preserve">서버를 처음 시작하면 신뢰 확인 창이 뜰 수 있습니다. 주소가 http://127.0.0.1:46248/mcp 인지 보고 허용합니다.</w:t>
+      </w:r>
+    </w:p>
+    <w:p>
+      <w:pPr>
+        <w:pStyle w:val="Heading2"/>
+      </w:pPr>
+      <w:r>
+        <w:rPr>
+          <w:rFonts w:ascii="맑은 고딕" w:cs="맑은 고딕" w:eastAsia="맑은 고딕" w:hAnsi="맑은 고딕"/>
+        </w:rPr>
+        <w:t xml:space="preserve">2.3  스킬팩 설치 (VS Code용)</w:t>
+      </w:r>
+    </w:p>
+    <w:p>
+      <w:pPr>
+        <w:spacing w:after="120" w:before="0" w:line="300"/>
+      </w:pPr>
+      <w:r>
+        <w:rPr>
+          <w:rFonts w:ascii="맑은 고딕" w:cs="맑은 고딕" w:eastAsia="맑은 고딕" w:hAnsi="맑은 고딕"/>
+        </w:rPr>
+        <w:t xml:space="preserve">Tricentis가 공개한 commander-mcp 스킬팩은 AI에게 Commander MCP를 다루는 규칙을 알려 줍니다. 체크아웃과 저장 순서, Data Integrity 도구를 쓰기 전에 할 일, 실행은 한 번에 하나 같은 내용입니다. MCP 연결과는 별개이고, 스킬팩 안내서는 둘 다 있어야 자동화가 된다고 설명합니다.</w:t>
+      </w:r>
+    </w:p>
+    <w:p>
+      <w:pPr>
+        <w:spacing w:after="120" w:before="0" w:line="300"/>
+      </w:pPr>
+      <w:r>
+        <w:rPr>
+          <w:rFonts w:ascii="맑은 고딕" w:cs="맑은 고딕" w:eastAsia="맑은 고딕" w:hAnsi="맑은 고딕"/>
+        </w:rPr>
+        <w:t xml:space="preserve">VS Code용은 프로젝트 폴더에만 설치됩니다(사용자 전체 설치는 지원하지 않음). 실습 때 VS Code에서 여는 폴더에 설치합니다.</w:t>
+      </w:r>
+    </w:p>
+    <w:p>
+      <w:pPr>
+        <w:keepNext/>
+        <w:spacing w:after="80" w:before="160" w:line="300"/>
+      </w:pPr>
+      <w:r>
+        <w:rPr>
+          <w:rFonts w:ascii="맑은 고딕" w:cs="맑은 고딕" w:eastAsia="맑은 고딕" w:hAnsi="맑은 고딕"/>
+          <w:b/>
+          <w:bCs/>
+          <w:color w:val="0F4C5C"/>
+          <w:sz w:val="19"/>
+          <w:szCs w:val="19"/>
+        </w:rPr>
+        <w:t xml:space="preserve">Git과 PowerShell을 쓸 수 있을 때</w:t>
       </w:r>
     </w:p>
     <w:tbl>
@@ -5470,7 +5612,7 @@
                 <w:sz w:val="17"/>
                 <w:szCs w:val="17"/>
               </w:rPr>
-              <w:t xml:space="preserve">{</w:t>
+              <w:t xml:space="preserve">git clone https://github.com/Tricentis/mcp-skills.git</w:t>
             </w:r>
           </w:p>
           <w:p>
@@ -5483,7 +5625,7 @@
                 <w:sz w:val="17"/>
                 <w:szCs w:val="17"/>
               </w:rPr>
-              <w:t xml:space="preserve">  "mcpServers": {</w:t>
+              <w:t xml:space="preserve">cd mcp-skills\Tosca\Commander\MCP</w:t>
             </w:r>
           </w:p>
           <w:p>
@@ -5496,59 +5638,7 @@
                 <w:sz w:val="17"/>
                 <w:szCs w:val="17"/>
               </w:rPr>
-              <w:t xml:space="preserve">    "tosca-commander": {</w:t>
-            </w:r>
-          </w:p>
-          <w:p>
-            <w:pPr>
-              <w:spacing w:after="0" w:line="260"/>
-            </w:pPr>
-            <w:r>
-              <w:rPr>
-                <w:rFonts w:ascii="Consolas" w:cs="Consolas" w:eastAsia="맑은 고딕" w:hAnsi="Consolas"/>
-                <w:sz w:val="17"/>
-                <w:szCs w:val="17"/>
-              </w:rPr>
-              <w:t xml:space="preserve">      "url": "http://127.0.0.1:46248/mcp"</w:t>
-            </w:r>
-          </w:p>
-          <w:p>
-            <w:pPr>
-              <w:spacing w:after="0" w:line="260"/>
-            </w:pPr>
-            <w:r>
-              <w:rPr>
-                <w:rFonts w:ascii="Consolas" w:cs="Consolas" w:eastAsia="맑은 고딕" w:hAnsi="Consolas"/>
-                <w:sz w:val="17"/>
-                <w:szCs w:val="17"/>
-              </w:rPr>
-              <w:t xml:space="preserve">    }</w:t>
-            </w:r>
-          </w:p>
-          <w:p>
-            <w:pPr>
-              <w:spacing w:after="0" w:line="260"/>
-            </w:pPr>
-            <w:r>
-              <w:rPr>
-                <w:rFonts w:ascii="Consolas" w:cs="Consolas" w:eastAsia="맑은 고딕" w:hAnsi="Consolas"/>
-                <w:sz w:val="17"/>
-                <w:szCs w:val="17"/>
-              </w:rPr>
-              <w:t xml:space="preserve">  }</w:t>
-            </w:r>
-          </w:p>
-          <w:p>
-            <w:pPr>
-              <w:spacing w:after="0" w:line="260"/>
-            </w:pPr>
-            <w:r>
-              <w:rPr>
-                <w:rFonts w:ascii="Consolas" w:cs="Consolas" w:eastAsia="맑은 고딕" w:hAnsi="Consolas"/>
-                <w:sz w:val="17"/>
-                <w:szCs w:val="17"/>
-              </w:rPr>
-              <w:t xml:space="preserve">}</w:t>
+              <w:t xml:space="preserve">.\Install-CommanderMcpPack.ps1 -Ide VSCode -Scope Project -ProjectPath "C:\work\tosca-mcp"</w:t>
             </w:r>
           </w:p>
         </w:tc>
@@ -5556,7 +5646,28 @@
     </w:tbl>
     <w:p>
       <w:pPr>
-        <w:spacing w:after="160" w:before="80" w:line="300"/>
+        <w:spacing w:after="120" w:before="80" w:line="300"/>
+      </w:pPr>
+      <w:r>
+        <w:rPr>
+          <w:rFonts w:ascii="Consolas" w:cs="Consolas" w:eastAsia="맑은 고딕" w:hAnsi="Consolas"/>
+          <w:color w:val="0F4C5C"/>
+          <w:sz w:val="17"/>
+          <w:szCs w:val="17"/>
+        </w:rPr>
+        <w:t xml:space="preserve">-ProjectPath</w:t>
+      </w:r>
+      <w:r>
+        <w:rPr>
+          <w:rFonts w:ascii="맑은 고딕" w:cs="맑은 고딕" w:eastAsia="맑은 고딕" w:hAnsi="맑은 고딕"/>
+        </w:rPr>
+        <w:t xml:space="preserve"> 값은 VS Code로 열 폴더 경로로 바꿉니다.</w:t>
+      </w:r>
+    </w:p>
+    <w:p>
+      <w:pPr>
+        <w:keepNext/>
+        <w:spacing w:after="80" w:before="160" w:line="300"/>
       </w:pPr>
       <w:r>
         <w:rPr>
@@ -5564,46 +5675,10 @@
           <w:b/>
           <w:bCs/>
           <w:color w:val="0F4C5C"/>
+          <w:sz w:val="19"/>
+          <w:szCs w:val="19"/>
         </w:rPr>
-        <w:t xml:space="preserve">참고  </w:t>
-      </w:r>
-      <w:r>
-        <w:rPr>
-          <w:rFonts w:ascii="맑은 고딕" w:cs="맑은 고딕" w:eastAsia="맑은 고딕" w:hAnsi="맑은 고딕"/>
-        </w:rPr>
-        <w:t xml:space="preserve">서버 이름은 tosca-commander로 맞추면 스킬팩 안내와 같아진다.</w:t>
-      </w:r>
-    </w:p>
-    <w:p>
-      <w:pPr>
-        <w:pStyle w:val="Heading3"/>
-      </w:pPr>
-      <w:r>
-        <w:rPr>
-          <w:rFonts w:ascii="맑은 고딕" w:cs="맑은 고딕" w:eastAsia="맑은 고딕" w:hAnsi="맑은 고딕"/>
-        </w:rPr>
-        <w:t xml:space="preserve">Claude Code</w:t>
-      </w:r>
-    </w:p>
-    <w:p>
-      <w:pPr>
-        <w:keepNext/>
-        <w:spacing w:after="80" w:before="0" w:line="300"/>
-      </w:pPr>
-      <w:r>
-        <w:rPr>
-          <w:rFonts w:ascii="맑은 고딕" w:cs="맑은 고딕" w:eastAsia="맑은 고딕" w:hAnsi="맑은 고딕"/>
-          <w:b/>
-          <w:bCs/>
-          <w:color w:val="0F4C5C"/>
-        </w:rPr>
-        <w:t xml:space="preserve">설정 위치  </w:t>
-      </w:r>
-      <w:r>
-        <w:rPr>
-          <w:rFonts w:ascii="맑은 고딕" w:cs="맑은 고딕" w:eastAsia="맑은 고딕" w:hAnsi="맑은 고딕"/>
-        </w:rPr>
-        <w:t xml:space="preserve">터미널에서 한 번 실행</w:t>
+        <w:t xml:space="preserve">스크립트 실행이 막혀 있을 때 (파일 복사)</w:t>
       </w:r>
     </w:p>
     <w:tbl>
@@ -5620,518 +5695,9 @@
         <w:tblLayout w:type="fixed"/>
       </w:tblPr>
       <w:tblGrid>
-        <w:gridCol w:w="9638"/>
-      </w:tblGrid>
-      <w:tr>
-        <w:trPr>
-          <w:cantSplit/>
-        </w:trPr>
-        <w:tc>
-          <w:tcPr>
-            <w:tcW w:type="dxa" w:w="9638"/>
-            <w:tcBorders>
-              <w:top w:val="single" w:color="C9D7DA" w:sz="4"/>
-              <w:left w:val="single" w:color="C9D7DA" w:sz="4"/>
-              <w:bottom w:val="single" w:color="C9D7DA" w:sz="4"/>
-              <w:right w:val="single" w:color="C9D7DA" w:sz="4"/>
-            </w:tcBorders>
-            <w:shd w:fill="F2F5F6" w:color="auto" w:val="clear"/>
-            <w:tcMar>
-              <w:top w:type="dxa" w:w="120"/>
-              <w:left w:type="dxa" w:w="200"/>
-              <w:bottom w:type="dxa" w:w="120"/>
-              <w:right w:type="dxa" w:w="200"/>
-            </w:tcMar>
-          </w:tcPr>
-          <w:p>
-            <w:pPr>
-              <w:spacing w:after="0" w:line="260"/>
-            </w:pPr>
-            <w:r>
-              <w:rPr>
-                <w:rFonts w:ascii="Consolas" w:cs="Consolas" w:eastAsia="맑은 고딕" w:hAnsi="Consolas"/>
-                <w:sz w:val="17"/>
-                <w:szCs w:val="17"/>
-              </w:rPr>
-              <w:t xml:space="preserve">claude mcp add --transport http tosca-commander http://127.0.0.1:46248/mcp</w:t>
-            </w:r>
-          </w:p>
-        </w:tc>
-      </w:tr>
-    </w:tbl>
-    <w:p>
-      <w:pPr>
-        <w:spacing w:after="160" w:before="80" w:line="300"/>
-      </w:pPr>
-      <w:r>
-        <w:rPr>
-          <w:rFonts w:ascii="맑은 고딕" w:cs="맑은 고딕" w:eastAsia="맑은 고딕" w:hAnsi="맑은 고딕"/>
-          <w:b/>
-          <w:bCs/>
-          <w:color w:val="0F4C5C"/>
-        </w:rPr>
-        <w:t xml:space="preserve">참고  </w:t>
-      </w:r>
-      <w:r>
-        <w:rPr>
-          <w:rFonts w:ascii="맑은 고딕" w:cs="맑은 고딕" w:eastAsia="맑은 고딕" w:hAnsi="맑은 고딕"/>
-        </w:rPr>
-        <w:t xml:space="preserve">등록 후 /mcp 명령으로 연결 상태를 볼 수 있다.</w:t>
-      </w:r>
-    </w:p>
-    <w:p>
-      <w:pPr>
-        <w:pStyle w:val="Heading3"/>
-      </w:pPr>
-      <w:r>
-        <w:rPr>
-          <w:rFonts w:ascii="맑은 고딕" w:cs="맑은 고딕" w:eastAsia="맑은 고딕" w:hAnsi="맑은 고딕"/>
-        </w:rPr>
-        <w:t xml:space="preserve">Claude Desktop</w:t>
-      </w:r>
-    </w:p>
-    <w:p>
-      <w:pPr>
-        <w:keepNext/>
-        <w:spacing w:after="80" w:before="0" w:line="300"/>
-      </w:pPr>
-      <w:r>
-        <w:rPr>
-          <w:rFonts w:ascii="맑은 고딕" w:cs="맑은 고딕" w:eastAsia="맑은 고딕" w:hAnsi="맑은 고딕"/>
-          <w:b/>
-          <w:bCs/>
-          <w:color w:val="0F4C5C"/>
-        </w:rPr>
-        <w:t xml:space="preserve">설정 위치  </w:t>
-      </w:r>
-      <w:r>
-        <w:rPr>
-          <w:rFonts w:ascii="맑은 고딕" w:cs="맑은 고딕" w:eastAsia="맑은 고딕" w:hAnsi="맑은 고딕"/>
-        </w:rPr>
-        <w:t xml:space="preserve">설정 → 개발자 → 구성 편집 (claude_desktop_config.json)</w:t>
-      </w:r>
-    </w:p>
-    <w:tbl>
-      <w:tblPr>
-        <w:tblW w:type="dxa" w:w="9638"/>
-        <w:tblBorders>
-          <w:top w:val="single" w:color="auto" w:sz="4"/>
-          <w:left w:val="single" w:color="auto" w:sz="4"/>
-          <w:bottom w:val="single" w:color="auto" w:sz="4"/>
-          <w:right w:val="single" w:color="auto" w:sz="4"/>
-          <w:insideH w:val="single" w:color="auto" w:sz="4"/>
-          <w:insideV w:val="single" w:color="auto" w:sz="4"/>
-        </w:tblBorders>
-        <w:tblLayout w:type="fixed"/>
-      </w:tblPr>
-      <w:tblGrid>
-        <w:gridCol w:w="9638"/>
-      </w:tblGrid>
-      <w:tr>
-        <w:trPr>
-          <w:cantSplit/>
-        </w:trPr>
-        <w:tc>
-          <w:tcPr>
-            <w:tcW w:type="dxa" w:w="9638"/>
-            <w:tcBorders>
-              <w:top w:val="single" w:color="C9D7DA" w:sz="4"/>
-              <w:left w:val="single" w:color="C9D7DA" w:sz="4"/>
-              <w:bottom w:val="single" w:color="C9D7DA" w:sz="4"/>
-              <w:right w:val="single" w:color="C9D7DA" w:sz="4"/>
-            </w:tcBorders>
-            <w:shd w:fill="F2F5F6" w:color="auto" w:val="clear"/>
-            <w:tcMar>
-              <w:top w:type="dxa" w:w="120"/>
-              <w:left w:type="dxa" w:w="200"/>
-              <w:bottom w:type="dxa" w:w="120"/>
-              <w:right w:type="dxa" w:w="200"/>
-            </w:tcMar>
-          </w:tcPr>
-          <w:p>
-            <w:pPr>
-              <w:spacing w:after="0" w:line="260"/>
-            </w:pPr>
-            <w:r>
-              <w:rPr>
-                <w:rFonts w:ascii="Consolas" w:cs="Consolas" w:eastAsia="맑은 고딕" w:hAnsi="Consolas"/>
-                <w:sz w:val="17"/>
-                <w:szCs w:val="17"/>
-              </w:rPr>
-              <w:t xml:space="preserve">{</w:t>
-            </w:r>
-          </w:p>
-          <w:p>
-            <w:pPr>
-              <w:spacing w:after="0" w:line="260"/>
-            </w:pPr>
-            <w:r>
-              <w:rPr>
-                <w:rFonts w:ascii="Consolas" w:cs="Consolas" w:eastAsia="맑은 고딕" w:hAnsi="Consolas"/>
-                <w:sz w:val="17"/>
-                <w:szCs w:val="17"/>
-              </w:rPr>
-              <w:t xml:space="preserve">  "mcpServers": {</w:t>
-            </w:r>
-          </w:p>
-          <w:p>
-            <w:pPr>
-              <w:spacing w:after="0" w:line="260"/>
-            </w:pPr>
-            <w:r>
-              <w:rPr>
-                <w:rFonts w:ascii="Consolas" w:cs="Consolas" w:eastAsia="맑은 고딕" w:hAnsi="Consolas"/>
-                <w:sz w:val="17"/>
-                <w:szCs w:val="17"/>
-              </w:rPr>
-              <w:t xml:space="preserve">    "tosca-commander": {</w:t>
-            </w:r>
-          </w:p>
-          <w:p>
-            <w:pPr>
-              <w:spacing w:after="0" w:line="260"/>
-            </w:pPr>
-            <w:r>
-              <w:rPr>
-                <w:rFonts w:ascii="Consolas" w:cs="Consolas" w:eastAsia="맑은 고딕" w:hAnsi="Consolas"/>
-                <w:sz w:val="17"/>
-                <w:szCs w:val="17"/>
-              </w:rPr>
-              <w:t xml:space="preserve">      "command": "npx",</w:t>
-            </w:r>
-          </w:p>
-          <w:p>
-            <w:pPr>
-              <w:spacing w:after="0" w:line="260"/>
-            </w:pPr>
-            <w:r>
-              <w:rPr>
-                <w:rFonts w:ascii="Consolas" w:cs="Consolas" w:eastAsia="맑은 고딕" w:hAnsi="Consolas"/>
-                <w:sz w:val="17"/>
-                <w:szCs w:val="17"/>
-              </w:rPr>
-              <w:t xml:space="preserve">      "args": ["-y", "mcp-remote", "http://127.0.0.1:46248/mcp"]</w:t>
-            </w:r>
-          </w:p>
-          <w:p>
-            <w:pPr>
-              <w:spacing w:after="0" w:line="260"/>
-            </w:pPr>
-            <w:r>
-              <w:rPr>
-                <w:rFonts w:ascii="Consolas" w:cs="Consolas" w:eastAsia="맑은 고딕" w:hAnsi="Consolas"/>
-                <w:sz w:val="17"/>
-                <w:szCs w:val="17"/>
-              </w:rPr>
-              <w:t xml:space="preserve">    }</w:t>
-            </w:r>
-          </w:p>
-          <w:p>
-            <w:pPr>
-              <w:spacing w:after="0" w:line="260"/>
-            </w:pPr>
-            <w:r>
-              <w:rPr>
-                <w:rFonts w:ascii="Consolas" w:cs="Consolas" w:eastAsia="맑은 고딕" w:hAnsi="Consolas"/>
-                <w:sz w:val="17"/>
-                <w:szCs w:val="17"/>
-              </w:rPr>
-              <w:t xml:space="preserve">  }</w:t>
-            </w:r>
-          </w:p>
-          <w:p>
-            <w:pPr>
-              <w:spacing w:after="0" w:line="260"/>
-            </w:pPr>
-            <w:r>
-              <w:rPr>
-                <w:rFonts w:ascii="Consolas" w:cs="Consolas" w:eastAsia="맑은 고딕" w:hAnsi="Consolas"/>
-                <w:sz w:val="17"/>
-                <w:szCs w:val="17"/>
-              </w:rPr>
-              <w:t xml:space="preserve">}</w:t>
-            </w:r>
-          </w:p>
-        </w:tc>
-      </w:tr>
-    </w:tbl>
-    <w:p>
-      <w:pPr>
-        <w:spacing w:after="160" w:before="80" w:line="300"/>
-      </w:pPr>
-      <w:r>
-        <w:rPr>
-          <w:rFonts w:ascii="맑은 고딕" w:cs="맑은 고딕" w:eastAsia="맑은 고딕" w:hAnsi="맑은 고딕"/>
-          <w:b/>
-          <w:bCs/>
-          <w:color w:val="0F4C5C"/>
-        </w:rPr>
-        <w:t xml:space="preserve">참고  </w:t>
-      </w:r>
-      <w:r>
-        <w:rPr>
-          <w:rFonts w:ascii="맑은 고딕" w:cs="맑은 고딕" w:eastAsia="맑은 고딕" w:hAnsi="맑은 고딕"/>
-        </w:rPr>
-        <w:t xml:space="preserve">로컬 HTTP 서버를 mcp-remote로 중계한다. Node.js가 설치돼 있어야 한다.</w:t>
-      </w:r>
-    </w:p>
-    <w:p>
-      <w:pPr>
-        <w:spacing w:after="120" w:before="0" w:line="300"/>
-      </w:pPr>
-      <w:r>
-        <w:rPr>
-          <w:rFonts w:ascii="맑은 고딕" w:cs="맑은 고딕" w:eastAsia="맑은 고딕" w:hAnsi="맑은 고딕"/>
-          <w:b/>
-          <w:bCs/>
-        </w:rPr>
-        <w:t xml:space="preserve">포트 안내  </w:t>
-      </w:r>
-      <w:r>
-        <w:rPr>
-          <w:rFonts w:ascii="맑은 고딕" w:cs="맑은 고딕" w:eastAsia="맑은 고딕" w:hAnsi="맑은 고딕"/>
-        </w:rPr>
-        <w:t xml:space="preserve">46248은 기본값입니다. 디버그 빌드는 8080을 쓰고, Commander MCP 설정에서 포트를 바꿨다면 그 값을 넣습니다.</w:t>
-      </w:r>
-    </w:p>
-    <w:p>
-      <w:pPr>
-        <w:pStyle w:val="Heading2"/>
-      </w:pPr>
-      <w:r>
-        <w:rPr>
-          <w:rFonts w:ascii="맑은 고딕" w:cs="맑은 고딕" w:eastAsia="맑은 고딕" w:hAnsi="맑은 고딕"/>
-        </w:rPr>
-        <w:t xml:space="preserve">2.3  스킬팩 설치</w:t>
-      </w:r>
-    </w:p>
-    <w:p>
-      <w:pPr>
-        <w:spacing w:after="120" w:before="0" w:line="300"/>
-      </w:pPr>
-      <w:r>
-        <w:rPr>
-          <w:rFonts w:ascii="맑은 고딕" w:cs="맑은 고딕" w:eastAsia="맑은 고딕" w:hAnsi="맑은 고딕"/>
-        </w:rPr>
-        <w:t xml:space="preserve">Tricentis가 공개한 commander-mcp 스킬팩은 AI 어시스턴트에게 Commander MCP를 다루는 규칙과 작업 순서를 알려 줍니다. 체크아웃과 저장 순서, 대화상자를 여는 메뉴 작업 피하기, 워크플로 템플릿 18종 같은 내용이 들어 있습니다. MCP 연결과는 별개입니다. Tricentis 문서는 둘을 함께 쓰기를 권하고, 스킬팩 안내서는 둘 다 있어야 자동화가 된다고 설명합니다. 이 과정은 스킬팩 설치를 전제로 합니다.</w:t>
-      </w:r>
-    </w:p>
-    <w:p>
-      <w:pPr>
-        <w:keepNext/>
-        <w:spacing w:after="80" w:before="160" w:line="300"/>
-      </w:pPr>
-      <w:r>
-        <w:rPr>
-          <w:rFonts w:ascii="맑은 고딕" w:cs="맑은 고딕" w:eastAsia="맑은 고딕" w:hAnsi="맑은 고딕"/>
-          <w:b/>
-          <w:bCs/>
-          <w:color w:val="0F4C5C"/>
-          <w:sz w:val="19"/>
-          <w:szCs w:val="19"/>
-        </w:rPr>
-        <w:t xml:space="preserve">Git을 쓸 수 있을 때</w:t>
-      </w:r>
-    </w:p>
-    <w:tbl>
-      <w:tblPr>
-        <w:tblW w:type="dxa" w:w="9638"/>
-        <w:tblBorders>
-          <w:top w:val="single" w:color="auto" w:sz="4"/>
-          <w:left w:val="single" w:color="auto" w:sz="4"/>
-          <w:bottom w:val="single" w:color="auto" w:sz="4"/>
-          <w:right w:val="single" w:color="auto" w:sz="4"/>
-          <w:insideH w:val="single" w:color="auto" w:sz="4"/>
-          <w:insideV w:val="single" w:color="auto" w:sz="4"/>
-        </w:tblBorders>
-        <w:tblLayout w:type="fixed"/>
-      </w:tblPr>
-      <w:tblGrid>
-        <w:gridCol w:w="9638"/>
-      </w:tblGrid>
-      <w:tr>
-        <w:trPr>
-          <w:cantSplit/>
-        </w:trPr>
-        <w:tc>
-          <w:tcPr>
-            <w:tcW w:type="dxa" w:w="9638"/>
-            <w:tcBorders>
-              <w:top w:val="single" w:color="C9D7DA" w:sz="4"/>
-              <w:left w:val="single" w:color="C9D7DA" w:sz="4"/>
-              <w:bottom w:val="single" w:color="C9D7DA" w:sz="4"/>
-              <w:right w:val="single" w:color="C9D7DA" w:sz="4"/>
-            </w:tcBorders>
-            <w:shd w:fill="F2F5F6" w:color="auto" w:val="clear"/>
-            <w:tcMar>
-              <w:top w:type="dxa" w:w="120"/>
-              <w:left w:type="dxa" w:w="200"/>
-              <w:bottom w:type="dxa" w:w="120"/>
-              <w:right w:type="dxa" w:w="200"/>
-            </w:tcMar>
-          </w:tcPr>
-          <w:p>
-            <w:pPr>
-              <w:spacing w:after="0" w:line="260"/>
-            </w:pPr>
-            <w:r>
-              <w:rPr>
-                <w:rFonts w:ascii="Consolas" w:cs="Consolas" w:eastAsia="맑은 고딕" w:hAnsi="Consolas"/>
-                <w:sz w:val="17"/>
-                <w:szCs w:val="17"/>
-              </w:rPr>
-              <w:t xml:space="preserve">git clone https://github.com/Tricentis/mcp-skills.git</w:t>
-            </w:r>
-          </w:p>
-          <w:p>
-            <w:pPr>
-              <w:spacing w:after="0" w:line="260"/>
-            </w:pPr>
-            <w:r>
-              <w:rPr>
-                <w:rFonts w:ascii="Consolas" w:cs="Consolas" w:eastAsia="맑은 고딕" w:hAnsi="Consolas"/>
-                <w:sz w:val="17"/>
-                <w:szCs w:val="17"/>
-              </w:rPr>
-              <w:t xml:space="preserve">cd mcp-skills/Tosca/Commander/MCP</w:t>
-            </w:r>
-          </w:p>
-          <w:p>
-            <w:pPr>
-              <w:spacing w:after="0" w:line="260"/>
-            </w:pPr>
-            <w:r>
-              <w:rPr>
-                <w:rFonts w:ascii="Consolas" w:cs="Consolas" w:eastAsia="맑은 고딕" w:hAnsi="Consolas"/>
-                <w:sz w:val="17"/>
-                <w:szCs w:val="17"/>
-              </w:rPr>
-              <w:t xml:space="preserve">.\Install-CommanderMcpPack.ps1 -Ide Claude</w:t>
-            </w:r>
-          </w:p>
-        </w:tc>
-      </w:tr>
-    </w:tbl>
-    <w:p>
-      <w:pPr>
-        <w:spacing w:after="120" w:before="80" w:line="300"/>
-      </w:pPr>
-      <w:r>
-        <w:rPr>
-          <w:rFonts w:ascii="맑은 고딕" w:cs="맑은 고딕" w:eastAsia="맑은 고딕" w:hAnsi="맑은 고딕"/>
-        </w:rPr>
-        <w:t xml:space="preserve">-Ide 값은 </w:t>
-      </w:r>
-      <w:r>
-        <w:rPr>
-          <w:rFonts w:ascii="Consolas" w:cs="Consolas" w:eastAsia="맑은 고딕" w:hAnsi="Consolas"/>
-          <w:color w:val="0F4C5C"/>
-          <w:sz w:val="17"/>
-          <w:szCs w:val="17"/>
-        </w:rPr>
-        <w:t xml:space="preserve">Cursor</w:t>
-      </w:r>
-      <w:r>
-        <w:rPr>
-          <w:rFonts w:ascii="맑은 고딕" w:cs="맑은 고딕" w:eastAsia="맑은 고딕" w:hAnsi="맑은 고딕"/>
-        </w:rPr>
-        <w:t xml:space="preserve">, </w:t>
-      </w:r>
-      <w:r>
-        <w:rPr>
-          <w:rFonts w:ascii="Consolas" w:cs="Consolas" w:eastAsia="맑은 고딕" w:hAnsi="Consolas"/>
-          <w:color w:val="0F4C5C"/>
-          <w:sz w:val="17"/>
-          <w:szCs w:val="17"/>
-        </w:rPr>
-        <w:t xml:space="preserve">Claude</w:t>
-      </w:r>
-      <w:r>
-        <w:rPr>
-          <w:rFonts w:ascii="맑은 고딕" w:cs="맑은 고딕" w:eastAsia="맑은 고딕" w:hAnsi="맑은 고딕"/>
-        </w:rPr>
-        <w:t xml:space="preserve">, </w:t>
-      </w:r>
-      <w:r>
-        <w:rPr>
-          <w:rFonts w:ascii="Consolas" w:cs="Consolas" w:eastAsia="맑은 고딕" w:hAnsi="Consolas"/>
-          <w:color w:val="0F4C5C"/>
-          <w:sz w:val="17"/>
-          <w:szCs w:val="17"/>
-        </w:rPr>
-        <w:t xml:space="preserve">VSCode</w:t>
-      </w:r>
-      <w:r>
-        <w:rPr>
-          <w:rFonts w:ascii="맑은 고딕" w:cs="맑은 고딕" w:eastAsia="맑은 고딕" w:hAnsi="맑은 고딕"/>
-        </w:rPr>
-        <w:t xml:space="preserve">, </w:t>
-      </w:r>
-      <w:r>
-        <w:rPr>
-          <w:rFonts w:ascii="Consolas" w:cs="Consolas" w:eastAsia="맑은 고딕" w:hAnsi="Consolas"/>
-          <w:color w:val="0F4C5C"/>
-          <w:sz w:val="17"/>
-          <w:szCs w:val="17"/>
-        </w:rPr>
-        <w:t xml:space="preserve">Windsurf</w:t>
-      </w:r>
-      <w:r>
-        <w:rPr>
-          <w:rFonts w:ascii="맑은 고딕" w:cs="맑은 고딕" w:eastAsia="맑은 고딕" w:hAnsi="맑은 고딕"/>
-        </w:rPr>
-        <w:t xml:space="preserve"> 중 하나입니다. VS Code는 </w:t>
-      </w:r>
-      <w:r>
-        <w:rPr>
-          <w:rFonts w:ascii="Consolas" w:cs="Consolas" w:eastAsia="맑은 고딕" w:hAnsi="Consolas"/>
-          <w:color w:val="0F4C5C"/>
-          <w:sz w:val="17"/>
-          <w:szCs w:val="17"/>
-        </w:rPr>
-        <w:t xml:space="preserve">-Scope Project</w:t>
-      </w:r>
-      <w:r>
-        <w:rPr>
-          <w:rFonts w:ascii="맑은 고딕" w:cs="맑은 고딕" w:eastAsia="맑은 고딕" w:hAnsi="맑은 고딕"/>
-        </w:rPr>
-        <w:t xml:space="preserve">를 함께 지정해야 합니다.</w:t>
-      </w:r>
-    </w:p>
-    <w:p>
-      <w:pPr>
-        <w:keepNext/>
-        <w:spacing w:after="80" w:before="160" w:line="300"/>
-      </w:pPr>
-      <w:r>
-        <w:rPr>
-          <w:rFonts w:ascii="맑은 고딕" w:cs="맑은 고딕" w:eastAsia="맑은 고딕" w:hAnsi="맑은 고딕"/>
-          <w:b/>
-          <w:bCs/>
-          <w:color w:val="0F4C5C"/>
-          <w:sz w:val="19"/>
-          <w:szCs w:val="19"/>
-        </w:rPr>
-        <w:t xml:space="preserve">스크립트 실행이 막혀 있을 때 (폴더 복사)</w:t>
-      </w:r>
-    </w:p>
-    <w:tbl>
-      <w:tblPr>
-        <w:tblW w:type="dxa" w:w="9638"/>
-        <w:tblBorders>
-          <w:top w:val="single" w:color="auto" w:sz="4"/>
-          <w:left w:val="single" w:color="auto" w:sz="4"/>
-          <w:bottom w:val="single" w:color="auto" w:sz="4"/>
-          <w:right w:val="single" w:color="auto" w:sz="4"/>
-          <w:insideH w:val="single" w:color="auto" w:sz="4"/>
-          <w:insideV w:val="single" w:color="auto" w:sz="4"/>
-        </w:tblBorders>
-        <w:tblLayout w:type="fixed"/>
-      </w:tblPr>
-      <w:tblGrid>
-        <w:gridCol w:w="1900"/>
         <w:gridCol w:w="3700"/>
-        <w:gridCol w:w="4038"/>
+        <w:gridCol w:w="3500"/>
+        <w:gridCol w:w="2438"/>
       </w:tblGrid>
       <w:tr>
         <w:trPr>
@@ -6139,7 +5705,7 @@
         </w:trPr>
         <w:tc>
           <w:tcPr>
-            <w:tcW w:type="dxa" w:w="1900"/>
+            <w:tcW w:type="dxa" w:w="3700"/>
             <w:tcBorders>
               <w:top w:val="single" w:color="C9D7DA" w:sz="4"/>
               <w:left w:val="single" w:color="C9D7DA" w:sz="4"/>
@@ -6168,13 +5734,13 @@
                 <w:sz w:val="18"/>
                 <w:szCs w:val="18"/>
               </w:rPr>
-              <w:t xml:space="preserve">클라이언트</w:t>
-            </w:r>
-          </w:p>
-        </w:tc>
-        <w:tc>
-          <w:tcPr>
-            <w:tcW w:type="dxa" w:w="3700"/>
+              <w:t xml:space="preserve">복사할 파일 (스킬팩 폴더 기준)</w:t>
+            </w:r>
+          </w:p>
+        </w:tc>
+        <w:tc>
+          <w:tcPr>
+            <w:tcW w:type="dxa" w:w="3500"/>
             <w:tcBorders>
               <w:top w:val="single" w:color="C9D7DA" w:sz="4"/>
               <w:left w:val="single" w:color="C9D7DA" w:sz="4"/>
@@ -6203,13 +5769,13 @@
                 <w:sz w:val="18"/>
                 <w:szCs w:val="18"/>
               </w:rPr>
-              <w:t xml:space="preserve">복사할 것</w:t>
-            </w:r>
-          </w:p>
-        </w:tc>
-        <w:tc>
-          <w:tcPr>
-            <w:tcW w:type="dxa" w:w="4038"/>
+              <w:t xml:space="preserve">붙여 넣을 위치 (프로젝트 폴더 기준)</w:t>
+            </w:r>
+          </w:p>
+        </w:tc>
+        <w:tc>
+          <w:tcPr>
+            <w:tcW w:type="dxa" w:w="2438"/>
             <w:tcBorders>
               <w:top w:val="single" w:color="C9D7DA" w:sz="4"/>
               <w:left w:val="single" w:color="C9D7DA" w:sz="4"/>
@@ -6238,7 +5804,7 @@
                 <w:sz w:val="18"/>
                 <w:szCs w:val="18"/>
               </w:rPr>
-              <w:t xml:space="preserve">붙여 넣을 위치</w:t>
+              <w:t xml:space="preserve">참고</w:t>
             </w:r>
           </w:p>
         </w:tc>
@@ -6249,39 +5815,6 @@
         </w:trPr>
         <w:tc>
           <w:tcPr>
-            <w:tcW w:type="dxa" w:w="1900"/>
-            <w:tcBorders>
-              <w:top w:val="single" w:color="C9D7DA" w:sz="4"/>
-              <w:left w:val="single" w:color="C9D7DA" w:sz="4"/>
-              <w:bottom w:val="single" w:color="C9D7DA" w:sz="4"/>
-              <w:right w:val="single" w:color="C9D7DA" w:sz="4"/>
-            </w:tcBorders>
-            <w:tcMar>
-              <w:top w:type="dxa" w:w="70"/>
-              <w:left w:type="dxa" w:w="110"/>
-              <w:bottom w:type="dxa" w:w="70"/>
-              <w:right w:type="dxa" w:w="110"/>
-            </w:tcMar>
-            <w:vAlign w:val="center"/>
-          </w:tcPr>
-          <w:p>
-            <w:pPr>
-              <w:spacing w:after="40" w:line="270"/>
-            </w:pPr>
-            <w:r>
-              <w:rPr>
-                <w:rFonts w:ascii="맑은 고딕" w:cs="맑은 고딕" w:eastAsia="맑은 고딕" w:hAnsi="맑은 고딕"/>
-                <w:b/>
-                <w:bCs/>
-                <w:sz w:val="18"/>
-                <w:szCs w:val="18"/>
-              </w:rPr>
-              <w:t xml:space="preserve">Claude Code</w:t>
-            </w:r>
-          </w:p>
-        </w:tc>
-        <w:tc>
-          <w:tcPr>
             <w:tcW w:type="dxa" w:w="3700"/>
             <w:tcBorders>
               <w:top w:val="single" w:color="C9D7DA" w:sz="4"/>
@@ -6303,46 +5836,73 @@
             </w:pPr>
             <w:r>
               <w:rPr>
-                <w:rFonts w:ascii="맑은 고딕" w:cs="맑은 고딕" w:eastAsia="맑은 고딕" w:hAnsi="맑은 고딕"/>
-                <w:b w:val="false"/>
-                <w:bCs w:val="false"/>
-                <w:sz w:val="18"/>
-                <w:szCs w:val="18"/>
-              </w:rPr>
-              <w:t xml:space="preserve">claude/skills/commander-mcp/</w:t>
-            </w:r>
-          </w:p>
-        </w:tc>
-        <w:tc>
-          <w:tcPr>
-            <w:tcW w:type="dxa" w:w="4038"/>
-            <w:tcBorders>
-              <w:top w:val="single" w:color="C9D7DA" w:sz="4"/>
-              <w:left w:val="single" w:color="C9D7DA" w:sz="4"/>
-              <w:bottom w:val="single" w:color="C9D7DA" w:sz="4"/>
-              <w:right w:val="single" w:color="C9D7DA" w:sz="4"/>
-            </w:tcBorders>
-            <w:tcMar>
-              <w:top w:type="dxa" w:w="70"/>
-              <w:left w:type="dxa" w:w="110"/>
-              <w:bottom w:type="dxa" w:w="70"/>
-              <w:right w:type="dxa" w:w="110"/>
-            </w:tcMar>
-            <w:vAlign w:val="center"/>
-          </w:tcPr>
-          <w:p>
-            <w:pPr>
-              <w:spacing w:after="40" w:line="270"/>
-            </w:pPr>
-            <w:r>
-              <w:rPr>
-                <w:rFonts w:ascii="맑은 고딕" w:cs="맑은 고딕" w:eastAsia="맑은 고딕" w:hAnsi="맑은 고딕"/>
-                <w:b w:val="false"/>
-                <w:bCs w:val="false"/>
-                <w:sz w:val="18"/>
-                <w:szCs w:val="18"/>
-              </w:rPr>
-              <w:t xml:space="preserve">%USERPROFILE%\.claude\skills\commander-mcp\</w:t>
+                <w:rFonts w:ascii="Consolas" w:cs="Consolas" w:eastAsia="맑은 고딕" w:hAnsi="Consolas"/>
+                <w:sz w:val="18"/>
+                <w:szCs w:val="18"/>
+              </w:rPr>
+              <w:t xml:space="preserve">vscode/copilot-instructions.md.fragment</w:t>
+            </w:r>
+          </w:p>
+        </w:tc>
+        <w:tc>
+          <w:tcPr>
+            <w:tcW w:type="dxa" w:w="3500"/>
+            <w:tcBorders>
+              <w:top w:val="single" w:color="C9D7DA" w:sz="4"/>
+              <w:left w:val="single" w:color="C9D7DA" w:sz="4"/>
+              <w:bottom w:val="single" w:color="C9D7DA" w:sz="4"/>
+              <w:right w:val="single" w:color="C9D7DA" w:sz="4"/>
+            </w:tcBorders>
+            <w:tcMar>
+              <w:top w:type="dxa" w:w="70"/>
+              <w:left w:type="dxa" w:w="110"/>
+              <w:bottom w:type="dxa" w:w="70"/>
+              <w:right w:type="dxa" w:w="110"/>
+            </w:tcMar>
+            <w:vAlign w:val="center"/>
+          </w:tcPr>
+          <w:p>
+            <w:pPr>
+              <w:spacing w:after="40" w:line="270"/>
+            </w:pPr>
+            <w:r>
+              <w:rPr>
+                <w:rFonts w:ascii="Consolas" w:cs="Consolas" w:eastAsia="맑은 고딕" w:hAnsi="Consolas"/>
+                <w:sz w:val="18"/>
+                <w:szCs w:val="18"/>
+              </w:rPr>
+              <w:t xml:space="preserve">.github/copilot-instructions.md</w:t>
+            </w:r>
+          </w:p>
+        </w:tc>
+        <w:tc>
+          <w:tcPr>
+            <w:tcW w:type="dxa" w:w="2438"/>
+            <w:tcBorders>
+              <w:top w:val="single" w:color="C9D7DA" w:sz="4"/>
+              <w:left w:val="single" w:color="C9D7DA" w:sz="4"/>
+              <w:bottom w:val="single" w:color="C9D7DA" w:sz="4"/>
+              <w:right w:val="single" w:color="C9D7DA" w:sz="4"/>
+            </w:tcBorders>
+            <w:tcMar>
+              <w:top w:type="dxa" w:w="70"/>
+              <w:left w:type="dxa" w:w="110"/>
+              <w:bottom w:type="dxa" w:w="70"/>
+              <w:right w:type="dxa" w:w="110"/>
+            </w:tcMar>
+            <w:vAlign w:val="center"/>
+          </w:tcPr>
+          <w:p>
+            <w:pPr>
+              <w:spacing w:after="40" w:line="270"/>
+            </w:pPr>
+            <w:r>
+              <w:rPr>
+                <w:rFonts w:ascii="맑은 고딕" w:cs="맑은 고딕" w:eastAsia="맑은 고딕" w:hAnsi="맑은 고딕"/>
+                <w:sz w:val="18"/>
+                <w:szCs w:val="18"/>
+              </w:rPr>
+              <w:t xml:space="preserve">파일이 없을 때만 복사. 이미 있으면 내용을 덧붙임</w:t>
             </w:r>
           </w:p>
         </w:tc>
@@ -6353,7 +5913,7 @@
         </w:trPr>
         <w:tc>
           <w:tcPr>
-            <w:tcW w:type="dxa" w:w="1900"/>
+            <w:tcW w:type="dxa" w:w="3700"/>
             <w:tcBorders>
               <w:top w:val="single" w:color="C9D7DA" w:sz="4"/>
               <w:left w:val="single" w:color="C9D7DA" w:sz="4"/>
@@ -6375,19 +5935,17 @@
             </w:pPr>
             <w:r>
               <w:rPr>
-                <w:rFonts w:ascii="맑은 고딕" w:cs="맑은 고딕" w:eastAsia="맑은 고딕" w:hAnsi="맑은 고딕"/>
-                <w:b/>
-                <w:bCs/>
-                <w:sz w:val="18"/>
-                <w:szCs w:val="18"/>
-              </w:rPr>
-              <w:t xml:space="preserve">Cursor</w:t>
-            </w:r>
-          </w:p>
-        </w:tc>
-        <w:tc>
-          <w:tcPr>
-            <w:tcW w:type="dxa" w:w="3700"/>
+                <w:rFonts w:ascii="Consolas" w:cs="Consolas" w:eastAsia="맑은 고딕" w:hAnsi="Consolas"/>
+                <w:sz w:val="18"/>
+                <w:szCs w:val="18"/>
+              </w:rPr>
+              <w:t xml:space="preserve">vscode/instructions/commander-mcp.instructions.md</w:t>
+            </w:r>
+          </w:p>
+        </w:tc>
+        <w:tc>
+          <w:tcPr>
+            <w:tcW w:type="dxa" w:w="3500"/>
             <w:tcBorders>
               <w:top w:val="single" w:color="C9D7DA" w:sz="4"/>
               <w:left w:val="single" w:color="C9D7DA" w:sz="4"/>
@@ -6409,34 +5967,17 @@
             </w:pPr>
             <w:r>
               <w:rPr>
-                <w:rFonts w:ascii="맑은 고딕" w:cs="맑은 고딕" w:eastAsia="맑은 고딕" w:hAnsi="맑은 고딕"/>
-                <w:b w:val="false"/>
-                <w:bCs w:val="false"/>
-                <w:sz w:val="18"/>
-                <w:szCs w:val="18"/>
-              </w:rPr>
-              <w:t xml:space="preserve">cursor/skills/commander-mcp/</w:t>
-            </w:r>
-          </w:p>
-          <w:p>
-            <w:pPr>
-              <w:spacing w:after="40" w:line="270"/>
-            </w:pPr>
-            <w:r>
-              <w:rPr>
-                <w:rFonts w:ascii="맑은 고딕" w:cs="맑은 고딕" w:eastAsia="맑은 고딕" w:hAnsi="맑은 고딕"/>
-                <w:b w:val="false"/>
-                <w:bCs w:val="false"/>
-                <w:sz w:val="18"/>
-                <w:szCs w:val="18"/>
-              </w:rPr>
-              <w:t xml:space="preserve">cursor/rules/commander-mcp.mdc</w:t>
-            </w:r>
-          </w:p>
-        </w:tc>
-        <w:tc>
-          <w:tcPr>
-            <w:tcW w:type="dxa" w:w="4038"/>
+                <w:rFonts w:ascii="Consolas" w:cs="Consolas" w:eastAsia="맑은 고딕" w:hAnsi="Consolas"/>
+                <w:sz w:val="18"/>
+                <w:szCs w:val="18"/>
+              </w:rPr>
+              <w:t xml:space="preserve">.github/instructions/commander-mcp.instructions.md</w:t>
+            </w:r>
+          </w:p>
+        </w:tc>
+        <w:tc>
+          <w:tcPr>
+            <w:tcW w:type="dxa" w:w="2438"/>
             <w:tcBorders>
               <w:top w:val="single" w:color="C9D7DA" w:sz="4"/>
               <w:left w:val="single" w:color="C9D7DA" w:sz="4"/>
@@ -6459,27 +6000,10 @@
             <w:r>
               <w:rPr>
                 <w:rFonts w:ascii="맑은 고딕" w:cs="맑은 고딕" w:eastAsia="맑은 고딕" w:hAnsi="맑은 고딕"/>
-                <w:b w:val="false"/>
-                <w:bCs w:val="false"/>
-                <w:sz w:val="18"/>
-                <w:szCs w:val="18"/>
-              </w:rPr>
-              <w:t xml:space="preserve">%USERPROFILE%\.cursor\skills\commander-mcp\</w:t>
-            </w:r>
-          </w:p>
-          <w:p>
-            <w:pPr>
-              <w:spacing w:after="40" w:line="270"/>
-            </w:pPr>
-            <w:r>
-              <w:rPr>
-                <w:rFonts w:ascii="맑은 고딕" w:cs="맑은 고딕" w:eastAsia="맑은 고딕" w:hAnsi="맑은 고딕"/>
-                <w:b w:val="false"/>
-                <w:bCs w:val="false"/>
-                <w:sz w:val="18"/>
-                <w:szCs w:val="18"/>
-              </w:rPr>
-              <w:t xml:space="preserve">%USERPROFILE%\.cursor\rules\</w:t>
+                <w:sz w:val="18"/>
+                <w:szCs w:val="18"/>
+              </w:rPr>
+              <w:t xml:space="preserve">그대로 복사</w:t>
             </w:r>
           </w:p>
         </w:tc>
@@ -6490,39 +6014,6 @@
         </w:trPr>
         <w:tc>
           <w:tcPr>
-            <w:tcW w:type="dxa" w:w="1900"/>
-            <w:tcBorders>
-              <w:top w:val="single" w:color="C9D7DA" w:sz="4"/>
-              <w:left w:val="single" w:color="C9D7DA" w:sz="4"/>
-              <w:bottom w:val="single" w:color="C9D7DA" w:sz="4"/>
-              <w:right w:val="single" w:color="C9D7DA" w:sz="4"/>
-            </w:tcBorders>
-            <w:tcMar>
-              <w:top w:type="dxa" w:w="70"/>
-              <w:left w:type="dxa" w:w="110"/>
-              <w:bottom w:type="dxa" w:w="70"/>
-              <w:right w:type="dxa" w:w="110"/>
-            </w:tcMar>
-            <w:vAlign w:val="center"/>
-          </w:tcPr>
-          <w:p>
-            <w:pPr>
-              <w:spacing w:after="40" w:line="270"/>
-            </w:pPr>
-            <w:r>
-              <w:rPr>
-                <w:rFonts w:ascii="맑은 고딕" w:cs="맑은 고딕" w:eastAsia="맑은 고딕" w:hAnsi="맑은 고딕"/>
-                <w:b/>
-                <w:bCs/>
-                <w:sz w:val="18"/>
-                <w:szCs w:val="18"/>
-              </w:rPr>
-              <w:t xml:space="preserve">VS Code + Copilot</w:t>
-            </w:r>
-          </w:p>
-        </w:tc>
-        <w:tc>
-          <w:tcPr>
             <w:tcW w:type="dxa" w:w="3700"/>
             <w:tcBorders>
               <w:top w:val="single" w:color="C9D7DA" w:sz="4"/>
@@ -6544,46 +6035,73 @@
             </w:pPr>
             <w:r>
               <w:rPr>
-                <w:rFonts w:ascii="맑은 고딕" w:cs="맑은 고딕" w:eastAsia="맑은 고딕" w:hAnsi="맑은 고딕"/>
-                <w:b w:val="false"/>
-                <w:bCs w:val="false"/>
-                <w:sz w:val="18"/>
-                <w:szCs w:val="18"/>
-              </w:rPr>
-              <w:t xml:space="preserve">vscode/instructions/commander-mcp.instructions.md</w:t>
-            </w:r>
-          </w:p>
-        </w:tc>
-        <w:tc>
-          <w:tcPr>
-            <w:tcW w:type="dxa" w:w="4038"/>
-            <w:tcBorders>
-              <w:top w:val="single" w:color="C9D7DA" w:sz="4"/>
-              <w:left w:val="single" w:color="C9D7DA" w:sz="4"/>
-              <w:bottom w:val="single" w:color="C9D7DA" w:sz="4"/>
-              <w:right w:val="single" w:color="C9D7DA" w:sz="4"/>
-            </w:tcBorders>
-            <w:tcMar>
-              <w:top w:type="dxa" w:w="70"/>
-              <w:left w:type="dxa" w:w="110"/>
-              <w:bottom w:type="dxa" w:w="70"/>
-              <w:right w:type="dxa" w:w="110"/>
-            </w:tcMar>
-            <w:vAlign w:val="center"/>
-          </w:tcPr>
-          <w:p>
-            <w:pPr>
-              <w:spacing w:after="40" w:line="270"/>
-            </w:pPr>
-            <w:r>
-              <w:rPr>
-                <w:rFonts w:ascii="맑은 고딕" w:cs="맑은 고딕" w:eastAsia="맑은 고딕" w:hAnsi="맑은 고딕"/>
-                <w:b w:val="false"/>
-                <w:bCs w:val="false"/>
-                <w:sz w:val="18"/>
-                <w:szCs w:val="18"/>
-              </w:rPr>
-              <w:t xml:space="preserve">프로젝트 폴더의 .github/instructions/</w:t>
+                <w:rFonts w:ascii="Consolas" w:cs="Consolas" w:eastAsia="맑은 고딕" w:hAnsi="Consolas"/>
+                <w:sz w:val="18"/>
+                <w:szCs w:val="18"/>
+              </w:rPr>
+              <w:t xml:space="preserve">vscode/AGENTS.md.fragment</w:t>
+            </w:r>
+          </w:p>
+        </w:tc>
+        <w:tc>
+          <w:tcPr>
+            <w:tcW w:type="dxa" w:w="3500"/>
+            <w:tcBorders>
+              <w:top w:val="single" w:color="C9D7DA" w:sz="4"/>
+              <w:left w:val="single" w:color="C9D7DA" w:sz="4"/>
+              <w:bottom w:val="single" w:color="C9D7DA" w:sz="4"/>
+              <w:right w:val="single" w:color="C9D7DA" w:sz="4"/>
+            </w:tcBorders>
+            <w:tcMar>
+              <w:top w:type="dxa" w:w="70"/>
+              <w:left w:type="dxa" w:w="110"/>
+              <w:bottom w:type="dxa" w:w="70"/>
+              <w:right w:type="dxa" w:w="110"/>
+            </w:tcMar>
+            <w:vAlign w:val="center"/>
+          </w:tcPr>
+          <w:p>
+            <w:pPr>
+              <w:spacing w:after="40" w:line="270"/>
+            </w:pPr>
+            <w:r>
+              <w:rPr>
+                <w:rFonts w:ascii="Consolas" w:cs="Consolas" w:eastAsia="맑은 고딕" w:hAnsi="Consolas"/>
+                <w:sz w:val="18"/>
+                <w:szCs w:val="18"/>
+              </w:rPr>
+              <w:t xml:space="preserve">AGENTS.md (폴더 맨 위)</w:t>
+            </w:r>
+          </w:p>
+        </w:tc>
+        <w:tc>
+          <w:tcPr>
+            <w:tcW w:type="dxa" w:w="2438"/>
+            <w:tcBorders>
+              <w:top w:val="single" w:color="C9D7DA" w:sz="4"/>
+              <w:left w:val="single" w:color="C9D7DA" w:sz="4"/>
+              <w:bottom w:val="single" w:color="C9D7DA" w:sz="4"/>
+              <w:right w:val="single" w:color="C9D7DA" w:sz="4"/>
+            </w:tcBorders>
+            <w:tcMar>
+              <w:top w:type="dxa" w:w="70"/>
+              <w:left w:type="dxa" w:w="110"/>
+              <w:bottom w:type="dxa" w:w="70"/>
+              <w:right w:type="dxa" w:w="110"/>
+            </w:tcMar>
+            <w:vAlign w:val="center"/>
+          </w:tcPr>
+          <w:p>
+            <w:pPr>
+              <w:spacing w:after="40" w:line="270"/>
+            </w:pPr>
+            <w:r>
+              <w:rPr>
+                <w:rFonts w:ascii="맑은 고딕" w:cs="맑은 고딕" w:eastAsia="맑은 고딕" w:hAnsi="맑은 고딕"/>
+                <w:sz w:val="18"/>
+                <w:szCs w:val="18"/>
+              </w:rPr>
+              <w:t xml:space="preserve">설치 스크립트가 없을 때만 만듦</w:t>
             </w:r>
           </w:p>
         </w:tc>
@@ -6611,7 +6129,7 @@
         <w:rPr>
           <w:rFonts w:ascii="맑은 고딕" w:cs="맑은 고딕" w:eastAsia="맑은 고딕" w:hAnsi="맑은 고딕"/>
         </w:rPr>
-        <w:t xml:space="preserve">Claude Code와 Cursor는 /commander-mcp 스킬이 목록에 보이는지, VS Code는 .github/instructions/commander-mcp.instructions.md 파일이 생겼는지 확인합니다. 그다음 Lab 0의 워크스페이스 정보 요청이 성공하면 됩니다.</w:t>
+        <w:t xml:space="preserve">VS Code에서 Open Customizations를 열어 지침 파일이 목록에 있는지 봅니다. Copilot 답변의 References를 펼쳤을 때 copilot-instructions.md가 보이면 지침이 쓰인 것입니다.</w:t>
       </w:r>
     </w:p>
     <w:p>
@@ -6624,13 +6142,13 @@
           <w:b/>
           <w:bCs/>
         </w:rPr>
-        <w:t xml:space="preserve">VS Code와 Claude Desktop  </w:t>
+        <w:t xml:space="preserve">VS Code용 팩의 한계  </w:t>
       </w:r>
       <w:r>
         <w:rPr>
           <w:rFonts w:ascii="맑은 고딕" w:cs="맑은 고딕" w:eastAsia="맑은 고딕" w:hAnsi="맑은 고딕"/>
         </w:rPr>
-        <w:t xml:space="preserve">VS Code에는 짧은 지침 파일만 설치되고 워크플로 문서는 들어가지 않습니다. Claude Desktop은 스킬팩 설치 안내에 없으므로 사내 Claude 관리자에게 스킬 배포 방법을 확인합니다. 두 경우 모두 5장 T00 공통 머리말을 꼭 붙여 넣어 규칙을 직접 알려 주세요.</w:t>
+        <w:t xml:space="preserve">VS Code용 팩은 짧은 지침 파일만 설치하고, 공식 워크플로 문서 18종은 넣지 않습니다. 그래서 새 채팅을 열 때마다 5장 T00 공통 머리말을 먼저 붙여 넣어 규칙을 직접 알려 줍니다.</w:t>
       </w:r>
     </w:p>
     <w:p>
@@ -6655,35 +6173,7 @@
         <w:rPr>
           <w:rFonts w:ascii="맑은 고딕" w:cs="맑은 고딕" w:eastAsia="맑은 고딕" w:hAnsi="맑은 고딕"/>
         </w:rPr>
-        <w:t xml:space="preserve">2.4  실습 환경</w:t>
-      </w:r>
-    </w:p>
-    <w:p>
-      <w:pPr>
-        <w:spacing w:after="120" w:before="0" w:line="300"/>
-      </w:pPr>
-      <w:r>
-        <w:rPr>
-          <w:rFonts w:ascii="맑은 고딕" w:cs="맑은 고딕" w:eastAsia="맑은 고딕" w:hAnsi="맑은 고딕"/>
-          <w:b/>
-          <w:bCs/>
-        </w:rPr>
-        <w:t xml:space="preserve">대상 앱  </w:t>
-      </w:r>
-      <w:r>
-        <w:rPr>
-          <w:rFonts w:ascii="맑은 고딕" w:cs="맑은 고딕" w:eastAsia="맑은 고딕" w:hAnsi="맑은 고딕"/>
-        </w:rPr>
-        <w:t xml:space="preserve">Tricentis Demo Web Shop  </w:t>
-      </w:r>
-      <w:r>
-        <w:rPr>
-          <w:rFonts w:ascii="Consolas" w:cs="Consolas" w:eastAsia="맑은 고딕" w:hAnsi="Consolas"/>
-          <w:color w:val="0F4C5C"/>
-          <w:sz w:val="17"/>
-          <w:szCs w:val="17"/>
-        </w:rPr>
-        <w:t xml:space="preserve">https://demowebshop.tricentis.com</w:t>
+        <w:t xml:space="preserve">2.4  도구 실행 확인과 승인</w:t>
       </w:r>
     </w:p>
     <w:p>
@@ -6694,7 +6184,7 @@
         <w:rPr>
           <w:rFonts w:ascii="맑은 고딕" w:cs="맑은 고딕" w:eastAsia="맑은 고딕" w:hAnsi="맑은 고딕"/>
         </w:rPr>
-        <w:t xml:space="preserve">테스트 연습용으로 공개된 쇼핑몰 사이트입니다. 실습에 쓰는 모듈은 강사가 미리 XScan으로 스캔해 워크스페이스에 넣어 두었습니다.</w:t>
+        <w:t xml:space="preserve">Copilot은 도구를 쓰기 전에 확인 창을 띄웁니다. 도구 이름과 입력값을 펼쳐 읽고 허용합니다. 허용 범위는 한 번, 이 세션, 이 워크스페이스, 항상 중에서 고를 수 있습니다. 실습에서는 아래 기준을 따릅니다.</w:t>
       </w:r>
     </w:p>
     <w:tbl>
@@ -6711,10 +6201,9 @@
         <w:tblLayout w:type="fixed"/>
       </w:tblPr>
       <w:tblGrid>
-        <w:gridCol w:w="1500"/>
-        <w:gridCol w:w="2000"/>
-        <w:gridCol w:w="2900"/>
-        <w:gridCol w:w="3238"/>
+        <w:gridCol w:w="1800"/>
+        <w:gridCol w:w="4300"/>
+        <w:gridCol w:w="3538"/>
       </w:tblGrid>
       <w:tr>
         <w:trPr>
@@ -6722,7 +6211,7 @@
         </w:trPr>
         <w:tc>
           <w:tcPr>
-            <w:tcW w:type="dxa" w:w="1500"/>
+            <w:tcW w:type="dxa" w:w="1800"/>
             <w:tcBorders>
               <w:top w:val="single" w:color="C9D7DA" w:sz="4"/>
               <w:left w:val="single" w:color="C9D7DA" w:sz="4"/>
@@ -6751,13 +6240,13 @@
                 <w:sz w:val="18"/>
                 <w:szCs w:val="18"/>
               </w:rPr>
-              <w:t xml:space="preserve">모듈</w:t>
-            </w:r>
-          </w:p>
-        </w:tc>
-        <w:tc>
-          <w:tcPr>
-            <w:tcW w:type="dxa" w:w="2000"/>
+              <w:t xml:space="preserve">묶음</w:t>
+            </w:r>
+          </w:p>
+        </w:tc>
+        <w:tc>
+          <w:tcPr>
+            <w:tcW w:type="dxa" w:w="4300"/>
             <w:tcBorders>
               <w:top w:val="single" w:color="C9D7DA" w:sz="4"/>
               <w:left w:val="single" w:color="C9D7DA" w:sz="4"/>
@@ -6786,13 +6275,13 @@
                 <w:sz w:val="18"/>
                 <w:szCs w:val="18"/>
               </w:rPr>
-              <w:t xml:space="preserve">위치</w:t>
-            </w:r>
-          </w:p>
-        </w:tc>
-        <w:tc>
-          <w:tcPr>
-            <w:tcW w:type="dxa" w:w="2900"/>
+              <w:t xml:space="preserve">도구 예</w:t>
+            </w:r>
+          </w:p>
+        </w:tc>
+        <w:tc>
+          <w:tcPr>
+            <w:tcW w:type="dxa" w:w="3538"/>
             <w:tcBorders>
               <w:top w:val="single" w:color="C9D7DA" w:sz="4"/>
               <w:left w:val="single" w:color="C9D7DA" w:sz="4"/>
@@ -6821,42 +6310,7 @@
                 <w:sz w:val="18"/>
                 <w:szCs w:val="18"/>
               </w:rPr>
-              <w:t xml:space="preserve">주요 속성</w:t>
-            </w:r>
-          </w:p>
-        </w:tc>
-        <w:tc>
-          <w:tcPr>
-            <w:tcW w:type="dxa" w:w="3238"/>
-            <w:tcBorders>
-              <w:top w:val="single" w:color="C9D7DA" w:sz="4"/>
-              <w:left w:val="single" w:color="C9D7DA" w:sz="4"/>
-              <w:bottom w:val="single" w:color="C9D7DA" w:sz="4"/>
-              <w:right w:val="single" w:color="C9D7DA" w:sz="4"/>
-            </w:tcBorders>
-            <w:shd w:fill="0F4C5C" w:color="auto" w:val="clear"/>
-            <w:tcMar>
-              <w:top w:type="dxa" w:w="70"/>
-              <w:left w:type="dxa" w:w="110"/>
-              <w:bottom w:type="dxa" w:w="70"/>
-              <w:right w:type="dxa" w:w="110"/>
-            </w:tcMar>
-            <w:vAlign w:val="center"/>
-          </w:tcPr>
-          <w:p>
-            <w:pPr>
-              <w:spacing w:after="40" w:line="270"/>
-            </w:pPr>
-            <w:r>
-              <w:rPr>
-                <w:rFonts w:ascii="맑은 고딕" w:cs="맑은 고딕" w:eastAsia="맑은 고딕" w:hAnsi="맑은 고딕"/>
-                <w:b/>
-                <w:bCs/>
-                <w:color w:val="FFFFFF"/>
-                <w:sz w:val="18"/>
-                <w:szCs w:val="18"/>
-              </w:rPr>
-              <w:t xml:space="preserve">설명</w:t>
+              <w:t xml:space="preserve">허용 방법</w:t>
             </w:r>
           </w:p>
         </w:tc>
@@ -6867,73 +6321,73 @@
         </w:trPr>
         <w:tc>
           <w:tcPr>
-            <w:tcW w:type="dxa" w:w="1500"/>
-            <w:tcBorders>
-              <w:top w:val="single" w:color="C9D7DA" w:sz="4"/>
-              <w:left w:val="single" w:color="C9D7DA" w:sz="4"/>
-              <w:bottom w:val="single" w:color="C9D7DA" w:sz="4"/>
-              <w:right w:val="single" w:color="C9D7DA" w:sz="4"/>
-            </w:tcBorders>
-            <w:tcMar>
-              <w:top w:type="dxa" w:w="70"/>
-              <w:left w:type="dxa" w:w="110"/>
-              <w:bottom w:type="dxa" w:w="70"/>
-              <w:right w:type="dxa" w:w="110"/>
-            </w:tcMar>
-            <w:vAlign w:val="center"/>
-          </w:tcPr>
-          <w:p>
-            <w:pPr>
-              <w:spacing w:after="40" w:line="270"/>
-            </w:pPr>
-            <w:r>
-              <w:rPr>
-                <w:rFonts w:ascii="맑은 고딕" w:cs="맑은 고딕" w:eastAsia="맑은 고딕" w:hAnsi="맑은 고딕"/>
-                <w:b/>
-                <w:bCs/>
-                <w:sz w:val="18"/>
-                <w:szCs w:val="18"/>
-              </w:rPr>
-              <w:t xml:space="preserve">OpenUrl</w:t>
-            </w:r>
-          </w:p>
-        </w:tc>
-        <w:tc>
-          <w:tcPr>
-            <w:tcW w:type="dxa" w:w="2000"/>
-            <w:tcBorders>
-              <w:top w:val="single" w:color="C9D7DA" w:sz="4"/>
-              <w:left w:val="single" w:color="C9D7DA" w:sz="4"/>
-              <w:bottom w:val="single" w:color="C9D7DA" w:sz="4"/>
-              <w:right w:val="single" w:color="C9D7DA" w:sz="4"/>
-            </w:tcBorders>
-            <w:tcMar>
-              <w:top w:type="dxa" w:w="70"/>
-              <w:left w:type="dxa" w:w="110"/>
-              <w:bottom w:type="dxa" w:w="70"/>
-              <w:right w:type="dxa" w:w="110"/>
-            </w:tcMar>
-            <w:vAlign w:val="center"/>
-          </w:tcPr>
-          <w:p>
-            <w:pPr>
-              <w:spacing w:after="40" w:line="270"/>
-            </w:pPr>
-            <w:r>
-              <w:rPr>
-                <w:rFonts w:ascii="맑은 고딕" w:cs="맑은 고딕" w:eastAsia="맑은 고딕" w:hAnsi="맑은 고딕"/>
+            <w:tcW w:type="dxa" w:w="1800"/>
+            <w:tcBorders>
+              <w:top w:val="single" w:color="C9D7DA" w:sz="4"/>
+              <w:left w:val="single" w:color="C9D7DA" w:sz="4"/>
+              <w:bottom w:val="single" w:color="C9D7DA" w:sz="4"/>
+              <w:right w:val="single" w:color="C9D7DA" w:sz="4"/>
+            </w:tcBorders>
+            <w:tcMar>
+              <w:top w:type="dxa" w:w="70"/>
+              <w:left w:type="dxa" w:w="110"/>
+              <w:bottom w:type="dxa" w:w="70"/>
+              <w:right w:type="dxa" w:w="110"/>
+            </w:tcMar>
+            <w:vAlign w:val="center"/>
+          </w:tcPr>
+          <w:p>
+            <w:pPr>
+              <w:spacing w:after="40" w:line="270"/>
+            </w:pPr>
+            <w:r>
+              <w:rPr>
+                <w:rFonts w:ascii="맑은 고딕" w:cs="맑은 고딕" w:eastAsia="맑은 고딕" w:hAnsi="맑은 고딕"/>
+                <w:b/>
+                <w:bCs/>
+                <w:sz w:val="18"/>
+                <w:szCs w:val="18"/>
+              </w:rPr>
+              <w:t xml:space="preserve">조회</w:t>
+            </w:r>
+          </w:p>
+        </w:tc>
+        <w:tc>
+          <w:tcPr>
+            <w:tcW w:type="dxa" w:w="4300"/>
+            <w:tcBorders>
+              <w:top w:val="single" w:color="C9D7DA" w:sz="4"/>
+              <w:left w:val="single" w:color="C9D7DA" w:sz="4"/>
+              <w:bottom w:val="single" w:color="C9D7DA" w:sz="4"/>
+              <w:right w:val="single" w:color="C9D7DA" w:sz="4"/>
+            </w:tcBorders>
+            <w:tcMar>
+              <w:top w:type="dxa" w:w="70"/>
+              <w:left w:type="dxa" w:w="110"/>
+              <w:bottom w:type="dxa" w:w="70"/>
+              <w:right w:type="dxa" w:w="110"/>
+            </w:tcMar>
+            <w:vAlign w:val="center"/>
+          </w:tcPr>
+          <w:p>
+            <w:pPr>
+              <w:spacing w:after="40" w:line="270"/>
+            </w:pPr>
+            <w:r>
+              <w:rPr>
+                <w:rFonts w:ascii="Consolas" w:cs="Consolas" w:eastAsia="맑은 고딕" w:hAnsi="Consolas"/>
                 <w:b w:val="false"/>
                 <w:bCs w:val="false"/>
                 <w:sz w:val="18"/>
                 <w:szCs w:val="18"/>
               </w:rPr>
-              <w:t xml:space="preserve">표준 모듈</w:t>
-            </w:r>
-          </w:p>
-        </w:tc>
-        <w:tc>
-          <w:tcPr>
-            <w:tcW w:type="dxa" w:w="2900"/>
+              <w:t xml:space="preserve">get_workspace_info, get_object_info, list_assets, get_attributes</w:t>
+            </w:r>
+          </w:p>
+        </w:tc>
+        <w:tc>
+          <w:tcPr>
+            <w:tcW w:type="dxa" w:w="3538"/>
             <w:tcBorders>
               <w:top w:val="single" w:color="C9D7DA" w:sz="4"/>
               <w:left w:val="single" w:color="C9D7DA" w:sz="4"/>
@@ -6960,40 +6414,7 @@
                 <w:sz w:val="18"/>
                 <w:szCs w:val="18"/>
               </w:rPr>
-              <w:t xml:space="preserve">Url</w:t>
-            </w:r>
-          </w:p>
-        </w:tc>
-        <w:tc>
-          <w:tcPr>
-            <w:tcW w:type="dxa" w:w="3238"/>
-            <w:tcBorders>
-              <w:top w:val="single" w:color="C9D7DA" w:sz="4"/>
-              <w:left w:val="single" w:color="C9D7DA" w:sz="4"/>
-              <w:bottom w:val="single" w:color="C9D7DA" w:sz="4"/>
-              <w:right w:val="single" w:color="C9D7DA" w:sz="4"/>
-            </w:tcBorders>
-            <w:tcMar>
-              <w:top w:type="dxa" w:w="70"/>
-              <w:left w:type="dxa" w:w="110"/>
-              <w:bottom w:type="dxa" w:w="70"/>
-              <w:right w:type="dxa" w:w="110"/>
-            </w:tcMar>
-            <w:vAlign w:val="center"/>
-          </w:tcPr>
-          <w:p>
-            <w:pPr>
-              <w:spacing w:after="40" w:line="270"/>
-            </w:pPr>
-            <w:r>
-              <w:rPr>
-                <w:rFonts w:ascii="맑은 고딕" w:cs="맑은 고딕" w:eastAsia="맑은 고딕" w:hAnsi="맑은 고딕"/>
-                <w:b w:val="false"/>
-                <w:bCs w:val="false"/>
-                <w:sz w:val="18"/>
-                <w:szCs w:val="18"/>
-              </w:rPr>
-              <w:t xml:space="preserve">브라우저를 열고 주소로 이동</w:t>
+              <w:t xml:space="preserve">이 세션 동안 허용해도 됩니다</w:t>
             </w:r>
           </w:p>
         </w:tc>
@@ -7004,7 +6425,7 @@
         </w:trPr>
         <w:tc>
           <w:tcPr>
-            <w:tcW w:type="dxa" w:w="1500"/>
+            <w:tcW w:type="dxa" w:w="1800"/>
             <w:tcBorders>
               <w:top w:val="single" w:color="C9D7DA" w:sz="4"/>
               <w:left w:val="single" w:color="C9D7DA" w:sz="4"/>
@@ -7032,13 +6453,13 @@
                 <w:sz w:val="18"/>
                 <w:szCs w:val="18"/>
               </w:rPr>
-              <w:t xml:space="preserve">Header</w:t>
-            </w:r>
-          </w:p>
-        </w:tc>
-        <w:tc>
-          <w:tcPr>
-            <w:tcW w:type="dxa" w:w="2000"/>
+              <w:t xml:space="preserve">만들기·수정</w:t>
+            </w:r>
+          </w:p>
+        </w:tc>
+        <w:tc>
+          <w:tcPr>
+            <w:tcW w:type="dxa" w:w="4300"/>
             <w:tcBorders>
               <w:top w:val="single" w:color="C9D7DA" w:sz="4"/>
               <w:left w:val="single" w:color="C9D7DA" w:sz="4"/>
@@ -7060,19 +6481,19 @@
             </w:pPr>
             <w:r>
               <w:rPr>
-                <w:rFonts w:ascii="맑은 고딕" w:cs="맑은 고딕" w:eastAsia="맑은 고딕" w:hAnsi="맑은 고딕"/>
+                <w:rFonts w:ascii="Consolas" w:cs="Consolas" w:eastAsia="맑은 고딕" w:hAnsi="Consolas"/>
                 <w:b w:val="false"/>
                 <w:bCs w:val="false"/>
                 <w:sz w:val="18"/>
                 <w:szCs w:val="18"/>
               </w:rPr>
-              <w:t xml:space="preserve">Modules/MCP실습</w:t>
-            </w:r>
-          </w:p>
-        </w:tc>
-        <w:tc>
-          <w:tcPr>
-            <w:tcW w:type="dxa" w:w="2900"/>
+              <w:t xml:space="preserve">create_test_cases, set_attribute, execute_drop_task, execute_task</w:t>
+            </w:r>
+          </w:p>
+        </w:tc>
+        <w:tc>
+          <w:tcPr>
+            <w:tcW w:type="dxa" w:w="3538"/>
             <w:tcBorders>
               <w:top w:val="single" w:color="C9D7DA" w:sz="4"/>
               <w:left w:val="single" w:color="C9D7DA" w:sz="4"/>
@@ -7100,41 +6521,7 @@
                 <w:sz w:val="18"/>
                 <w:szCs w:val="18"/>
               </w:rPr>
-              <w:t xml:space="preserve">Log in, Log out, Account</w:t>
-            </w:r>
-          </w:p>
-        </w:tc>
-        <w:tc>
-          <w:tcPr>
-            <w:tcW w:type="dxa" w:w="3238"/>
-            <w:tcBorders>
-              <w:top w:val="single" w:color="C9D7DA" w:sz="4"/>
-              <w:left w:val="single" w:color="C9D7DA" w:sz="4"/>
-              <w:bottom w:val="single" w:color="C9D7DA" w:sz="4"/>
-              <w:right w:val="single" w:color="C9D7DA" w:sz="4"/>
-            </w:tcBorders>
-            <w:shd w:fill="EAF1F2" w:color="auto" w:val="clear"/>
-            <w:tcMar>
-              <w:top w:type="dxa" w:w="70"/>
-              <w:left w:type="dxa" w:w="110"/>
-              <w:bottom w:type="dxa" w:w="70"/>
-              <w:right w:type="dxa" w:w="110"/>
-            </w:tcMar>
-            <w:vAlign w:val="center"/>
-          </w:tcPr>
-          <w:p>
-            <w:pPr>
-              <w:spacing w:after="40" w:line="270"/>
-            </w:pPr>
-            <w:r>
-              <w:rPr>
-                <w:rFonts w:ascii="맑은 고딕" w:cs="맑은 고딕" w:eastAsia="맑은 고딕" w:hAnsi="맑은 고딕"/>
-                <w:b w:val="false"/>
-                <w:bCs w:val="false"/>
-                <w:sz w:val="18"/>
-                <w:szCs w:val="18"/>
-              </w:rPr>
-              <w:t xml:space="preserve">상단 메뉴. Account는 로그인 후 이메일이 보이는 링크</w:t>
+              <w:t xml:space="preserve">입력값을 펼쳐 보고 한 번만 허용합니다</w:t>
             </w:r>
           </w:p>
         </w:tc>
@@ -7145,73 +6532,73 @@
         </w:trPr>
         <w:tc>
           <w:tcPr>
-            <w:tcW w:type="dxa" w:w="1500"/>
-            <w:tcBorders>
-              <w:top w:val="single" w:color="C9D7DA" w:sz="4"/>
-              <w:left w:val="single" w:color="C9D7DA" w:sz="4"/>
-              <w:bottom w:val="single" w:color="C9D7DA" w:sz="4"/>
-              <w:right w:val="single" w:color="C9D7DA" w:sz="4"/>
-            </w:tcBorders>
-            <w:tcMar>
-              <w:top w:type="dxa" w:w="70"/>
-              <w:left w:type="dxa" w:w="110"/>
-              <w:bottom w:type="dxa" w:w="70"/>
-              <w:right w:type="dxa" w:w="110"/>
-            </w:tcMar>
-            <w:vAlign w:val="center"/>
-          </w:tcPr>
-          <w:p>
-            <w:pPr>
-              <w:spacing w:after="40" w:line="270"/>
-            </w:pPr>
-            <w:r>
-              <w:rPr>
-                <w:rFonts w:ascii="맑은 고딕" w:cs="맑은 고딕" w:eastAsia="맑은 고딕" w:hAnsi="맑은 고딕"/>
-                <w:b/>
-                <w:bCs/>
-                <w:sz w:val="18"/>
-                <w:szCs w:val="18"/>
-              </w:rPr>
-              <w:t xml:space="preserve">Login</w:t>
-            </w:r>
-          </w:p>
-        </w:tc>
-        <w:tc>
-          <w:tcPr>
-            <w:tcW w:type="dxa" w:w="2000"/>
-            <w:tcBorders>
-              <w:top w:val="single" w:color="C9D7DA" w:sz="4"/>
-              <w:left w:val="single" w:color="C9D7DA" w:sz="4"/>
-              <w:bottom w:val="single" w:color="C9D7DA" w:sz="4"/>
-              <w:right w:val="single" w:color="C9D7DA" w:sz="4"/>
-            </w:tcBorders>
-            <w:tcMar>
-              <w:top w:type="dxa" w:w="70"/>
-              <w:left w:type="dxa" w:w="110"/>
-              <w:bottom w:type="dxa" w:w="70"/>
-              <w:right w:type="dxa" w:w="110"/>
-            </w:tcMar>
-            <w:vAlign w:val="center"/>
-          </w:tcPr>
-          <w:p>
-            <w:pPr>
-              <w:spacing w:after="40" w:line="270"/>
-            </w:pPr>
-            <w:r>
-              <w:rPr>
-                <w:rFonts w:ascii="맑은 고딕" w:cs="맑은 고딕" w:eastAsia="맑은 고딕" w:hAnsi="맑은 고딕"/>
+            <w:tcW w:type="dxa" w:w="1800"/>
+            <w:tcBorders>
+              <w:top w:val="single" w:color="C9D7DA" w:sz="4"/>
+              <w:left w:val="single" w:color="C9D7DA" w:sz="4"/>
+              <w:bottom w:val="single" w:color="C9D7DA" w:sz="4"/>
+              <w:right w:val="single" w:color="C9D7DA" w:sz="4"/>
+            </w:tcBorders>
+            <w:tcMar>
+              <w:top w:type="dxa" w:w="70"/>
+              <w:left w:type="dxa" w:w="110"/>
+              <w:bottom w:type="dxa" w:w="70"/>
+              <w:right w:type="dxa" w:w="110"/>
+            </w:tcMar>
+            <w:vAlign w:val="center"/>
+          </w:tcPr>
+          <w:p>
+            <w:pPr>
+              <w:spacing w:after="40" w:line="270"/>
+            </w:pPr>
+            <w:r>
+              <w:rPr>
+                <w:rFonts w:ascii="맑은 고딕" w:cs="맑은 고딕" w:eastAsia="맑은 고딕" w:hAnsi="맑은 고딕"/>
+                <w:b/>
+                <w:bCs/>
+                <w:sz w:val="18"/>
+                <w:szCs w:val="18"/>
+              </w:rPr>
+              <w:t xml:space="preserve">실행</w:t>
+            </w:r>
+          </w:p>
+        </w:tc>
+        <w:tc>
+          <w:tcPr>
+            <w:tcW w:type="dxa" w:w="4300"/>
+            <w:tcBorders>
+              <w:top w:val="single" w:color="C9D7DA" w:sz="4"/>
+              <w:left w:val="single" w:color="C9D7DA" w:sz="4"/>
+              <w:bottom w:val="single" w:color="C9D7DA" w:sz="4"/>
+              <w:right w:val="single" w:color="C9D7DA" w:sz="4"/>
+            </w:tcBorders>
+            <w:tcMar>
+              <w:top w:type="dxa" w:w="70"/>
+              <w:left w:type="dxa" w:w="110"/>
+              <w:bottom w:type="dxa" w:w="70"/>
+              <w:right w:type="dxa" w:w="110"/>
+            </w:tcMar>
+            <w:vAlign w:val="center"/>
+          </w:tcPr>
+          <w:p>
+            <w:pPr>
+              <w:spacing w:after="40" w:line="270"/>
+            </w:pPr>
+            <w:r>
+              <w:rPr>
+                <w:rFonts w:ascii="Consolas" w:cs="Consolas" w:eastAsia="맑은 고딕" w:hAnsi="Consolas"/>
                 <w:b w:val="false"/>
                 <w:bCs w:val="false"/>
                 <w:sz w:val="18"/>
                 <w:szCs w:val="18"/>
               </w:rPr>
-              <w:t xml:space="preserve">Modules/MCP실습</w:t>
-            </w:r>
-          </w:p>
-        </w:tc>
-        <w:tc>
-          <w:tcPr>
-            <w:tcW w:type="dxa" w:w="2900"/>
+              <w:t xml:space="preserve">execute_test_suite</w:t>
+            </w:r>
+          </w:p>
+        </w:tc>
+        <w:tc>
+          <w:tcPr>
+            <w:tcW w:type="dxa" w:w="3538"/>
             <w:tcBorders>
               <w:top w:val="single" w:color="C9D7DA" w:sz="4"/>
               <w:left w:val="single" w:color="C9D7DA" w:sz="4"/>
@@ -7238,40 +6625,7 @@
                 <w:sz w:val="18"/>
                 <w:szCs w:val="18"/>
               </w:rPr>
-              <w:t xml:space="preserve">Email, Password, Log in, Error Message</w:t>
-            </w:r>
-          </w:p>
-        </w:tc>
-        <w:tc>
-          <w:tcPr>
-            <w:tcW w:type="dxa" w:w="3238"/>
-            <w:tcBorders>
-              <w:top w:val="single" w:color="C9D7DA" w:sz="4"/>
-              <w:left w:val="single" w:color="C9D7DA" w:sz="4"/>
-              <w:bottom w:val="single" w:color="C9D7DA" w:sz="4"/>
-              <w:right w:val="single" w:color="C9D7DA" w:sz="4"/>
-            </w:tcBorders>
-            <w:tcMar>
-              <w:top w:type="dxa" w:w="70"/>
-              <w:left w:type="dxa" w:w="110"/>
-              <w:bottom w:type="dxa" w:w="70"/>
-              <w:right w:type="dxa" w:w="110"/>
-            </w:tcMar>
-            <w:vAlign w:val="center"/>
-          </w:tcPr>
-          <w:p>
-            <w:pPr>
-              <w:spacing w:after="40" w:line="270"/>
-            </w:pPr>
-            <w:r>
-              <w:rPr>
-                <w:rFonts w:ascii="맑은 고딕" w:cs="맑은 고딕" w:eastAsia="맑은 고딕" w:hAnsi="맑은 고딕"/>
-                <w:b w:val="false"/>
-                <w:bCs w:val="false"/>
-                <w:sz w:val="18"/>
-                <w:szCs w:val="18"/>
-              </w:rPr>
-              <w:t xml:space="preserve">로그인 화면</w:t>
+              <w:t xml:space="preserve">한 번만 허용합니다. 브라우저가 열리면 손을 뗍니다</w:t>
             </w:r>
           </w:p>
         </w:tc>
@@ -7282,7 +6636,7 @@
         </w:trPr>
         <w:tc>
           <w:tcPr>
-            <w:tcW w:type="dxa" w:w="1500"/>
+            <w:tcW w:type="dxa" w:w="1800"/>
             <w:tcBorders>
               <w:top w:val="single" w:color="C9D7DA" w:sz="4"/>
               <w:left w:val="single" w:color="C9D7DA" w:sz="4"/>
@@ -7310,13 +6664,13 @@
                 <w:sz w:val="18"/>
                 <w:szCs w:val="18"/>
               </w:rPr>
-              <w:t xml:space="preserve">CloseBrowser</w:t>
-            </w:r>
-          </w:p>
-        </w:tc>
-        <w:tc>
-          <w:tcPr>
-            <w:tcW w:type="dxa" w:w="2000"/>
+              <w:t xml:space="preserve">삭제·체크인</w:t>
+            </w:r>
+          </w:p>
+        </w:tc>
+        <w:tc>
+          <w:tcPr>
+            <w:tcW w:type="dxa" w:w="4300"/>
             <w:tcBorders>
               <w:top w:val="single" w:color="C9D7DA" w:sz="4"/>
               <w:left w:val="single" w:color="C9D7DA" w:sz="4"/>
@@ -7338,19 +6692,19 @@
             </w:pPr>
             <w:r>
               <w:rPr>
-                <w:rFonts w:ascii="맑은 고딕" w:cs="맑은 고딕" w:eastAsia="맑은 고딕" w:hAnsi="맑은 고딕"/>
+                <w:rFonts w:ascii="Consolas" w:cs="Consolas" w:eastAsia="맑은 고딕" w:hAnsi="Consolas"/>
                 <w:b w:val="false"/>
                 <w:bCs w:val="false"/>
                 <w:sz w:val="18"/>
                 <w:szCs w:val="18"/>
               </w:rPr>
-              <w:t xml:space="preserve">표준 모듈</w:t>
-            </w:r>
-          </w:p>
-        </w:tc>
-        <w:tc>
-          <w:tcPr>
-            <w:tcW w:type="dxa" w:w="2900"/>
+              <w:t xml:space="preserve">delete_objects, check_in_all</w:t>
+            </w:r>
+          </w:p>
+        </w:tc>
+        <w:tc>
+          <w:tcPr>
+            <w:tcW w:type="dxa" w:w="3538"/>
             <w:tcBorders>
               <w:top w:val="single" w:color="C9D7DA" w:sz="4"/>
               <w:left w:val="single" w:color="C9D7DA" w:sz="4"/>
@@ -7378,20 +6732,229 @@
                 <w:sz w:val="18"/>
                 <w:szCs w:val="18"/>
               </w:rPr>
-              <w:t xml:space="preserve">Title</w:t>
-            </w:r>
-          </w:p>
-        </w:tc>
-        <w:tc>
-          <w:tcPr>
-            <w:tcW w:type="dxa" w:w="3238"/>
-            <w:tcBorders>
-              <w:top w:val="single" w:color="C9D7DA" w:sz="4"/>
-              <w:left w:val="single" w:color="C9D7DA" w:sz="4"/>
-              <w:bottom w:val="single" w:color="C9D7DA" w:sz="4"/>
-              <w:right w:val="single" w:color="C9D7DA" w:sz="4"/>
-            </w:tcBorders>
-            <w:shd w:fill="EAF1F2" w:color="auto" w:val="clear"/>
+              <w:t xml:space="preserve">대상 목록을 먼저 받아 본 뒤 한 번만 허용합니다</w:t>
+            </w:r>
+          </w:p>
+        </w:tc>
+      </w:tr>
+    </w:tbl>
+    <w:p>
+      <w:pPr>
+        <w:keepNext w:val="false"/>
+        <w:spacing w:after="120"/>
+      </w:pPr>
+    </w:p>
+    <w:p>
+      <w:pPr>
+        <w:pStyle w:val="ListParagraph"/>
+        <w:numPr>
+          <w:ilvl w:val="0"/>
+          <w:numId w:val="2"/>
+        </w:numPr>
+        <w:spacing w:after="60" w:line="290"/>
+      </w:pPr>
+      <w:r>
+        <w:rPr>
+          <w:rFonts w:ascii="맑은 고딕" w:cs="맑은 고딕" w:eastAsia="맑은 고딕" w:hAnsi="맑은 고딕"/>
+        </w:rPr>
+        <w:t xml:space="preserve">권한 수준은 기본값인 Manual permissions를 그대로 둡니다. Allow all과 Autopilot은 확인 없이 실행하므로 실습에서 쓰지 않습니다.</w:t>
+      </w:r>
+    </w:p>
+    <w:p>
+      <w:pPr>
+        <w:pStyle w:val="ListParagraph"/>
+        <w:numPr>
+          <w:ilvl w:val="0"/>
+          <w:numId w:val="2"/>
+        </w:numPr>
+        <w:spacing w:after="60" w:line="290"/>
+      </w:pPr>
+      <w:r>
+        <w:rPr>
+          <w:rFonts w:ascii="맑은 고딕" w:cs="맑은 고딕" w:eastAsia="맑은 고딕" w:hAnsi="맑은 고딕"/>
+        </w:rPr>
+        <w:t xml:space="preserve">허용을 잘못 눌렀으면 명령 팔레트에서 Chat: Reset Tool Confirmations를 실행합니다. 도구별 허용 상태는 Chat: Manage Tool Approval에서 봅니다.</w:t>
+      </w:r>
+    </w:p>
+    <w:p>
+      <w:pPr>
+        <w:pStyle w:val="ListParagraph"/>
+        <w:numPr>
+          <w:ilvl w:val="0"/>
+          <w:numId w:val="2"/>
+        </w:numPr>
+        <w:spacing w:after="60" w:line="290"/>
+      </w:pPr>
+      <w:r>
+        <w:rPr>
+          <w:rFonts w:ascii="맑은 고딕" w:cs="맑은 고딕" w:eastAsia="맑은 고딕" w:hAnsi="맑은 고딕"/>
+        </w:rPr>
+        <w:t xml:space="preserve">서버 로그는 MCP: List Servers → tosca-commander → Show Output에서 봅니다.</w:t>
+      </w:r>
+    </w:p>
+    <w:p>
+      <w:pPr>
+        <w:pStyle w:val="Heading2"/>
+      </w:pPr>
+      <w:r>
+        <w:rPr>
+          <w:rFonts w:ascii="맑은 고딕" w:cs="맑은 고딕" w:eastAsia="맑은 고딕" w:hAnsi="맑은 고딕"/>
+        </w:rPr>
+        <w:t xml:space="preserve">2.5  실습 환경</w:t>
+      </w:r>
+    </w:p>
+    <w:p>
+      <w:pPr>
+        <w:spacing w:after="100" w:before="0" w:line="300"/>
+      </w:pPr>
+      <w:r>
+        <w:rPr>
+          <w:rFonts w:ascii="맑은 고딕" w:cs="맑은 고딕" w:eastAsia="맑은 고딕" w:hAnsi="맑은 고딕"/>
+          <w:color w:val="56666B"/>
+          <w:sz w:val="18"/>
+          <w:szCs w:val="18"/>
+        </w:rPr>
+        <w:t xml:space="preserve">강사가 실습 내용에 맞게 채웁니다.</w:t>
+      </w:r>
+    </w:p>
+    <w:tbl>
+      <w:tblPr>
+        <w:tblW w:type="dxa" w:w="9638"/>
+        <w:tblBorders>
+          <w:top w:val="single" w:color="auto" w:sz="4"/>
+          <w:left w:val="single" w:color="auto" w:sz="4"/>
+          <w:bottom w:val="single" w:color="auto" w:sz="4"/>
+          <w:right w:val="single" w:color="auto" w:sz="4"/>
+          <w:insideH w:val="single" w:color="auto" w:sz="4"/>
+          <w:insideV w:val="single" w:color="auto" w:sz="4"/>
+        </w:tblBorders>
+        <w:tblLayout w:type="fixed"/>
+      </w:tblPr>
+      <w:tblGrid>
+        <w:gridCol w:w="2600"/>
+        <w:gridCol w:w="7038"/>
+      </w:tblGrid>
+      <w:tr>
+        <w:trPr>
+          <w:tblHeader/>
+        </w:trPr>
+        <w:tc>
+          <w:tcPr>
+            <w:tcW w:type="dxa" w:w="2600"/>
+            <w:tcBorders>
+              <w:top w:val="single" w:color="C9D7DA" w:sz="4"/>
+              <w:left w:val="single" w:color="C9D7DA" w:sz="4"/>
+              <w:bottom w:val="single" w:color="C9D7DA" w:sz="4"/>
+              <w:right w:val="single" w:color="C9D7DA" w:sz="4"/>
+            </w:tcBorders>
+            <w:shd w:fill="0F4C5C" w:color="auto" w:val="clear"/>
+            <w:tcMar>
+              <w:top w:type="dxa" w:w="70"/>
+              <w:left w:type="dxa" w:w="110"/>
+              <w:bottom w:type="dxa" w:w="70"/>
+              <w:right w:type="dxa" w:w="110"/>
+            </w:tcMar>
+            <w:vAlign w:val="center"/>
+          </w:tcPr>
+          <w:p>
+            <w:pPr>
+              <w:spacing w:after="40" w:line="270"/>
+            </w:pPr>
+            <w:r>
+              <w:rPr>
+                <w:rFonts w:ascii="맑은 고딕" w:cs="맑은 고딕" w:eastAsia="맑은 고딕" w:hAnsi="맑은 고딕"/>
+                <w:b/>
+                <w:bCs/>
+                <w:color w:val="FFFFFF"/>
+                <w:sz w:val="18"/>
+                <w:szCs w:val="18"/>
+              </w:rPr>
+              <w:t xml:space="preserve">항목</w:t>
+            </w:r>
+          </w:p>
+        </w:tc>
+        <w:tc>
+          <w:tcPr>
+            <w:tcW w:type="dxa" w:w="7038"/>
+            <w:tcBorders>
+              <w:top w:val="single" w:color="C9D7DA" w:sz="4"/>
+              <w:left w:val="single" w:color="C9D7DA" w:sz="4"/>
+              <w:bottom w:val="single" w:color="C9D7DA" w:sz="4"/>
+              <w:right w:val="single" w:color="C9D7DA" w:sz="4"/>
+            </w:tcBorders>
+            <w:shd w:fill="0F4C5C" w:color="auto" w:val="clear"/>
+            <w:tcMar>
+              <w:top w:type="dxa" w:w="70"/>
+              <w:left w:type="dxa" w:w="110"/>
+              <w:bottom w:type="dxa" w:w="70"/>
+              <w:right w:type="dxa" w:w="110"/>
+            </w:tcMar>
+            <w:vAlign w:val="center"/>
+          </w:tcPr>
+          <w:p>
+            <w:pPr>
+              <w:spacing w:after="40" w:line="270"/>
+            </w:pPr>
+            <w:r>
+              <w:rPr>
+                <w:rFonts w:ascii="맑은 고딕" w:cs="맑은 고딕" w:eastAsia="맑은 고딕" w:hAnsi="맑은 고딕"/>
+                <w:b/>
+                <w:bCs/>
+                <w:color w:val="FFFFFF"/>
+                <w:sz w:val="18"/>
+                <w:szCs w:val="18"/>
+              </w:rPr>
+              <w:t xml:space="preserve">내용</w:t>
+            </w:r>
+          </w:p>
+        </w:tc>
+      </w:tr>
+      <w:tr>
+        <w:trPr>
+          <w:cantSplit/>
+        </w:trPr>
+        <w:tc>
+          <w:tcPr>
+            <w:tcW w:type="dxa" w:w="2600"/>
+            <w:tcBorders>
+              <w:top w:val="single" w:color="C9D7DA" w:sz="4"/>
+              <w:left w:val="single" w:color="C9D7DA" w:sz="4"/>
+              <w:bottom w:val="single" w:color="C9D7DA" w:sz="4"/>
+              <w:right w:val="single" w:color="C9D7DA" w:sz="4"/>
+            </w:tcBorders>
+            <w:tcMar>
+              <w:top w:type="dxa" w:w="70"/>
+              <w:left w:type="dxa" w:w="110"/>
+              <w:bottom w:type="dxa" w:w="70"/>
+              <w:right w:type="dxa" w:w="110"/>
+            </w:tcMar>
+            <w:vAlign w:val="center"/>
+          </w:tcPr>
+          <w:p>
+            <w:pPr>
+              <w:spacing w:after="40" w:line="270"/>
+            </w:pPr>
+            <w:r>
+              <w:rPr>
+                <w:rFonts w:ascii="맑은 고딕" w:cs="맑은 고딕" w:eastAsia="맑은 고딕" w:hAnsi="맑은 고딕"/>
+                <w:b/>
+                <w:bCs/>
+                <w:sz w:val="18"/>
+                <w:szCs w:val="18"/>
+              </w:rPr>
+              <w:t xml:space="preserve">대상 앱</w:t>
+            </w:r>
+          </w:p>
+        </w:tc>
+        <w:tc>
+          <w:tcPr>
+            <w:tcW w:type="dxa" w:w="7038"/>
+            <w:tcBorders>
+              <w:top w:val="single" w:color="C9D7DA" w:sz="4"/>
+              <w:left w:val="single" w:color="C9D7DA" w:sz="4"/>
+              <w:bottom w:val="single" w:color="C9D7DA" w:sz="4"/>
+              <w:right w:val="single" w:color="C9D7DA" w:sz="4"/>
+            </w:tcBorders>
             <w:tcMar>
               <w:top w:type="dxa" w:w="70"/>
               <w:left w:type="dxa" w:w="110"/>
@@ -7412,7 +6975,827 @@
                 <w:sz w:val="18"/>
                 <w:szCs w:val="18"/>
               </w:rPr>
-              <w:t xml:space="preserve">브라우저 닫기</w:t>
+              <w:t xml:space="preserve">[앱 이름과 주소]</w:t>
+            </w:r>
+          </w:p>
+        </w:tc>
+      </w:tr>
+      <w:tr>
+        <w:trPr>
+          <w:cantSplit/>
+        </w:trPr>
+        <w:tc>
+          <w:tcPr>
+            <w:tcW w:type="dxa" w:w="2600"/>
+            <w:tcBorders>
+              <w:top w:val="single" w:color="C9D7DA" w:sz="4"/>
+              <w:left w:val="single" w:color="C9D7DA" w:sz="4"/>
+              <w:bottom w:val="single" w:color="C9D7DA" w:sz="4"/>
+              <w:right w:val="single" w:color="C9D7DA" w:sz="4"/>
+            </w:tcBorders>
+            <w:shd w:fill="EAF1F2" w:color="auto" w:val="clear"/>
+            <w:tcMar>
+              <w:top w:type="dxa" w:w="70"/>
+              <w:left w:type="dxa" w:w="110"/>
+              <w:bottom w:type="dxa" w:w="70"/>
+              <w:right w:type="dxa" w:w="110"/>
+            </w:tcMar>
+            <w:vAlign w:val="center"/>
+          </w:tcPr>
+          <w:p>
+            <w:pPr>
+              <w:spacing w:after="40" w:line="270"/>
+            </w:pPr>
+            <w:r>
+              <w:rPr>
+                <w:rFonts w:ascii="맑은 고딕" w:cs="맑은 고딕" w:eastAsia="맑은 고딕" w:hAnsi="맑은 고딕"/>
+                <w:b/>
+                <w:bCs/>
+                <w:sz w:val="18"/>
+                <w:szCs w:val="18"/>
+              </w:rPr>
+              <w:t xml:space="preserve">워크스페이스</w:t>
+            </w:r>
+          </w:p>
+        </w:tc>
+        <w:tc>
+          <w:tcPr>
+            <w:tcW w:type="dxa" w:w="7038"/>
+            <w:tcBorders>
+              <w:top w:val="single" w:color="C9D7DA" w:sz="4"/>
+              <w:left w:val="single" w:color="C9D7DA" w:sz="4"/>
+              <w:bottom w:val="single" w:color="C9D7DA" w:sz="4"/>
+              <w:right w:val="single" w:color="C9D7DA" w:sz="4"/>
+            </w:tcBorders>
+            <w:shd w:fill="EAF1F2" w:color="auto" w:val="clear"/>
+            <w:tcMar>
+              <w:top w:type="dxa" w:w="70"/>
+              <w:left w:type="dxa" w:w="110"/>
+              <w:bottom w:type="dxa" w:w="70"/>
+              <w:right w:type="dxa" w:w="110"/>
+            </w:tcMar>
+            <w:vAlign w:val="center"/>
+          </w:tcPr>
+          <w:p>
+            <w:pPr>
+              <w:spacing w:after="40" w:line="270"/>
+            </w:pPr>
+            <w:r>
+              <w:rPr>
+                <w:rFonts w:ascii="맑은 고딕" w:cs="맑은 고딕" w:eastAsia="맑은 고딕" w:hAnsi="맑은 고딕"/>
+                <w:b w:val="false"/>
+                <w:bCs w:val="false"/>
+                <w:sz w:val="18"/>
+                <w:szCs w:val="18"/>
+              </w:rPr>
+              <w:t xml:space="preserve">[워크스페이스 이름, 싱글 / 멀티 유저]</w:t>
+            </w:r>
+          </w:p>
+        </w:tc>
+      </w:tr>
+      <w:tr>
+        <w:trPr>
+          <w:cantSplit/>
+        </w:trPr>
+        <w:tc>
+          <w:tcPr>
+            <w:tcW w:type="dxa" w:w="2600"/>
+            <w:tcBorders>
+              <w:top w:val="single" w:color="C9D7DA" w:sz="4"/>
+              <w:left w:val="single" w:color="C9D7DA" w:sz="4"/>
+              <w:bottom w:val="single" w:color="C9D7DA" w:sz="4"/>
+              <w:right w:val="single" w:color="C9D7DA" w:sz="4"/>
+            </w:tcBorders>
+            <w:tcMar>
+              <w:top w:type="dxa" w:w="70"/>
+              <w:left w:type="dxa" w:w="110"/>
+              <w:bottom w:type="dxa" w:w="70"/>
+              <w:right w:type="dxa" w:w="110"/>
+            </w:tcMar>
+            <w:vAlign w:val="center"/>
+          </w:tcPr>
+          <w:p>
+            <w:pPr>
+              <w:spacing w:after="40" w:line="270"/>
+            </w:pPr>
+            <w:r>
+              <w:rPr>
+                <w:rFonts w:ascii="맑은 고딕" w:cs="맑은 고딕" w:eastAsia="맑은 고딕" w:hAnsi="맑은 고딕"/>
+                <w:b/>
+                <w:bCs/>
+                <w:sz w:val="18"/>
+                <w:szCs w:val="18"/>
+              </w:rPr>
+              <w:t xml:space="preserve">실습 폴더</w:t>
+            </w:r>
+          </w:p>
+        </w:tc>
+        <w:tc>
+          <w:tcPr>
+            <w:tcW w:type="dxa" w:w="7038"/>
+            <w:tcBorders>
+              <w:top w:val="single" w:color="C9D7DA" w:sz="4"/>
+              <w:left w:val="single" w:color="C9D7DA" w:sz="4"/>
+              <w:bottom w:val="single" w:color="C9D7DA" w:sz="4"/>
+              <w:right w:val="single" w:color="C9D7DA" w:sz="4"/>
+            </w:tcBorders>
+            <w:tcMar>
+              <w:top w:type="dxa" w:w="70"/>
+              <w:left w:type="dxa" w:w="110"/>
+              <w:bottom w:type="dxa" w:w="70"/>
+              <w:right w:type="dxa" w:w="110"/>
+            </w:tcMar>
+            <w:vAlign w:val="center"/>
+          </w:tcPr>
+          <w:p>
+            <w:pPr>
+              <w:spacing w:after="40" w:line="270"/>
+            </w:pPr>
+            <w:r>
+              <w:rPr>
+                <w:rFonts w:ascii="맑은 고딕" w:cs="맑은 고딕" w:eastAsia="맑은 고딕" w:hAnsi="맑은 고딕"/>
+                <w:b w:val="false"/>
+                <w:bCs w:val="false"/>
+                <w:sz w:val="18"/>
+                <w:szCs w:val="18"/>
+              </w:rPr>
+              <w:t xml:space="preserve">[테스트케이스를 만들 폴더 경로]</w:t>
+            </w:r>
+          </w:p>
+        </w:tc>
+      </w:tr>
+      <w:tr>
+        <w:trPr>
+          <w:cantSplit/>
+        </w:trPr>
+        <w:tc>
+          <w:tcPr>
+            <w:tcW w:type="dxa" w:w="2600"/>
+            <w:tcBorders>
+              <w:top w:val="single" w:color="C9D7DA" w:sz="4"/>
+              <w:left w:val="single" w:color="C9D7DA" w:sz="4"/>
+              <w:bottom w:val="single" w:color="C9D7DA" w:sz="4"/>
+              <w:right w:val="single" w:color="C9D7DA" w:sz="4"/>
+            </w:tcBorders>
+            <w:shd w:fill="EAF1F2" w:color="auto" w:val="clear"/>
+            <w:tcMar>
+              <w:top w:type="dxa" w:w="70"/>
+              <w:left w:type="dxa" w:w="110"/>
+              <w:bottom w:type="dxa" w:w="70"/>
+              <w:right w:type="dxa" w:w="110"/>
+            </w:tcMar>
+            <w:vAlign w:val="center"/>
+          </w:tcPr>
+          <w:p>
+            <w:pPr>
+              <w:spacing w:after="40" w:line="270"/>
+            </w:pPr>
+            <w:r>
+              <w:rPr>
+                <w:rFonts w:ascii="맑은 고딕" w:cs="맑은 고딕" w:eastAsia="맑은 고딕" w:hAnsi="맑은 고딕"/>
+                <w:b/>
+                <w:bCs/>
+                <w:sz w:val="18"/>
+                <w:szCs w:val="18"/>
+              </w:rPr>
+              <w:t xml:space="preserve">준비한 모듈 폴더</w:t>
+            </w:r>
+          </w:p>
+        </w:tc>
+        <w:tc>
+          <w:tcPr>
+            <w:tcW w:type="dxa" w:w="7038"/>
+            <w:tcBorders>
+              <w:top w:val="single" w:color="C9D7DA" w:sz="4"/>
+              <w:left w:val="single" w:color="C9D7DA" w:sz="4"/>
+              <w:bottom w:val="single" w:color="C9D7DA" w:sz="4"/>
+              <w:right w:val="single" w:color="C9D7DA" w:sz="4"/>
+            </w:tcBorders>
+            <w:shd w:fill="EAF1F2" w:color="auto" w:val="clear"/>
+            <w:tcMar>
+              <w:top w:type="dxa" w:w="70"/>
+              <w:left w:type="dxa" w:w="110"/>
+              <w:bottom w:type="dxa" w:w="70"/>
+              <w:right w:type="dxa" w:w="110"/>
+            </w:tcMar>
+            <w:vAlign w:val="center"/>
+          </w:tcPr>
+          <w:p>
+            <w:pPr>
+              <w:spacing w:after="40" w:line="270"/>
+            </w:pPr>
+            <w:r>
+              <w:rPr>
+                <w:rFonts w:ascii="맑은 고딕" w:cs="맑은 고딕" w:eastAsia="맑은 고딕" w:hAnsi="맑은 고딕"/>
+                <w:b w:val="false"/>
+                <w:bCs w:val="false"/>
+                <w:sz w:val="18"/>
+                <w:szCs w:val="18"/>
+              </w:rPr>
+              <w:t xml:space="preserve">[모듈 폴더 경로]</w:t>
+            </w:r>
+          </w:p>
+        </w:tc>
+      </w:tr>
+    </w:tbl>
+    <w:p>
+      <w:pPr>
+        <w:keepNext w:val="false"/>
+        <w:spacing w:after="120"/>
+      </w:pPr>
+    </w:p>
+    <w:p>
+      <w:pPr>
+        <w:keepNext/>
+        <w:spacing w:after="80" w:before="160" w:line="300"/>
+      </w:pPr>
+      <w:r>
+        <w:rPr>
+          <w:rFonts w:ascii="맑은 고딕" w:cs="맑은 고딕" w:eastAsia="맑은 고딕" w:hAnsi="맑은 고딕"/>
+          <w:b/>
+          <w:bCs/>
+          <w:color w:val="0F4C5C"/>
+          <w:sz w:val="19"/>
+          <w:szCs w:val="19"/>
+        </w:rPr>
+        <w:t xml:space="preserve">미리 준비한 모듈</w:t>
+      </w:r>
+    </w:p>
+    <w:tbl>
+      <w:tblPr>
+        <w:tblW w:type="dxa" w:w="9638"/>
+        <w:tblBorders>
+          <w:top w:val="single" w:color="auto" w:sz="4"/>
+          <w:left w:val="single" w:color="auto" w:sz="4"/>
+          <w:bottom w:val="single" w:color="auto" w:sz="4"/>
+          <w:right w:val="single" w:color="auto" w:sz="4"/>
+          <w:insideH w:val="single" w:color="auto" w:sz="4"/>
+          <w:insideV w:val="single" w:color="auto" w:sz="4"/>
+        </w:tblBorders>
+        <w:tblLayout w:type="fixed"/>
+      </w:tblPr>
+      <w:tblGrid>
+        <w:gridCol w:w="1900"/>
+        <w:gridCol w:w="2300"/>
+        <w:gridCol w:w="2700"/>
+        <w:gridCol w:w="2738"/>
+      </w:tblGrid>
+      <w:tr>
+        <w:trPr>
+          <w:tblHeader/>
+        </w:trPr>
+        <w:tc>
+          <w:tcPr>
+            <w:tcW w:type="dxa" w:w="1900"/>
+            <w:tcBorders>
+              <w:top w:val="single" w:color="C9D7DA" w:sz="4"/>
+              <w:left w:val="single" w:color="C9D7DA" w:sz="4"/>
+              <w:bottom w:val="single" w:color="C9D7DA" w:sz="4"/>
+              <w:right w:val="single" w:color="C9D7DA" w:sz="4"/>
+            </w:tcBorders>
+            <w:shd w:fill="0F4C5C" w:color="auto" w:val="clear"/>
+            <w:tcMar>
+              <w:top w:type="dxa" w:w="70"/>
+              <w:left w:type="dxa" w:w="110"/>
+              <w:bottom w:type="dxa" w:w="70"/>
+              <w:right w:type="dxa" w:w="110"/>
+            </w:tcMar>
+            <w:vAlign w:val="center"/>
+          </w:tcPr>
+          <w:p>
+            <w:pPr>
+              <w:spacing w:after="40" w:line="270"/>
+            </w:pPr>
+            <w:r>
+              <w:rPr>
+                <w:rFonts w:ascii="맑은 고딕" w:cs="맑은 고딕" w:eastAsia="맑은 고딕" w:hAnsi="맑은 고딕"/>
+                <w:b/>
+                <w:bCs/>
+                <w:color w:val="FFFFFF"/>
+                <w:sz w:val="18"/>
+                <w:szCs w:val="18"/>
+              </w:rPr>
+              <w:t xml:space="preserve">모듈</w:t>
+            </w:r>
+          </w:p>
+        </w:tc>
+        <w:tc>
+          <w:tcPr>
+            <w:tcW w:type="dxa" w:w="2300"/>
+            <w:tcBorders>
+              <w:top w:val="single" w:color="C9D7DA" w:sz="4"/>
+              <w:left w:val="single" w:color="C9D7DA" w:sz="4"/>
+              <w:bottom w:val="single" w:color="C9D7DA" w:sz="4"/>
+              <w:right w:val="single" w:color="C9D7DA" w:sz="4"/>
+            </w:tcBorders>
+            <w:shd w:fill="0F4C5C" w:color="auto" w:val="clear"/>
+            <w:tcMar>
+              <w:top w:type="dxa" w:w="70"/>
+              <w:left w:type="dxa" w:w="110"/>
+              <w:bottom w:type="dxa" w:w="70"/>
+              <w:right w:type="dxa" w:w="110"/>
+            </w:tcMar>
+            <w:vAlign w:val="center"/>
+          </w:tcPr>
+          <w:p>
+            <w:pPr>
+              <w:spacing w:after="40" w:line="270"/>
+            </w:pPr>
+            <w:r>
+              <w:rPr>
+                <w:rFonts w:ascii="맑은 고딕" w:cs="맑은 고딕" w:eastAsia="맑은 고딕" w:hAnsi="맑은 고딕"/>
+                <w:b/>
+                <w:bCs/>
+                <w:color w:val="FFFFFF"/>
+                <w:sz w:val="18"/>
+                <w:szCs w:val="18"/>
+              </w:rPr>
+              <w:t xml:space="preserve">위치</w:t>
+            </w:r>
+          </w:p>
+        </w:tc>
+        <w:tc>
+          <w:tcPr>
+            <w:tcW w:type="dxa" w:w="2700"/>
+            <w:tcBorders>
+              <w:top w:val="single" w:color="C9D7DA" w:sz="4"/>
+              <w:left w:val="single" w:color="C9D7DA" w:sz="4"/>
+              <w:bottom w:val="single" w:color="C9D7DA" w:sz="4"/>
+              <w:right w:val="single" w:color="C9D7DA" w:sz="4"/>
+            </w:tcBorders>
+            <w:shd w:fill="0F4C5C" w:color="auto" w:val="clear"/>
+            <w:tcMar>
+              <w:top w:type="dxa" w:w="70"/>
+              <w:left w:type="dxa" w:w="110"/>
+              <w:bottom w:type="dxa" w:w="70"/>
+              <w:right w:type="dxa" w:w="110"/>
+            </w:tcMar>
+            <w:vAlign w:val="center"/>
+          </w:tcPr>
+          <w:p>
+            <w:pPr>
+              <w:spacing w:after="40" w:line="270"/>
+            </w:pPr>
+            <w:r>
+              <w:rPr>
+                <w:rFonts w:ascii="맑은 고딕" w:cs="맑은 고딕" w:eastAsia="맑은 고딕" w:hAnsi="맑은 고딕"/>
+                <w:b/>
+                <w:bCs/>
+                <w:color w:val="FFFFFF"/>
+                <w:sz w:val="18"/>
+                <w:szCs w:val="18"/>
+              </w:rPr>
+              <w:t xml:space="preserve">주요 속성</w:t>
+            </w:r>
+          </w:p>
+        </w:tc>
+        <w:tc>
+          <w:tcPr>
+            <w:tcW w:type="dxa" w:w="2738"/>
+            <w:tcBorders>
+              <w:top w:val="single" w:color="C9D7DA" w:sz="4"/>
+              <w:left w:val="single" w:color="C9D7DA" w:sz="4"/>
+              <w:bottom w:val="single" w:color="C9D7DA" w:sz="4"/>
+              <w:right w:val="single" w:color="C9D7DA" w:sz="4"/>
+            </w:tcBorders>
+            <w:shd w:fill="0F4C5C" w:color="auto" w:val="clear"/>
+            <w:tcMar>
+              <w:top w:type="dxa" w:w="70"/>
+              <w:left w:type="dxa" w:w="110"/>
+              <w:bottom w:type="dxa" w:w="70"/>
+              <w:right w:type="dxa" w:w="110"/>
+            </w:tcMar>
+            <w:vAlign w:val="center"/>
+          </w:tcPr>
+          <w:p>
+            <w:pPr>
+              <w:spacing w:after="40" w:line="270"/>
+            </w:pPr>
+            <w:r>
+              <w:rPr>
+                <w:rFonts w:ascii="맑은 고딕" w:cs="맑은 고딕" w:eastAsia="맑은 고딕" w:hAnsi="맑은 고딕"/>
+                <w:b/>
+                <w:bCs/>
+                <w:color w:val="FFFFFF"/>
+                <w:sz w:val="18"/>
+                <w:szCs w:val="18"/>
+              </w:rPr>
+              <w:t xml:space="preserve">설명</w:t>
+            </w:r>
+          </w:p>
+        </w:tc>
+      </w:tr>
+      <w:tr>
+        <w:trPr>
+          <w:cantSplit/>
+        </w:trPr>
+        <w:tc>
+          <w:tcPr>
+            <w:tcW w:type="dxa" w:w="1900"/>
+            <w:tcBorders>
+              <w:top w:val="single" w:color="C9D7DA" w:sz="4"/>
+              <w:left w:val="single" w:color="C9D7DA" w:sz="4"/>
+              <w:bottom w:val="single" w:color="C9D7DA" w:sz="4"/>
+              <w:right w:val="single" w:color="C9D7DA" w:sz="4"/>
+            </w:tcBorders>
+            <w:tcMar>
+              <w:top w:type="dxa" w:w="70"/>
+              <w:left w:type="dxa" w:w="110"/>
+              <w:bottom w:type="dxa" w:w="70"/>
+              <w:right w:type="dxa" w:w="110"/>
+            </w:tcMar>
+            <w:vAlign w:val="center"/>
+          </w:tcPr>
+          <w:p>
+            <w:pPr>
+              <w:spacing w:after="40" w:line="270"/>
+            </w:pPr>
+            <w:r>
+              <w:rPr>
+                <w:rFonts w:ascii="맑은 고딕" w:cs="맑은 고딕" w:eastAsia="맑은 고딕" w:hAnsi="맑은 고딕"/>
+                <w:b/>
+                <w:bCs/>
+                <w:sz w:val="18"/>
+                <w:szCs w:val="18"/>
+              </w:rPr>
+              <w:t xml:space="preserve">[모듈 이름]</w:t>
+            </w:r>
+          </w:p>
+        </w:tc>
+        <w:tc>
+          <w:tcPr>
+            <w:tcW w:type="dxa" w:w="2300"/>
+            <w:tcBorders>
+              <w:top w:val="single" w:color="C9D7DA" w:sz="4"/>
+              <w:left w:val="single" w:color="C9D7DA" w:sz="4"/>
+              <w:bottom w:val="single" w:color="C9D7DA" w:sz="4"/>
+              <w:right w:val="single" w:color="C9D7DA" w:sz="4"/>
+            </w:tcBorders>
+            <w:tcMar>
+              <w:top w:type="dxa" w:w="70"/>
+              <w:left w:type="dxa" w:w="110"/>
+              <w:bottom w:type="dxa" w:w="70"/>
+              <w:right w:type="dxa" w:w="110"/>
+            </w:tcMar>
+            <w:vAlign w:val="center"/>
+          </w:tcPr>
+          <w:p>
+            <w:pPr>
+              <w:spacing w:after="40" w:line="270"/>
+            </w:pPr>
+            <w:r>
+              <w:rPr>
+                <w:rFonts w:ascii="맑은 고딕" w:cs="맑은 고딕" w:eastAsia="맑은 고딕" w:hAnsi="맑은 고딕"/>
+                <w:b w:val="false"/>
+                <w:bCs w:val="false"/>
+                <w:sz w:val="18"/>
+                <w:szCs w:val="18"/>
+              </w:rPr>
+              <w:t xml:space="preserve">[위치]</w:t>
+            </w:r>
+          </w:p>
+        </w:tc>
+        <w:tc>
+          <w:tcPr>
+            <w:tcW w:type="dxa" w:w="2700"/>
+            <w:tcBorders>
+              <w:top w:val="single" w:color="C9D7DA" w:sz="4"/>
+              <w:left w:val="single" w:color="C9D7DA" w:sz="4"/>
+              <w:bottom w:val="single" w:color="C9D7DA" w:sz="4"/>
+              <w:right w:val="single" w:color="C9D7DA" w:sz="4"/>
+            </w:tcBorders>
+            <w:tcMar>
+              <w:top w:type="dxa" w:w="70"/>
+              <w:left w:type="dxa" w:w="110"/>
+              <w:bottom w:type="dxa" w:w="70"/>
+              <w:right w:type="dxa" w:w="110"/>
+            </w:tcMar>
+            <w:vAlign w:val="center"/>
+          </w:tcPr>
+          <w:p>
+            <w:pPr>
+              <w:spacing w:after="40" w:line="270"/>
+            </w:pPr>
+            <w:r>
+              <w:rPr>
+                <w:rFonts w:ascii="맑은 고딕" w:cs="맑은 고딕" w:eastAsia="맑은 고딕" w:hAnsi="맑은 고딕"/>
+                <w:b w:val="false"/>
+                <w:bCs w:val="false"/>
+                <w:sz w:val="18"/>
+                <w:szCs w:val="18"/>
+              </w:rPr>
+              <w:t xml:space="preserve">[속성]</w:t>
+            </w:r>
+          </w:p>
+        </w:tc>
+        <w:tc>
+          <w:tcPr>
+            <w:tcW w:type="dxa" w:w="2738"/>
+            <w:tcBorders>
+              <w:top w:val="single" w:color="C9D7DA" w:sz="4"/>
+              <w:left w:val="single" w:color="C9D7DA" w:sz="4"/>
+              <w:bottom w:val="single" w:color="C9D7DA" w:sz="4"/>
+              <w:right w:val="single" w:color="C9D7DA" w:sz="4"/>
+            </w:tcBorders>
+            <w:tcMar>
+              <w:top w:type="dxa" w:w="70"/>
+              <w:left w:type="dxa" w:w="110"/>
+              <w:bottom w:type="dxa" w:w="70"/>
+              <w:right w:type="dxa" w:w="110"/>
+            </w:tcMar>
+            <w:vAlign w:val="center"/>
+          </w:tcPr>
+          <w:p>
+            <w:pPr>
+              <w:spacing w:after="40" w:line="270"/>
+            </w:pPr>
+            <w:r>
+              <w:rPr>
+                <w:rFonts w:ascii="맑은 고딕" w:cs="맑은 고딕" w:eastAsia="맑은 고딕" w:hAnsi="맑은 고딕"/>
+                <w:b w:val="false"/>
+                <w:bCs w:val="false"/>
+                <w:sz w:val="18"/>
+                <w:szCs w:val="18"/>
+              </w:rPr>
+              <w:t xml:space="preserve">[설명]</w:t>
+            </w:r>
+          </w:p>
+        </w:tc>
+      </w:tr>
+      <w:tr>
+        <w:trPr>
+          <w:cantSplit/>
+        </w:trPr>
+        <w:tc>
+          <w:tcPr>
+            <w:tcW w:type="dxa" w:w="1900"/>
+            <w:tcBorders>
+              <w:top w:val="single" w:color="C9D7DA" w:sz="4"/>
+              <w:left w:val="single" w:color="C9D7DA" w:sz="4"/>
+              <w:bottom w:val="single" w:color="C9D7DA" w:sz="4"/>
+              <w:right w:val="single" w:color="C9D7DA" w:sz="4"/>
+            </w:tcBorders>
+            <w:shd w:fill="EAF1F2" w:color="auto" w:val="clear"/>
+            <w:tcMar>
+              <w:top w:type="dxa" w:w="70"/>
+              <w:left w:type="dxa" w:w="110"/>
+              <w:bottom w:type="dxa" w:w="70"/>
+              <w:right w:type="dxa" w:w="110"/>
+            </w:tcMar>
+            <w:vAlign w:val="center"/>
+          </w:tcPr>
+          <w:p>
+            <w:pPr>
+              <w:spacing w:after="40" w:line="270"/>
+            </w:pPr>
+            <w:r>
+              <w:rPr>
+                <w:rFonts w:ascii="맑은 고딕" w:cs="맑은 고딕" w:eastAsia="맑은 고딕" w:hAnsi="맑은 고딕"/>
+                <w:b/>
+                <w:bCs/>
+                <w:sz w:val="18"/>
+                <w:szCs w:val="18"/>
+              </w:rPr>
+              <w:t xml:space="preserve">[모듈 이름]</w:t>
+            </w:r>
+          </w:p>
+        </w:tc>
+        <w:tc>
+          <w:tcPr>
+            <w:tcW w:type="dxa" w:w="2300"/>
+            <w:tcBorders>
+              <w:top w:val="single" w:color="C9D7DA" w:sz="4"/>
+              <w:left w:val="single" w:color="C9D7DA" w:sz="4"/>
+              <w:bottom w:val="single" w:color="C9D7DA" w:sz="4"/>
+              <w:right w:val="single" w:color="C9D7DA" w:sz="4"/>
+            </w:tcBorders>
+            <w:shd w:fill="EAF1F2" w:color="auto" w:val="clear"/>
+            <w:tcMar>
+              <w:top w:type="dxa" w:w="70"/>
+              <w:left w:type="dxa" w:w="110"/>
+              <w:bottom w:type="dxa" w:w="70"/>
+              <w:right w:type="dxa" w:w="110"/>
+            </w:tcMar>
+            <w:vAlign w:val="center"/>
+          </w:tcPr>
+          <w:p>
+            <w:pPr>
+              <w:spacing w:after="40" w:line="270"/>
+            </w:pPr>
+            <w:r>
+              <w:rPr>
+                <w:rFonts w:ascii="맑은 고딕" w:cs="맑은 고딕" w:eastAsia="맑은 고딕" w:hAnsi="맑은 고딕"/>
+                <w:b w:val="false"/>
+                <w:bCs w:val="false"/>
+                <w:sz w:val="18"/>
+                <w:szCs w:val="18"/>
+              </w:rPr>
+              <w:t xml:space="preserve">[위치]</w:t>
+            </w:r>
+          </w:p>
+        </w:tc>
+        <w:tc>
+          <w:tcPr>
+            <w:tcW w:type="dxa" w:w="2700"/>
+            <w:tcBorders>
+              <w:top w:val="single" w:color="C9D7DA" w:sz="4"/>
+              <w:left w:val="single" w:color="C9D7DA" w:sz="4"/>
+              <w:bottom w:val="single" w:color="C9D7DA" w:sz="4"/>
+              <w:right w:val="single" w:color="C9D7DA" w:sz="4"/>
+            </w:tcBorders>
+            <w:shd w:fill="EAF1F2" w:color="auto" w:val="clear"/>
+            <w:tcMar>
+              <w:top w:type="dxa" w:w="70"/>
+              <w:left w:type="dxa" w:w="110"/>
+              <w:bottom w:type="dxa" w:w="70"/>
+              <w:right w:type="dxa" w:w="110"/>
+            </w:tcMar>
+            <w:vAlign w:val="center"/>
+          </w:tcPr>
+          <w:p>
+            <w:pPr>
+              <w:spacing w:after="40" w:line="270"/>
+            </w:pPr>
+            <w:r>
+              <w:rPr>
+                <w:rFonts w:ascii="맑은 고딕" w:cs="맑은 고딕" w:eastAsia="맑은 고딕" w:hAnsi="맑은 고딕"/>
+                <w:b w:val="false"/>
+                <w:bCs w:val="false"/>
+                <w:sz w:val="18"/>
+                <w:szCs w:val="18"/>
+              </w:rPr>
+              <w:t xml:space="preserve">[속성]</w:t>
+            </w:r>
+          </w:p>
+        </w:tc>
+        <w:tc>
+          <w:tcPr>
+            <w:tcW w:type="dxa" w:w="2738"/>
+            <w:tcBorders>
+              <w:top w:val="single" w:color="C9D7DA" w:sz="4"/>
+              <w:left w:val="single" w:color="C9D7DA" w:sz="4"/>
+              <w:bottom w:val="single" w:color="C9D7DA" w:sz="4"/>
+              <w:right w:val="single" w:color="C9D7DA" w:sz="4"/>
+            </w:tcBorders>
+            <w:shd w:fill="EAF1F2" w:color="auto" w:val="clear"/>
+            <w:tcMar>
+              <w:top w:type="dxa" w:w="70"/>
+              <w:left w:type="dxa" w:w="110"/>
+              <w:bottom w:type="dxa" w:w="70"/>
+              <w:right w:type="dxa" w:w="110"/>
+            </w:tcMar>
+            <w:vAlign w:val="center"/>
+          </w:tcPr>
+          <w:p>
+            <w:pPr>
+              <w:spacing w:after="40" w:line="270"/>
+            </w:pPr>
+            <w:r>
+              <w:rPr>
+                <w:rFonts w:ascii="맑은 고딕" w:cs="맑은 고딕" w:eastAsia="맑은 고딕" w:hAnsi="맑은 고딕"/>
+                <w:b w:val="false"/>
+                <w:bCs w:val="false"/>
+                <w:sz w:val="18"/>
+                <w:szCs w:val="18"/>
+              </w:rPr>
+              <w:t xml:space="preserve">[설명]</w:t>
+            </w:r>
+          </w:p>
+        </w:tc>
+      </w:tr>
+      <w:tr>
+        <w:trPr>
+          <w:cantSplit/>
+        </w:trPr>
+        <w:tc>
+          <w:tcPr>
+            <w:tcW w:type="dxa" w:w="1900"/>
+            <w:tcBorders>
+              <w:top w:val="single" w:color="C9D7DA" w:sz="4"/>
+              <w:left w:val="single" w:color="C9D7DA" w:sz="4"/>
+              <w:bottom w:val="single" w:color="C9D7DA" w:sz="4"/>
+              <w:right w:val="single" w:color="C9D7DA" w:sz="4"/>
+            </w:tcBorders>
+            <w:tcMar>
+              <w:top w:type="dxa" w:w="70"/>
+              <w:left w:type="dxa" w:w="110"/>
+              <w:bottom w:type="dxa" w:w="70"/>
+              <w:right w:type="dxa" w:w="110"/>
+            </w:tcMar>
+            <w:vAlign w:val="center"/>
+          </w:tcPr>
+          <w:p>
+            <w:pPr>
+              <w:spacing w:after="40" w:line="270"/>
+            </w:pPr>
+            <w:r>
+              <w:rPr>
+                <w:rFonts w:ascii="맑은 고딕" w:cs="맑은 고딕" w:eastAsia="맑은 고딕" w:hAnsi="맑은 고딕"/>
+                <w:b/>
+                <w:bCs/>
+                <w:sz w:val="18"/>
+                <w:szCs w:val="18"/>
+              </w:rPr>
+              <w:t xml:space="preserve">[모듈 이름]</w:t>
+            </w:r>
+          </w:p>
+        </w:tc>
+        <w:tc>
+          <w:tcPr>
+            <w:tcW w:type="dxa" w:w="2300"/>
+            <w:tcBorders>
+              <w:top w:val="single" w:color="C9D7DA" w:sz="4"/>
+              <w:left w:val="single" w:color="C9D7DA" w:sz="4"/>
+              <w:bottom w:val="single" w:color="C9D7DA" w:sz="4"/>
+              <w:right w:val="single" w:color="C9D7DA" w:sz="4"/>
+            </w:tcBorders>
+            <w:tcMar>
+              <w:top w:type="dxa" w:w="70"/>
+              <w:left w:type="dxa" w:w="110"/>
+              <w:bottom w:type="dxa" w:w="70"/>
+              <w:right w:type="dxa" w:w="110"/>
+            </w:tcMar>
+            <w:vAlign w:val="center"/>
+          </w:tcPr>
+          <w:p>
+            <w:pPr>
+              <w:spacing w:after="40" w:line="270"/>
+            </w:pPr>
+            <w:r>
+              <w:rPr>
+                <w:rFonts w:ascii="맑은 고딕" w:cs="맑은 고딕" w:eastAsia="맑은 고딕" w:hAnsi="맑은 고딕"/>
+                <w:b w:val="false"/>
+                <w:bCs w:val="false"/>
+                <w:sz w:val="18"/>
+                <w:szCs w:val="18"/>
+              </w:rPr>
+              <w:t xml:space="preserve">[위치]</w:t>
+            </w:r>
+          </w:p>
+        </w:tc>
+        <w:tc>
+          <w:tcPr>
+            <w:tcW w:type="dxa" w:w="2700"/>
+            <w:tcBorders>
+              <w:top w:val="single" w:color="C9D7DA" w:sz="4"/>
+              <w:left w:val="single" w:color="C9D7DA" w:sz="4"/>
+              <w:bottom w:val="single" w:color="C9D7DA" w:sz="4"/>
+              <w:right w:val="single" w:color="C9D7DA" w:sz="4"/>
+            </w:tcBorders>
+            <w:tcMar>
+              <w:top w:type="dxa" w:w="70"/>
+              <w:left w:type="dxa" w:w="110"/>
+              <w:bottom w:type="dxa" w:w="70"/>
+              <w:right w:type="dxa" w:w="110"/>
+            </w:tcMar>
+            <w:vAlign w:val="center"/>
+          </w:tcPr>
+          <w:p>
+            <w:pPr>
+              <w:spacing w:after="40" w:line="270"/>
+            </w:pPr>
+            <w:r>
+              <w:rPr>
+                <w:rFonts w:ascii="맑은 고딕" w:cs="맑은 고딕" w:eastAsia="맑은 고딕" w:hAnsi="맑은 고딕"/>
+                <w:b w:val="false"/>
+                <w:bCs w:val="false"/>
+                <w:sz w:val="18"/>
+                <w:szCs w:val="18"/>
+              </w:rPr>
+              <w:t xml:space="preserve">[속성]</w:t>
+            </w:r>
+          </w:p>
+        </w:tc>
+        <w:tc>
+          <w:tcPr>
+            <w:tcW w:type="dxa" w:w="2738"/>
+            <w:tcBorders>
+              <w:top w:val="single" w:color="C9D7DA" w:sz="4"/>
+              <w:left w:val="single" w:color="C9D7DA" w:sz="4"/>
+              <w:bottom w:val="single" w:color="C9D7DA" w:sz="4"/>
+              <w:right w:val="single" w:color="C9D7DA" w:sz="4"/>
+            </w:tcBorders>
+            <w:tcMar>
+              <w:top w:type="dxa" w:w="70"/>
+              <w:left w:type="dxa" w:w="110"/>
+              <w:bottom w:type="dxa" w:w="70"/>
+              <w:right w:type="dxa" w:w="110"/>
+            </w:tcMar>
+            <w:vAlign w:val="center"/>
+          </w:tcPr>
+          <w:p>
+            <w:pPr>
+              <w:spacing w:after="40" w:line="270"/>
+            </w:pPr>
+            <w:r>
+              <w:rPr>
+                <w:rFonts w:ascii="맑은 고딕" w:cs="맑은 고딕" w:eastAsia="맑은 고딕" w:hAnsi="맑은 고딕"/>
+                <w:b w:val="false"/>
+                <w:bCs w:val="false"/>
+                <w:sz w:val="18"/>
+                <w:szCs w:val="18"/>
+              </w:rPr>
+              <w:t xml:space="preserve">[설명]</w:t>
             </w:r>
           </w:p>
         </w:tc>
@@ -7429,7 +7812,7 @@
           <w:sz w:val="18"/>
           <w:szCs w:val="18"/>
         </w:rPr>
-        <w:t xml:space="preserve">표준 모듈(OpenUrl, CloseBrowser)의 폴더 위치와 속성 이름은 Tosca 버전에 따라 조금 다를 수 있습니다. 강사가 실습 전에 확인해 둡니다.</w:t>
+        <w:t xml:space="preserve">모듈은 강사가 미리 XScan으로 스캔해 둡니다. Copilot은 화면을 스캔해 UI 모듈을 만들지 못합니다.</w:t>
       </w:r>
     </w:p>
     <w:p>
@@ -7463,7 +7846,7 @@
         <w:rPr>
           <w:rFonts w:ascii="맑은 고딕" w:cs="맑은 고딕" w:eastAsia="맑은 고딕" w:hAnsi="맑은 고딕"/>
         </w:rPr>
-        <w:t xml:space="preserve">이메일은 강사가 나눠 줍니다. 비밀번호는 AI에게 보내지 않도록 강사가 TestCases/MCP실습 폴더에 DWS_Password라는 TCP(Test Configuration Parameter)로 넣어 두었습니다. 프롬프트에는 비밀번호 대신 참조 {CP[DWS_Password]}만 적습니다.</w:t>
+        <w:t xml:space="preserve">비밀번호는 Copilot에게 보내지 않습니다. 강사가 TCP(Test Configuration Parameter)로 넣어 두고, 프롬프트에는 참조 {CP[이름]}만 적습니다.</w:t>
       </w:r>
     </w:p>
     <w:tbl>
@@ -7518,7 +7901,78 @@
                 <w:sz w:val="18"/>
                 <w:szCs w:val="18"/>
               </w:rPr>
-              <w:t xml:space="preserve">실습 이메일</w:t>
+              <w:t xml:space="preserve">실습 계정</w:t>
+            </w:r>
+          </w:p>
+        </w:tc>
+        <w:tc>
+          <w:tcPr>
+            <w:tcW w:type="dxa" w:w="6638"/>
+            <w:tcBorders>
+              <w:top w:val="single" w:color="C9D7DA" w:sz="4"/>
+              <w:left w:val="single" w:color="C9D7DA" w:sz="4"/>
+              <w:bottom w:val="single" w:color="C9D7DA" w:sz="4"/>
+              <w:right w:val="single" w:color="C9D7DA" w:sz="4"/>
+            </w:tcBorders>
+            <w:tcMar>
+              <w:top w:type="dxa" w:w="70"/>
+              <w:left w:type="dxa" w:w="110"/>
+              <w:bottom w:type="dxa" w:w="70"/>
+              <w:right w:type="dxa" w:w="110"/>
+            </w:tcMar>
+            <w:vAlign w:val="center"/>
+          </w:tcPr>
+          <w:p>
+            <w:pPr>
+              <w:spacing w:after="40" w:line="270"/>
+            </w:pPr>
+            <w:r>
+              <w:rPr>
+                <w:rFonts w:ascii="맑은 고딕" w:cs="맑은 고딕" w:eastAsia="맑은 고딕" w:hAnsi="맑은 고딕"/>
+                <w:sz w:val="18"/>
+                <w:szCs w:val="18"/>
+              </w:rPr>
+              <w:t xml:space="preserve"/>
+            </w:r>
+          </w:p>
+        </w:tc>
+      </w:tr>
+      <w:tr>
+        <w:trPr>
+          <w:cantSplit/>
+          <w:trHeight w:val="460" w:hRule="atLeast"/>
+        </w:trPr>
+        <w:tc>
+          <w:tcPr>
+            <w:tcW w:type="dxa" w:w="3000"/>
+            <w:tcBorders>
+              <w:top w:val="single" w:color="C9D7DA" w:sz="4"/>
+              <w:left w:val="single" w:color="C9D7DA" w:sz="4"/>
+              <w:bottom w:val="single" w:color="C9D7DA" w:sz="4"/>
+              <w:right w:val="single" w:color="C9D7DA" w:sz="4"/>
+            </w:tcBorders>
+            <w:shd w:fill="EAF1F2" w:color="auto" w:val="clear"/>
+            <w:tcMar>
+              <w:top w:type="dxa" w:w="70"/>
+              <w:left w:type="dxa" w:w="110"/>
+              <w:bottom w:type="dxa" w:w="70"/>
+              <w:right w:type="dxa" w:w="110"/>
+            </w:tcMar>
+            <w:vAlign w:val="center"/>
+          </w:tcPr>
+          <w:p>
+            <w:pPr>
+              <w:spacing w:after="40" w:line="270"/>
+            </w:pPr>
+            <w:r>
+              <w:rPr>
+                <w:rFonts w:ascii="맑은 고딕" w:cs="맑은 고딕" w:eastAsia="맑은 고딕" w:hAnsi="맑은 고딕"/>
+                <w:b/>
+                <w:bCs/>
+                <w:sz w:val="18"/>
+                <w:szCs w:val="18"/>
+              </w:rPr>
+              <w:t xml:space="preserve">비밀번호 TCP 이름</w:t>
             </w:r>
           </w:p>
         </w:tc>
@@ -7575,7 +8029,18 @@
         <w:rPr>
           <w:rFonts w:ascii="맑은 고딕" w:cs="맑은 고딕" w:eastAsia="맑은 고딕" w:hAnsi="맑은 고딕"/>
         </w:rPr>
-        <w:t xml:space="preserve">Lab 0부터 순서대로 진행합니다. 앞 Lab의 결과를 뒤 Lab에서 쓰므로 건너뛰지 않습니다. 모든 프롬프트에서 [내 이름], [실습 이메일]은 자기 값으로 바꿉니다. 비밀번호는 프롬프트에 쓰지 않습니다(2.4 참고).</w:t>
+        <w:t xml:space="preserve">[실습 소개: 무엇을 만드는지, 어떤 순서로 진행하는지, 앞 Lab 결과를 뒤에서 쓰는지]</w:t>
+      </w:r>
+    </w:p>
+    <w:p>
+      <w:pPr>
+        <w:spacing w:after="120" w:before="0" w:line="300"/>
+      </w:pPr>
+      <w:r>
+        <w:rPr>
+          <w:rFonts w:ascii="맑은 고딕" w:cs="맑은 고딕" w:eastAsia="맑은 고딕" w:hAnsi="맑은 고딕"/>
+        </w:rPr>
+        <w:t xml:space="preserve">모든 프롬프트의 [ ] 부분은 자기 값으로 바꿉니다. 비밀번호는 프롬프트에 쓰지 않습니다(2.5 참고). 처음부터 끝까지 VS Code의 한 채팅 세션에서 진행합니다.</w:t>
       </w:r>
     </w:p>
     <w:tbl>
@@ -7775,7 +8240,7 @@
                 <w:sz w:val="18"/>
                 <w:szCs w:val="18"/>
               </w:rPr>
-              <w:t xml:space="preserve">Lab 0</w:t>
+              <w:t xml:space="preserve">Lab 1</w:t>
             </w:r>
           </w:p>
         </w:tc>
@@ -7808,7 +8273,7 @@
                 <w:sz w:val="18"/>
                 <w:szCs w:val="18"/>
               </w:rPr>
-              <w:t xml:space="preserve">연결 확인</w:t>
+              <w:t xml:space="preserve">[실습 제목]</w:t>
             </w:r>
           </w:p>
         </w:tc>
@@ -7841,7 +8306,7 @@
                 <w:sz w:val="18"/>
                 <w:szCs w:val="18"/>
               </w:rPr>
-              <w:t xml:space="preserve">10분</w:t>
+              <w:t xml:space="preserve">[ ]분</w:t>
             </w:r>
           </w:p>
         </w:tc>
@@ -7874,7 +8339,7 @@
                 <w:sz w:val="18"/>
                 <w:szCs w:val="18"/>
               </w:rPr>
-              <w:t xml:space="preserve">없음 (조회)</w:t>
+              <w:t xml:space="preserve">[조회 / 생성 / 수정 / 실행 / 저장]</w:t>
             </w:r>
           </w:p>
         </w:tc>
@@ -7913,7 +8378,7 @@
                 <w:sz w:val="18"/>
                 <w:szCs w:val="18"/>
               </w:rPr>
-              <w:t xml:space="preserve">Lab 1</w:t>
+              <w:t xml:space="preserve">Lab 2</w:t>
             </w:r>
           </w:p>
         </w:tc>
@@ -7947,7 +8412,7 @@
                 <w:sz w:val="18"/>
                 <w:szCs w:val="18"/>
               </w:rPr>
-              <w:t xml:space="preserve">워크스페이스 둘러보기</w:t>
+              <w:t xml:space="preserve">[실습 제목]</w:t>
             </w:r>
           </w:p>
         </w:tc>
@@ -7981,7 +8446,7 @@
                 <w:sz w:val="18"/>
                 <w:szCs w:val="18"/>
               </w:rPr>
-              <w:t xml:space="preserve">10분</w:t>
+              <w:t xml:space="preserve">[ ]분</w:t>
             </w:r>
           </w:p>
         </w:tc>
@@ -8015,7 +8480,7 @@
                 <w:sz w:val="18"/>
                 <w:szCs w:val="18"/>
               </w:rPr>
-              <w:t xml:space="preserve">없음 (조회)</w:t>
+              <w:t xml:space="preserve">[조회 / 생성 / 수정 / 실행 / 저장]</w:t>
             </w:r>
           </w:p>
         </w:tc>
@@ -8053,7 +8518,7 @@
                 <w:sz w:val="18"/>
                 <w:szCs w:val="18"/>
               </w:rPr>
-              <w:t xml:space="preserve">Lab 2</w:t>
+              <w:t xml:space="preserve">Lab 3</w:t>
             </w:r>
           </w:p>
         </w:tc>
@@ -8086,7 +8551,7 @@
                 <w:sz w:val="18"/>
                 <w:szCs w:val="18"/>
               </w:rPr>
-              <w:t xml:space="preserve">수동 테스트케이스 만들기</w:t>
+              <w:t xml:space="preserve">[실습 제목]</w:t>
             </w:r>
           </w:p>
         </w:tc>
@@ -8119,7 +8584,7 @@
                 <w:sz w:val="18"/>
                 <w:szCs w:val="18"/>
               </w:rPr>
-              <w:t xml:space="preserve">15분</w:t>
+              <w:t xml:space="preserve">[ ]분</w:t>
             </w:r>
           </w:p>
         </w:tc>
@@ -8152,7 +8617,7 @@
                 <w:sz w:val="18"/>
                 <w:szCs w:val="18"/>
               </w:rPr>
-              <w:t xml:space="preserve">테스트케이스 생성 (만들 때 바로 저장)</w:t>
+              <w:t xml:space="preserve">[조회 / 생성 / 수정 / 실행 / 저장]</w:t>
             </w:r>
           </w:p>
         </w:tc>
@@ -8191,7 +8656,7 @@
                 <w:sz w:val="18"/>
                 <w:szCs w:val="18"/>
               </w:rPr>
-              <w:t xml:space="preserve">Lab 3</w:t>
+              <w:t xml:space="preserve">휴식</w:t>
             </w:r>
           </w:p>
         </w:tc>
@@ -8225,7 +8690,7 @@
                 <w:sz w:val="18"/>
                 <w:szCs w:val="18"/>
               </w:rPr>
-              <w:t xml:space="preserve">자동 테스트케이스 만들기</w:t>
+              <w:t xml:space="preserve"/>
             </w:r>
           </w:p>
         </w:tc>
@@ -8259,7 +8724,7 @@
                 <w:sz w:val="18"/>
                 <w:szCs w:val="18"/>
               </w:rPr>
-              <w:t xml:space="preserve">25분</w:t>
+              <w:t xml:space="preserve">10분</w:t>
             </w:r>
           </w:p>
         </w:tc>
@@ -8293,7 +8758,7 @@
                 <w:sz w:val="18"/>
                 <w:szCs w:val="18"/>
               </w:rPr>
-              <w:t xml:space="preserve">테스트케이스 생성 (만들 때 바로 저장)</w:t>
+              <w:t xml:space="preserve"/>
             </w:r>
           </w:p>
         </w:tc>
@@ -8331,7 +8796,7 @@
                 <w:sz w:val="18"/>
                 <w:szCs w:val="18"/>
               </w:rPr>
-              <w:t xml:space="preserve">휴식</w:t>
+              <w:t xml:space="preserve">Lab 4</w:t>
             </w:r>
           </w:p>
         </w:tc>
@@ -8364,7 +8829,7 @@
                 <w:sz w:val="18"/>
                 <w:szCs w:val="18"/>
               </w:rPr>
-              <w:t xml:space="preserve"/>
+              <w:t xml:space="preserve">[실습 제목]</w:t>
             </w:r>
           </w:p>
         </w:tc>
@@ -8397,7 +8862,7 @@
                 <w:sz w:val="18"/>
                 <w:szCs w:val="18"/>
               </w:rPr>
-              <w:t xml:space="preserve">10분</w:t>
+              <w:t xml:space="preserve">[ ]분</w:t>
             </w:r>
           </w:p>
         </w:tc>
@@ -8430,7 +8895,7 @@
                 <w:sz w:val="18"/>
                 <w:szCs w:val="18"/>
               </w:rPr>
-              <w:t xml:space="preserve"/>
+              <w:t xml:space="preserve">[조회 / 생성 / 수정 / 실행 / 저장]</w:t>
             </w:r>
           </w:p>
         </w:tc>
@@ -8469,7 +8934,7 @@
                 <w:sz w:val="18"/>
                 <w:szCs w:val="18"/>
               </w:rPr>
-              <w:t xml:space="preserve">Lab 4</w:t>
+              <w:t xml:space="preserve">Lab 5</w:t>
             </w:r>
           </w:p>
         </w:tc>
@@ -8503,7 +8968,7 @@
                 <w:sz w:val="18"/>
                 <w:szCs w:val="18"/>
               </w:rPr>
-              <w:t xml:space="preserve">ScratchBook 검증 실행과 수정</w:t>
+              <w:t xml:space="preserve">[실습 제목]</w:t>
             </w:r>
           </w:p>
         </w:tc>
@@ -8537,7 +9002,7 @@
                 <w:sz w:val="18"/>
                 <w:szCs w:val="18"/>
               </w:rPr>
-              <w:t xml:space="preserve">20분</w:t>
+              <w:t xml:space="preserve">[ ]분</w:t>
             </w:r>
           </w:p>
         </w:tc>
@@ -8571,7 +9036,7 @@
                 <w:sz w:val="18"/>
                 <w:szCs w:val="18"/>
               </w:rPr>
-              <w:t xml:space="preserve">값 수정 (저장 필요), 실행</w:t>
+              <w:t xml:space="preserve">[조회 / 생성 / 수정 / 실행 / 저장]</w:t>
             </w:r>
           </w:p>
         </w:tc>
@@ -8609,7 +9074,7 @@
                 <w:sz w:val="18"/>
                 <w:szCs w:val="18"/>
               </w:rPr>
-              <w:t xml:space="preserve">Lab 5</w:t>
+              <w:t xml:space="preserve">Lab 6</w:t>
             </w:r>
           </w:p>
         </w:tc>
@@ -8642,7 +9107,7 @@
                 <w:sz w:val="18"/>
                 <w:szCs w:val="18"/>
               </w:rPr>
-              <w:t xml:space="preserve">저장과 정리</w:t>
+              <w:t xml:space="preserve">[실습 제목]</w:t>
             </w:r>
           </w:p>
         </w:tc>
@@ -8675,7 +9140,7 @@
                 <w:sz w:val="18"/>
                 <w:szCs w:val="18"/>
               </w:rPr>
-              <w:t xml:space="preserve">10분</w:t>
+              <w:t xml:space="preserve">[ ]분</w:t>
             </w:r>
           </w:p>
         </w:tc>
@@ -8708,7 +9173,7 @@
                 <w:sz w:val="18"/>
                 <w:szCs w:val="18"/>
               </w:rPr>
-              <w:t xml:space="preserve">저장</w:t>
+              <w:t xml:space="preserve">[조회 / 생성 / 수정 / 실행 / 저장]</w:t>
             </w:r>
           </w:p>
         </w:tc>
@@ -8728,7 +9193,7 @@
         <w:rPr>
           <w:rFonts w:ascii="맑은 고딕" w:cs="맑은 고딕" w:eastAsia="맑은 고딕" w:hAnsi="맑은 고딕"/>
         </w:rPr>
-        <w:t xml:space="preserve">Lab 0  연결 확인  (10분)</w:t>
+        <w:t xml:space="preserve">Lab 1  [실습 제목]  ([ ]분)</w:t>
       </w:r>
     </w:p>
     <w:p>
@@ -8748,7 +9213,7 @@
         <w:rPr>
           <w:rFonts w:ascii="맑은 고딕" w:cs="맑은 고딕" w:eastAsia="맑은 고딕" w:hAnsi="맑은 고딕"/>
         </w:rPr>
-        <w:t xml:space="preserve">AI 어시스턴트가 Commander의 MCP Server에 붙었는지 확인한다.</w:t>
+        <w:t xml:space="preserve">[이 Lab에서 할 일을 한 줄로]</w:t>
       </w:r>
     </w:p>
     <w:p>
@@ -8770,10 +9235,38 @@
     </w:p>
     <w:p>
       <w:pPr>
+        <w:spacing w:after="120" w:before="0" w:line="300"/>
+      </w:pPr>
+      <w:r>
+        <w:rPr>
+          <w:rFonts w:ascii="맑은 고딕" w:cs="맑은 고딕" w:eastAsia="맑은 고딕" w:hAnsi="맑은 고딕"/>
+        </w:rPr>
+        <w:t xml:space="preserve">[시작 전에 준비하거나 알려 줄 것]</w:t>
+      </w:r>
+    </w:p>
+    <w:p>
+      <w:pPr>
+        <w:keepNext/>
+        <w:spacing w:after="80" w:before="160" w:line="300"/>
+      </w:pPr>
+      <w:r>
+        <w:rPr>
+          <w:rFonts w:ascii="맑은 고딕" w:cs="맑은 고딕" w:eastAsia="맑은 고딕" w:hAnsi="맑은 고딕"/>
+          <w:b/>
+          <w:bCs/>
+          <w:color w:val="0F4C5C"/>
+          <w:sz w:val="19"/>
+          <w:szCs w:val="19"/>
+        </w:rPr>
+        <w:t xml:space="preserve">진행 순서</w:t>
+      </w:r>
+    </w:p>
+    <w:p>
+      <w:pPr>
         <w:pStyle w:val="ListParagraph"/>
         <w:numPr>
           <w:ilvl w:val="0"/>
-          <w:numId w:val="4"/>
+          <w:numId w:val="5"/>
         </w:numPr>
         <w:spacing w:after="80" w:line="290"/>
       </w:pPr>
@@ -8781,7 +9274,7 @@
         <w:rPr>
           <w:rFonts w:ascii="맑은 고딕" w:cs="맑은 고딕" w:eastAsia="맑은 고딕" w:hAnsi="맑은 고딕"/>
         </w:rPr>
-        <w:t xml:space="preserve">Tosca Commander를 실행하고 실습 워크스페이스를 연다.</w:t>
+        <w:t xml:space="preserve">[진행 순서 1]</w:t>
       </w:r>
     </w:p>
     <w:p>
@@ -8789,7 +9282,7 @@
         <w:pStyle w:val="ListParagraph"/>
         <w:numPr>
           <w:ilvl w:val="0"/>
-          <w:numId w:val="4"/>
+          <w:numId w:val="5"/>
         </w:numPr>
         <w:spacing w:after="80" w:line="290"/>
       </w:pPr>
@@ -8797,7 +9290,7 @@
         <w:rPr>
           <w:rFonts w:ascii="맑은 고딕" w:cs="맑은 고딕" w:eastAsia="맑은 고딕" w:hAnsi="맑은 고딕"/>
         </w:rPr>
-        <w:t xml:space="preserve">AI 클라이언트에 tosca-commander 서버를 등록한다 (2장 참고).</w:t>
+        <w:t xml:space="preserve">[진행 순서 2]</w:t>
       </w:r>
     </w:p>
     <w:p>
@@ -8805,7 +9298,7 @@
         <w:pStyle w:val="ListParagraph"/>
         <w:numPr>
           <w:ilvl w:val="0"/>
-          <w:numId w:val="4"/>
+          <w:numId w:val="5"/>
         </w:numPr>
         <w:spacing w:after="80" w:line="290"/>
       </w:pPr>
@@ -8813,7 +9306,7 @@
         <w:rPr>
           <w:rFonts w:ascii="맑은 고딕" w:cs="맑은 고딕" w:eastAsia="맑은 고딕" w:hAnsi="맑은 고딕"/>
         </w:rPr>
-        <w:t xml:space="preserve">VS Code라면 Copilot Chat을 Agent 모드로 바꾸고, 도구 목록에 tosca-commander가 켜져 있는지 본다.</w:t>
+        <w:t xml:space="preserve">[진행 순서 3]</w:t>
       </w:r>
     </w:p>
     <w:p>
@@ -8872,7 +9365,7 @@
                 <w:sz w:val="17"/>
                 <w:szCs w:val="17"/>
               </w:rPr>
-              <w:t xml:space="preserve">프롬프트 0-1</w:t>
+              <w:t xml:space="preserve">프롬프트 1-1</w:t>
             </w:r>
           </w:p>
           <w:p>
@@ -8882,8 +9375,11 @@
             <w:r>
               <w:rPr>
                 <w:rFonts w:ascii="맑은 고딕" w:cs="맑은 고딕" w:eastAsia="맑은 고딕" w:hAnsi="맑은 고딕"/>
-              </w:rPr>
-              <w:t xml:space="preserve">Tosca Commander MCP에서 쓸 수 있는 도구 목록을 보여줘. 도구 이름과 한 줄 설명을 표로 정리해줘.</w:t>
+                <w:b/>
+                <w:bCs/>
+                <w:color w:val="C4453C"/>
+              </w:rPr>
+              <w:t xml:space="preserve">[입력할 프롬프트]</w:t>
             </w:r>
           </w:p>
         </w:tc>
@@ -8945,7 +9441,7 @@
                 <w:sz w:val="17"/>
                 <w:szCs w:val="17"/>
               </w:rPr>
-              <w:t xml:space="preserve">프롬프트 0-2</w:t>
+              <w:t xml:space="preserve">프롬프트 1-2</w:t>
             </w:r>
           </w:p>
           <w:p>
@@ -8955,8 +9451,11 @@
             <w:r>
               <w:rPr>
                 <w:rFonts w:ascii="맑은 고딕" w:cs="맑은 고딕" w:eastAsia="맑은 고딕" w:hAnsi="맑은 고딕"/>
-              </w:rPr>
-              <w:t xml:space="preserve">지금 열려 있는 Tosca 워크스페이스 정보를 알려줘. 이름, 경로, 싱글 유저인지 멀티 유저인지 포함해서.</w:t>
+                <w:b/>
+                <w:bCs/>
+                <w:color w:val="C4453C"/>
+              </w:rPr>
+              <w:t xml:space="preserve">[입력할 프롬프트]</w:t>
             </w:r>
           </w:p>
         </w:tc>
@@ -8983,18 +9482,9 @@
       </w:r>
       <w:r>
         <w:rPr>
-          <w:rFonts w:ascii="Consolas" w:cs="Consolas" w:eastAsia="맑은 고딕" w:hAnsi="Consolas"/>
-          <w:color w:val="0F4C5C"/>
-          <w:sz w:val="17"/>
-          <w:szCs w:val="17"/>
-        </w:rPr>
-        <w:t xml:space="preserve">get_workspace_info</w:t>
-      </w:r>
-      <w:r>
-        <w:rPr>
           <w:rFonts w:ascii="맑은 고딕" w:cs="맑은 고딕" w:eastAsia="맑은 고딕" w:hAnsi="맑은 고딕"/>
         </w:rPr>
-        <w:t xml:space="preserve"/>
+        <w:t xml:space="preserve">[AI가 쓰는 도구]</w:t>
       </w:r>
     </w:p>
     <w:p>
@@ -9011,7 +9501,7 @@
           <w:sz w:val="19"/>
           <w:szCs w:val="19"/>
         </w:rPr>
-        <w:t xml:space="preserve">화면 예시 (프롬프트 0-2)</w:t>
+        <w:t xml:space="preserve">결과 예시</w:t>
       </w:r>
     </w:p>
     <w:tbl>
@@ -9033,123 +9523,39 @@
       <w:tr>
         <w:trPr>
           <w:cantSplit/>
+          <w:trHeight w:val="1800" w:hRule="atLeast"/>
         </w:trPr>
         <w:tc>
           <w:tcPr>
             <w:tcW w:type="dxa" w:w="9638"/>
             <w:tcBorders>
-              <w:top w:val="single" w:color="C9D7DA" w:sz="6"/>
-              <w:left w:val="single" w:color="C9D7DA" w:sz="6"/>
-              <w:bottom w:val="single" w:color="C9D7DA" w:sz="6"/>
-              <w:right w:val="single" w:color="C9D7DA" w:sz="6"/>
-            </w:tcBorders>
-            <w:shd w:fill="EAF1F2" w:color="auto" w:val="clear"/>
-            <w:tcMar>
-              <w:top w:type="dxa" w:w="120"/>
-              <w:left w:type="dxa" w:w="200"/>
-              <w:bottom w:type="dxa" w:w="120"/>
-              <w:right w:type="dxa" w:w="200"/>
-            </w:tcMar>
-          </w:tcPr>
-          <w:p>
-            <w:pPr>
-              <w:spacing w:after="60"/>
-            </w:pPr>
-            <w:r>
-              <w:rPr>
-                <w:rFonts w:ascii="맑은 고딕" w:cs="맑은 고딕" w:eastAsia="맑은 고딕" w:hAnsi="맑은 고딕"/>
-                <w:b/>
-                <w:bCs/>
-                <w:color w:val="8A5A0B"/>
-                <w:sz w:val="17"/>
-                <w:szCs w:val="17"/>
-              </w:rPr>
-              <w:t xml:space="preserve">AI 응답 예시</w:t>
-            </w:r>
-          </w:p>
-          <w:p>
-            <w:pPr>
-              <w:spacing w:after="30" w:line="290"/>
-            </w:pPr>
-            <w:r>
-              <w:rPr>
-                <w:rFonts w:ascii="맑은 고딕" w:cs="맑은 고딕" w:eastAsia="맑은 고딕" w:hAnsi="맑은 고딕"/>
-              </w:rPr>
-              <w:t xml:space="preserve">[get_workspace_info 실행]</w:t>
-            </w:r>
-          </w:p>
-          <w:p>
-            <w:pPr>
-              <w:spacing w:after="30" w:line="290"/>
-            </w:pPr>
-            <w:r>
-              <w:rPr>
-                <w:rFonts w:ascii="맑은 고딕" w:cs="맑은 고딕" w:eastAsia="맑은 고딕" w:hAnsi="맑은 고딕"/>
-              </w:rPr>
-              <w:t xml:space="preserve">현재 열린 워크스페이스입니다.</w:t>
-            </w:r>
-          </w:p>
-          <w:p>
-            <w:pPr>
-              <w:spacing w:after="30" w:line="290"/>
-            </w:pPr>
-            <w:r>
-              <w:rPr>
-                <w:rFonts w:ascii="맑은 고딕" w:cs="맑은 고딕" w:eastAsia="맑은 고딕" w:hAnsi="맑은 고딕"/>
-              </w:rPr>
-              <w:t xml:space="preserve">· 이름: MCP_Training_홍길동</w:t>
-            </w:r>
-          </w:p>
-          <w:p>
-            <w:pPr>
-              <w:spacing w:after="30" w:line="290"/>
-            </w:pPr>
-            <w:r>
-              <w:rPr>
-                <w:rFonts w:ascii="맑은 고딕" w:cs="맑은 고딕" w:eastAsia="맑은 고딕" w:hAnsi="맑은 고딕"/>
-              </w:rPr>
-              <w:t xml:space="preserve">· 경로: C:\Tosca_Projects\Tosca_Workspaces\MCP_Training_홍길동</w:t>
-            </w:r>
-          </w:p>
-          <w:p>
-            <w:pPr>
-              <w:spacing w:after="30" w:line="290"/>
-            </w:pPr>
-            <w:r>
-              <w:rPr>
-                <w:rFonts w:ascii="맑은 고딕" w:cs="맑은 고딕" w:eastAsia="맑은 고딕" w:hAnsi="맑은 고딕"/>
-              </w:rPr>
-              <w:t xml:space="preserve">· 모드: single (싱글 유저)</w:t>
-            </w:r>
-          </w:p>
-          <w:p>
-            <w:pPr>
-              <w:spacing w:after="30" w:line="290"/>
-            </w:pPr>
-            <w:r>
-              <w:rPr>
-                <w:rFonts w:ascii="맑은 고딕" w:cs="맑은 고딕" w:eastAsia="맑은 고딕" w:hAnsi="맑은 고딕"/>
-              </w:rPr>
-              <w:t xml:space="preserve">체크인 없이 저장만 하면 됩니다.</w:t>
+              <w:top w:val="single" w:color="C9D7DA" w:sz="4"/>
+              <w:left w:val="single" w:color="C9D7DA" w:sz="4"/>
+              <w:bottom w:val="single" w:color="C9D7DA" w:sz="4"/>
+              <w:right w:val="single" w:color="C9D7DA" w:sz="4"/>
+            </w:tcBorders>
+            <w:tcMar>
+              <w:top w:type="dxa" w:w="80"/>
+              <w:left w:type="dxa" w:w="160"/>
+              <w:bottom w:type="dxa" w:w="80"/>
+              <w:right w:type="dxa" w:w="160"/>
+            </w:tcMar>
+            <w:vAlign w:val="top"/>
+          </w:tcPr>
+          <w:p>
+            <w:r>
+              <w:rPr>
+                <w:rFonts w:ascii="맑은 고딕" w:cs="맑은 고딕" w:eastAsia="맑은 고딕" w:hAnsi="맑은 고딕"/>
+                <w:color w:val="9AA7AA"/>
+                <w:sz w:val="16"/>
+                <w:szCs w:val="16"/>
+              </w:rPr>
+              <w:t xml:space="preserve">[결과 화면 캡처나 Copilot 응답 예시]</w:t>
             </w:r>
           </w:p>
         </w:tc>
       </w:tr>
     </w:tbl>
-    <w:p>
-      <w:pPr>
-        <w:spacing w:after="120" w:before="60" w:line="300"/>
-      </w:pPr>
-      <w:r>
-        <w:rPr>
-          <w:rFonts w:ascii="맑은 고딕" w:cs="맑은 고딕" w:eastAsia="맑은 고딕" w:hAnsi="맑은 고딕"/>
-          <w:color w:val="56666B"/>
-          <w:sz w:val="18"/>
-          <w:szCs w:val="18"/>
-        </w:rPr>
-        <w:t xml:space="preserve">실제 문구와 모양은 클라이언트마다 다릅니다. 응답에 도구 이름이 보이면 MCP로 Commander를 실제로 읽은 것입니다.</w:t>
-      </w:r>
-    </w:p>
     <w:p>
       <w:pPr>
         <w:keepNext/>
@@ -9183,7 +9589,7 @@
         <w:rPr>
           <w:rFonts w:ascii="맑은 고딕" w:cs="맑은 고딕" w:eastAsia="맑은 고딕" w:hAnsi="맑은 고딕"/>
         </w:rPr>
-        <w:t xml:space="preserve">  도구 목록에 create_test_cases와 execute_test_suite가 있다</w:t>
+        <w:t xml:space="preserve">  [확인할 것]</w:t>
       </w:r>
     </w:p>
     <w:p>
@@ -9202,7 +9608,7 @@
         <w:rPr>
           <w:rFonts w:ascii="맑은 고딕" w:cs="맑은 고딕" w:eastAsia="맑은 고딕" w:hAnsi="맑은 고딕"/>
         </w:rPr>
-        <w:t xml:space="preserve">  워크스페이스 이름이 Commander 제목 표시줄과 같다</w:t>
+        <w:t xml:space="preserve">  [확인할 것]</w:t>
       </w:r>
     </w:p>
     <w:p>
@@ -9221,7 +9627,7 @@
         <w:rPr>
           <w:rFonts w:ascii="맑은 고딕" w:cs="맑은 고딕" w:eastAsia="맑은 고딕" w:hAnsi="맑은 고딕"/>
         </w:rPr>
-        <w:t xml:space="preserve">  모드(single / multi)를 아래 기록란에 적었다</w:t>
+        <w:t xml:space="preserve">  [확인할 것]</w:t>
       </w:r>
     </w:p>
     <w:p>
@@ -9293,7 +9699,7 @@
                 <w:sz w:val="18"/>
                 <w:szCs w:val="18"/>
               </w:rPr>
-              <w:t xml:space="preserve">워크스페이스 이름</w:t>
+              <w:t xml:space="preserve">[기록할 항목]</w:t>
             </w:r>
           </w:p>
         </w:tc>
@@ -9364,78 +9770,7 @@
                 <w:sz w:val="18"/>
                 <w:szCs w:val="18"/>
               </w:rPr>
-              <w:t xml:space="preserve">모드 (single / multi)</w:t>
-            </w:r>
-          </w:p>
-        </w:tc>
-        <w:tc>
-          <w:tcPr>
-            <w:tcW w:type="dxa" w:w="6638"/>
-            <w:tcBorders>
-              <w:top w:val="single" w:color="C9D7DA" w:sz="4"/>
-              <w:left w:val="single" w:color="C9D7DA" w:sz="4"/>
-              <w:bottom w:val="single" w:color="C9D7DA" w:sz="4"/>
-              <w:right w:val="single" w:color="C9D7DA" w:sz="4"/>
-            </w:tcBorders>
-            <w:tcMar>
-              <w:top w:type="dxa" w:w="70"/>
-              <w:left w:type="dxa" w:w="110"/>
-              <w:bottom w:type="dxa" w:w="70"/>
-              <w:right w:type="dxa" w:w="110"/>
-            </w:tcMar>
-            <w:vAlign w:val="center"/>
-          </w:tcPr>
-          <w:p>
-            <w:pPr>
-              <w:spacing w:after="40" w:line="270"/>
-            </w:pPr>
-            <w:r>
-              <w:rPr>
-                <w:rFonts w:ascii="맑은 고딕" w:cs="맑은 고딕" w:eastAsia="맑은 고딕" w:hAnsi="맑은 고딕"/>
-                <w:sz w:val="18"/>
-                <w:szCs w:val="18"/>
-              </w:rPr>
-              <w:t xml:space="preserve"/>
-            </w:r>
-          </w:p>
-        </w:tc>
-      </w:tr>
-      <w:tr>
-        <w:trPr>
-          <w:cantSplit/>
-          <w:trHeight w:val="460" w:hRule="atLeast"/>
-        </w:trPr>
-        <w:tc>
-          <w:tcPr>
-            <w:tcW w:type="dxa" w:w="3000"/>
-            <w:tcBorders>
-              <w:top w:val="single" w:color="C9D7DA" w:sz="4"/>
-              <w:left w:val="single" w:color="C9D7DA" w:sz="4"/>
-              <w:bottom w:val="single" w:color="C9D7DA" w:sz="4"/>
-              <w:right w:val="single" w:color="C9D7DA" w:sz="4"/>
-            </w:tcBorders>
-            <w:shd w:fill="EAF1F2" w:color="auto" w:val="clear"/>
-            <w:tcMar>
-              <w:top w:type="dxa" w:w="70"/>
-              <w:left w:type="dxa" w:w="110"/>
-              <w:bottom w:type="dxa" w:w="70"/>
-              <w:right w:type="dxa" w:w="110"/>
-            </w:tcMar>
-            <w:vAlign w:val="center"/>
-          </w:tcPr>
-          <w:p>
-            <w:pPr>
-              <w:spacing w:after="40" w:line="270"/>
-            </w:pPr>
-            <w:r>
-              <w:rPr>
-                <w:rFonts w:ascii="맑은 고딕" w:cs="맑은 고딕" w:eastAsia="맑은 고딕" w:hAnsi="맑은 고딕"/>
-                <w:b/>
-                <w:bCs/>
-                <w:sz w:val="18"/>
-                <w:szCs w:val="18"/>
-              </w:rPr>
-              <w:t xml:space="preserve">도구 개수</w:t>
+              <w:t xml:space="preserve">[기록할 항목]</w:t>
             </w:r>
           </w:p>
         </w:tc>
@@ -9614,7 +9949,7 @@
                 <w:sz w:val="18"/>
                 <w:szCs w:val="18"/>
               </w:rPr>
-              <w:t xml:space="preserve">연결 거부, 응답 없음</w:t>
+              <w:t xml:space="preserve">[자주 생기는 문제]</w:t>
             </w:r>
           </w:p>
         </w:tc>
@@ -9647,78 +9982,7 @@
                 <w:sz w:val="18"/>
                 <w:szCs w:val="18"/>
               </w:rPr>
-              <w:t xml:space="preserve">Commander가 켜져 있고 워크스페이스가 열려 있는지, 주소의 포트가 46248인지 확인한다. Patch 1이면 Tosca MCP Server Addin이 켜져 있는지도 본다.</w:t>
-            </w:r>
-          </w:p>
-        </w:tc>
-      </w:tr>
-      <w:tr>
-        <w:trPr>
-          <w:cantSplit/>
-        </w:trPr>
-        <w:tc>
-          <w:tcPr>
-            <w:tcW w:type="dxa" w:w="2800"/>
-            <w:tcBorders>
-              <w:top w:val="single" w:color="C9D7DA" w:sz="4"/>
-              <w:left w:val="single" w:color="C9D7DA" w:sz="4"/>
-              <w:bottom w:val="single" w:color="C9D7DA" w:sz="4"/>
-              <w:right w:val="single" w:color="C9D7DA" w:sz="4"/>
-            </w:tcBorders>
-            <w:tcMar>
-              <w:top w:type="dxa" w:w="70"/>
-              <w:left w:type="dxa" w:w="110"/>
-              <w:bottom w:type="dxa" w:w="70"/>
-              <w:right w:type="dxa" w:w="110"/>
-            </w:tcMar>
-            <w:vAlign w:val="center"/>
-          </w:tcPr>
-          <w:p>
-            <w:pPr>
-              <w:spacing w:after="40" w:line="270"/>
-            </w:pPr>
-            <w:r>
-              <w:rPr>
-                <w:rFonts w:ascii="맑은 고딕" w:cs="맑은 고딕" w:eastAsia="맑은 고딕" w:hAnsi="맑은 고딕"/>
-                <w:b/>
-                <w:bCs/>
-                <w:sz w:val="18"/>
-                <w:szCs w:val="18"/>
-              </w:rPr>
-              <w:t xml:space="preserve">도구가 하나도 안 보임</w:t>
-            </w:r>
-          </w:p>
-        </w:tc>
-        <w:tc>
-          <w:tcPr>
-            <w:tcW w:type="dxa" w:w="6838"/>
-            <w:tcBorders>
-              <w:top w:val="single" w:color="C9D7DA" w:sz="4"/>
-              <w:left w:val="single" w:color="C9D7DA" w:sz="4"/>
-              <w:bottom w:val="single" w:color="C9D7DA" w:sz="4"/>
-              <w:right w:val="single" w:color="C9D7DA" w:sz="4"/>
-            </w:tcBorders>
-            <w:tcMar>
-              <w:top w:type="dxa" w:w="70"/>
-              <w:left w:type="dxa" w:w="110"/>
-              <w:bottom w:type="dxa" w:w="70"/>
-              <w:right w:type="dxa" w:w="110"/>
-            </w:tcMar>
-            <w:vAlign w:val="center"/>
-          </w:tcPr>
-          <w:p>
-            <w:pPr>
-              <w:spacing w:after="40" w:line="270"/>
-            </w:pPr>
-            <w:r>
-              <w:rPr>
-                <w:rFonts w:ascii="맑은 고딕" w:cs="맑은 고딕" w:eastAsia="맑은 고딕" w:hAnsi="맑은 고딕"/>
-                <w:b w:val="false"/>
-                <w:bCs w:val="false"/>
-                <w:sz w:val="18"/>
-                <w:szCs w:val="18"/>
-              </w:rPr>
-              <w:t xml:space="preserve">클라이언트에서 서버를 켰는지, VS Code라면 Agent 모드인지 확인한다. 설정을 바꿨다면 클라이언트를 다시 시작한다.</w:t>
+              <w:t xml:space="preserve">[해결 방법]</w:t>
             </w:r>
           </w:p>
         </w:tc>
@@ -9737,7 +10001,7 @@
         <w:rPr>
           <w:rFonts w:ascii="맑은 고딕" w:cs="맑은 고딕" w:eastAsia="맑은 고딕" w:hAnsi="맑은 고딕"/>
         </w:rPr>
-        <w:t xml:space="preserve">Lab 1  워크스페이스 둘러보기  (10분)</w:t>
+        <w:t xml:space="preserve">Lab 2  [실습 제목]  ([ ]분)</w:t>
       </w:r>
     </w:p>
     <w:p>
@@ -9757,7 +10021,7 @@
         <w:rPr>
           <w:rFonts w:ascii="맑은 고딕" w:cs="맑은 고딕" w:eastAsia="맑은 고딕" w:hAnsi="맑은 고딕"/>
         </w:rPr>
-        <w:t xml:space="preserve">조회만 하는 요청으로 워크스페이스 구조와 실습 모듈을 확인한다.</w:t>
+        <w:t xml:space="preserve">[이 Lab에서 할 일을 한 줄로]</w:t>
       </w:r>
     </w:p>
     <w:p>
@@ -9785,7 +10049,72 @@
         <w:rPr>
           <w:rFonts w:ascii="맑은 고딕" w:cs="맑은 고딕" w:eastAsia="맑은 고딕" w:hAnsi="맑은 고딕"/>
         </w:rPr>
-        <w:t xml:space="preserve">이 Lab은 아무것도 바꾸지 않는다. 결과에 나오는 긴 ID(surrogateId)는 몰라도 된다.</w:t>
+        <w:t xml:space="preserve">[시작 전에 준비하거나 알려 줄 것]</w:t>
+      </w:r>
+    </w:p>
+    <w:p>
+      <w:pPr>
+        <w:keepNext/>
+        <w:spacing w:after="80" w:before="160" w:line="300"/>
+      </w:pPr>
+      <w:r>
+        <w:rPr>
+          <w:rFonts w:ascii="맑은 고딕" w:cs="맑은 고딕" w:eastAsia="맑은 고딕" w:hAnsi="맑은 고딕"/>
+          <w:b/>
+          <w:bCs/>
+          <w:color w:val="0F4C5C"/>
+          <w:sz w:val="19"/>
+          <w:szCs w:val="19"/>
+        </w:rPr>
+        <w:t xml:space="preserve">진행 순서</w:t>
+      </w:r>
+    </w:p>
+    <w:p>
+      <w:pPr>
+        <w:pStyle w:val="ListParagraph"/>
+        <w:numPr>
+          <w:ilvl w:val="0"/>
+          <w:numId w:val="6"/>
+        </w:numPr>
+        <w:spacing w:after="80" w:line="290"/>
+      </w:pPr>
+      <w:r>
+        <w:rPr>
+          <w:rFonts w:ascii="맑은 고딕" w:cs="맑은 고딕" w:eastAsia="맑은 고딕" w:hAnsi="맑은 고딕"/>
+        </w:rPr>
+        <w:t xml:space="preserve">[진행 순서 1]</w:t>
+      </w:r>
+    </w:p>
+    <w:p>
+      <w:pPr>
+        <w:pStyle w:val="ListParagraph"/>
+        <w:numPr>
+          <w:ilvl w:val="0"/>
+          <w:numId w:val="6"/>
+        </w:numPr>
+        <w:spacing w:after="80" w:line="290"/>
+      </w:pPr>
+      <w:r>
+        <w:rPr>
+          <w:rFonts w:ascii="맑은 고딕" w:cs="맑은 고딕" w:eastAsia="맑은 고딕" w:hAnsi="맑은 고딕"/>
+        </w:rPr>
+        <w:t xml:space="preserve">[진행 순서 2]</w:t>
+      </w:r>
+    </w:p>
+    <w:p>
+      <w:pPr>
+        <w:pStyle w:val="ListParagraph"/>
+        <w:numPr>
+          <w:ilvl w:val="0"/>
+          <w:numId w:val="6"/>
+        </w:numPr>
+        <w:spacing w:after="80" w:line="290"/>
+      </w:pPr>
+      <w:r>
+        <w:rPr>
+          <w:rFonts w:ascii="맑은 고딕" w:cs="맑은 고딕" w:eastAsia="맑은 고딕" w:hAnsi="맑은 고딕"/>
+        </w:rPr>
+        <w:t xml:space="preserve">[진행 순서 3]</w:t>
       </w:r>
     </w:p>
     <w:p>
@@ -9844,7 +10173,7 @@
                 <w:sz w:val="17"/>
                 <w:szCs w:val="17"/>
               </w:rPr>
-              <w:t xml:space="preserve">프롬프트 1-1</w:t>
+              <w:t xml:space="preserve">프롬프트 2-1</w:t>
             </w:r>
           </w:p>
           <w:p>
@@ -9854,8 +10183,11 @@
             <w:r>
               <w:rPr>
                 <w:rFonts w:ascii="맑은 고딕" w:cs="맑은 고딕" w:eastAsia="맑은 고딕" w:hAnsi="맑은 고딕"/>
-              </w:rPr>
-              <w:t xml:space="preserve">TestCases 폴더 아래 구조를 2단계 깊이까지 트리로 보여줘. 각 항목은 이름과 타입만 표시해줘.</w:t>
+                <w:b/>
+                <w:bCs/>
+                <w:color w:val="C4453C"/>
+              </w:rPr>
+              <w:t xml:space="preserve">[입력할 프롬프트]</w:t>
             </w:r>
           </w:p>
         </w:tc>
@@ -9917,7 +10249,7 @@
                 <w:sz w:val="17"/>
                 <w:szCs w:val="17"/>
               </w:rPr>
-              <w:t xml:space="preserve">프롬프트 1-2</w:t>
+              <w:t xml:space="preserve">프롬프트 2-2</w:t>
             </w:r>
           </w:p>
           <w:p>
@@ -9927,8 +10259,11 @@
             <w:r>
               <w:rPr>
                 <w:rFonts w:ascii="맑은 고딕" w:cs="맑은 고딕" w:eastAsia="맑은 고딕" w:hAnsi="맑은 고딕"/>
-              </w:rPr>
-              <w:t xml:space="preserve">Modules/MCP실습 폴더에 있는 모듈(XModule)을 모두 찾아서, 모듈별 속성(ModuleAttribute) 이름을 표로 정리해줘.</w:t>
+                <w:b/>
+                <w:bCs/>
+                <w:color w:val="C4453C"/>
+              </w:rPr>
+              <w:t xml:space="preserve">[입력할 프롬프트]</w:t>
             </w:r>
           </w:p>
         </w:tc>
@@ -9955,50 +10290,80 @@
       </w:r>
       <w:r>
         <w:rPr>
-          <w:rFonts w:ascii="Consolas" w:cs="Consolas" w:eastAsia="맑은 고딕" w:hAnsi="Consolas"/>
-          <w:color w:val="0F4C5C"/>
-          <w:sz w:val="17"/>
-          <w:szCs w:val="17"/>
+          <w:rFonts w:ascii="맑은 고딕" w:cs="맑은 고딕" w:eastAsia="맑은 고딕" w:hAnsi="맑은 고딕"/>
         </w:rPr>
-        <w:t xml:space="preserve">get_object_info</w:t>
+        <w:t xml:space="preserve">[AI가 쓰는 도구]</w:t>
       </w:r>
+    </w:p>
+    <w:p>
+      <w:pPr>
+        <w:keepNext/>
+        <w:spacing w:after="80" w:before="160" w:line="300"/>
+      </w:pPr>
       <w:r>
         <w:rPr>
           <w:rFonts w:ascii="맑은 고딕" w:cs="맑은 고딕" w:eastAsia="맑은 고딕" w:hAnsi="맑은 고딕"/>
+          <w:b/>
+          <w:bCs/>
+          <w:color w:val="0F4C5C"/>
+          <w:sz w:val="19"/>
+          <w:szCs w:val="19"/>
         </w:rPr>
-        <w:t xml:space="preserve">, </w:t>
-      </w:r>
-      <w:r>
-        <w:rPr>
-          <w:rFonts w:ascii="Consolas" w:cs="Consolas" w:eastAsia="맑은 고딕" w:hAnsi="Consolas"/>
-          <w:color w:val="0F4C5C"/>
-          <w:sz w:val="17"/>
-          <w:szCs w:val="17"/>
-        </w:rPr>
-        <w:t xml:space="preserve">list_assets</w:t>
-      </w:r>
-      <w:r>
-        <w:rPr>
-          <w:rFonts w:ascii="맑은 고딕" w:cs="맑은 고딕" w:eastAsia="맑은 고딕" w:hAnsi="맑은 고딕"/>
-        </w:rPr>
-        <w:t xml:space="preserve">, </w:t>
-      </w:r>
-      <w:r>
-        <w:rPr>
-          <w:rFonts w:ascii="Consolas" w:cs="Consolas" w:eastAsia="맑은 고딕" w:hAnsi="Consolas"/>
-          <w:color w:val="0F4C5C"/>
-          <w:sz w:val="17"/>
-          <w:szCs w:val="17"/>
-        </w:rPr>
-        <w:t xml:space="preserve">get_attributes</w:t>
-      </w:r>
-      <w:r>
-        <w:rPr>
-          <w:rFonts w:ascii="맑은 고딕" w:cs="맑은 고딕" w:eastAsia="맑은 고딕" w:hAnsi="맑은 고딕"/>
-        </w:rPr>
-        <w:t xml:space="preserve"/>
+        <w:t xml:space="preserve">결과 예시</w:t>
       </w:r>
     </w:p>
+    <w:tbl>
+      <w:tblPr>
+        <w:tblW w:type="dxa" w:w="9638"/>
+        <w:tblBorders>
+          <w:top w:val="single" w:color="auto" w:sz="4"/>
+          <w:left w:val="single" w:color="auto" w:sz="4"/>
+          <w:bottom w:val="single" w:color="auto" w:sz="4"/>
+          <w:right w:val="single" w:color="auto" w:sz="4"/>
+          <w:insideH w:val="single" w:color="auto" w:sz="4"/>
+          <w:insideV w:val="single" w:color="auto" w:sz="4"/>
+        </w:tblBorders>
+        <w:tblLayout w:type="fixed"/>
+      </w:tblPr>
+      <w:tblGrid>
+        <w:gridCol w:w="9638"/>
+      </w:tblGrid>
+      <w:tr>
+        <w:trPr>
+          <w:cantSplit/>
+          <w:trHeight w:val="1800" w:hRule="atLeast"/>
+        </w:trPr>
+        <w:tc>
+          <w:tcPr>
+            <w:tcW w:type="dxa" w:w="9638"/>
+            <w:tcBorders>
+              <w:top w:val="single" w:color="C9D7DA" w:sz="4"/>
+              <w:left w:val="single" w:color="C9D7DA" w:sz="4"/>
+              <w:bottom w:val="single" w:color="C9D7DA" w:sz="4"/>
+              <w:right w:val="single" w:color="C9D7DA" w:sz="4"/>
+            </w:tcBorders>
+            <w:tcMar>
+              <w:top w:type="dxa" w:w="80"/>
+              <w:left w:type="dxa" w:w="160"/>
+              <w:bottom w:type="dxa" w:w="80"/>
+              <w:right w:type="dxa" w:w="160"/>
+            </w:tcMar>
+            <w:vAlign w:val="top"/>
+          </w:tcPr>
+          <w:p>
+            <w:r>
+              <w:rPr>
+                <w:rFonts w:ascii="맑은 고딕" w:cs="맑은 고딕" w:eastAsia="맑은 고딕" w:hAnsi="맑은 고딕"/>
+                <w:color w:val="9AA7AA"/>
+                <w:sz w:val="16"/>
+                <w:szCs w:val="16"/>
+              </w:rPr>
+              <w:t xml:space="preserve">[결과 화면 캡처나 Copilot 응답 예시]</w:t>
+            </w:r>
+          </w:p>
+        </w:tc>
+      </w:tr>
+    </w:tbl>
     <w:p>
       <w:pPr>
         <w:keepNext/>
@@ -10032,7 +10397,7 @@
         <w:rPr>
           <w:rFonts w:ascii="맑은 고딕" w:cs="맑은 고딕" w:eastAsia="맑은 고딕" w:hAnsi="맑은 고딕"/>
         </w:rPr>
-        <w:t xml:space="preserve">  Header, Login 모듈이 목록에 있다</w:t>
+        <w:t xml:space="preserve">  [확인할 것]</w:t>
       </w:r>
     </w:p>
     <w:p>
@@ -10051,7 +10416,7 @@
         <w:rPr>
           <w:rFonts w:ascii="맑은 고딕" w:cs="맑은 고딕" w:eastAsia="맑은 고딕" w:hAnsi="맑은 고딕"/>
         </w:rPr>
-        <w:t xml:space="preserve">  Login 모듈에 Email, Password, Log in 속성이 있다</w:t>
+        <w:t xml:space="preserve">  [확인할 것]</w:t>
       </w:r>
     </w:p>
     <w:p>
@@ -10070,7 +10435,7 @@
         <w:rPr>
           <w:rFonts w:ascii="맑은 고딕" w:cs="맑은 고딕" w:eastAsia="맑은 고딕" w:hAnsi="맑은 고딕"/>
         </w:rPr>
-        <w:t xml:space="preserve">  Commander에서 아무것도 바뀌지 않았다</w:t>
+        <w:t xml:space="preserve">  [확인할 것]</w:t>
       </w:r>
     </w:p>
     <w:p>
@@ -10142,7 +10507,7 @@
                 <w:sz w:val="18"/>
                 <w:szCs w:val="18"/>
               </w:rPr>
-              <w:t xml:space="preserve">TestCases 아래 1단계 폴더 수</w:t>
+              <w:t xml:space="preserve">[기록할 항목]</w:t>
             </w:r>
           </w:p>
         </w:tc>
@@ -10213,7 +10578,7 @@
                 <w:sz w:val="18"/>
                 <w:szCs w:val="18"/>
               </w:rPr>
-              <w:t xml:space="preserve">Login 모듈 속성 개수</w:t>
+              <w:t xml:space="preserve">[기록할 항목]</w:t>
             </w:r>
           </w:p>
         </w:tc>
@@ -10392,7 +10757,7 @@
                 <w:sz w:val="18"/>
                 <w:szCs w:val="18"/>
               </w:rPr>
-              <w:t xml:space="preserve">MCP실습 폴더가 없다고 함</w:t>
+              <w:t xml:space="preserve">[자주 생기는 문제]</w:t>
             </w:r>
           </w:p>
         </w:tc>
@@ -10425,7 +10790,7 @@
                 <w:sz w:val="18"/>
                 <w:szCs w:val="18"/>
               </w:rPr>
-              <w:t xml:space="preserve">Commander 트리에서 실제 폴더 이름을 확인하고, 보이는 그대로 경로를 다시 적는다. 띄어쓰기도 같아야 한다.</w:t>
+              <w:t xml:space="preserve">[해결 방법]</w:t>
             </w:r>
           </w:p>
         </w:tc>
@@ -10444,7 +10809,7 @@
         <w:rPr>
           <w:rFonts w:ascii="맑은 고딕" w:cs="맑은 고딕" w:eastAsia="맑은 고딕" w:hAnsi="맑은 고딕"/>
         </w:rPr>
-        <w:t xml:space="preserve">Lab 2  수동 테스트케이스 만들기  (15분)</w:t>
+        <w:t xml:space="preserve">Lab 3  [실습 제목]  ([ ]분)</w:t>
       </w:r>
     </w:p>
     <w:p>
@@ -10464,7 +10829,7 @@
         <w:rPr>
           <w:rFonts w:ascii="맑은 고딕" w:cs="맑은 고딕" w:eastAsia="맑은 고딕" w:hAnsi="맑은 고딕"/>
         </w:rPr>
-        <w:t xml:space="preserve">글로 된 테스트 절차를 Tosca 수동 테스트케이스로 옮긴다.</w:t>
+        <w:t xml:space="preserve">[이 Lab에서 할 일을 한 줄로]</w:t>
       </w:r>
     </w:p>
     <w:p>
@@ -10492,7 +10857,72 @@
         <w:rPr>
           <w:rFonts w:ascii="맑은 고딕" w:cs="맑은 고딕" w:eastAsia="맑은 고딕" w:hAnsi="맑은 고딕"/>
         </w:rPr>
-        <w:t xml:space="preserve">[내 이름]은 본인 이름으로 바꾼다. 폴더가 없으면 AI가 중간 폴더를 만든다.</w:t>
+        <w:t xml:space="preserve">[시작 전에 준비하거나 알려 줄 것]</w:t>
+      </w:r>
+    </w:p>
+    <w:p>
+      <w:pPr>
+        <w:keepNext/>
+        <w:spacing w:after="80" w:before="160" w:line="300"/>
+      </w:pPr>
+      <w:r>
+        <w:rPr>
+          <w:rFonts w:ascii="맑은 고딕" w:cs="맑은 고딕" w:eastAsia="맑은 고딕" w:hAnsi="맑은 고딕"/>
+          <w:b/>
+          <w:bCs/>
+          <w:color w:val="0F4C5C"/>
+          <w:sz w:val="19"/>
+          <w:szCs w:val="19"/>
+        </w:rPr>
+        <w:t xml:space="preserve">진행 순서</w:t>
+      </w:r>
+    </w:p>
+    <w:p>
+      <w:pPr>
+        <w:pStyle w:val="ListParagraph"/>
+        <w:numPr>
+          <w:ilvl w:val="0"/>
+          <w:numId w:val="7"/>
+        </w:numPr>
+        <w:spacing w:after="80" w:line="290"/>
+      </w:pPr>
+      <w:r>
+        <w:rPr>
+          <w:rFonts w:ascii="맑은 고딕" w:cs="맑은 고딕" w:eastAsia="맑은 고딕" w:hAnsi="맑은 고딕"/>
+        </w:rPr>
+        <w:t xml:space="preserve">[진행 순서 1]</w:t>
+      </w:r>
+    </w:p>
+    <w:p>
+      <w:pPr>
+        <w:pStyle w:val="ListParagraph"/>
+        <w:numPr>
+          <w:ilvl w:val="0"/>
+          <w:numId w:val="7"/>
+        </w:numPr>
+        <w:spacing w:after="80" w:line="290"/>
+      </w:pPr>
+      <w:r>
+        <w:rPr>
+          <w:rFonts w:ascii="맑은 고딕" w:cs="맑은 고딕" w:eastAsia="맑은 고딕" w:hAnsi="맑은 고딕"/>
+        </w:rPr>
+        <w:t xml:space="preserve">[진행 순서 2]</w:t>
+      </w:r>
+    </w:p>
+    <w:p>
+      <w:pPr>
+        <w:pStyle w:val="ListParagraph"/>
+        <w:numPr>
+          <w:ilvl w:val="0"/>
+          <w:numId w:val="7"/>
+        </w:numPr>
+        <w:spacing w:after="80" w:line="290"/>
+      </w:pPr>
+      <w:r>
+        <w:rPr>
+          <w:rFonts w:ascii="맑은 고딕" w:cs="맑은 고딕" w:eastAsia="맑은 고딕" w:hAnsi="맑은 고딕"/>
+        </w:rPr>
+        <w:t xml:space="preserve">[진행 순서 3]</w:t>
       </w:r>
     </w:p>
     <w:p>
@@ -10551,7 +10981,7 @@
                 <w:sz w:val="17"/>
                 <w:szCs w:val="17"/>
               </w:rPr>
-              <w:t xml:space="preserve">프롬프트 2-1</w:t>
+              <w:t xml:space="preserve">프롬프트 3-1</w:t>
             </w:r>
           </w:p>
           <w:p>
@@ -10561,100 +10991,11 @@
             <w:r>
               <w:rPr>
                 <w:rFonts w:ascii="맑은 고딕" w:cs="맑은 고딕" w:eastAsia="맑은 고딕" w:hAnsi="맑은 고딕"/>
-              </w:rPr>
-              <w:t xml:space="preserve">TestCases/MCP실습/</w:t>
-            </w:r>
-            <w:r>
-              <w:rPr>
-                <w:rFonts w:ascii="맑은 고딕" w:cs="맑은 고딕" w:eastAsia="맑은 고딕" w:hAnsi="맑은 고딕"/>
                 <w:b/>
                 <w:bCs/>
                 <w:color w:val="C4453C"/>
               </w:rPr>
-              <w:t xml:space="preserve">[내 이름]</w:t>
-            </w:r>
-            <w:r>
-              <w:rPr>
-                <w:rFonts w:ascii="맑은 고딕" w:cs="맑은 고딕" w:eastAsia="맑은 고딕" w:hAnsi="맑은 고딕"/>
-              </w:rPr>
-              <w:t xml:space="preserve"> 폴더에 '로그인 실패_수동' 수동 테스트케이스를 만들어줘.</w:t>
-            </w:r>
-          </w:p>
-          <w:p>
-            <w:pPr>
-              <w:spacing w:after="30" w:line="290"/>
-            </w:pPr>
-            <w:r>
-              <w:rPr>
-                <w:rFonts w:ascii="맑은 고딕" w:cs="맑은 고딕" w:eastAsia="맑은 고딕" w:hAnsi="맑은 고딕"/>
-              </w:rPr>
-              <w:t xml:space="preserve">설명: 틀린 비밀번호로 로그인하면 오류 문구가 나오는지 확인한다.</w:t>
-            </w:r>
-          </w:p>
-          <w:p>
-            <w:pPr>
-              <w:spacing w:after="30" w:line="290"/>
-            </w:pPr>
-            <w:r>
-              <w:rPr>
-                <w:rFonts w:ascii="맑은 고딕" w:cs="맑은 고딕" w:eastAsia="맑은 고딕" w:hAnsi="맑은 고딕"/>
-              </w:rPr>
-              <w:t xml:space="preserve">스텝 (지시 / 기대 결과):</w:t>
-            </w:r>
-          </w:p>
-          <w:p>
-            <w:pPr>
-              <w:spacing w:after="30" w:line="290"/>
-            </w:pPr>
-            <w:r>
-              <w:rPr>
-                <w:rFonts w:ascii="맑은 고딕" w:cs="맑은 고딕" w:eastAsia="맑은 고딕" w:hAnsi="맑은 고딕"/>
-              </w:rPr>
-              <w:t xml:space="preserve">1. 브라우저에서 https://demowebshop.tricentis.com 에 접속한다 / 메인 화면이 열린다</w:t>
-            </w:r>
-          </w:p>
-          <w:p>
-            <w:pPr>
-              <w:spacing w:after="30" w:line="290"/>
-            </w:pPr>
-            <w:r>
-              <w:rPr>
-                <w:rFonts w:ascii="맑은 고딕" w:cs="맑은 고딕" w:eastAsia="맑은 고딕" w:hAnsi="맑은 고딕"/>
-              </w:rPr>
-              <w:t xml:space="preserve">2. 상단의 Log in 링크를 클릭한다 / 로그인 화면이 열린다</w:t>
-            </w:r>
-          </w:p>
-          <w:p>
-            <w:pPr>
-              <w:spacing w:after="30" w:line="290"/>
-            </w:pPr>
-            <w:r>
-              <w:rPr>
-                <w:rFonts w:ascii="맑은 고딕" w:cs="맑은 고딕" w:eastAsia="맑은 고딕" w:hAnsi="맑은 고딕"/>
-              </w:rPr>
-              <w:t xml:space="preserve">3. 실습 계정 이메일과 틀린 비밀번호를 넣고 Log in 버튼을 클릭한다 / 'Login was unsuccessful' 문구가 보인다</w:t>
-            </w:r>
-          </w:p>
-          <w:p>
-            <w:pPr>
-              <w:spacing w:after="30" w:line="290"/>
-            </w:pPr>
-            <w:r>
-              <w:rPr>
-                <w:rFonts w:ascii="맑은 고딕" w:cs="맑은 고딕" w:eastAsia="맑은 고딕" w:hAnsi="맑은 고딕"/>
-              </w:rPr>
-              <w:t xml:space="preserve">작업 상태(TestCaseWorkState)는 IN_WORK로 해줘. 메뉴 작업 말고 속성 변경(set_attribute)으로 바꿔.</w:t>
-            </w:r>
-          </w:p>
-          <w:p>
-            <w:pPr>
-              <w:spacing w:after="30" w:line="290"/>
-            </w:pPr>
-            <w:r>
-              <w:rPr>
-                <w:rFonts w:ascii="맑은 고딕" w:cs="맑은 고딕" w:eastAsia="맑은 고딕" w:hAnsi="맑은 고딕"/>
-              </w:rPr>
-              <w:t xml:space="preserve">만들기 전에 어떤 순서로 작업할지 먼저 보여줘.</w:t>
+              <w:t xml:space="preserve">[입력할 프롬프트]</w:t>
             </w:r>
           </w:p>
         </w:tc>
@@ -10716,7 +11057,7 @@
                 <w:sz w:val="17"/>
                 <w:szCs w:val="17"/>
               </w:rPr>
-              <w:t xml:space="preserve">프롬프트 2-2</w:t>
+              <w:t xml:space="preserve">프롬프트 3-2</w:t>
             </w:r>
           </w:p>
           <w:p>
@@ -10726,8 +11067,11 @@
             <w:r>
               <w:rPr>
                 <w:rFonts w:ascii="맑은 고딕" w:cs="맑은 고딕" w:eastAsia="맑은 고딕" w:hAnsi="맑은 고딕"/>
-              </w:rPr>
-              <w:t xml:space="preserve">좋아, 그 순서대로 진행해줘. 끝나면 만든 테스트케이스의 스텝을 다시 읽어서 보여줘.</w:t>
+                <w:b/>
+                <w:bCs/>
+                <w:color w:val="C4453C"/>
+              </w:rPr>
+              <w:t xml:space="preserve">[입력할 프롬프트]</w:t>
             </w:r>
           </w:p>
         </w:tc>
@@ -10754,80 +11098,80 @@
       </w:r>
       <w:r>
         <w:rPr>
-          <w:rFonts w:ascii="Consolas" w:cs="Consolas" w:eastAsia="맑은 고딕" w:hAnsi="Consolas"/>
-          <w:color w:val="0F4C5C"/>
-          <w:sz w:val="17"/>
-          <w:szCs w:val="17"/>
+          <w:rFonts w:ascii="맑은 고딕" w:cs="맑은 고딕" w:eastAsia="맑은 고딕" w:hAnsi="맑은 고딕"/>
         </w:rPr>
-        <w:t xml:space="preserve">create_test_cases</w:t>
+        <w:t xml:space="preserve">[AI가 쓰는 도구]</w:t>
       </w:r>
+    </w:p>
+    <w:p>
+      <w:pPr>
+        <w:keepNext/>
+        <w:spacing w:after="80" w:before="160" w:line="300"/>
+      </w:pPr>
       <w:r>
         <w:rPr>
           <w:rFonts w:ascii="맑은 고딕" w:cs="맑은 고딕" w:eastAsia="맑은 고딕" w:hAnsi="맑은 고딕"/>
+          <w:b/>
+          <w:bCs/>
+          <w:color w:val="0F4C5C"/>
+          <w:sz w:val="19"/>
+          <w:szCs w:val="19"/>
         </w:rPr>
-        <w:t xml:space="preserve">, </w:t>
-      </w:r>
-      <w:r>
-        <w:rPr>
-          <w:rFonts w:ascii="Consolas" w:cs="Consolas" w:eastAsia="맑은 고딕" w:hAnsi="Consolas"/>
-          <w:color w:val="0F4C5C"/>
-          <w:sz w:val="17"/>
-          <w:szCs w:val="17"/>
-        </w:rPr>
-        <w:t xml:space="preserve">list_available_tasks</w:t>
-      </w:r>
-      <w:r>
-        <w:rPr>
-          <w:rFonts w:ascii="맑은 고딕" w:cs="맑은 고딕" w:eastAsia="맑은 고딕" w:hAnsi="맑은 고딕"/>
-        </w:rPr>
-        <w:t xml:space="preserve">, </w:t>
-      </w:r>
-      <w:r>
-        <w:rPr>
-          <w:rFonts w:ascii="Consolas" w:cs="Consolas" w:eastAsia="맑은 고딕" w:hAnsi="Consolas"/>
-          <w:color w:val="0F4C5C"/>
-          <w:sz w:val="17"/>
-          <w:szCs w:val="17"/>
-        </w:rPr>
-        <w:t xml:space="preserve">execute_task (Manual XTestStep)</w:t>
-      </w:r>
-      <w:r>
-        <w:rPr>
-          <w:rFonts w:ascii="맑은 고딕" w:cs="맑은 고딕" w:eastAsia="맑은 고딕" w:hAnsi="맑은 고딕"/>
-        </w:rPr>
-        <w:t xml:space="preserve">, </w:t>
-      </w:r>
-      <w:r>
-        <w:rPr>
-          <w:rFonts w:ascii="Consolas" w:cs="Consolas" w:eastAsia="맑은 고딕" w:hAnsi="Consolas"/>
-          <w:color w:val="0F4C5C"/>
-          <w:sz w:val="17"/>
-          <w:szCs w:val="17"/>
-        </w:rPr>
-        <w:t xml:space="preserve">set_attribute</w:t>
-      </w:r>
-      <w:r>
-        <w:rPr>
-          <w:rFonts w:ascii="맑은 고딕" w:cs="맑은 고딕" w:eastAsia="맑은 고딕" w:hAnsi="맑은 고딕"/>
-        </w:rPr>
-        <w:t xml:space="preserve">, </w:t>
-      </w:r>
-      <w:r>
-        <w:rPr>
-          <w:rFonts w:ascii="Consolas" w:cs="Consolas" w:eastAsia="맑은 고딕" w:hAnsi="Consolas"/>
-          <w:color w:val="0F4C5C"/>
-          <w:sz w:val="17"/>
-          <w:szCs w:val="17"/>
-        </w:rPr>
-        <w:t xml:space="preserve">save_workspace</w:t>
-      </w:r>
-      <w:r>
-        <w:rPr>
-          <w:rFonts w:ascii="맑은 고딕" w:cs="맑은 고딕" w:eastAsia="맑은 고딕" w:hAnsi="맑은 고딕"/>
-        </w:rPr>
-        <w:t xml:space="preserve"/>
+        <w:t xml:space="preserve">결과 예시</w:t>
       </w:r>
     </w:p>
+    <w:tbl>
+      <w:tblPr>
+        <w:tblW w:type="dxa" w:w="9638"/>
+        <w:tblBorders>
+          <w:top w:val="single" w:color="auto" w:sz="4"/>
+          <w:left w:val="single" w:color="auto" w:sz="4"/>
+          <w:bottom w:val="single" w:color="auto" w:sz="4"/>
+          <w:right w:val="single" w:color="auto" w:sz="4"/>
+          <w:insideH w:val="single" w:color="auto" w:sz="4"/>
+          <w:insideV w:val="single" w:color="auto" w:sz="4"/>
+        </w:tblBorders>
+        <w:tblLayout w:type="fixed"/>
+      </w:tblPr>
+      <w:tblGrid>
+        <w:gridCol w:w="9638"/>
+      </w:tblGrid>
+      <w:tr>
+        <w:trPr>
+          <w:cantSplit/>
+          <w:trHeight w:val="1800" w:hRule="atLeast"/>
+        </w:trPr>
+        <w:tc>
+          <w:tcPr>
+            <w:tcW w:type="dxa" w:w="9638"/>
+            <w:tcBorders>
+              <w:top w:val="single" w:color="C9D7DA" w:sz="4"/>
+              <w:left w:val="single" w:color="C9D7DA" w:sz="4"/>
+              <w:bottom w:val="single" w:color="C9D7DA" w:sz="4"/>
+              <w:right w:val="single" w:color="C9D7DA" w:sz="4"/>
+            </w:tcBorders>
+            <w:tcMar>
+              <w:top w:type="dxa" w:w="80"/>
+              <w:left w:type="dxa" w:w="160"/>
+              <w:bottom w:type="dxa" w:w="80"/>
+              <w:right w:type="dxa" w:w="160"/>
+            </w:tcMar>
+            <w:vAlign w:val="top"/>
+          </w:tcPr>
+          <w:p>
+            <w:r>
+              <w:rPr>
+                <w:rFonts w:ascii="맑은 고딕" w:cs="맑은 고딕" w:eastAsia="맑은 고딕" w:hAnsi="맑은 고딕"/>
+                <w:color w:val="9AA7AA"/>
+                <w:sz w:val="16"/>
+                <w:szCs w:val="16"/>
+              </w:rPr>
+              <w:t xml:space="preserve">[결과 화면 캡처나 Copilot 응답 예시]</w:t>
+            </w:r>
+          </w:p>
+        </w:tc>
+      </w:tr>
+    </w:tbl>
     <w:p>
       <w:pPr>
         <w:keepNext/>
@@ -10861,7 +11205,7 @@
         <w:rPr>
           <w:rFonts w:ascii="맑은 고딕" w:cs="맑은 고딕" w:eastAsia="맑은 고딕" w:hAnsi="맑은 고딕"/>
         </w:rPr>
-        <w:t xml:space="preserve">  작업 순서를 먼저 받고 나서 진행을 승인했다</w:t>
+        <w:t xml:space="preserve">  [확인할 것]</w:t>
       </w:r>
     </w:p>
     <w:p>
@@ -10880,7 +11224,7 @@
         <w:rPr>
           <w:rFonts w:ascii="맑은 고딕" w:cs="맑은 고딕" w:eastAsia="맑은 고딕" w:hAnsi="맑은 고딕"/>
         </w:rPr>
-        <w:t xml:space="preserve">  TestCases/MCP실습/[내 이름] 폴더에 '로그인 실패_수동'이 생겼다</w:t>
+        <w:t xml:space="preserve">  [확인할 것]</w:t>
       </w:r>
     </w:p>
     <w:p>
@@ -10899,26 +11243,7 @@
         <w:rPr>
           <w:rFonts w:ascii="맑은 고딕" w:cs="맑은 고딕" w:eastAsia="맑은 고딕" w:hAnsi="맑은 고딕"/>
         </w:rPr>
-        <w:t xml:space="preserve">  스텝 3개에 지시와 기대 결과가 모두 들어갔다</w:t>
-      </w:r>
-    </w:p>
-    <w:p>
-      <w:pPr>
-        <w:spacing w:after="70" w:line="290"/>
-        <w:ind w:left="360" w:hanging="360"/>
-      </w:pPr>
-      <w:r>
-        <w:rPr>
-          <w:rFonts w:ascii="맑은 고딕" w:cs="맑은 고딕" w:eastAsia="맑은 고딕" w:hAnsi="맑은 고딕"/>
-          <w:color w:val="0F4C5C"/>
-        </w:rPr>
-        <w:t xml:space="preserve">☐</w:t>
-      </w:r>
-      <w:r>
-        <w:rPr>
-          <w:rFonts w:ascii="맑은 고딕" w:cs="맑은 고딕" w:eastAsia="맑은 고딕" w:hAnsi="맑은 고딕"/>
-        </w:rPr>
-        <w:t xml:space="preserve">  Commander에서 테스트케이스를 직접 열어 확인했다</w:t>
+        <w:t xml:space="preserve">  [확인할 것]</w:t>
       </w:r>
     </w:p>
     <w:p>
@@ -10990,7 +11315,7 @@
                 <w:sz w:val="18"/>
                 <w:szCs w:val="18"/>
               </w:rPr>
-              <w:t xml:space="preserve">만든 테스트케이스 경로</w:t>
+              <w:t xml:space="preserve">[기록할 항목]</w:t>
             </w:r>
           </w:p>
         </w:tc>
@@ -11061,7 +11386,7 @@
                 <w:sz w:val="18"/>
                 <w:szCs w:val="18"/>
               </w:rPr>
-              <w:t xml:space="preserve">스텝 수</w:t>
+              <w:t xml:space="preserve">[기록할 항목]</w:t>
             </w:r>
           </w:p>
         </w:tc>
@@ -11240,7 +11565,7 @@
                 <w:sz w:val="18"/>
                 <w:szCs w:val="18"/>
               </w:rPr>
-              <w:t xml:space="preserve">기대 결과가 빠짐</w:t>
+              <w:t xml:space="preserve">[자주 생기는 문제]</w:t>
             </w:r>
           </w:p>
         </w:tc>
@@ -11273,78 +11598,7 @@
                 <w:sz w:val="18"/>
                 <w:szCs w:val="18"/>
               </w:rPr>
-              <w:t xml:space="preserve">"3개 스텝 모두 기대 결과를 넣었는지 확인하고, 빠진 것만 채워줘"라고 다시 요청한다.</w:t>
-            </w:r>
-          </w:p>
-        </w:tc>
-      </w:tr>
-      <w:tr>
-        <w:trPr>
-          <w:cantSplit/>
-        </w:trPr>
-        <w:tc>
-          <w:tcPr>
-            <w:tcW w:type="dxa" w:w="2800"/>
-            <w:tcBorders>
-              <w:top w:val="single" w:color="C9D7DA" w:sz="4"/>
-              <w:left w:val="single" w:color="C9D7DA" w:sz="4"/>
-              <w:bottom w:val="single" w:color="C9D7DA" w:sz="4"/>
-              <w:right w:val="single" w:color="C9D7DA" w:sz="4"/>
-            </w:tcBorders>
-            <w:tcMar>
-              <w:top w:type="dxa" w:w="70"/>
-              <w:left w:type="dxa" w:w="110"/>
-              <w:bottom w:type="dxa" w:w="70"/>
-              <w:right w:type="dxa" w:w="110"/>
-            </w:tcMar>
-            <w:vAlign w:val="center"/>
-          </w:tcPr>
-          <w:p>
-            <w:pPr>
-              <w:spacing w:after="40" w:line="270"/>
-            </w:pPr>
-            <w:r>
-              <w:rPr>
-                <w:rFonts w:ascii="맑은 고딕" w:cs="맑은 고딕" w:eastAsia="맑은 고딕" w:hAnsi="맑은 고딕"/>
-                <w:b/>
-                <w:bCs/>
-                <w:sz w:val="18"/>
-                <w:szCs w:val="18"/>
-              </w:rPr>
-              <w:t xml:space="preserve">Commander 화면에 대화상자가 뜨고 멈춤</w:t>
-            </w:r>
-          </w:p>
-        </w:tc>
-        <w:tc>
-          <w:tcPr>
-            <w:tcW w:type="dxa" w:w="6838"/>
-            <w:tcBorders>
-              <w:top w:val="single" w:color="C9D7DA" w:sz="4"/>
-              <w:left w:val="single" w:color="C9D7DA" w:sz="4"/>
-              <w:bottom w:val="single" w:color="C9D7DA" w:sz="4"/>
-              <w:right w:val="single" w:color="C9D7DA" w:sz="4"/>
-            </w:tcBorders>
-            <w:tcMar>
-              <w:top w:type="dxa" w:w="70"/>
-              <w:left w:type="dxa" w:w="110"/>
-              <w:bottom w:type="dxa" w:w="70"/>
-              <w:right w:type="dxa" w:w="110"/>
-            </w:tcMar>
-            <w:vAlign w:val="center"/>
-          </w:tcPr>
-          <w:p>
-            <w:pPr>
-              <w:spacing w:after="40" w:line="270"/>
-            </w:pPr>
-            <w:r>
-              <w:rPr>
-                <w:rFonts w:ascii="맑은 고딕" w:cs="맑은 고딕" w:eastAsia="맑은 고딕" w:hAnsi="맑은 고딕"/>
-                <w:b w:val="false"/>
-                <w:bCs w:val="false"/>
-                <w:sz w:val="18"/>
-                <w:szCs w:val="18"/>
-              </w:rPr>
-              <w:t xml:space="preserve">AI가 작업 상태나 이름을 메뉴 작업으로 바꾸려 한 경우다. 대화상자를 닫고 "작업 상태와 이름은 속성 변경(set_attribute)으로 해줘"라고 지시한다.</w:t>
+              <w:t xml:space="preserve">[해결 방법]</w:t>
             </w:r>
           </w:p>
         </w:tc>
@@ -11363,7 +11617,7 @@
         <w:rPr>
           <w:rFonts w:ascii="맑은 고딕" w:cs="맑은 고딕" w:eastAsia="맑은 고딕" w:hAnsi="맑은 고딕"/>
         </w:rPr>
-        <w:t xml:space="preserve">Lab 3  자동 테스트케이스 만들기  (25분)</w:t>
+        <w:t xml:space="preserve">Lab 4  [실습 제목]  ([ ]분)</w:t>
       </w:r>
     </w:p>
     <w:p>
@@ -11383,7 +11637,7 @@
         <w:rPr>
           <w:rFonts w:ascii="맑은 고딕" w:cs="맑은 고딕" w:eastAsia="맑은 고딕" w:hAnsi="맑은 고딕"/>
         </w:rPr>
-        <w:t xml:space="preserve">기존 모듈을 재사용해 로그인 자동화 테스트케이스를 만든다. 계획을 먼저 받고 승인하는 흐름을 익힌다.</w:t>
+        <w:t xml:space="preserve">[이 Lab에서 할 일을 한 줄로]</w:t>
       </w:r>
     </w:p>
     <w:p>
@@ -11405,10 +11659,38 @@
     </w:p>
     <w:p>
       <w:pPr>
+        <w:spacing w:after="120" w:before="0" w:line="300"/>
+      </w:pPr>
+      <w:r>
+        <w:rPr>
+          <w:rFonts w:ascii="맑은 고딕" w:cs="맑은 고딕" w:eastAsia="맑은 고딕" w:hAnsi="맑은 고딕"/>
+        </w:rPr>
+        <w:t xml:space="preserve">[시작 전에 준비하거나 알려 줄 것]</w:t>
+      </w:r>
+    </w:p>
+    <w:p>
+      <w:pPr>
+        <w:keepNext/>
+        <w:spacing w:after="80" w:before="160" w:line="300"/>
+      </w:pPr>
+      <w:r>
+        <w:rPr>
+          <w:rFonts w:ascii="맑은 고딕" w:cs="맑은 고딕" w:eastAsia="맑은 고딕" w:hAnsi="맑은 고딕"/>
+          <w:b/>
+          <w:bCs/>
+          <w:color w:val="0F4C5C"/>
+          <w:sz w:val="19"/>
+          <w:szCs w:val="19"/>
+        </w:rPr>
+        <w:t xml:space="preserve">진행 순서</w:t>
+      </w:r>
+    </w:p>
+    <w:p>
+      <w:pPr>
         <w:pStyle w:val="ListParagraph"/>
         <w:numPr>
           <w:ilvl w:val="0"/>
-          <w:numId w:val="5"/>
+          <w:numId w:val="8"/>
         </w:numPr>
         <w:spacing w:after="80" w:line="290"/>
       </w:pPr>
@@ -11416,7 +11698,7 @@
         <w:rPr>
           <w:rFonts w:ascii="맑은 고딕" w:cs="맑은 고딕" w:eastAsia="맑은 고딕" w:hAnsi="맑은 고딕"/>
         </w:rPr>
-        <w:t xml:space="preserve">[실습 이메일]은 강사가 나눠 준 계정 이메일로 바꾼다.</w:t>
+        <w:t xml:space="preserve">[진행 순서 1]</w:t>
       </w:r>
     </w:p>
     <w:p>
@@ -11424,7 +11706,7 @@
         <w:pStyle w:val="ListParagraph"/>
         <w:numPr>
           <w:ilvl w:val="0"/>
-          <w:numId w:val="5"/>
+          <w:numId w:val="8"/>
         </w:numPr>
         <w:spacing w:after="80" w:line="290"/>
       </w:pPr>
@@ -11432,7 +11714,23 @@
         <w:rPr>
           <w:rFonts w:ascii="맑은 고딕" w:cs="맑은 고딕" w:eastAsia="맑은 고딕" w:hAnsi="맑은 고딕"/>
         </w:rPr>
-        <w:t xml:space="preserve">비밀번호는 AI에게 보내지 않는다. 강사가 TestCases/MCP실습 폴더에 DWS_Password라는 TCP로 넣어 두었으므로, 프롬프트에는 참조 {CP[DWS_Password]}만 적는다.</w:t>
+        <w:t xml:space="preserve">[진행 순서 2]</w:t>
+      </w:r>
+    </w:p>
+    <w:p>
+      <w:pPr>
+        <w:pStyle w:val="ListParagraph"/>
+        <w:numPr>
+          <w:ilvl w:val="0"/>
+          <w:numId w:val="8"/>
+        </w:numPr>
+        <w:spacing w:after="80" w:line="290"/>
+      </w:pPr>
+      <w:r>
+        <w:rPr>
+          <w:rFonts w:ascii="맑은 고딕" w:cs="맑은 고딕" w:eastAsia="맑은 고딕" w:hAnsi="맑은 고딕"/>
+        </w:rPr>
+        <w:t xml:space="preserve">[진행 순서 3]</w:t>
       </w:r>
     </w:p>
     <w:p>
@@ -11491,7 +11789,7 @@
                 <w:sz w:val="17"/>
                 <w:szCs w:val="17"/>
               </w:rPr>
-              <w:t xml:space="preserve">프롬프트 3-1</w:t>
+              <w:t xml:space="preserve">프롬프트 4-1</w:t>
             </w:r>
           </w:p>
           <w:p>
@@ -11501,141 +11799,11 @@
             <w:r>
               <w:rPr>
                 <w:rFonts w:ascii="맑은 고딕" w:cs="맑은 고딕" w:eastAsia="맑은 고딕" w:hAnsi="맑은 고딕"/>
-              </w:rPr>
-              <w:t xml:space="preserve">TestCases/MCP실습/</w:t>
-            </w:r>
-            <w:r>
-              <w:rPr>
-                <w:rFonts w:ascii="맑은 고딕" w:cs="맑은 고딕" w:eastAsia="맑은 고딕" w:hAnsi="맑은 고딕"/>
                 <w:b/>
                 <w:bCs/>
                 <w:color w:val="C4453C"/>
               </w:rPr>
-              <w:t xml:space="preserve">[내 이름]</w:t>
-            </w:r>
-            <w:r>
-              <w:rPr>
-                <w:rFonts w:ascii="맑은 고딕" w:cs="맑은 고딕" w:eastAsia="맑은 고딕" w:hAnsi="맑은 고딕"/>
-              </w:rPr>
-              <w:t xml:space="preserve"> 폴더에 '로그인 성공_자동' 자동화 테스트케이스를 만들려고 해. 아직 만들지 말고 계획만 보여줘.</w:t>
-            </w:r>
-          </w:p>
-          <w:p>
-            <w:pPr>
-              <w:spacing w:after="30" w:line="290"/>
-            </w:pPr>
-            <w:r>
-              <w:rPr>
-                <w:rFonts w:ascii="맑은 고딕" w:cs="맑은 고딕" w:eastAsia="맑은 고딕" w:hAnsi="맑은 고딕"/>
-              </w:rPr>
-              <w:t xml:space="preserve">- 모듈은 Modules/MCP실습 폴더와 표준 모듈(OpenUrl, CloseBrowser)에서만 찾아. 새로 스캔하지 마.</w:t>
-            </w:r>
-          </w:p>
-          <w:p>
-            <w:pPr>
-              <w:spacing w:after="30" w:line="290"/>
-            </w:pPr>
-            <w:r>
-              <w:rPr>
-                <w:rFonts w:ascii="맑은 고딕" w:cs="맑은 고딕" w:eastAsia="맑은 고딕" w:hAnsi="맑은 고딕"/>
-              </w:rPr>
-              <w:t xml:space="preserve">- 시나리오:</w:t>
-            </w:r>
-          </w:p>
-          <w:p>
-            <w:pPr>
-              <w:spacing w:after="30" w:line="290"/>
-            </w:pPr>
-            <w:r>
-              <w:rPr>
-                <w:rFonts w:ascii="맑은 고딕" w:cs="맑은 고딕" w:eastAsia="맑은 고딕" w:hAnsi="맑은 고딕"/>
-              </w:rPr>
-              <w:t xml:space="preserve">  1. https://demowebshop.tricentis.com 열기</w:t>
-            </w:r>
-          </w:p>
-          <w:p>
-            <w:pPr>
-              <w:spacing w:after="30" w:line="290"/>
-            </w:pPr>
-            <w:r>
-              <w:rPr>
-                <w:rFonts w:ascii="맑은 고딕" w:cs="맑은 고딕" w:eastAsia="맑은 고딕" w:hAnsi="맑은 고딕"/>
-              </w:rPr>
-              <w:t xml:space="preserve">  2. Header 모듈의 Log in 클릭</w:t>
-            </w:r>
-          </w:p>
-          <w:p>
-            <w:pPr>
-              <w:spacing w:after="30" w:line="290"/>
-            </w:pPr>
-            <w:r>
-              <w:rPr>
-                <w:rFonts w:ascii="맑은 고딕" w:cs="맑은 고딕" w:eastAsia="맑은 고딕" w:hAnsi="맑은 고딕"/>
-              </w:rPr>
-              <w:t xml:space="preserve">  3. Login 모듈에 Email </w:t>
-            </w:r>
-            <w:r>
-              <w:rPr>
-                <w:rFonts w:ascii="맑은 고딕" w:cs="맑은 고딕" w:eastAsia="맑은 고딕" w:hAnsi="맑은 고딕"/>
-                <w:b/>
-                <w:bCs/>
-                <w:color w:val="C4453C"/>
-              </w:rPr>
-              <w:t xml:space="preserve">[실습 이메일]</w:t>
-            </w:r>
-            <w:r>
-              <w:rPr>
-                <w:rFonts w:ascii="맑은 고딕" w:cs="맑은 고딕" w:eastAsia="맑은 고딕" w:hAnsi="맑은 고딕"/>
-              </w:rPr>
-              <w:t xml:space="preserve">, Password {CP[DWS_Password]} 입력 후 Log in 클릭</w:t>
-            </w:r>
-          </w:p>
-          <w:p>
-            <w:pPr>
-              <w:spacing w:after="30" w:line="290"/>
-            </w:pPr>
-            <w:r>
-              <w:rPr>
-                <w:rFonts w:ascii="맑은 고딕" w:cs="맑은 고딕" w:eastAsia="맑은 고딕" w:hAnsi="맑은 고딕"/>
-              </w:rPr>
-              <w:t xml:space="preserve">  4. Header 모듈의 Account 값이 </w:t>
-            </w:r>
-            <w:r>
-              <w:rPr>
-                <w:rFonts w:ascii="맑은 고딕" w:cs="맑은 고딕" w:eastAsia="맑은 고딕" w:hAnsi="맑은 고딕"/>
-                <w:b/>
-                <w:bCs/>
-                <w:color w:val="C4453C"/>
-              </w:rPr>
-              <w:t xml:space="preserve">[실습 이메일]</w:t>
-            </w:r>
-            <w:r>
-              <w:rPr>
-                <w:rFonts w:ascii="맑은 고딕" w:cs="맑은 고딕" w:eastAsia="맑은 고딕" w:hAnsi="맑은 고딕"/>
-              </w:rPr>
-              <w:t xml:space="preserve">과 같은지 Verify</w:t>
-            </w:r>
-          </w:p>
-          <w:p>
-            <w:pPr>
-              <w:spacing w:after="30" w:line="290"/>
-            </w:pPr>
-            <w:r>
-              <w:rPr>
-                <w:rFonts w:ascii="맑은 고딕" w:cs="맑은 고딕" w:eastAsia="맑은 고딕" w:hAnsi="맑은 고딕"/>
-              </w:rPr>
-              <w:t xml:space="preserve">  5. Log out 클릭 후 브라우저 닫기</w:t>
-            </w:r>
-          </w:p>
-          <w:p>
-            <w:pPr>
-              <w:spacing w:after="30" w:line="290"/>
-            </w:pPr>
-            <w:r>
-              <w:rPr>
-                <w:rFonts w:ascii="맑은 고딕" w:cs="맑은 고딕" w:eastAsia="맑은 고딕" w:hAnsi="맑은 고딕"/>
-              </w:rPr>
-              <w:t xml:space="preserve">- 스텝별로 모듈, 속성, 값, ActionMode를 표로 보여주고, 맞는 모듈을 못 찾은 스텝은 따로 표시해줘.</w:t>
+              <w:t xml:space="preserve">[입력할 프롬프트]</w:t>
             </w:r>
           </w:p>
         </w:tc>
@@ -11697,7 +11865,7 @@
                 <w:sz w:val="17"/>
                 <w:szCs w:val="17"/>
               </w:rPr>
-              <w:t xml:space="preserve">프롬프트 3-2</w:t>
+              <w:t xml:space="preserve">프롬프트 4-2</w:t>
             </w:r>
           </w:p>
           <w:p>
@@ -11707,8 +11875,11 @@
             <w:r>
               <w:rPr>
                 <w:rFonts w:ascii="맑은 고딕" w:cs="맑은 고딕" w:eastAsia="맑은 고딕" w:hAnsi="맑은 고딕"/>
-              </w:rPr>
-              <w:t xml:space="preserve">계획대로 만들어줘. 다 만들면 테스트케이스의 스텝 구조를 다시 읽어서 표로 보여줘.</w:t>
+                <w:b/>
+                <w:bCs/>
+                <w:color w:val="C4453C"/>
+              </w:rPr>
+              <w:t xml:space="preserve">[입력할 프롬프트]</w:t>
             </w:r>
           </w:p>
         </w:tc>
@@ -11735,63 +11906,9 @@
       </w:r>
       <w:r>
         <w:rPr>
-          <w:rFonts w:ascii="Consolas" w:cs="Consolas" w:eastAsia="맑은 고딕" w:hAnsi="Consolas"/>
-          <w:color w:val="0F4C5C"/>
-          <w:sz w:val="17"/>
-          <w:szCs w:val="17"/>
-        </w:rPr>
-        <w:t xml:space="preserve">list_assets</w:t>
-      </w:r>
-      <w:r>
-        <w:rPr>
           <w:rFonts w:ascii="맑은 고딕" w:cs="맑은 고딕" w:eastAsia="맑은 고딕" w:hAnsi="맑은 고딕"/>
         </w:rPr>
-        <w:t xml:space="preserve">, </w:t>
-      </w:r>
-      <w:r>
-        <w:rPr>
-          <w:rFonts w:ascii="Consolas" w:cs="Consolas" w:eastAsia="맑은 고딕" w:hAnsi="Consolas"/>
-          <w:color w:val="0F4C5C"/>
-          <w:sz w:val="17"/>
-          <w:szCs w:val="17"/>
-        </w:rPr>
-        <w:t xml:space="preserve">get_object_info</w:t>
-      </w:r>
-      <w:r>
-        <w:rPr>
-          <w:rFonts w:ascii="맑은 고딕" w:cs="맑은 고딕" w:eastAsia="맑은 고딕" w:hAnsi="맑은 고딕"/>
-        </w:rPr>
-        <w:t xml:space="preserve">, </w:t>
-      </w:r>
-      <w:r>
-        <w:rPr>
-          <w:rFonts w:ascii="Consolas" w:cs="Consolas" w:eastAsia="맑은 고딕" w:hAnsi="Consolas"/>
-          <w:color w:val="0F4C5C"/>
-          <w:sz w:val="17"/>
-          <w:szCs w:val="17"/>
-        </w:rPr>
-        <w:t xml:space="preserve">create_test_cases</w:t>
-      </w:r>
-      <w:r>
-        <w:rPr>
-          <w:rFonts w:ascii="맑은 고딕" w:cs="맑은 고딕" w:eastAsia="맑은 고딕" w:hAnsi="맑은 고딕"/>
-        </w:rPr>
-        <w:t xml:space="preserve">, </w:t>
-      </w:r>
-      <w:r>
-        <w:rPr>
-          <w:rFonts w:ascii="Consolas" w:cs="Consolas" w:eastAsia="맑은 고딕" w:hAnsi="Consolas"/>
-          <w:color w:val="0F4C5C"/>
-          <w:sz w:val="17"/>
-          <w:szCs w:val="17"/>
-        </w:rPr>
-        <w:t xml:space="preserve">set_attribute</w:t>
-      </w:r>
-      <w:r>
-        <w:rPr>
-          <w:rFonts w:ascii="맑은 고딕" w:cs="맑은 고딕" w:eastAsia="맑은 고딕" w:hAnsi="맑은 고딕"/>
-        </w:rPr>
-        <w:t xml:space="preserve"/>
+        <w:t xml:space="preserve">[AI가 쓰는 도구]</w:t>
       </w:r>
     </w:p>
     <w:p>
@@ -11808,7 +11925,7 @@
           <w:sz w:val="19"/>
           <w:szCs w:val="19"/>
         </w:rPr>
-        <w:t xml:space="preserve">기대 결과 (계획 표)</w:t>
+        <w:t xml:space="preserve">결과 예시</w:t>
       </w:r>
     </w:p>
     <w:tbl>
@@ -11825,1507 +11942,44 @@
         <w:tblLayout w:type="fixed"/>
       </w:tblPr>
       <w:tblGrid>
-        <w:gridCol w:w="500"/>
-        <w:gridCol w:w="1700"/>
-        <w:gridCol w:w="1500"/>
-        <w:gridCol w:w="4038"/>
-        <w:gridCol w:w="1900"/>
+        <w:gridCol w:w="9638"/>
       </w:tblGrid>
       <w:tr>
         <w:trPr>
-          <w:tblHeader/>
+          <w:cantSplit/>
+          <w:trHeight w:val="1800" w:hRule="atLeast"/>
         </w:trPr>
         <w:tc>
           <w:tcPr>
-            <w:tcW w:type="dxa" w:w="500"/>
-            <w:tcBorders>
-              <w:top w:val="single" w:color="C9D7DA" w:sz="4"/>
-              <w:left w:val="single" w:color="C9D7DA" w:sz="4"/>
-              <w:bottom w:val="single" w:color="C9D7DA" w:sz="4"/>
-              <w:right w:val="single" w:color="C9D7DA" w:sz="4"/>
-            </w:tcBorders>
-            <w:shd w:fill="0F4C5C" w:color="auto" w:val="clear"/>
-            <w:tcMar>
-              <w:top w:type="dxa" w:w="70"/>
-              <w:left w:type="dxa" w:w="110"/>
-              <w:bottom w:type="dxa" w:w="70"/>
-              <w:right w:type="dxa" w:w="110"/>
-            </w:tcMar>
-            <w:vAlign w:val="center"/>
-          </w:tcPr>
-          <w:p>
-            <w:pPr>
-              <w:spacing w:after="40" w:line="270"/>
-            </w:pPr>
-            <w:r>
-              <w:rPr>
-                <w:rFonts w:ascii="맑은 고딕" w:cs="맑은 고딕" w:eastAsia="맑은 고딕" w:hAnsi="맑은 고딕"/>
-                <w:b/>
-                <w:bCs/>
-                <w:color w:val="FFFFFF"/>
-                <w:sz w:val="18"/>
-                <w:szCs w:val="18"/>
-              </w:rPr>
-              <w:t xml:space="preserve">#</w:t>
-            </w:r>
-          </w:p>
-        </w:tc>
-        <w:tc>
-          <w:tcPr>
-            <w:tcW w:type="dxa" w:w="1700"/>
-            <w:tcBorders>
-              <w:top w:val="single" w:color="C9D7DA" w:sz="4"/>
-              <w:left w:val="single" w:color="C9D7DA" w:sz="4"/>
-              <w:bottom w:val="single" w:color="C9D7DA" w:sz="4"/>
-              <w:right w:val="single" w:color="C9D7DA" w:sz="4"/>
-            </w:tcBorders>
-            <w:shd w:fill="0F4C5C" w:color="auto" w:val="clear"/>
-            <w:tcMar>
-              <w:top w:type="dxa" w:w="70"/>
-              <w:left w:type="dxa" w:w="110"/>
-              <w:bottom w:type="dxa" w:w="70"/>
-              <w:right w:type="dxa" w:w="110"/>
-            </w:tcMar>
-            <w:vAlign w:val="center"/>
-          </w:tcPr>
-          <w:p>
-            <w:pPr>
-              <w:spacing w:after="40" w:line="270"/>
-            </w:pPr>
-            <w:r>
-              <w:rPr>
-                <w:rFonts w:ascii="맑은 고딕" w:cs="맑은 고딕" w:eastAsia="맑은 고딕" w:hAnsi="맑은 고딕"/>
-                <w:b/>
-                <w:bCs/>
-                <w:color w:val="FFFFFF"/>
-                <w:sz w:val="18"/>
-                <w:szCs w:val="18"/>
-              </w:rPr>
-              <w:t xml:space="preserve">모듈</w:t>
-            </w:r>
-          </w:p>
-        </w:tc>
-        <w:tc>
-          <w:tcPr>
-            <w:tcW w:type="dxa" w:w="1500"/>
-            <w:tcBorders>
-              <w:top w:val="single" w:color="C9D7DA" w:sz="4"/>
-              <w:left w:val="single" w:color="C9D7DA" w:sz="4"/>
-              <w:bottom w:val="single" w:color="C9D7DA" w:sz="4"/>
-              <w:right w:val="single" w:color="C9D7DA" w:sz="4"/>
-            </w:tcBorders>
-            <w:shd w:fill="0F4C5C" w:color="auto" w:val="clear"/>
-            <w:tcMar>
-              <w:top w:type="dxa" w:w="70"/>
-              <w:left w:type="dxa" w:w="110"/>
-              <w:bottom w:type="dxa" w:w="70"/>
-              <w:right w:type="dxa" w:w="110"/>
-            </w:tcMar>
-            <w:vAlign w:val="center"/>
-          </w:tcPr>
-          <w:p>
-            <w:pPr>
-              <w:spacing w:after="40" w:line="270"/>
-            </w:pPr>
-            <w:r>
-              <w:rPr>
-                <w:rFonts w:ascii="맑은 고딕" w:cs="맑은 고딕" w:eastAsia="맑은 고딕" w:hAnsi="맑은 고딕"/>
-                <w:b/>
-                <w:bCs/>
-                <w:color w:val="FFFFFF"/>
-                <w:sz w:val="18"/>
-                <w:szCs w:val="18"/>
-              </w:rPr>
-              <w:t xml:space="preserve">속성</w:t>
-            </w:r>
-          </w:p>
-        </w:tc>
-        <w:tc>
-          <w:tcPr>
-            <w:tcW w:type="dxa" w:w="4038"/>
-            <w:tcBorders>
-              <w:top w:val="single" w:color="C9D7DA" w:sz="4"/>
-              <w:left w:val="single" w:color="C9D7DA" w:sz="4"/>
-              <w:bottom w:val="single" w:color="C9D7DA" w:sz="4"/>
-              <w:right w:val="single" w:color="C9D7DA" w:sz="4"/>
-            </w:tcBorders>
-            <w:shd w:fill="0F4C5C" w:color="auto" w:val="clear"/>
-            <w:tcMar>
-              <w:top w:type="dxa" w:w="70"/>
-              <w:left w:type="dxa" w:w="110"/>
-              <w:bottom w:type="dxa" w:w="70"/>
-              <w:right w:type="dxa" w:w="110"/>
-            </w:tcMar>
-            <w:vAlign w:val="center"/>
-          </w:tcPr>
-          <w:p>
-            <w:pPr>
-              <w:spacing w:after="40" w:line="270"/>
-            </w:pPr>
-            <w:r>
-              <w:rPr>
-                <w:rFonts w:ascii="맑은 고딕" w:cs="맑은 고딕" w:eastAsia="맑은 고딕" w:hAnsi="맑은 고딕"/>
-                <w:b/>
-                <w:bCs/>
-                <w:color w:val="FFFFFF"/>
-                <w:sz w:val="18"/>
-                <w:szCs w:val="18"/>
-              </w:rPr>
-              <w:t xml:space="preserve">값</w:t>
-            </w:r>
-          </w:p>
-        </w:tc>
-        <w:tc>
-          <w:tcPr>
-            <w:tcW w:type="dxa" w:w="1900"/>
-            <w:tcBorders>
-              <w:top w:val="single" w:color="C9D7DA" w:sz="4"/>
-              <w:left w:val="single" w:color="C9D7DA" w:sz="4"/>
-              <w:bottom w:val="single" w:color="C9D7DA" w:sz="4"/>
-              <w:right w:val="single" w:color="C9D7DA" w:sz="4"/>
-            </w:tcBorders>
-            <w:shd w:fill="0F4C5C" w:color="auto" w:val="clear"/>
-            <w:tcMar>
-              <w:top w:type="dxa" w:w="70"/>
-              <w:left w:type="dxa" w:w="110"/>
-              <w:bottom w:type="dxa" w:w="70"/>
-              <w:right w:type="dxa" w:w="110"/>
-            </w:tcMar>
-            <w:vAlign w:val="center"/>
-          </w:tcPr>
-          <w:p>
-            <w:pPr>
-              <w:spacing w:after="40" w:line="270"/>
-            </w:pPr>
-            <w:r>
-              <w:rPr>
-                <w:rFonts w:ascii="맑은 고딕" w:cs="맑은 고딕" w:eastAsia="맑은 고딕" w:hAnsi="맑은 고딕"/>
-                <w:b/>
-                <w:bCs/>
-                <w:color w:val="FFFFFF"/>
-                <w:sz w:val="18"/>
-                <w:szCs w:val="18"/>
-              </w:rPr>
-              <w:t xml:space="preserve">ActionMode</w:t>
-            </w:r>
-          </w:p>
-        </w:tc>
-      </w:tr>
-      <w:tr>
-        <w:trPr>
-          <w:cantSplit/>
-        </w:trPr>
-        <w:tc>
-          <w:tcPr>
-            <w:tcW w:type="dxa" w:w="500"/>
-            <w:tcBorders>
-              <w:top w:val="single" w:color="C9D7DA" w:sz="4"/>
-              <w:left w:val="single" w:color="C9D7DA" w:sz="4"/>
-              <w:bottom w:val="single" w:color="C9D7DA" w:sz="4"/>
-              <w:right w:val="single" w:color="C9D7DA" w:sz="4"/>
-            </w:tcBorders>
-            <w:tcMar>
-              <w:top w:type="dxa" w:w="70"/>
-              <w:left w:type="dxa" w:w="110"/>
-              <w:bottom w:type="dxa" w:w="70"/>
-              <w:right w:type="dxa" w:w="110"/>
-            </w:tcMar>
-            <w:vAlign w:val="center"/>
-          </w:tcPr>
-          <w:p>
-            <w:pPr>
-              <w:spacing w:after="40" w:line="270"/>
-            </w:pPr>
-            <w:r>
-              <w:rPr>
-                <w:rFonts w:ascii="맑은 고딕" w:cs="맑은 고딕" w:eastAsia="맑은 고딕" w:hAnsi="맑은 고딕"/>
-                <w:sz w:val="18"/>
-                <w:szCs w:val="18"/>
-              </w:rPr>
-              <w:t xml:space="preserve">1</w:t>
-            </w:r>
-          </w:p>
-        </w:tc>
-        <w:tc>
-          <w:tcPr>
-            <w:tcW w:type="dxa" w:w="1700"/>
-            <w:tcBorders>
-              <w:top w:val="single" w:color="C9D7DA" w:sz="4"/>
-              <w:left w:val="single" w:color="C9D7DA" w:sz="4"/>
-              <w:bottom w:val="single" w:color="C9D7DA" w:sz="4"/>
-              <w:right w:val="single" w:color="C9D7DA" w:sz="4"/>
-            </w:tcBorders>
-            <w:tcMar>
-              <w:top w:type="dxa" w:w="70"/>
-              <w:left w:type="dxa" w:w="110"/>
-              <w:bottom w:type="dxa" w:w="70"/>
-              <w:right w:type="dxa" w:w="110"/>
-            </w:tcMar>
-            <w:vAlign w:val="center"/>
-          </w:tcPr>
-          <w:p>
-            <w:pPr>
-              <w:spacing w:after="40" w:line="270"/>
-            </w:pPr>
-            <w:r>
-              <w:rPr>
-                <w:rFonts w:ascii="맑은 고딕" w:cs="맑은 고딕" w:eastAsia="맑은 고딕" w:hAnsi="맑은 고딕"/>
-                <w:sz w:val="18"/>
-                <w:szCs w:val="18"/>
-              </w:rPr>
-              <w:t xml:space="preserve">OpenUrl</w:t>
-            </w:r>
-          </w:p>
-        </w:tc>
-        <w:tc>
-          <w:tcPr>
-            <w:tcW w:type="dxa" w:w="1500"/>
-            <w:tcBorders>
-              <w:top w:val="single" w:color="C9D7DA" w:sz="4"/>
-              <w:left w:val="single" w:color="C9D7DA" w:sz="4"/>
-              <w:bottom w:val="single" w:color="C9D7DA" w:sz="4"/>
-              <w:right w:val="single" w:color="C9D7DA" w:sz="4"/>
-            </w:tcBorders>
-            <w:tcMar>
-              <w:top w:type="dxa" w:w="70"/>
-              <w:left w:type="dxa" w:w="110"/>
-              <w:bottom w:type="dxa" w:w="70"/>
-              <w:right w:type="dxa" w:w="110"/>
-            </w:tcMar>
-            <w:vAlign w:val="center"/>
-          </w:tcPr>
-          <w:p>
-            <w:pPr>
-              <w:spacing w:after="40" w:line="270"/>
-            </w:pPr>
-            <w:r>
-              <w:rPr>
-                <w:rFonts w:ascii="맑은 고딕" w:cs="맑은 고딕" w:eastAsia="맑은 고딕" w:hAnsi="맑은 고딕"/>
-                <w:sz w:val="18"/>
-                <w:szCs w:val="18"/>
-              </w:rPr>
-              <w:t xml:space="preserve">Url</w:t>
-            </w:r>
-          </w:p>
-        </w:tc>
-        <w:tc>
-          <w:tcPr>
-            <w:tcW w:type="dxa" w:w="4038"/>
-            <w:tcBorders>
-              <w:top w:val="single" w:color="C9D7DA" w:sz="4"/>
-              <w:left w:val="single" w:color="C9D7DA" w:sz="4"/>
-              <w:bottom w:val="single" w:color="C9D7DA" w:sz="4"/>
-              <w:right w:val="single" w:color="C9D7DA" w:sz="4"/>
-            </w:tcBorders>
-            <w:tcMar>
-              <w:top w:type="dxa" w:w="70"/>
-              <w:left w:type="dxa" w:w="110"/>
-              <w:bottom w:type="dxa" w:w="70"/>
-              <w:right w:type="dxa" w:w="110"/>
-            </w:tcMar>
-            <w:vAlign w:val="center"/>
-          </w:tcPr>
-          <w:p>
-            <w:pPr>
-              <w:spacing w:after="40" w:line="270"/>
-            </w:pPr>
-            <w:r>
-              <w:rPr>
-                <w:rFonts w:ascii="Consolas" w:cs="Consolas" w:eastAsia="맑은 고딕" w:hAnsi="Consolas"/>
-                <w:sz w:val="18"/>
-                <w:szCs w:val="18"/>
-              </w:rPr>
-              <w:t xml:space="preserve">https://demowebshop.tricentis.com</w:t>
-            </w:r>
-          </w:p>
-        </w:tc>
-        <w:tc>
-          <w:tcPr>
-            <w:tcW w:type="dxa" w:w="1900"/>
-            <w:tcBorders>
-              <w:top w:val="single" w:color="C9D7DA" w:sz="4"/>
-              <w:left w:val="single" w:color="C9D7DA" w:sz="4"/>
-              <w:bottom w:val="single" w:color="C9D7DA" w:sz="4"/>
-              <w:right w:val="single" w:color="C9D7DA" w:sz="4"/>
-            </w:tcBorders>
-            <w:tcMar>
-              <w:top w:type="dxa" w:w="70"/>
-              <w:left w:type="dxa" w:w="110"/>
-              <w:bottom w:type="dxa" w:w="70"/>
-              <w:right w:type="dxa" w:w="110"/>
-            </w:tcMar>
-            <w:vAlign w:val="center"/>
-          </w:tcPr>
-          <w:p>
-            <w:pPr>
-              <w:spacing w:after="40" w:line="270"/>
-            </w:pPr>
-            <w:r>
-              <w:rPr>
-                <w:rFonts w:ascii="맑은 고딕" w:cs="맑은 고딕" w:eastAsia="맑은 고딕" w:hAnsi="맑은 고딕"/>
-                <w:sz w:val="18"/>
-                <w:szCs w:val="18"/>
-              </w:rPr>
-              <w:t xml:space="preserve">Input</w:t>
-            </w:r>
-          </w:p>
-        </w:tc>
-      </w:tr>
-      <w:tr>
-        <w:trPr>
-          <w:cantSplit/>
-        </w:trPr>
-        <w:tc>
-          <w:tcPr>
-            <w:tcW w:type="dxa" w:w="500"/>
-            <w:tcBorders>
-              <w:top w:val="single" w:color="C9D7DA" w:sz="4"/>
-              <w:left w:val="single" w:color="C9D7DA" w:sz="4"/>
-              <w:bottom w:val="single" w:color="C9D7DA" w:sz="4"/>
-              <w:right w:val="single" w:color="C9D7DA" w:sz="4"/>
-            </w:tcBorders>
-            <w:shd w:fill="EAF1F2" w:color="auto" w:val="clear"/>
-            <w:tcMar>
-              <w:top w:type="dxa" w:w="70"/>
-              <w:left w:type="dxa" w:w="110"/>
-              <w:bottom w:type="dxa" w:w="70"/>
-              <w:right w:type="dxa" w:w="110"/>
-            </w:tcMar>
-            <w:vAlign w:val="center"/>
-          </w:tcPr>
-          <w:p>
-            <w:pPr>
-              <w:spacing w:after="40" w:line="270"/>
-            </w:pPr>
-            <w:r>
-              <w:rPr>
-                <w:rFonts w:ascii="맑은 고딕" w:cs="맑은 고딕" w:eastAsia="맑은 고딕" w:hAnsi="맑은 고딕"/>
-                <w:sz w:val="18"/>
-                <w:szCs w:val="18"/>
-              </w:rPr>
-              <w:t xml:space="preserve">2</w:t>
-            </w:r>
-          </w:p>
-        </w:tc>
-        <w:tc>
-          <w:tcPr>
-            <w:tcW w:type="dxa" w:w="1700"/>
-            <w:tcBorders>
-              <w:top w:val="single" w:color="C9D7DA" w:sz="4"/>
-              <w:left w:val="single" w:color="C9D7DA" w:sz="4"/>
-              <w:bottom w:val="single" w:color="C9D7DA" w:sz="4"/>
-              <w:right w:val="single" w:color="C9D7DA" w:sz="4"/>
-            </w:tcBorders>
-            <w:shd w:fill="EAF1F2" w:color="auto" w:val="clear"/>
-            <w:tcMar>
-              <w:top w:type="dxa" w:w="70"/>
-              <w:left w:type="dxa" w:w="110"/>
-              <w:bottom w:type="dxa" w:w="70"/>
-              <w:right w:type="dxa" w:w="110"/>
-            </w:tcMar>
-            <w:vAlign w:val="center"/>
-          </w:tcPr>
-          <w:p>
-            <w:pPr>
-              <w:spacing w:after="40" w:line="270"/>
-            </w:pPr>
-            <w:r>
-              <w:rPr>
-                <w:rFonts w:ascii="맑은 고딕" w:cs="맑은 고딕" w:eastAsia="맑은 고딕" w:hAnsi="맑은 고딕"/>
-                <w:sz w:val="18"/>
-                <w:szCs w:val="18"/>
-              </w:rPr>
-              <w:t xml:space="preserve">Header</w:t>
-            </w:r>
-          </w:p>
-        </w:tc>
-        <w:tc>
-          <w:tcPr>
-            <w:tcW w:type="dxa" w:w="1500"/>
-            <w:tcBorders>
-              <w:top w:val="single" w:color="C9D7DA" w:sz="4"/>
-              <w:left w:val="single" w:color="C9D7DA" w:sz="4"/>
-              <w:bottom w:val="single" w:color="C9D7DA" w:sz="4"/>
-              <w:right w:val="single" w:color="C9D7DA" w:sz="4"/>
-            </w:tcBorders>
-            <w:shd w:fill="EAF1F2" w:color="auto" w:val="clear"/>
-            <w:tcMar>
-              <w:top w:type="dxa" w:w="70"/>
-              <w:left w:type="dxa" w:w="110"/>
-              <w:bottom w:type="dxa" w:w="70"/>
-              <w:right w:type="dxa" w:w="110"/>
-            </w:tcMar>
-            <w:vAlign w:val="center"/>
-          </w:tcPr>
-          <w:p>
-            <w:pPr>
-              <w:spacing w:after="40" w:line="270"/>
-            </w:pPr>
-            <w:r>
-              <w:rPr>
-                <w:rFonts w:ascii="맑은 고딕" w:cs="맑은 고딕" w:eastAsia="맑은 고딕" w:hAnsi="맑은 고딕"/>
-                <w:sz w:val="18"/>
-                <w:szCs w:val="18"/>
-              </w:rPr>
-              <w:t xml:space="preserve">Log in</w:t>
-            </w:r>
-          </w:p>
-        </w:tc>
-        <w:tc>
-          <w:tcPr>
-            <w:tcW w:type="dxa" w:w="4038"/>
-            <w:tcBorders>
-              <w:top w:val="single" w:color="C9D7DA" w:sz="4"/>
-              <w:left w:val="single" w:color="C9D7DA" w:sz="4"/>
-              <w:bottom w:val="single" w:color="C9D7DA" w:sz="4"/>
-              <w:right w:val="single" w:color="C9D7DA" w:sz="4"/>
-            </w:tcBorders>
-            <w:shd w:fill="EAF1F2" w:color="auto" w:val="clear"/>
-            <w:tcMar>
-              <w:top w:type="dxa" w:w="70"/>
-              <w:left w:type="dxa" w:w="110"/>
-              <w:bottom w:type="dxa" w:w="70"/>
-              <w:right w:type="dxa" w:w="110"/>
-            </w:tcMar>
-            <w:vAlign w:val="center"/>
-          </w:tcPr>
-          <w:p>
-            <w:pPr>
-              <w:spacing w:after="40" w:line="270"/>
-            </w:pPr>
-            <w:r>
-              <w:rPr>
-                <w:rFonts w:ascii="Consolas" w:cs="Consolas" w:eastAsia="맑은 고딕" w:hAnsi="Consolas"/>
-                <w:sz w:val="18"/>
-                <w:szCs w:val="18"/>
-              </w:rPr>
-              <w:t xml:space="preserve">{CLICK}</w:t>
-            </w:r>
-          </w:p>
-        </w:tc>
-        <w:tc>
-          <w:tcPr>
-            <w:tcW w:type="dxa" w:w="1900"/>
-            <w:tcBorders>
-              <w:top w:val="single" w:color="C9D7DA" w:sz="4"/>
-              <w:left w:val="single" w:color="C9D7DA" w:sz="4"/>
-              <w:bottom w:val="single" w:color="C9D7DA" w:sz="4"/>
-              <w:right w:val="single" w:color="C9D7DA" w:sz="4"/>
-            </w:tcBorders>
-            <w:shd w:fill="EAF1F2" w:color="auto" w:val="clear"/>
-            <w:tcMar>
-              <w:top w:type="dxa" w:w="70"/>
-              <w:left w:type="dxa" w:w="110"/>
-              <w:bottom w:type="dxa" w:w="70"/>
-              <w:right w:type="dxa" w:w="110"/>
-            </w:tcMar>
-            <w:vAlign w:val="center"/>
-          </w:tcPr>
-          <w:p>
-            <w:pPr>
-              <w:spacing w:after="40" w:line="270"/>
-            </w:pPr>
-            <w:r>
-              <w:rPr>
-                <w:rFonts w:ascii="맑은 고딕" w:cs="맑은 고딕" w:eastAsia="맑은 고딕" w:hAnsi="맑은 고딕"/>
-                <w:sz w:val="18"/>
-                <w:szCs w:val="18"/>
-              </w:rPr>
-              <w:t xml:space="preserve">Input</w:t>
-            </w:r>
-          </w:p>
-        </w:tc>
-      </w:tr>
-      <w:tr>
-        <w:trPr>
-          <w:cantSplit/>
-        </w:trPr>
-        <w:tc>
-          <w:tcPr>
-            <w:tcW w:type="dxa" w:w="500"/>
-            <w:tcBorders>
-              <w:top w:val="single" w:color="C9D7DA" w:sz="4"/>
-              <w:left w:val="single" w:color="C9D7DA" w:sz="4"/>
-              <w:bottom w:val="single" w:color="C9D7DA" w:sz="4"/>
-              <w:right w:val="single" w:color="C9D7DA" w:sz="4"/>
-            </w:tcBorders>
-            <w:tcMar>
-              <w:top w:type="dxa" w:w="70"/>
-              <w:left w:type="dxa" w:w="110"/>
-              <w:bottom w:type="dxa" w:w="70"/>
-              <w:right w:type="dxa" w:w="110"/>
-            </w:tcMar>
-            <w:vAlign w:val="center"/>
-          </w:tcPr>
-          <w:p>
-            <w:pPr>
-              <w:spacing w:after="40" w:line="270"/>
-            </w:pPr>
-            <w:r>
-              <w:rPr>
-                <w:rFonts w:ascii="맑은 고딕" w:cs="맑은 고딕" w:eastAsia="맑은 고딕" w:hAnsi="맑은 고딕"/>
-                <w:sz w:val="18"/>
-                <w:szCs w:val="18"/>
-              </w:rPr>
-              <w:t xml:space="preserve">3</w:t>
-            </w:r>
-          </w:p>
-        </w:tc>
-        <w:tc>
-          <w:tcPr>
-            <w:tcW w:type="dxa" w:w="1700"/>
-            <w:tcBorders>
-              <w:top w:val="single" w:color="C9D7DA" w:sz="4"/>
-              <w:left w:val="single" w:color="C9D7DA" w:sz="4"/>
-              <w:bottom w:val="single" w:color="C9D7DA" w:sz="4"/>
-              <w:right w:val="single" w:color="C9D7DA" w:sz="4"/>
-            </w:tcBorders>
-            <w:tcMar>
-              <w:top w:type="dxa" w:w="70"/>
-              <w:left w:type="dxa" w:w="110"/>
-              <w:bottom w:type="dxa" w:w="70"/>
-              <w:right w:type="dxa" w:w="110"/>
-            </w:tcMar>
-            <w:vAlign w:val="center"/>
-          </w:tcPr>
-          <w:p>
-            <w:pPr>
-              <w:spacing w:after="40" w:line="270"/>
-            </w:pPr>
-            <w:r>
-              <w:rPr>
-                <w:rFonts w:ascii="맑은 고딕" w:cs="맑은 고딕" w:eastAsia="맑은 고딕" w:hAnsi="맑은 고딕"/>
-                <w:sz w:val="18"/>
-                <w:szCs w:val="18"/>
-              </w:rPr>
-              <w:t xml:space="preserve">Login</w:t>
-            </w:r>
-          </w:p>
-        </w:tc>
-        <w:tc>
-          <w:tcPr>
-            <w:tcW w:type="dxa" w:w="1500"/>
-            <w:tcBorders>
-              <w:top w:val="single" w:color="C9D7DA" w:sz="4"/>
-              <w:left w:val="single" w:color="C9D7DA" w:sz="4"/>
-              <w:bottom w:val="single" w:color="C9D7DA" w:sz="4"/>
-              <w:right w:val="single" w:color="C9D7DA" w:sz="4"/>
-            </w:tcBorders>
-            <w:tcMar>
-              <w:top w:type="dxa" w:w="70"/>
-              <w:left w:type="dxa" w:w="110"/>
-              <w:bottom w:type="dxa" w:w="70"/>
-              <w:right w:type="dxa" w:w="110"/>
-            </w:tcMar>
-            <w:vAlign w:val="center"/>
-          </w:tcPr>
-          <w:p>
-            <w:pPr>
-              <w:spacing w:after="40" w:line="270"/>
-            </w:pPr>
-            <w:r>
-              <w:rPr>
-                <w:rFonts w:ascii="맑은 고딕" w:cs="맑은 고딕" w:eastAsia="맑은 고딕" w:hAnsi="맑은 고딕"/>
-                <w:sz w:val="18"/>
-                <w:szCs w:val="18"/>
-              </w:rPr>
-              <w:t xml:space="preserve">Email</w:t>
-            </w:r>
-          </w:p>
-        </w:tc>
-        <w:tc>
-          <w:tcPr>
-            <w:tcW w:type="dxa" w:w="4038"/>
-            <w:tcBorders>
-              <w:top w:val="single" w:color="C9D7DA" w:sz="4"/>
-              <w:left w:val="single" w:color="C9D7DA" w:sz="4"/>
-              <w:bottom w:val="single" w:color="C9D7DA" w:sz="4"/>
-              <w:right w:val="single" w:color="C9D7DA" w:sz="4"/>
-            </w:tcBorders>
-            <w:tcMar>
-              <w:top w:type="dxa" w:w="70"/>
-              <w:left w:type="dxa" w:w="110"/>
-              <w:bottom w:type="dxa" w:w="70"/>
-              <w:right w:type="dxa" w:w="110"/>
-            </w:tcMar>
-            <w:vAlign w:val="center"/>
-          </w:tcPr>
-          <w:p>
-            <w:pPr>
-              <w:spacing w:after="40" w:line="270"/>
-            </w:pPr>
-            <w:r>
-              <w:rPr>
-                <w:rFonts w:ascii="Consolas" w:cs="Consolas" w:eastAsia="맑은 고딕" w:hAnsi="Consolas"/>
-                <w:sz w:val="18"/>
-                <w:szCs w:val="18"/>
-              </w:rPr>
-              <w:t xml:space="preserve">[실습 이메일]</w:t>
-            </w:r>
-          </w:p>
-        </w:tc>
-        <w:tc>
-          <w:tcPr>
-            <w:tcW w:type="dxa" w:w="1900"/>
-            <w:tcBorders>
-              <w:top w:val="single" w:color="C9D7DA" w:sz="4"/>
-              <w:left w:val="single" w:color="C9D7DA" w:sz="4"/>
-              <w:bottom w:val="single" w:color="C9D7DA" w:sz="4"/>
-              <w:right w:val="single" w:color="C9D7DA" w:sz="4"/>
-            </w:tcBorders>
-            <w:tcMar>
-              <w:top w:type="dxa" w:w="70"/>
-              <w:left w:type="dxa" w:w="110"/>
-              <w:bottom w:type="dxa" w:w="70"/>
-              <w:right w:type="dxa" w:w="110"/>
-            </w:tcMar>
-            <w:vAlign w:val="center"/>
-          </w:tcPr>
-          <w:p>
-            <w:pPr>
-              <w:spacing w:after="40" w:line="270"/>
-            </w:pPr>
-            <w:r>
-              <w:rPr>
-                <w:rFonts w:ascii="맑은 고딕" w:cs="맑은 고딕" w:eastAsia="맑은 고딕" w:hAnsi="맑은 고딕"/>
-                <w:sz w:val="18"/>
-                <w:szCs w:val="18"/>
-              </w:rPr>
-              <w:t xml:space="preserve">Input</w:t>
-            </w:r>
-          </w:p>
-        </w:tc>
-      </w:tr>
-      <w:tr>
-        <w:trPr>
-          <w:cantSplit/>
-        </w:trPr>
-        <w:tc>
-          <w:tcPr>
-            <w:tcW w:type="dxa" w:w="500"/>
-            <w:tcBorders>
-              <w:top w:val="single" w:color="C9D7DA" w:sz="4"/>
-              <w:left w:val="single" w:color="C9D7DA" w:sz="4"/>
-              <w:bottom w:val="single" w:color="C9D7DA" w:sz="4"/>
-              <w:right w:val="single" w:color="C9D7DA" w:sz="4"/>
-            </w:tcBorders>
-            <w:shd w:fill="EAF1F2" w:color="auto" w:val="clear"/>
-            <w:tcMar>
-              <w:top w:type="dxa" w:w="70"/>
-              <w:left w:type="dxa" w:w="110"/>
-              <w:bottom w:type="dxa" w:w="70"/>
-              <w:right w:type="dxa" w:w="110"/>
-            </w:tcMar>
-            <w:vAlign w:val="center"/>
-          </w:tcPr>
-          <w:p>
-            <w:pPr>
-              <w:spacing w:after="40" w:line="270"/>
-            </w:pPr>
-            <w:r>
-              <w:rPr>
-                <w:rFonts w:ascii="맑은 고딕" w:cs="맑은 고딕" w:eastAsia="맑은 고딕" w:hAnsi="맑은 고딕"/>
-                <w:sz w:val="18"/>
-                <w:szCs w:val="18"/>
-              </w:rPr>
-              <w:t xml:space="preserve"/>
-            </w:r>
-          </w:p>
-        </w:tc>
-        <w:tc>
-          <w:tcPr>
-            <w:tcW w:type="dxa" w:w="1700"/>
-            <w:tcBorders>
-              <w:top w:val="single" w:color="C9D7DA" w:sz="4"/>
-              <w:left w:val="single" w:color="C9D7DA" w:sz="4"/>
-              <w:bottom w:val="single" w:color="C9D7DA" w:sz="4"/>
-              <w:right w:val="single" w:color="C9D7DA" w:sz="4"/>
-            </w:tcBorders>
-            <w:shd w:fill="EAF1F2" w:color="auto" w:val="clear"/>
-            <w:tcMar>
-              <w:top w:type="dxa" w:w="70"/>
-              <w:left w:type="dxa" w:w="110"/>
-              <w:bottom w:type="dxa" w:w="70"/>
-              <w:right w:type="dxa" w:w="110"/>
-            </w:tcMar>
-            <w:vAlign w:val="center"/>
-          </w:tcPr>
-          <w:p>
-            <w:pPr>
-              <w:spacing w:after="40" w:line="270"/>
-            </w:pPr>
-            <w:r>
-              <w:rPr>
-                <w:rFonts w:ascii="맑은 고딕" w:cs="맑은 고딕" w:eastAsia="맑은 고딕" w:hAnsi="맑은 고딕"/>
-                <w:sz w:val="18"/>
-                <w:szCs w:val="18"/>
-              </w:rPr>
-              <w:t xml:space="preserve">Login</w:t>
-            </w:r>
-          </w:p>
-        </w:tc>
-        <w:tc>
-          <w:tcPr>
-            <w:tcW w:type="dxa" w:w="1500"/>
-            <w:tcBorders>
-              <w:top w:val="single" w:color="C9D7DA" w:sz="4"/>
-              <w:left w:val="single" w:color="C9D7DA" w:sz="4"/>
-              <w:bottom w:val="single" w:color="C9D7DA" w:sz="4"/>
-              <w:right w:val="single" w:color="C9D7DA" w:sz="4"/>
-            </w:tcBorders>
-            <w:shd w:fill="EAF1F2" w:color="auto" w:val="clear"/>
-            <w:tcMar>
-              <w:top w:type="dxa" w:w="70"/>
-              <w:left w:type="dxa" w:w="110"/>
-              <w:bottom w:type="dxa" w:w="70"/>
-              <w:right w:type="dxa" w:w="110"/>
-            </w:tcMar>
-            <w:vAlign w:val="center"/>
-          </w:tcPr>
-          <w:p>
-            <w:pPr>
-              <w:spacing w:after="40" w:line="270"/>
-            </w:pPr>
-            <w:r>
-              <w:rPr>
-                <w:rFonts w:ascii="맑은 고딕" w:cs="맑은 고딕" w:eastAsia="맑은 고딕" w:hAnsi="맑은 고딕"/>
-                <w:sz w:val="18"/>
-                <w:szCs w:val="18"/>
-              </w:rPr>
-              <w:t xml:space="preserve">Password</w:t>
-            </w:r>
-          </w:p>
-        </w:tc>
-        <w:tc>
-          <w:tcPr>
-            <w:tcW w:type="dxa" w:w="4038"/>
-            <w:tcBorders>
-              <w:top w:val="single" w:color="C9D7DA" w:sz="4"/>
-              <w:left w:val="single" w:color="C9D7DA" w:sz="4"/>
-              <w:bottom w:val="single" w:color="C9D7DA" w:sz="4"/>
-              <w:right w:val="single" w:color="C9D7DA" w:sz="4"/>
-            </w:tcBorders>
-            <w:shd w:fill="EAF1F2" w:color="auto" w:val="clear"/>
-            <w:tcMar>
-              <w:top w:type="dxa" w:w="70"/>
-              <w:left w:type="dxa" w:w="110"/>
-              <w:bottom w:type="dxa" w:w="70"/>
-              <w:right w:type="dxa" w:w="110"/>
-            </w:tcMar>
-            <w:vAlign w:val="center"/>
-          </w:tcPr>
-          <w:p>
-            <w:pPr>
-              <w:spacing w:after="40" w:line="270"/>
-            </w:pPr>
-            <w:r>
-              <w:rPr>
-                <w:rFonts w:ascii="Consolas" w:cs="Consolas" w:eastAsia="맑은 고딕" w:hAnsi="Consolas"/>
-                <w:sz w:val="18"/>
-                <w:szCs w:val="18"/>
-              </w:rPr>
-              <w:t xml:space="preserve">{CP[DWS_Password]}</w:t>
-            </w:r>
-          </w:p>
-        </w:tc>
-        <w:tc>
-          <w:tcPr>
-            <w:tcW w:type="dxa" w:w="1900"/>
-            <w:tcBorders>
-              <w:top w:val="single" w:color="C9D7DA" w:sz="4"/>
-              <w:left w:val="single" w:color="C9D7DA" w:sz="4"/>
-              <w:bottom w:val="single" w:color="C9D7DA" w:sz="4"/>
-              <w:right w:val="single" w:color="C9D7DA" w:sz="4"/>
-            </w:tcBorders>
-            <w:shd w:fill="EAF1F2" w:color="auto" w:val="clear"/>
-            <w:tcMar>
-              <w:top w:type="dxa" w:w="70"/>
-              <w:left w:type="dxa" w:w="110"/>
-              <w:bottom w:type="dxa" w:w="70"/>
-              <w:right w:type="dxa" w:w="110"/>
-            </w:tcMar>
-            <w:vAlign w:val="center"/>
-          </w:tcPr>
-          <w:p>
-            <w:pPr>
-              <w:spacing w:after="40" w:line="270"/>
-            </w:pPr>
-            <w:r>
-              <w:rPr>
-                <w:rFonts w:ascii="맑은 고딕" w:cs="맑은 고딕" w:eastAsia="맑은 고딕" w:hAnsi="맑은 고딕"/>
-                <w:sz w:val="18"/>
-                <w:szCs w:val="18"/>
-              </w:rPr>
-              <w:t xml:space="preserve">Input</w:t>
-            </w:r>
-          </w:p>
-        </w:tc>
-      </w:tr>
-      <w:tr>
-        <w:trPr>
-          <w:cantSplit/>
-        </w:trPr>
-        <w:tc>
-          <w:tcPr>
-            <w:tcW w:type="dxa" w:w="500"/>
-            <w:tcBorders>
-              <w:top w:val="single" w:color="C9D7DA" w:sz="4"/>
-              <w:left w:val="single" w:color="C9D7DA" w:sz="4"/>
-              <w:bottom w:val="single" w:color="C9D7DA" w:sz="4"/>
-              <w:right w:val="single" w:color="C9D7DA" w:sz="4"/>
-            </w:tcBorders>
-            <w:tcMar>
-              <w:top w:type="dxa" w:w="70"/>
-              <w:left w:type="dxa" w:w="110"/>
-              <w:bottom w:type="dxa" w:w="70"/>
-              <w:right w:type="dxa" w:w="110"/>
-            </w:tcMar>
-            <w:vAlign w:val="center"/>
-          </w:tcPr>
-          <w:p>
-            <w:pPr>
-              <w:spacing w:after="40" w:line="270"/>
-            </w:pPr>
-            <w:r>
-              <w:rPr>
-                <w:rFonts w:ascii="맑은 고딕" w:cs="맑은 고딕" w:eastAsia="맑은 고딕" w:hAnsi="맑은 고딕"/>
-                <w:sz w:val="18"/>
-                <w:szCs w:val="18"/>
-              </w:rPr>
-              <w:t xml:space="preserve"/>
-            </w:r>
-          </w:p>
-        </w:tc>
-        <w:tc>
-          <w:tcPr>
-            <w:tcW w:type="dxa" w:w="1700"/>
-            <w:tcBorders>
-              <w:top w:val="single" w:color="C9D7DA" w:sz="4"/>
-              <w:left w:val="single" w:color="C9D7DA" w:sz="4"/>
-              <w:bottom w:val="single" w:color="C9D7DA" w:sz="4"/>
-              <w:right w:val="single" w:color="C9D7DA" w:sz="4"/>
-            </w:tcBorders>
-            <w:tcMar>
-              <w:top w:type="dxa" w:w="70"/>
-              <w:left w:type="dxa" w:w="110"/>
-              <w:bottom w:type="dxa" w:w="70"/>
-              <w:right w:type="dxa" w:w="110"/>
-            </w:tcMar>
-            <w:vAlign w:val="center"/>
-          </w:tcPr>
-          <w:p>
-            <w:pPr>
-              <w:spacing w:after="40" w:line="270"/>
-            </w:pPr>
-            <w:r>
-              <w:rPr>
-                <w:rFonts w:ascii="맑은 고딕" w:cs="맑은 고딕" w:eastAsia="맑은 고딕" w:hAnsi="맑은 고딕"/>
-                <w:sz w:val="18"/>
-                <w:szCs w:val="18"/>
-              </w:rPr>
-              <w:t xml:space="preserve">Login</w:t>
-            </w:r>
-          </w:p>
-        </w:tc>
-        <w:tc>
-          <w:tcPr>
-            <w:tcW w:type="dxa" w:w="1500"/>
-            <w:tcBorders>
-              <w:top w:val="single" w:color="C9D7DA" w:sz="4"/>
-              <w:left w:val="single" w:color="C9D7DA" w:sz="4"/>
-              <w:bottom w:val="single" w:color="C9D7DA" w:sz="4"/>
-              <w:right w:val="single" w:color="C9D7DA" w:sz="4"/>
-            </w:tcBorders>
-            <w:tcMar>
-              <w:top w:type="dxa" w:w="70"/>
-              <w:left w:type="dxa" w:w="110"/>
-              <w:bottom w:type="dxa" w:w="70"/>
-              <w:right w:type="dxa" w:w="110"/>
-            </w:tcMar>
-            <w:vAlign w:val="center"/>
-          </w:tcPr>
-          <w:p>
-            <w:pPr>
-              <w:spacing w:after="40" w:line="270"/>
-            </w:pPr>
-            <w:r>
-              <w:rPr>
-                <w:rFonts w:ascii="맑은 고딕" w:cs="맑은 고딕" w:eastAsia="맑은 고딕" w:hAnsi="맑은 고딕"/>
-                <w:sz w:val="18"/>
-                <w:szCs w:val="18"/>
-              </w:rPr>
-              <w:t xml:space="preserve">Log in</w:t>
-            </w:r>
-          </w:p>
-        </w:tc>
-        <w:tc>
-          <w:tcPr>
-            <w:tcW w:type="dxa" w:w="4038"/>
-            <w:tcBorders>
-              <w:top w:val="single" w:color="C9D7DA" w:sz="4"/>
-              <w:left w:val="single" w:color="C9D7DA" w:sz="4"/>
-              <w:bottom w:val="single" w:color="C9D7DA" w:sz="4"/>
-              <w:right w:val="single" w:color="C9D7DA" w:sz="4"/>
-            </w:tcBorders>
-            <w:tcMar>
-              <w:top w:type="dxa" w:w="70"/>
-              <w:left w:type="dxa" w:w="110"/>
-              <w:bottom w:type="dxa" w:w="70"/>
-              <w:right w:type="dxa" w:w="110"/>
-            </w:tcMar>
-            <w:vAlign w:val="center"/>
-          </w:tcPr>
-          <w:p>
-            <w:pPr>
-              <w:spacing w:after="40" w:line="270"/>
-            </w:pPr>
-            <w:r>
-              <w:rPr>
-                <w:rFonts w:ascii="Consolas" w:cs="Consolas" w:eastAsia="맑은 고딕" w:hAnsi="Consolas"/>
-                <w:sz w:val="18"/>
-                <w:szCs w:val="18"/>
-              </w:rPr>
-              <w:t xml:space="preserve">{CLICK}</w:t>
-            </w:r>
-          </w:p>
-        </w:tc>
-        <w:tc>
-          <w:tcPr>
-            <w:tcW w:type="dxa" w:w="1900"/>
-            <w:tcBorders>
-              <w:top w:val="single" w:color="C9D7DA" w:sz="4"/>
-              <w:left w:val="single" w:color="C9D7DA" w:sz="4"/>
-              <w:bottom w:val="single" w:color="C9D7DA" w:sz="4"/>
-              <w:right w:val="single" w:color="C9D7DA" w:sz="4"/>
-            </w:tcBorders>
-            <w:tcMar>
-              <w:top w:type="dxa" w:w="70"/>
-              <w:left w:type="dxa" w:w="110"/>
-              <w:bottom w:type="dxa" w:w="70"/>
-              <w:right w:type="dxa" w:w="110"/>
-            </w:tcMar>
-            <w:vAlign w:val="center"/>
-          </w:tcPr>
-          <w:p>
-            <w:pPr>
-              <w:spacing w:after="40" w:line="270"/>
-            </w:pPr>
-            <w:r>
-              <w:rPr>
-                <w:rFonts w:ascii="맑은 고딕" w:cs="맑은 고딕" w:eastAsia="맑은 고딕" w:hAnsi="맑은 고딕"/>
-                <w:sz w:val="18"/>
-                <w:szCs w:val="18"/>
-              </w:rPr>
-              <w:t xml:space="preserve">Input</w:t>
-            </w:r>
-          </w:p>
-        </w:tc>
-      </w:tr>
-      <w:tr>
-        <w:trPr>
-          <w:cantSplit/>
-        </w:trPr>
-        <w:tc>
-          <w:tcPr>
-            <w:tcW w:type="dxa" w:w="500"/>
-            <w:tcBorders>
-              <w:top w:val="single" w:color="C9D7DA" w:sz="4"/>
-              <w:left w:val="single" w:color="C9D7DA" w:sz="4"/>
-              <w:bottom w:val="single" w:color="C9D7DA" w:sz="4"/>
-              <w:right w:val="single" w:color="C9D7DA" w:sz="4"/>
-            </w:tcBorders>
-            <w:shd w:fill="EAF1F2" w:color="auto" w:val="clear"/>
-            <w:tcMar>
-              <w:top w:type="dxa" w:w="70"/>
-              <w:left w:type="dxa" w:w="110"/>
-              <w:bottom w:type="dxa" w:w="70"/>
-              <w:right w:type="dxa" w:w="110"/>
-            </w:tcMar>
-            <w:vAlign w:val="center"/>
-          </w:tcPr>
-          <w:p>
-            <w:pPr>
-              <w:spacing w:after="40" w:line="270"/>
-            </w:pPr>
-            <w:r>
-              <w:rPr>
-                <w:rFonts w:ascii="맑은 고딕" w:cs="맑은 고딕" w:eastAsia="맑은 고딕" w:hAnsi="맑은 고딕"/>
-                <w:sz w:val="18"/>
-                <w:szCs w:val="18"/>
-              </w:rPr>
-              <w:t xml:space="preserve">4</w:t>
-            </w:r>
-          </w:p>
-        </w:tc>
-        <w:tc>
-          <w:tcPr>
-            <w:tcW w:type="dxa" w:w="1700"/>
-            <w:tcBorders>
-              <w:top w:val="single" w:color="C9D7DA" w:sz="4"/>
-              <w:left w:val="single" w:color="C9D7DA" w:sz="4"/>
-              <w:bottom w:val="single" w:color="C9D7DA" w:sz="4"/>
-              <w:right w:val="single" w:color="C9D7DA" w:sz="4"/>
-            </w:tcBorders>
-            <w:shd w:fill="EAF1F2" w:color="auto" w:val="clear"/>
-            <w:tcMar>
-              <w:top w:type="dxa" w:w="70"/>
-              <w:left w:type="dxa" w:w="110"/>
-              <w:bottom w:type="dxa" w:w="70"/>
-              <w:right w:type="dxa" w:w="110"/>
-            </w:tcMar>
-            <w:vAlign w:val="center"/>
-          </w:tcPr>
-          <w:p>
-            <w:pPr>
-              <w:spacing w:after="40" w:line="270"/>
-            </w:pPr>
-            <w:r>
-              <w:rPr>
-                <w:rFonts w:ascii="맑은 고딕" w:cs="맑은 고딕" w:eastAsia="맑은 고딕" w:hAnsi="맑은 고딕"/>
-                <w:sz w:val="18"/>
-                <w:szCs w:val="18"/>
-              </w:rPr>
-              <w:t xml:space="preserve">Header</w:t>
-            </w:r>
-          </w:p>
-        </w:tc>
-        <w:tc>
-          <w:tcPr>
-            <w:tcW w:type="dxa" w:w="1500"/>
-            <w:tcBorders>
-              <w:top w:val="single" w:color="C9D7DA" w:sz="4"/>
-              <w:left w:val="single" w:color="C9D7DA" w:sz="4"/>
-              <w:bottom w:val="single" w:color="C9D7DA" w:sz="4"/>
-              <w:right w:val="single" w:color="C9D7DA" w:sz="4"/>
-            </w:tcBorders>
-            <w:shd w:fill="EAF1F2" w:color="auto" w:val="clear"/>
-            <w:tcMar>
-              <w:top w:type="dxa" w:w="70"/>
-              <w:left w:type="dxa" w:w="110"/>
-              <w:bottom w:type="dxa" w:w="70"/>
-              <w:right w:type="dxa" w:w="110"/>
-            </w:tcMar>
-            <w:vAlign w:val="center"/>
-          </w:tcPr>
-          <w:p>
-            <w:pPr>
-              <w:spacing w:after="40" w:line="270"/>
-            </w:pPr>
-            <w:r>
-              <w:rPr>
-                <w:rFonts w:ascii="맑은 고딕" w:cs="맑은 고딕" w:eastAsia="맑은 고딕" w:hAnsi="맑은 고딕"/>
-                <w:sz w:val="18"/>
-                <w:szCs w:val="18"/>
-              </w:rPr>
-              <w:t xml:space="preserve">Account</w:t>
-            </w:r>
-          </w:p>
-        </w:tc>
-        <w:tc>
-          <w:tcPr>
-            <w:tcW w:type="dxa" w:w="4038"/>
-            <w:tcBorders>
-              <w:top w:val="single" w:color="C9D7DA" w:sz="4"/>
-              <w:left w:val="single" w:color="C9D7DA" w:sz="4"/>
-              <w:bottom w:val="single" w:color="C9D7DA" w:sz="4"/>
-              <w:right w:val="single" w:color="C9D7DA" w:sz="4"/>
-            </w:tcBorders>
-            <w:shd w:fill="EAF1F2" w:color="auto" w:val="clear"/>
-            <w:tcMar>
-              <w:top w:type="dxa" w:w="70"/>
-              <w:left w:type="dxa" w:w="110"/>
-              <w:bottom w:type="dxa" w:w="70"/>
-              <w:right w:type="dxa" w:w="110"/>
-            </w:tcMar>
-            <w:vAlign w:val="center"/>
-          </w:tcPr>
-          <w:p>
-            <w:pPr>
-              <w:spacing w:after="40" w:line="270"/>
-            </w:pPr>
-            <w:r>
-              <w:rPr>
-                <w:rFonts w:ascii="Consolas" w:cs="Consolas" w:eastAsia="맑은 고딕" w:hAnsi="Consolas"/>
-                <w:sz w:val="18"/>
-                <w:szCs w:val="18"/>
-              </w:rPr>
-              <w:t xml:space="preserve">[실습 이메일]</w:t>
-            </w:r>
-          </w:p>
-        </w:tc>
-        <w:tc>
-          <w:tcPr>
-            <w:tcW w:type="dxa" w:w="1900"/>
-            <w:tcBorders>
-              <w:top w:val="single" w:color="C9D7DA" w:sz="4"/>
-              <w:left w:val="single" w:color="C9D7DA" w:sz="4"/>
-              <w:bottom w:val="single" w:color="C9D7DA" w:sz="4"/>
-              <w:right w:val="single" w:color="C9D7DA" w:sz="4"/>
-            </w:tcBorders>
-            <w:shd w:fill="EAF1F2" w:color="auto" w:val="clear"/>
-            <w:tcMar>
-              <w:top w:type="dxa" w:w="70"/>
-              <w:left w:type="dxa" w:w="110"/>
-              <w:bottom w:type="dxa" w:w="70"/>
-              <w:right w:type="dxa" w:w="110"/>
-            </w:tcMar>
-            <w:vAlign w:val="center"/>
-          </w:tcPr>
-          <w:p>
-            <w:pPr>
-              <w:spacing w:after="40" w:line="270"/>
-            </w:pPr>
-            <w:r>
-              <w:rPr>
-                <w:rFonts w:ascii="맑은 고딕" w:cs="맑은 고딕" w:eastAsia="맑은 고딕" w:hAnsi="맑은 고딕"/>
-                <w:sz w:val="18"/>
-                <w:szCs w:val="18"/>
-              </w:rPr>
-              <w:t xml:space="preserve">Verify</w:t>
-            </w:r>
-          </w:p>
-        </w:tc>
-      </w:tr>
-      <w:tr>
-        <w:trPr>
-          <w:cantSplit/>
-        </w:trPr>
-        <w:tc>
-          <w:tcPr>
-            <w:tcW w:type="dxa" w:w="500"/>
-            <w:tcBorders>
-              <w:top w:val="single" w:color="C9D7DA" w:sz="4"/>
-              <w:left w:val="single" w:color="C9D7DA" w:sz="4"/>
-              <w:bottom w:val="single" w:color="C9D7DA" w:sz="4"/>
-              <w:right w:val="single" w:color="C9D7DA" w:sz="4"/>
-            </w:tcBorders>
-            <w:tcMar>
-              <w:top w:type="dxa" w:w="70"/>
-              <w:left w:type="dxa" w:w="110"/>
-              <w:bottom w:type="dxa" w:w="70"/>
-              <w:right w:type="dxa" w:w="110"/>
-            </w:tcMar>
-            <w:vAlign w:val="center"/>
-          </w:tcPr>
-          <w:p>
-            <w:pPr>
-              <w:spacing w:after="40" w:line="270"/>
-            </w:pPr>
-            <w:r>
-              <w:rPr>
-                <w:rFonts w:ascii="맑은 고딕" w:cs="맑은 고딕" w:eastAsia="맑은 고딕" w:hAnsi="맑은 고딕"/>
-                <w:sz w:val="18"/>
-                <w:szCs w:val="18"/>
-              </w:rPr>
-              <w:t xml:space="preserve">5</w:t>
-            </w:r>
-          </w:p>
-        </w:tc>
-        <w:tc>
-          <w:tcPr>
-            <w:tcW w:type="dxa" w:w="1700"/>
-            <w:tcBorders>
-              <w:top w:val="single" w:color="C9D7DA" w:sz="4"/>
-              <w:left w:val="single" w:color="C9D7DA" w:sz="4"/>
-              <w:bottom w:val="single" w:color="C9D7DA" w:sz="4"/>
-              <w:right w:val="single" w:color="C9D7DA" w:sz="4"/>
-            </w:tcBorders>
-            <w:tcMar>
-              <w:top w:type="dxa" w:w="70"/>
-              <w:left w:type="dxa" w:w="110"/>
-              <w:bottom w:type="dxa" w:w="70"/>
-              <w:right w:type="dxa" w:w="110"/>
-            </w:tcMar>
-            <w:vAlign w:val="center"/>
-          </w:tcPr>
-          <w:p>
-            <w:pPr>
-              <w:spacing w:after="40" w:line="270"/>
-            </w:pPr>
-            <w:r>
-              <w:rPr>
-                <w:rFonts w:ascii="맑은 고딕" w:cs="맑은 고딕" w:eastAsia="맑은 고딕" w:hAnsi="맑은 고딕"/>
-                <w:sz w:val="18"/>
-                <w:szCs w:val="18"/>
-              </w:rPr>
-              <w:t xml:space="preserve">Header</w:t>
-            </w:r>
-          </w:p>
-        </w:tc>
-        <w:tc>
-          <w:tcPr>
-            <w:tcW w:type="dxa" w:w="1500"/>
-            <w:tcBorders>
-              <w:top w:val="single" w:color="C9D7DA" w:sz="4"/>
-              <w:left w:val="single" w:color="C9D7DA" w:sz="4"/>
-              <w:bottom w:val="single" w:color="C9D7DA" w:sz="4"/>
-              <w:right w:val="single" w:color="C9D7DA" w:sz="4"/>
-            </w:tcBorders>
-            <w:tcMar>
-              <w:top w:type="dxa" w:w="70"/>
-              <w:left w:type="dxa" w:w="110"/>
-              <w:bottom w:type="dxa" w:w="70"/>
-              <w:right w:type="dxa" w:w="110"/>
-            </w:tcMar>
-            <w:vAlign w:val="center"/>
-          </w:tcPr>
-          <w:p>
-            <w:pPr>
-              <w:spacing w:after="40" w:line="270"/>
-            </w:pPr>
-            <w:r>
-              <w:rPr>
-                <w:rFonts w:ascii="맑은 고딕" w:cs="맑은 고딕" w:eastAsia="맑은 고딕" w:hAnsi="맑은 고딕"/>
-                <w:sz w:val="18"/>
-                <w:szCs w:val="18"/>
-              </w:rPr>
-              <w:t xml:space="preserve">Log out</w:t>
-            </w:r>
-          </w:p>
-        </w:tc>
-        <w:tc>
-          <w:tcPr>
-            <w:tcW w:type="dxa" w:w="4038"/>
-            <w:tcBorders>
-              <w:top w:val="single" w:color="C9D7DA" w:sz="4"/>
-              <w:left w:val="single" w:color="C9D7DA" w:sz="4"/>
-              <w:bottom w:val="single" w:color="C9D7DA" w:sz="4"/>
-              <w:right w:val="single" w:color="C9D7DA" w:sz="4"/>
-            </w:tcBorders>
-            <w:tcMar>
-              <w:top w:type="dxa" w:w="70"/>
-              <w:left w:type="dxa" w:w="110"/>
-              <w:bottom w:type="dxa" w:w="70"/>
-              <w:right w:type="dxa" w:w="110"/>
-            </w:tcMar>
-            <w:vAlign w:val="center"/>
-          </w:tcPr>
-          <w:p>
-            <w:pPr>
-              <w:spacing w:after="40" w:line="270"/>
-            </w:pPr>
-            <w:r>
-              <w:rPr>
-                <w:rFonts w:ascii="Consolas" w:cs="Consolas" w:eastAsia="맑은 고딕" w:hAnsi="Consolas"/>
-                <w:sz w:val="18"/>
-                <w:szCs w:val="18"/>
-              </w:rPr>
-              <w:t xml:space="preserve">{CLICK}</w:t>
-            </w:r>
-          </w:p>
-        </w:tc>
-        <w:tc>
-          <w:tcPr>
-            <w:tcW w:type="dxa" w:w="1900"/>
-            <w:tcBorders>
-              <w:top w:val="single" w:color="C9D7DA" w:sz="4"/>
-              <w:left w:val="single" w:color="C9D7DA" w:sz="4"/>
-              <w:bottom w:val="single" w:color="C9D7DA" w:sz="4"/>
-              <w:right w:val="single" w:color="C9D7DA" w:sz="4"/>
-            </w:tcBorders>
-            <w:tcMar>
-              <w:top w:type="dxa" w:w="70"/>
-              <w:left w:type="dxa" w:w="110"/>
-              <w:bottom w:type="dxa" w:w="70"/>
-              <w:right w:type="dxa" w:w="110"/>
-            </w:tcMar>
-            <w:vAlign w:val="center"/>
-          </w:tcPr>
-          <w:p>
-            <w:pPr>
-              <w:spacing w:after="40" w:line="270"/>
-            </w:pPr>
-            <w:r>
-              <w:rPr>
-                <w:rFonts w:ascii="맑은 고딕" w:cs="맑은 고딕" w:eastAsia="맑은 고딕" w:hAnsi="맑은 고딕"/>
-                <w:sz w:val="18"/>
-                <w:szCs w:val="18"/>
-              </w:rPr>
-              <w:t xml:space="preserve">Input</w:t>
-            </w:r>
-          </w:p>
-        </w:tc>
-      </w:tr>
-      <w:tr>
-        <w:trPr>
-          <w:cantSplit/>
-        </w:trPr>
-        <w:tc>
-          <w:tcPr>
-            <w:tcW w:type="dxa" w:w="500"/>
-            <w:tcBorders>
-              <w:top w:val="single" w:color="C9D7DA" w:sz="4"/>
-              <w:left w:val="single" w:color="C9D7DA" w:sz="4"/>
-              <w:bottom w:val="single" w:color="C9D7DA" w:sz="4"/>
-              <w:right w:val="single" w:color="C9D7DA" w:sz="4"/>
-            </w:tcBorders>
-            <w:shd w:fill="EAF1F2" w:color="auto" w:val="clear"/>
-            <w:tcMar>
-              <w:top w:type="dxa" w:w="70"/>
-              <w:left w:type="dxa" w:w="110"/>
-              <w:bottom w:type="dxa" w:w="70"/>
-              <w:right w:type="dxa" w:w="110"/>
-            </w:tcMar>
-            <w:vAlign w:val="center"/>
-          </w:tcPr>
-          <w:p>
-            <w:pPr>
-              <w:spacing w:after="40" w:line="270"/>
-            </w:pPr>
-            <w:r>
-              <w:rPr>
-                <w:rFonts w:ascii="맑은 고딕" w:cs="맑은 고딕" w:eastAsia="맑은 고딕" w:hAnsi="맑은 고딕"/>
-                <w:sz w:val="18"/>
-                <w:szCs w:val="18"/>
-              </w:rPr>
-              <w:t xml:space="preserve">6</w:t>
-            </w:r>
-          </w:p>
-        </w:tc>
-        <w:tc>
-          <w:tcPr>
-            <w:tcW w:type="dxa" w:w="1700"/>
-            <w:tcBorders>
-              <w:top w:val="single" w:color="C9D7DA" w:sz="4"/>
-              <w:left w:val="single" w:color="C9D7DA" w:sz="4"/>
-              <w:bottom w:val="single" w:color="C9D7DA" w:sz="4"/>
-              <w:right w:val="single" w:color="C9D7DA" w:sz="4"/>
-            </w:tcBorders>
-            <w:shd w:fill="EAF1F2" w:color="auto" w:val="clear"/>
-            <w:tcMar>
-              <w:top w:type="dxa" w:w="70"/>
-              <w:left w:type="dxa" w:w="110"/>
-              <w:bottom w:type="dxa" w:w="70"/>
-              <w:right w:type="dxa" w:w="110"/>
-            </w:tcMar>
-            <w:vAlign w:val="center"/>
-          </w:tcPr>
-          <w:p>
-            <w:pPr>
-              <w:spacing w:after="40" w:line="270"/>
-            </w:pPr>
-            <w:r>
-              <w:rPr>
-                <w:rFonts w:ascii="맑은 고딕" w:cs="맑은 고딕" w:eastAsia="맑은 고딕" w:hAnsi="맑은 고딕"/>
-                <w:sz w:val="18"/>
-                <w:szCs w:val="18"/>
-              </w:rPr>
-              <w:t xml:space="preserve">CloseBrowser</w:t>
-            </w:r>
-          </w:p>
-        </w:tc>
-        <w:tc>
-          <w:tcPr>
-            <w:tcW w:type="dxa" w:w="1500"/>
-            <w:tcBorders>
-              <w:top w:val="single" w:color="C9D7DA" w:sz="4"/>
-              <w:left w:val="single" w:color="C9D7DA" w:sz="4"/>
-              <w:bottom w:val="single" w:color="C9D7DA" w:sz="4"/>
-              <w:right w:val="single" w:color="C9D7DA" w:sz="4"/>
-            </w:tcBorders>
-            <w:shd w:fill="EAF1F2" w:color="auto" w:val="clear"/>
-            <w:tcMar>
-              <w:top w:type="dxa" w:w="70"/>
-              <w:left w:type="dxa" w:w="110"/>
-              <w:bottom w:type="dxa" w:w="70"/>
-              <w:right w:type="dxa" w:w="110"/>
-            </w:tcMar>
-            <w:vAlign w:val="center"/>
-          </w:tcPr>
-          <w:p>
-            <w:pPr>
-              <w:spacing w:after="40" w:line="270"/>
-            </w:pPr>
-            <w:r>
-              <w:rPr>
-                <w:rFonts w:ascii="맑은 고딕" w:cs="맑은 고딕" w:eastAsia="맑은 고딕" w:hAnsi="맑은 고딕"/>
-                <w:sz w:val="18"/>
-                <w:szCs w:val="18"/>
-              </w:rPr>
-              <w:t xml:space="preserve">Title</w:t>
-            </w:r>
-          </w:p>
-        </w:tc>
-        <w:tc>
-          <w:tcPr>
-            <w:tcW w:type="dxa" w:w="4038"/>
-            <w:tcBorders>
-              <w:top w:val="single" w:color="C9D7DA" w:sz="4"/>
-              <w:left w:val="single" w:color="C9D7DA" w:sz="4"/>
-              <w:bottom w:val="single" w:color="C9D7DA" w:sz="4"/>
-              <w:right w:val="single" w:color="C9D7DA" w:sz="4"/>
-            </w:tcBorders>
-            <w:shd w:fill="EAF1F2" w:color="auto" w:val="clear"/>
-            <w:tcMar>
-              <w:top w:type="dxa" w:w="70"/>
-              <w:left w:type="dxa" w:w="110"/>
-              <w:bottom w:type="dxa" w:w="70"/>
-              <w:right w:type="dxa" w:w="110"/>
-            </w:tcMar>
-            <w:vAlign w:val="center"/>
-          </w:tcPr>
-          <w:p>
-            <w:pPr>
-              <w:spacing w:after="40" w:line="270"/>
-            </w:pPr>
-            <w:r>
-              <w:rPr>
-                <w:rFonts w:ascii="Consolas" w:cs="Consolas" w:eastAsia="맑은 고딕" w:hAnsi="Consolas"/>
-                <w:sz w:val="18"/>
-                <w:szCs w:val="18"/>
-              </w:rPr>
-              <w:t xml:space="preserve">Demo Web Shop*</w:t>
-            </w:r>
-          </w:p>
-        </w:tc>
-        <w:tc>
-          <w:tcPr>
-            <w:tcW w:type="dxa" w:w="1900"/>
-            <w:tcBorders>
-              <w:top w:val="single" w:color="C9D7DA" w:sz="4"/>
-              <w:left w:val="single" w:color="C9D7DA" w:sz="4"/>
-              <w:bottom w:val="single" w:color="C9D7DA" w:sz="4"/>
-              <w:right w:val="single" w:color="C9D7DA" w:sz="4"/>
-            </w:tcBorders>
-            <w:shd w:fill="EAF1F2" w:color="auto" w:val="clear"/>
-            <w:tcMar>
-              <w:top w:type="dxa" w:w="70"/>
-              <w:left w:type="dxa" w:w="110"/>
-              <w:bottom w:type="dxa" w:w="70"/>
-              <w:right w:type="dxa" w:w="110"/>
-            </w:tcMar>
-            <w:vAlign w:val="center"/>
-          </w:tcPr>
-          <w:p>
-            <w:pPr>
-              <w:spacing w:after="40" w:line="270"/>
-            </w:pPr>
-            <w:r>
-              <w:rPr>
-                <w:rFonts w:ascii="맑은 고딕" w:cs="맑은 고딕" w:eastAsia="맑은 고딕" w:hAnsi="맑은 고딕"/>
-                <w:sz w:val="18"/>
-                <w:szCs w:val="18"/>
-              </w:rPr>
-              <w:t xml:space="preserve">Input</w:t>
+            <w:tcW w:type="dxa" w:w="9638"/>
+            <w:tcBorders>
+              <w:top w:val="single" w:color="C9D7DA" w:sz="4"/>
+              <w:left w:val="single" w:color="C9D7DA" w:sz="4"/>
+              <w:bottom w:val="single" w:color="C9D7DA" w:sz="4"/>
+              <w:right w:val="single" w:color="C9D7DA" w:sz="4"/>
+            </w:tcBorders>
+            <w:tcMar>
+              <w:top w:type="dxa" w:w="80"/>
+              <w:left w:type="dxa" w:w="160"/>
+              <w:bottom w:type="dxa" w:w="80"/>
+              <w:right w:type="dxa" w:w="160"/>
+            </w:tcMar>
+            <w:vAlign w:val="top"/>
+          </w:tcPr>
+          <w:p>
+            <w:r>
+              <w:rPr>
+                <w:rFonts w:ascii="맑은 고딕" w:cs="맑은 고딕" w:eastAsia="맑은 고딕" w:hAnsi="맑은 고딕"/>
+                <w:color w:val="9AA7AA"/>
+                <w:sz w:val="16"/>
+                <w:szCs w:val="16"/>
+              </w:rPr>
+              <w:t xml:space="preserve">[결과 화면 캡처나 Copilot 응답 예시]</w:t>
             </w:r>
           </w:p>
         </w:tc>
       </w:tr>
     </w:tbl>
-    <w:p>
-      <w:pPr>
-        <w:spacing w:after="120" w:before="60" w:line="300"/>
-      </w:pPr>
-      <w:r>
-        <w:rPr>
-          <w:rFonts w:ascii="맑은 고딕" w:cs="맑은 고딕" w:eastAsia="맑은 고딕" w:hAnsi="맑은 고딕"/>
-          <w:color w:val="56666B"/>
-          <w:sz w:val="18"/>
-          <w:szCs w:val="18"/>
-        </w:rPr>
-        <w:t xml:space="preserve">맞는 모듈을 못 찾았다는 스텝이 있으면, 그 화면은 사람이 XScan으로 스캔한 뒤 같은 프롬프트로 다시 요청합니다.</w:t>
-      </w:r>
-    </w:p>
     <w:p>
       <w:pPr>
         <w:keepNext/>
@@ -13359,7 +12013,7 @@
         <w:rPr>
           <w:rFonts w:ascii="맑은 고딕" w:cs="맑은 고딕" w:eastAsia="맑은 고딕" w:hAnsi="맑은 고딕"/>
         </w:rPr>
-        <w:t xml:space="preserve">  계획 표를 먼저 받았고, 모든 스텝에 모듈이 매칭됐다</w:t>
+        <w:t xml:space="preserve">  [확인할 것]</w:t>
       </w:r>
     </w:p>
     <w:p>
@@ -13378,7 +12032,7 @@
         <w:rPr>
           <w:rFonts w:ascii="맑은 고딕" w:cs="맑은 고딕" w:eastAsia="맑은 고딕" w:hAnsi="맑은 고딕"/>
         </w:rPr>
-        <w:t xml:space="preserve">  4번 스텝(Account)의 ActionMode가 Verify다</w:t>
+        <w:t xml:space="preserve">  [확인할 것]</w:t>
       </w:r>
     </w:p>
     <w:p>
@@ -13397,45 +12051,7 @@
         <w:rPr>
           <w:rFonts w:ascii="맑은 고딕" w:cs="맑은 고딕" w:eastAsia="맑은 고딕" w:hAnsi="맑은 고딕"/>
         </w:rPr>
-        <w:t xml:space="preserve">  Password 값이 {CP[DWS_Password]} 참조로 들어갔다 (실제 비밀번호가 아님)</w:t>
-      </w:r>
-    </w:p>
-    <w:p>
-      <w:pPr>
-        <w:spacing w:after="70" w:line="290"/>
-        <w:ind w:left="360" w:hanging="360"/>
-      </w:pPr>
-      <w:r>
-        <w:rPr>
-          <w:rFonts w:ascii="맑은 고딕" w:cs="맑은 고딕" w:eastAsia="맑은 고딕" w:hAnsi="맑은 고딕"/>
-          <w:color w:val="0F4C5C"/>
-        </w:rPr>
-        <w:t xml:space="preserve">☐</w:t>
-      </w:r>
-      <w:r>
-        <w:rPr>
-          <w:rFonts w:ascii="맑은 고딕" w:cs="맑은 고딕" w:eastAsia="맑은 고딕" w:hAnsi="맑은 고딕"/>
-        </w:rPr>
-        <w:t xml:space="preserve">  결과 표가 계획 표(기대 스텝)와 같다</w:t>
-      </w:r>
-    </w:p>
-    <w:p>
-      <w:pPr>
-        <w:spacing w:after="70" w:line="290"/>
-        <w:ind w:left="360" w:hanging="360"/>
-      </w:pPr>
-      <w:r>
-        <w:rPr>
-          <w:rFonts w:ascii="맑은 고딕" w:cs="맑은 고딕" w:eastAsia="맑은 고딕" w:hAnsi="맑은 고딕"/>
-          <w:color w:val="0F4C5C"/>
-        </w:rPr>
-        <w:t xml:space="preserve">☐</w:t>
-      </w:r>
-      <w:r>
-        <w:rPr>
-          <w:rFonts w:ascii="맑은 고딕" w:cs="맑은 고딕" w:eastAsia="맑은 고딕" w:hAnsi="맑은 고딕"/>
-        </w:rPr>
-        <w:t xml:space="preserve">  Commander에서 스텝과 값을 직접 확인했다</w:t>
+        <w:t xml:space="preserve">  [확인할 것]</w:t>
       </w:r>
     </w:p>
     <w:p>
@@ -13507,7 +12123,7 @@
                 <w:sz w:val="18"/>
                 <w:szCs w:val="18"/>
               </w:rPr>
-              <w:t xml:space="preserve">만든 테스트케이스 경로</w:t>
+              <w:t xml:space="preserve">[기록할 항목]</w:t>
             </w:r>
           </w:p>
         </w:tc>
@@ -13578,7 +12194,7 @@
                 <w:sz w:val="18"/>
                 <w:szCs w:val="18"/>
               </w:rPr>
-              <w:t xml:space="preserve">계획과 달라진 부분</w:t>
+              <w:t xml:space="preserve">[기록할 항목]</w:t>
             </w:r>
           </w:p>
         </w:tc>
@@ -13757,7 +12373,7 @@
                 <w:sz w:val="18"/>
                 <w:szCs w:val="18"/>
               </w:rPr>
-              <w:t xml:space="preserve">모듈을 못 찾았다고 함</w:t>
+              <w:t xml:space="preserve">[자주 생기는 문제]</w:t>
             </w:r>
           </w:p>
         </w:tc>
@@ -13790,182 +12406,12 @@
                 <w:sz w:val="18"/>
                 <w:szCs w:val="18"/>
               </w:rPr>
-              <w:t xml:space="preserve">모듈 폴더 경로를 다시 확인해 준다. 정말 없는 모듈이면 AI는 만들 수 없다. 사람이 XScan으로 스캔한 뒤 다시 요청한다.</w:t>
-            </w:r>
-          </w:p>
-        </w:tc>
-      </w:tr>
-      <w:tr>
-        <w:trPr>
-          <w:cantSplit/>
-        </w:trPr>
-        <w:tc>
-          <w:tcPr>
-            <w:tcW w:type="dxa" w:w="2800"/>
-            <w:tcBorders>
-              <w:top w:val="single" w:color="C9D7DA" w:sz="4"/>
-              <w:left w:val="single" w:color="C9D7DA" w:sz="4"/>
-              <w:bottom w:val="single" w:color="C9D7DA" w:sz="4"/>
-              <w:right w:val="single" w:color="C9D7DA" w:sz="4"/>
-            </w:tcBorders>
-            <w:tcMar>
-              <w:top w:type="dxa" w:w="70"/>
-              <w:left w:type="dxa" w:w="110"/>
-              <w:bottom w:type="dxa" w:w="70"/>
-              <w:right w:type="dxa" w:w="110"/>
-            </w:tcMar>
-            <w:vAlign w:val="center"/>
-          </w:tcPr>
-          <w:p>
-            <w:pPr>
-              <w:spacing w:after="40" w:line="270"/>
-            </w:pPr>
-            <w:r>
-              <w:rPr>
-                <w:rFonts w:ascii="맑은 고딕" w:cs="맑은 고딕" w:eastAsia="맑은 고딕" w:hAnsi="맑은 고딕"/>
-                <w:b/>
-                <w:bCs/>
-                <w:sz w:val="18"/>
-                <w:szCs w:val="18"/>
-              </w:rPr>
-              <w:t xml:space="preserve">값이 엉뚱한 속성에 들어감</w:t>
-            </w:r>
-          </w:p>
-        </w:tc>
-        <w:tc>
-          <w:tcPr>
-            <w:tcW w:type="dxa" w:w="6838"/>
-            <w:tcBorders>
-              <w:top w:val="single" w:color="C9D7DA" w:sz="4"/>
-              <w:left w:val="single" w:color="C9D7DA" w:sz="4"/>
-              <w:bottom w:val="single" w:color="C9D7DA" w:sz="4"/>
-              <w:right w:val="single" w:color="C9D7DA" w:sz="4"/>
-            </w:tcBorders>
-            <w:tcMar>
-              <w:top w:type="dxa" w:w="70"/>
-              <w:left w:type="dxa" w:w="110"/>
-              <w:bottom w:type="dxa" w:w="70"/>
-              <w:right w:type="dxa" w:w="110"/>
-            </w:tcMar>
-            <w:vAlign w:val="center"/>
-          </w:tcPr>
-          <w:p>
-            <w:pPr>
-              <w:spacing w:after="40" w:line="270"/>
-            </w:pPr>
-            <w:r>
-              <w:rPr>
-                <w:rFonts w:ascii="맑은 고딕" w:cs="맑은 고딕" w:eastAsia="맑은 고딕" w:hAnsi="맑은 고딕"/>
-                <w:b w:val="false"/>
-                <w:bCs w:val="false"/>
-                <w:sz w:val="18"/>
-                <w:szCs w:val="18"/>
-              </w:rPr>
-              <w:t xml:space="preserve">"3번 스텝의 Email 값만 [실습 이메일]로 고쳐줘"처럼 스텝 번호와 속성을 짚어서 고친다.</w:t>
-            </w:r>
-          </w:p>
-        </w:tc>
-      </w:tr>
-      <w:tr>
-        <w:trPr>
-          <w:cantSplit/>
-        </w:trPr>
-        <w:tc>
-          <w:tcPr>
-            <w:tcW w:type="dxa" w:w="2800"/>
-            <w:tcBorders>
-              <w:top w:val="single" w:color="C9D7DA" w:sz="4"/>
-              <w:left w:val="single" w:color="C9D7DA" w:sz="4"/>
-              <w:bottom w:val="single" w:color="C9D7DA" w:sz="4"/>
-              <w:right w:val="single" w:color="C9D7DA" w:sz="4"/>
-            </w:tcBorders>
-            <w:tcMar>
-              <w:top w:type="dxa" w:w="70"/>
-              <w:left w:type="dxa" w:w="110"/>
-              <w:bottom w:type="dxa" w:w="70"/>
-              <w:right w:type="dxa" w:w="110"/>
-            </w:tcMar>
-            <w:vAlign w:val="center"/>
-          </w:tcPr>
-          <w:p>
-            <w:pPr>
-              <w:spacing w:after="40" w:line="270"/>
-            </w:pPr>
-            <w:r>
-              <w:rPr>
-                <w:rFonts w:ascii="맑은 고딕" w:cs="맑은 고딕" w:eastAsia="맑은 고딕" w:hAnsi="맑은 고딕"/>
-                <w:b/>
-                <w:bCs/>
-                <w:sz w:val="18"/>
-                <w:szCs w:val="18"/>
-              </w:rPr>
-              <w:t xml:space="preserve">두세 번 고쳐도 계속 틀림</w:t>
-            </w:r>
-          </w:p>
-        </w:tc>
-        <w:tc>
-          <w:tcPr>
-            <w:tcW w:type="dxa" w:w="6838"/>
-            <w:tcBorders>
-              <w:top w:val="single" w:color="C9D7DA" w:sz="4"/>
-              <w:left w:val="single" w:color="C9D7DA" w:sz="4"/>
-              <w:bottom w:val="single" w:color="C9D7DA" w:sz="4"/>
-              <w:right w:val="single" w:color="C9D7DA" w:sz="4"/>
-            </w:tcBorders>
-            <w:tcMar>
-              <w:top w:type="dxa" w:w="70"/>
-              <w:left w:type="dxa" w:w="110"/>
-              <w:bottom w:type="dxa" w:w="70"/>
-              <w:right w:type="dxa" w:w="110"/>
-            </w:tcMar>
-            <w:vAlign w:val="center"/>
-          </w:tcPr>
-          <w:p>
-            <w:pPr>
-              <w:spacing w:after="40" w:line="270"/>
-            </w:pPr>
-            <w:r>
-              <w:rPr>
-                <w:rFonts w:ascii="맑은 고딕" w:cs="맑은 고딕" w:eastAsia="맑은 고딕" w:hAnsi="맑은 고딕"/>
-                <w:b w:val="false"/>
-                <w:bCs w:val="false"/>
-                <w:sz w:val="18"/>
-                <w:szCs w:val="18"/>
-              </w:rPr>
-              <w:t xml:space="preserve">강사가 준비한 완성본 TestCases/MCP실습/_완성본/로그인 성공_자동을 내 폴더로 복사해 Lab 4를 진행한다.</w:t>
+              <w:t xml:space="preserve">[해결 방법]</w:t>
             </w:r>
           </w:p>
         </w:tc>
       </w:tr>
     </w:tbl>
-    <w:p>
-      <w:pPr>
-        <w:keepNext/>
-        <w:spacing w:after="80" w:before="160" w:line="300"/>
-      </w:pPr>
-      <w:r>
-        <w:rPr>
-          <w:rFonts w:ascii="맑은 고딕" w:cs="맑은 고딕" w:eastAsia="맑은 고딕" w:hAnsi="맑은 고딕"/>
-          <w:b/>
-          <w:bCs/>
-          <w:color w:val="0F4C5C"/>
-          <w:sz w:val="19"/>
-          <w:szCs w:val="19"/>
-        </w:rPr>
-        <w:t xml:space="preserve">추가 과제 (빨리 끝났다면)</w:t>
-      </w:r>
-    </w:p>
-    <w:p>
-      <w:pPr>
-        <w:spacing w:after="120" w:before="0" w:line="300"/>
-      </w:pPr>
-      <w:r>
-        <w:rPr>
-          <w:rFonts w:ascii="맑은 고딕" w:cs="맑은 고딕" w:eastAsia="맑은 고딕" w:hAnsi="맑은 고딕"/>
-        </w:rPr>
-        <w:t xml:space="preserve">5장의 T07 템플릿으로 '로그인 성공_자동'을 설명해 달라고 요청해 보세요. AI의 설명이 내가 만든 테스트케이스와 같은지 비교합니다.</w:t>
-      </w:r>
-    </w:p>
     <w:p>
       <w:r>
         <w:br w:type="page"/>
@@ -13979,7 +12425,7 @@
         <w:rPr>
           <w:rFonts w:ascii="맑은 고딕" w:cs="맑은 고딕" w:eastAsia="맑은 고딕" w:hAnsi="맑은 고딕"/>
         </w:rPr>
-        <w:t xml:space="preserve">Lab 4  ScratchBook 검증 실행과 수정  (20분)</w:t>
+        <w:t xml:space="preserve">Lab 5  [실습 제목]  ([ ]분)</w:t>
       </w:r>
     </w:p>
     <w:p>
@@ -13999,7 +12445,7 @@
         <w:rPr>
           <w:rFonts w:ascii="맑은 고딕" w:cs="맑은 고딕" w:eastAsia="맑은 고딕" w:hAnsi="맑은 고딕"/>
         </w:rPr>
-        <w:t xml:space="preserve">만든 테스트케이스를 검증 실행하고, 일부러 낸 실패를 AI와 함께 분석해서 고친다.</w:t>
+        <w:t xml:space="preserve">[이 Lab에서 할 일을 한 줄로]</w:t>
       </w:r>
     </w:p>
     <w:p>
@@ -14021,10 +12467,38 @@
     </w:p>
     <w:p>
       <w:pPr>
+        <w:spacing w:after="120" w:before="0" w:line="300"/>
+      </w:pPr>
+      <w:r>
+        <w:rPr>
+          <w:rFonts w:ascii="맑은 고딕" w:cs="맑은 고딕" w:eastAsia="맑은 고딕" w:hAnsi="맑은 고딕"/>
+        </w:rPr>
+        <w:t xml:space="preserve">[시작 전에 준비하거나 알려 줄 것]</w:t>
+      </w:r>
+    </w:p>
+    <w:p>
+      <w:pPr>
+        <w:keepNext/>
+        <w:spacing w:after="80" w:before="160" w:line="300"/>
+      </w:pPr>
+      <w:r>
+        <w:rPr>
+          <w:rFonts w:ascii="맑은 고딕" w:cs="맑은 고딕" w:eastAsia="맑은 고딕" w:hAnsi="맑은 고딕"/>
+          <w:b/>
+          <w:bCs/>
+          <w:color w:val="0F4C5C"/>
+          <w:sz w:val="19"/>
+          <w:szCs w:val="19"/>
+        </w:rPr>
+        <w:t xml:space="preserve">진행 순서</w:t>
+      </w:r>
+    </w:p>
+    <w:p>
+      <w:pPr>
         <w:pStyle w:val="ListParagraph"/>
         <w:numPr>
           <w:ilvl w:val="0"/>
-          <w:numId w:val="6"/>
+          <w:numId w:val="9"/>
         </w:numPr>
         <w:spacing w:after="80" w:line="290"/>
       </w:pPr>
@@ -14032,7 +12506,7 @@
         <w:rPr>
           <w:rFonts w:ascii="맑은 고딕" w:cs="맑은 고딕" w:eastAsia="맑은 고딕" w:hAnsi="맑은 고딕"/>
         </w:rPr>
-        <w:t xml:space="preserve">실행이 시작되면 브라우저가 열린다. 끝날 때까지 마우스와 키보드를 건드리지 않는다.</w:t>
+        <w:t xml:space="preserve">[진행 순서 1]</w:t>
       </w:r>
     </w:p>
     <w:p>
@@ -14040,7 +12514,7 @@
         <w:pStyle w:val="ListParagraph"/>
         <w:numPr>
           <w:ilvl w:val="0"/>
-          <w:numId w:val="6"/>
+          <w:numId w:val="9"/>
         </w:numPr>
         <w:spacing w:after="80" w:line="290"/>
       </w:pPr>
@@ -14048,7 +12522,7 @@
         <w:rPr>
           <w:rFonts w:ascii="맑은 고딕" w:cs="맑은 고딕" w:eastAsia="맑은 고딕" w:hAnsi="맑은 고딕"/>
         </w:rPr>
-        <w:t xml:space="preserve">실행은 한 번에 하나만 된다. 앞 실행이 끝나기 전에 다음 요청을 보내지 않는다.</w:t>
+        <w:t xml:space="preserve">[진행 순서 2]</w:t>
       </w:r>
     </w:p>
     <w:p>
@@ -14056,7 +12530,7 @@
         <w:pStyle w:val="ListParagraph"/>
         <w:numPr>
           <w:ilvl w:val="0"/>
-          <w:numId w:val="6"/>
+          <w:numId w:val="9"/>
         </w:numPr>
         <w:spacing w:after="80" w:line="290"/>
       </w:pPr>
@@ -14064,7 +12538,7 @@
         <w:rPr>
           <w:rFonts w:ascii="맑은 고딕" w:cs="맑은 고딕" w:eastAsia="맑은 고딕" w:hAnsi="맑은 고딕"/>
         </w:rPr>
-        <w:t xml:space="preserve">실행은 저장된 상태로 돈다. 값을 바꾼 뒤 저장하지 않으면 바뀐 값이 실행에 들어가지 않는다.</w:t>
+        <w:t xml:space="preserve">[진행 순서 3]</w:t>
       </w:r>
     </w:p>
     <w:p>
@@ -14123,7 +12597,7 @@
                 <w:sz w:val="17"/>
                 <w:szCs w:val="17"/>
               </w:rPr>
-              <w:t xml:space="preserve">프롬프트 4-1</w:t>
+              <w:t xml:space="preserve">프롬프트 5-1</w:t>
             </w:r>
           </w:p>
           <w:p>
@@ -14133,8 +12607,11 @@
             <w:r>
               <w:rPr>
                 <w:rFonts w:ascii="맑은 고딕" w:cs="맑은 고딕" w:eastAsia="맑은 고딕" w:hAnsi="맑은 고딕"/>
-              </w:rPr>
-              <w:t xml:space="preserve">워크스페이스를 저장한 다음 '로그인 성공_자동' 테스트케이스를 ScratchBook에서 검증 실행해줘. 끝나면 스텝별 통과/실패를 표로 보여줘.</w:t>
+                <w:b/>
+                <w:bCs/>
+                <w:color w:val="C4453C"/>
+              </w:rPr>
+              <w:t xml:space="preserve">[입력할 프롬프트]</w:t>
             </w:r>
           </w:p>
         </w:tc>
@@ -14196,7 +12673,7 @@
                 <w:sz w:val="17"/>
                 <w:szCs w:val="17"/>
               </w:rPr>
-              <w:t xml:space="preserve">프롬프트 4-2</w:t>
+              <w:t xml:space="preserve">프롬프트 5-2</w:t>
             </w:r>
           </w:p>
           <w:p>
@@ -14206,169 +12683,11 @@
             <w:r>
               <w:rPr>
                 <w:rFonts w:ascii="맑은 고딕" w:cs="맑은 고딕" w:eastAsia="맑은 고딕" w:hAnsi="맑은 고딕"/>
-              </w:rPr>
-              <w:t xml:space="preserve">같은 테스트케이스에서 Account의 Verify 값을 wrong@example.com 으로 바꾸고, 저장한 다음 다시 검증 실행해줘.</w:t>
-            </w:r>
-          </w:p>
-        </w:tc>
-      </w:tr>
-    </w:tbl>
-    <w:p>
-      <w:pPr>
-        <w:keepNext w:val="false"/>
-        <w:spacing w:after="60"/>
-      </w:pPr>
-    </w:p>
-    <w:tbl>
-      <w:tblPr>
-        <w:tblW w:type="dxa" w:w="9638"/>
-        <w:tblBorders>
-          <w:top w:val="single" w:color="auto" w:sz="4"/>
-          <w:left w:val="single" w:color="auto" w:sz="4"/>
-          <w:bottom w:val="single" w:color="auto" w:sz="4"/>
-          <w:right w:val="single" w:color="auto" w:sz="4"/>
-          <w:insideH w:val="single" w:color="auto" w:sz="4"/>
-          <w:insideV w:val="single" w:color="auto" w:sz="4"/>
-        </w:tblBorders>
-        <w:tblLayout w:type="fixed"/>
-      </w:tblPr>
-      <w:tblGrid>
-        <w:gridCol w:w="9638"/>
-      </w:tblGrid>
-      <w:tr>
-        <w:trPr>
-          <w:cantSplit/>
-        </w:trPr>
-        <w:tc>
-          <w:tcPr>
-            <w:tcW w:type="dxa" w:w="9638"/>
-            <w:tcBorders>
-              <w:top w:val="single" w:color="E0A03A" w:sz="6"/>
-              <w:left w:val="single" w:color="E0A03A" w:sz="6"/>
-              <w:bottom w:val="single" w:color="E0A03A" w:sz="6"/>
-              <w:right w:val="single" w:color="E0A03A" w:sz="6"/>
-            </w:tcBorders>
-            <w:shd w:fill="FCF1DC" w:color="auto" w:val="clear"/>
-            <w:tcMar>
-              <w:top w:type="dxa" w:w="120"/>
-              <w:left w:type="dxa" w:w="200"/>
-              <w:bottom w:type="dxa" w:w="120"/>
-              <w:right w:type="dxa" w:w="200"/>
-            </w:tcMar>
-          </w:tcPr>
-          <w:p>
-            <w:pPr>
-              <w:spacing w:after="60"/>
-            </w:pPr>
-            <w:r>
-              <w:rPr>
-                <w:rFonts w:ascii="맑은 고딕" w:cs="맑은 고딕" w:eastAsia="맑은 고딕" w:hAnsi="맑은 고딕"/>
-                <w:b/>
-                <w:bCs/>
-                <w:color w:val="8A5A0B"/>
-                <w:sz w:val="17"/>
-                <w:szCs w:val="17"/>
-              </w:rPr>
-              <w:t xml:space="preserve">프롬프트 4-3</w:t>
-            </w:r>
-          </w:p>
-          <w:p>
-            <w:pPr>
-              <w:spacing w:after="30" w:line="290"/>
-            </w:pPr>
-            <w:r>
-              <w:rPr>
-                <w:rFonts w:ascii="맑은 고딕" w:cs="맑은 고딕" w:eastAsia="맑은 고딕" w:hAnsi="맑은 고딕"/>
-              </w:rPr>
-              <w:t xml:space="preserve">실패한 스텝과 메시지를 알려줘. 원인이 테스트 데이터 문제인지 애플리케이션 문제인지 근거와 함께 설명해줘. 아직 고치지는 마.</w:t>
-            </w:r>
-          </w:p>
-        </w:tc>
-      </w:tr>
-    </w:tbl>
-    <w:p>
-      <w:pPr>
-        <w:keepNext w:val="false"/>
-        <w:spacing w:after="60"/>
-      </w:pPr>
-    </w:p>
-    <w:tbl>
-      <w:tblPr>
-        <w:tblW w:type="dxa" w:w="9638"/>
-        <w:tblBorders>
-          <w:top w:val="single" w:color="auto" w:sz="4"/>
-          <w:left w:val="single" w:color="auto" w:sz="4"/>
-          <w:bottom w:val="single" w:color="auto" w:sz="4"/>
-          <w:right w:val="single" w:color="auto" w:sz="4"/>
-          <w:insideH w:val="single" w:color="auto" w:sz="4"/>
-          <w:insideV w:val="single" w:color="auto" w:sz="4"/>
-        </w:tblBorders>
-        <w:tblLayout w:type="fixed"/>
-      </w:tblPr>
-      <w:tblGrid>
-        <w:gridCol w:w="9638"/>
-      </w:tblGrid>
-      <w:tr>
-        <w:trPr>
-          <w:cantSplit/>
-        </w:trPr>
-        <w:tc>
-          <w:tcPr>
-            <w:tcW w:type="dxa" w:w="9638"/>
-            <w:tcBorders>
-              <w:top w:val="single" w:color="E0A03A" w:sz="6"/>
-              <w:left w:val="single" w:color="E0A03A" w:sz="6"/>
-              <w:bottom w:val="single" w:color="E0A03A" w:sz="6"/>
-              <w:right w:val="single" w:color="E0A03A" w:sz="6"/>
-            </w:tcBorders>
-            <w:shd w:fill="FCF1DC" w:color="auto" w:val="clear"/>
-            <w:tcMar>
-              <w:top w:type="dxa" w:w="120"/>
-              <w:left w:type="dxa" w:w="200"/>
-              <w:bottom w:type="dxa" w:w="120"/>
-              <w:right w:type="dxa" w:w="200"/>
-            </w:tcMar>
-          </w:tcPr>
-          <w:p>
-            <w:pPr>
-              <w:spacing w:after="60"/>
-            </w:pPr>
-            <w:r>
-              <w:rPr>
-                <w:rFonts w:ascii="맑은 고딕" w:cs="맑은 고딕" w:eastAsia="맑은 고딕" w:hAnsi="맑은 고딕"/>
-                <w:b/>
-                <w:bCs/>
-                <w:color w:val="8A5A0B"/>
-                <w:sz w:val="17"/>
-                <w:szCs w:val="17"/>
-              </w:rPr>
-              <w:t xml:space="preserve">프롬프트 4-4</w:t>
-            </w:r>
-          </w:p>
-          <w:p>
-            <w:pPr>
-              <w:spacing w:after="30" w:line="290"/>
-            </w:pPr>
-            <w:r>
-              <w:rPr>
-                <w:rFonts w:ascii="맑은 고딕" w:cs="맑은 고딕" w:eastAsia="맑은 고딕" w:hAnsi="맑은 고딕"/>
-              </w:rPr>
-              <w:t xml:space="preserve">Verify 값을 원래 </w:t>
-            </w:r>
-            <w:r>
-              <w:rPr>
-                <w:rFonts w:ascii="맑은 고딕" w:cs="맑은 고딕" w:eastAsia="맑은 고딕" w:hAnsi="맑은 고딕"/>
                 <w:b/>
                 <w:bCs/>
                 <w:color w:val="C4453C"/>
               </w:rPr>
-              <w:t xml:space="preserve">[실습 이메일]</w:t>
-            </w:r>
-            <w:r>
-              <w:rPr>
-                <w:rFonts w:ascii="맑은 고딕" w:cs="맑은 고딕" w:eastAsia="맑은 고딕" w:hAnsi="맑은 고딕"/>
-              </w:rPr>
-              <w:t xml:space="preserve">로 되돌리고, 저장한 다음 다시 검증 실행해줘. 통과하면 결과 표를 보여줘.</w:t>
+              <w:t xml:space="preserve">[입력할 프롬프트]</w:t>
             </w:r>
           </w:p>
         </w:tc>
@@ -14395,63 +12714,9 @@
       </w:r>
       <w:r>
         <w:rPr>
-          <w:rFonts w:ascii="Consolas" w:cs="Consolas" w:eastAsia="맑은 고딕" w:hAnsi="Consolas"/>
-          <w:color w:val="0F4C5C"/>
-          <w:sz w:val="17"/>
-          <w:szCs w:val="17"/>
-        </w:rPr>
-        <w:t xml:space="preserve">save_workspace</w:t>
-      </w:r>
-      <w:r>
-        <w:rPr>
           <w:rFonts w:ascii="맑은 고딕" w:cs="맑은 고딕" w:eastAsia="맑은 고딕" w:hAnsi="맑은 고딕"/>
         </w:rPr>
-        <w:t xml:space="preserve">, </w:t>
-      </w:r>
-      <w:r>
-        <w:rPr>
-          <w:rFonts w:ascii="Consolas" w:cs="Consolas" w:eastAsia="맑은 고딕" w:hAnsi="Consolas"/>
-          <w:color w:val="0F4C5C"/>
-          <w:sz w:val="17"/>
-          <w:szCs w:val="17"/>
-        </w:rPr>
-        <w:t xml:space="preserve">execute_test_suite (is_validation_run=true)</w:t>
-      </w:r>
-      <w:r>
-        <w:rPr>
-          <w:rFonts w:ascii="맑은 고딕" w:cs="맑은 고딕" w:eastAsia="맑은 고딕" w:hAnsi="맑은 고딕"/>
-        </w:rPr>
-        <w:t xml:space="preserve">, </w:t>
-      </w:r>
-      <w:r>
-        <w:rPr>
-          <w:rFonts w:ascii="Consolas" w:cs="Consolas" w:eastAsia="맑은 고딕" w:hAnsi="Consolas"/>
-          <w:color w:val="0F4C5C"/>
-          <w:sz w:val="17"/>
-          <w:szCs w:val="17"/>
-        </w:rPr>
-        <w:t xml:space="preserve">execute_test_suite_status</w:t>
-      </w:r>
-      <w:r>
-        <w:rPr>
-          <w:rFonts w:ascii="맑은 고딕" w:cs="맑은 고딕" w:eastAsia="맑은 고딕" w:hAnsi="맑은 고딕"/>
-        </w:rPr>
-        <w:t xml:space="preserve">, </w:t>
-      </w:r>
-      <w:r>
-        <w:rPr>
-          <w:rFonts w:ascii="Consolas" w:cs="Consolas" w:eastAsia="맑은 고딕" w:hAnsi="Consolas"/>
-          <w:color w:val="0F4C5C"/>
-          <w:sz w:val="17"/>
-          <w:szCs w:val="17"/>
-        </w:rPr>
-        <w:t xml:space="preserve">set_attribute</w:t>
-      </w:r>
-      <w:r>
-        <w:rPr>
-          <w:rFonts w:ascii="맑은 고딕" w:cs="맑은 고딕" w:eastAsia="맑은 고딕" w:hAnsi="맑은 고딕"/>
-        </w:rPr>
-        <w:t xml:space="preserve"/>
+        <w:t xml:space="preserve">[AI가 쓰는 도구]</w:t>
       </w:r>
     </w:p>
     <w:p>
@@ -14468,20 +12733,61 @@
           <w:sz w:val="19"/>
           <w:szCs w:val="19"/>
         </w:rPr>
-        <w:t xml:space="preserve">일부러 실패를 만드는 이유</w:t>
+        <w:t xml:space="preserve">결과 예시</w:t>
       </w:r>
     </w:p>
-    <w:p>
-      <w:pPr>
-        <w:spacing w:after="120" w:before="0" w:line="300"/>
-      </w:pPr>
-      <w:r>
-        <w:rPr>
-          <w:rFonts w:ascii="맑은 고딕" w:cs="맑은 고딕" w:eastAsia="맑은 고딕" w:hAnsi="맑은 고딕"/>
-        </w:rPr>
-        <w:t xml:space="preserve">실무에서 AI에게 가장 많이 맡기는 일 중 하나가 실패 원인 분석입니다. 원인을 미리 알고 있는 실패를 만들어 보면, AI의 설명이 맞는지 직접 확인할 수 있습니다. 4-3에서 '아직 고치지는 마'라고 적는 이유도 같습니다. 분석과 수정을 나눠야 실제 결함을 테스트 수정으로 덮는 일을 막을 수 있습니다.</w:t>
-      </w:r>
-    </w:p>
+    <w:tbl>
+      <w:tblPr>
+        <w:tblW w:type="dxa" w:w="9638"/>
+        <w:tblBorders>
+          <w:top w:val="single" w:color="auto" w:sz="4"/>
+          <w:left w:val="single" w:color="auto" w:sz="4"/>
+          <w:bottom w:val="single" w:color="auto" w:sz="4"/>
+          <w:right w:val="single" w:color="auto" w:sz="4"/>
+          <w:insideH w:val="single" w:color="auto" w:sz="4"/>
+          <w:insideV w:val="single" w:color="auto" w:sz="4"/>
+        </w:tblBorders>
+        <w:tblLayout w:type="fixed"/>
+      </w:tblPr>
+      <w:tblGrid>
+        <w:gridCol w:w="9638"/>
+      </w:tblGrid>
+      <w:tr>
+        <w:trPr>
+          <w:cantSplit/>
+          <w:trHeight w:val="1800" w:hRule="atLeast"/>
+        </w:trPr>
+        <w:tc>
+          <w:tcPr>
+            <w:tcW w:type="dxa" w:w="9638"/>
+            <w:tcBorders>
+              <w:top w:val="single" w:color="C9D7DA" w:sz="4"/>
+              <w:left w:val="single" w:color="C9D7DA" w:sz="4"/>
+              <w:bottom w:val="single" w:color="C9D7DA" w:sz="4"/>
+              <w:right w:val="single" w:color="C9D7DA" w:sz="4"/>
+            </w:tcBorders>
+            <w:tcMar>
+              <w:top w:type="dxa" w:w="80"/>
+              <w:left w:type="dxa" w:w="160"/>
+              <w:bottom w:type="dxa" w:w="80"/>
+              <w:right w:type="dxa" w:w="160"/>
+            </w:tcMar>
+            <w:vAlign w:val="top"/>
+          </w:tcPr>
+          <w:p>
+            <w:r>
+              <w:rPr>
+                <w:rFonts w:ascii="맑은 고딕" w:cs="맑은 고딕" w:eastAsia="맑은 고딕" w:hAnsi="맑은 고딕"/>
+                <w:color w:val="9AA7AA"/>
+                <w:sz w:val="16"/>
+                <w:szCs w:val="16"/>
+              </w:rPr>
+              <w:t xml:space="preserve">[결과 화면 캡처나 Copilot 응답 예시]</w:t>
+            </w:r>
+          </w:p>
+        </w:tc>
+      </w:tr>
+    </w:tbl>
     <w:p>
       <w:pPr>
         <w:keepNext/>
@@ -14515,7 +12821,7 @@
         <w:rPr>
           <w:rFonts w:ascii="맑은 고딕" w:cs="맑은 고딕" w:eastAsia="맑은 고딕" w:hAnsi="맑은 고딕"/>
         </w:rPr>
-        <w:t xml:space="preserve">  4-1 실행이 모두 통과했다</w:t>
+        <w:t xml:space="preserve">  [확인할 것]</w:t>
       </w:r>
     </w:p>
     <w:p>
@@ -14534,7 +12840,7 @@
         <w:rPr>
           <w:rFonts w:ascii="맑은 고딕" w:cs="맑은 고딕" w:eastAsia="맑은 고딕" w:hAnsi="맑은 고딕"/>
         </w:rPr>
-        <w:t xml:space="preserve">  4-2 실행에서 Account 검증 스텝이 실패했다</w:t>
+        <w:t xml:space="preserve">  [확인할 것]</w:t>
       </w:r>
     </w:p>
     <w:p>
@@ -14553,26 +12859,7 @@
         <w:rPr>
           <w:rFonts w:ascii="맑은 고딕" w:cs="맑은 고딕" w:eastAsia="맑은 고딕" w:hAnsi="맑은 고딕"/>
         </w:rPr>
-        <w:t xml:space="preserve">  AI가 원인을 기대값(테스트 데이터) 문제로 설명했다</w:t>
-      </w:r>
-    </w:p>
-    <w:p>
-      <w:pPr>
-        <w:spacing w:after="70" w:line="290"/>
-        <w:ind w:left="360" w:hanging="360"/>
-      </w:pPr>
-      <w:r>
-        <w:rPr>
-          <w:rFonts w:ascii="맑은 고딕" w:cs="맑은 고딕" w:eastAsia="맑은 고딕" w:hAnsi="맑은 고딕"/>
-          <w:color w:val="0F4C5C"/>
-        </w:rPr>
-        <w:t xml:space="preserve">☐</w:t>
-      </w:r>
-      <w:r>
-        <w:rPr>
-          <w:rFonts w:ascii="맑은 고딕" w:cs="맑은 고딕" w:eastAsia="맑은 고딕" w:hAnsi="맑은 고딕"/>
-        </w:rPr>
-        <w:t xml:space="preserve">  4-4 실행이 다시 통과했다</w:t>
+        <w:t xml:space="preserve">  [확인할 것]</w:t>
       </w:r>
     </w:p>
     <w:p>
@@ -14644,7 +12931,7 @@
                 <w:sz w:val="18"/>
                 <w:szCs w:val="18"/>
               </w:rPr>
-              <w:t xml:space="preserve">1차 실행 결과</w:t>
+              <w:t xml:space="preserve">[기록할 항목]</w:t>
             </w:r>
           </w:p>
         </w:tc>
@@ -14715,78 +13002,7 @@
                 <w:sz w:val="18"/>
                 <w:szCs w:val="18"/>
               </w:rPr>
-              <w:t xml:space="preserve">2차 실행에서 실패한 스텝</w:t>
-            </w:r>
-          </w:p>
-        </w:tc>
-        <w:tc>
-          <w:tcPr>
-            <w:tcW w:type="dxa" w:w="6638"/>
-            <w:tcBorders>
-              <w:top w:val="single" w:color="C9D7DA" w:sz="4"/>
-              <w:left w:val="single" w:color="C9D7DA" w:sz="4"/>
-              <w:bottom w:val="single" w:color="C9D7DA" w:sz="4"/>
-              <w:right w:val="single" w:color="C9D7DA" w:sz="4"/>
-            </w:tcBorders>
-            <w:tcMar>
-              <w:top w:type="dxa" w:w="70"/>
-              <w:left w:type="dxa" w:w="110"/>
-              <w:bottom w:type="dxa" w:w="70"/>
-              <w:right w:type="dxa" w:w="110"/>
-            </w:tcMar>
-            <w:vAlign w:val="center"/>
-          </w:tcPr>
-          <w:p>
-            <w:pPr>
-              <w:spacing w:after="40" w:line="270"/>
-            </w:pPr>
-            <w:r>
-              <w:rPr>
-                <w:rFonts w:ascii="맑은 고딕" w:cs="맑은 고딕" w:eastAsia="맑은 고딕" w:hAnsi="맑은 고딕"/>
-                <w:sz w:val="18"/>
-                <w:szCs w:val="18"/>
-              </w:rPr>
-              <w:t xml:space="preserve"/>
-            </w:r>
-          </w:p>
-        </w:tc>
-      </w:tr>
-      <w:tr>
-        <w:trPr>
-          <w:cantSplit/>
-          <w:trHeight w:val="460" w:hRule="atLeast"/>
-        </w:trPr>
-        <w:tc>
-          <w:tcPr>
-            <w:tcW w:type="dxa" w:w="3000"/>
-            <w:tcBorders>
-              <w:top w:val="single" w:color="C9D7DA" w:sz="4"/>
-              <w:left w:val="single" w:color="C9D7DA" w:sz="4"/>
-              <w:bottom w:val="single" w:color="C9D7DA" w:sz="4"/>
-              <w:right w:val="single" w:color="C9D7DA" w:sz="4"/>
-            </w:tcBorders>
-            <w:shd w:fill="EAF1F2" w:color="auto" w:val="clear"/>
-            <w:tcMar>
-              <w:top w:type="dxa" w:w="70"/>
-              <w:left w:type="dxa" w:w="110"/>
-              <w:bottom w:type="dxa" w:w="70"/>
-              <w:right w:type="dxa" w:w="110"/>
-            </w:tcMar>
-            <w:vAlign w:val="center"/>
-          </w:tcPr>
-          <w:p>
-            <w:pPr>
-              <w:spacing w:after="40" w:line="270"/>
-            </w:pPr>
-            <w:r>
-              <w:rPr>
-                <w:rFonts w:ascii="맑은 고딕" w:cs="맑은 고딕" w:eastAsia="맑은 고딕" w:hAnsi="맑은 고딕"/>
-                <w:b/>
-                <w:bCs/>
-                <w:sz w:val="18"/>
-                <w:szCs w:val="18"/>
-              </w:rPr>
-              <w:t xml:space="preserve">3차 실행 결과</w:t>
+              <w:t xml:space="preserve">[기록할 항목]</w:t>
             </w:r>
           </w:p>
         </w:tc>
@@ -14965,7 +13181,7 @@
                 <w:sz w:val="18"/>
                 <w:szCs w:val="18"/>
               </w:rPr>
-              <w:t xml:space="preserve">"another run in progress" 같은 메시지</w:t>
+              <w:t xml:space="preserve">[자주 생기는 문제]</w:t>
             </w:r>
           </w:p>
         </w:tc>
@@ -14998,147 +13214,7 @@
                 <w:sz w:val="18"/>
                 <w:szCs w:val="18"/>
               </w:rPr>
-              <w:t xml:space="preserve">앞 실행이 아직 안 끝났다. 기다렸다가 "이전 실행 결과를 먼저 보여줘"라고 요청한다.</w:t>
-            </w:r>
-          </w:p>
-        </w:tc>
-      </w:tr>
-      <w:tr>
-        <w:trPr>
-          <w:cantSplit/>
-        </w:trPr>
-        <w:tc>
-          <w:tcPr>
-            <w:tcW w:type="dxa" w:w="2800"/>
-            <w:tcBorders>
-              <w:top w:val="single" w:color="C9D7DA" w:sz="4"/>
-              <w:left w:val="single" w:color="C9D7DA" w:sz="4"/>
-              <w:bottom w:val="single" w:color="C9D7DA" w:sz="4"/>
-              <w:right w:val="single" w:color="C9D7DA" w:sz="4"/>
-            </w:tcBorders>
-            <w:tcMar>
-              <w:top w:type="dxa" w:w="70"/>
-              <w:left w:type="dxa" w:w="110"/>
-              <w:bottom w:type="dxa" w:w="70"/>
-              <w:right w:type="dxa" w:w="110"/>
-            </w:tcMar>
-            <w:vAlign w:val="center"/>
-          </w:tcPr>
-          <w:p>
-            <w:pPr>
-              <w:spacing w:after="40" w:line="270"/>
-            </w:pPr>
-            <w:r>
-              <w:rPr>
-                <w:rFonts w:ascii="맑은 고딕" w:cs="맑은 고딕" w:eastAsia="맑은 고딕" w:hAnsi="맑은 고딕"/>
-                <w:b/>
-                <w:bCs/>
-                <w:sz w:val="18"/>
-                <w:szCs w:val="18"/>
-              </w:rPr>
-              <w:t xml:space="preserve">응답이 끊기거나 시간 초과</w:t>
-            </w:r>
-          </w:p>
-        </w:tc>
-        <w:tc>
-          <w:tcPr>
-            <w:tcW w:type="dxa" w:w="6838"/>
-            <w:tcBorders>
-              <w:top w:val="single" w:color="C9D7DA" w:sz="4"/>
-              <w:left w:val="single" w:color="C9D7DA" w:sz="4"/>
-              <w:bottom w:val="single" w:color="C9D7DA" w:sz="4"/>
-              <w:right w:val="single" w:color="C9D7DA" w:sz="4"/>
-            </w:tcBorders>
-            <w:tcMar>
-              <w:top w:type="dxa" w:w="70"/>
-              <w:left w:type="dxa" w:w="110"/>
-              <w:bottom w:type="dxa" w:w="70"/>
-              <w:right w:type="dxa" w:w="110"/>
-            </w:tcMar>
-            <w:vAlign w:val="center"/>
-          </w:tcPr>
-          <w:p>
-            <w:pPr>
-              <w:spacing w:after="40" w:line="270"/>
-            </w:pPr>
-            <w:r>
-              <w:rPr>
-                <w:rFonts w:ascii="맑은 고딕" w:cs="맑은 고딕" w:eastAsia="맑은 고딕" w:hAnsi="맑은 고딕"/>
-                <w:b w:val="false"/>
-                <w:bCs w:val="false"/>
-                <w:sz w:val="18"/>
-                <w:szCs w:val="18"/>
-              </w:rPr>
-              <w:t xml:space="preserve">다시 실행하지 않는다. Commander 쪽 실행은 계속되고 있을 수 있다. 잠시 뒤 결과만 다시 물어본다.</w:t>
-            </w:r>
-          </w:p>
-        </w:tc>
-      </w:tr>
-    </w:tbl>
-    <w:p>
-      <w:pPr>
-        <w:keepNext/>
-        <w:spacing w:after="80" w:before="160" w:line="300"/>
-      </w:pPr>
-      <w:r>
-        <w:rPr>
-          <w:rFonts w:ascii="맑은 고딕" w:cs="맑은 고딕" w:eastAsia="맑은 고딕" w:hAnsi="맑은 고딕"/>
-          <w:b/>
-          <w:bCs/>
-          <w:color w:val="0F4C5C"/>
-          <w:sz w:val="19"/>
-          <w:szCs w:val="19"/>
-        </w:rPr>
-        <w:t xml:space="preserve">메모 (실행하면서 눈에 띈 것)</w:t>
-      </w:r>
-    </w:p>
-    <w:tbl>
-      <w:tblPr>
-        <w:tblW w:type="dxa" w:w="9638"/>
-        <w:tblBorders>
-          <w:top w:val="single" w:color="auto" w:sz="4"/>
-          <w:left w:val="single" w:color="auto" w:sz="4"/>
-          <w:bottom w:val="single" w:color="auto" w:sz="4"/>
-          <w:right w:val="single" w:color="auto" w:sz="4"/>
-          <w:insideH w:val="single" w:color="auto" w:sz="4"/>
-          <w:insideV w:val="single" w:color="auto" w:sz="4"/>
-        </w:tblBorders>
-        <w:tblLayout w:type="fixed"/>
-      </w:tblPr>
-      <w:tblGrid>
-        <w:gridCol w:w="9638"/>
-      </w:tblGrid>
-      <w:tr>
-        <w:trPr>
-          <w:cantSplit/>
-          <w:trHeight w:val="2200" w:hRule="atLeast"/>
-        </w:trPr>
-        <w:tc>
-          <w:tcPr>
-            <w:tcW w:type="dxa" w:w="9638"/>
-            <w:tcBorders>
-              <w:top w:val="single" w:color="C9D7DA" w:sz="4"/>
-              <w:left w:val="single" w:color="C9D7DA" w:sz="4"/>
-              <w:bottom w:val="single" w:color="C9D7DA" w:sz="4"/>
-              <w:right w:val="single" w:color="C9D7DA" w:sz="4"/>
-            </w:tcBorders>
-            <w:tcMar>
-              <w:top w:type="dxa" w:w="80"/>
-              <w:left w:type="dxa" w:w="160"/>
-              <w:bottom w:type="dxa" w:w="80"/>
-              <w:right w:type="dxa" w:w="160"/>
-            </w:tcMar>
-            <w:vAlign w:val="top"/>
-          </w:tcPr>
-          <w:p>
-            <w:r>
-              <w:rPr>
-                <w:rFonts w:ascii="맑은 고딕" w:cs="맑은 고딕" w:eastAsia="맑은 고딕" w:hAnsi="맑은 고딕"/>
-                <w:color w:val="9AA7AA"/>
-                <w:sz w:val="16"/>
-                <w:szCs w:val="16"/>
-              </w:rPr>
-              <w:t xml:space="preserve">예: 브라우저가 열리는 데 걸린 시간, AI가 결과를 보고하기까지 몇 번 상태를 확인했는지</w:t>
+              <w:t xml:space="preserve">[해결 방법]</w:t>
             </w:r>
           </w:p>
         </w:tc>
@@ -15157,7 +13233,7 @@
         <w:rPr>
           <w:rFonts w:ascii="맑은 고딕" w:cs="맑은 고딕" w:eastAsia="맑은 고딕" w:hAnsi="맑은 고딕"/>
         </w:rPr>
-        <w:t xml:space="preserve">Lab 5  저장과 정리  (10분)</w:t>
+        <w:t xml:space="preserve">Lab 6  [실습 제목]  ([ ]분)</w:t>
       </w:r>
     </w:p>
     <w:p>
@@ -15177,7 +13253,7 @@
         <w:rPr>
           <w:rFonts w:ascii="맑은 고딕" w:cs="맑은 고딕" w:eastAsia="맑은 고딕" w:hAnsi="맑은 고딕"/>
         </w:rPr>
-        <w:t xml:space="preserve">작업 결과를 저장하고, 멀티 유저 환경에서는 무엇이 더 필요한지 확인한다.</w:t>
+        <w:t xml:space="preserve">[이 Lab에서 할 일을 한 줄로]</w:t>
       </w:r>
     </w:p>
     <w:p>
@@ -15199,10 +13275,38 @@
     </w:p>
     <w:p>
       <w:pPr>
+        <w:spacing w:after="120" w:before="0" w:line="300"/>
+      </w:pPr>
+      <w:r>
+        <w:rPr>
+          <w:rFonts w:ascii="맑은 고딕" w:cs="맑은 고딕" w:eastAsia="맑은 고딕" w:hAnsi="맑은 고딕"/>
+        </w:rPr>
+        <w:t xml:space="preserve">[시작 전에 준비하거나 알려 줄 것]</w:t>
+      </w:r>
+    </w:p>
+    <w:p>
+      <w:pPr>
+        <w:keepNext/>
+        <w:spacing w:after="80" w:before="160" w:line="300"/>
+      </w:pPr>
+      <w:r>
+        <w:rPr>
+          <w:rFonts w:ascii="맑은 고딕" w:cs="맑은 고딕" w:eastAsia="맑은 고딕" w:hAnsi="맑은 고딕"/>
+          <w:b/>
+          <w:bCs/>
+          <w:color w:val="0F4C5C"/>
+          <w:sz w:val="19"/>
+          <w:szCs w:val="19"/>
+        </w:rPr>
+        <w:t xml:space="preserve">진행 순서</w:t>
+      </w:r>
+    </w:p>
+    <w:p>
+      <w:pPr>
         <w:pStyle w:val="ListParagraph"/>
         <w:numPr>
           <w:ilvl w:val="0"/>
-          <w:numId w:val="7"/>
+          <w:numId w:val="10"/>
         </w:numPr>
         <w:spacing w:after="80" w:line="290"/>
       </w:pPr>
@@ -15210,7 +13314,7 @@
         <w:rPr>
           <w:rFonts w:ascii="맑은 고딕" w:cs="맑은 고딕" w:eastAsia="맑은 고딕" w:hAnsi="맑은 고딕"/>
         </w:rPr>
-        <w:t xml:space="preserve">Lab 2, Lab 3에서 만든 테스트케이스는 만들 때 이미 저장됐다. 저장이 필요한 것은 Lab 4처럼 값을 바꾼 경우다.</w:t>
+        <w:t xml:space="preserve">[진행 순서 1]</w:t>
       </w:r>
     </w:p>
     <w:p>
@@ -15218,7 +13322,7 @@
         <w:pStyle w:val="ListParagraph"/>
         <w:numPr>
           <w:ilvl w:val="0"/>
-          <w:numId w:val="7"/>
+          <w:numId w:val="10"/>
         </w:numPr>
         <w:spacing w:after="80" w:line="290"/>
       </w:pPr>
@@ -15226,7 +13330,7 @@
         <w:rPr>
           <w:rFonts w:ascii="맑은 고딕" w:cs="맑은 고딕" w:eastAsia="맑은 고딕" w:hAnsi="맑은 고딕"/>
         </w:rPr>
-        <w:t xml:space="preserve">AI가 오늘 바꾼 것을 기억하려면 Lab 0부터 같은 대화창을 써야 한다. 새 대화를 열었다면 경로를 직접 알려 준다.</w:t>
+        <w:t xml:space="preserve">[진행 순서 2]</w:t>
       </w:r>
     </w:p>
     <w:p>
@@ -15234,7 +13338,7 @@
         <w:pStyle w:val="ListParagraph"/>
         <w:numPr>
           <w:ilvl w:val="0"/>
-          <w:numId w:val="7"/>
+          <w:numId w:val="10"/>
         </w:numPr>
         <w:spacing w:after="80" w:line="290"/>
       </w:pPr>
@@ -15242,7 +13346,7 @@
         <w:rPr>
           <w:rFonts w:ascii="맑은 고딕" w:cs="맑은 고딕" w:eastAsia="맑은 고딕" w:hAnsi="맑은 고딕"/>
         </w:rPr>
-        <w:t xml:space="preserve">오늘 실습 워크스페이스는 싱글 유저다. 5-2는 멀티 유저일 때 쓰는 문장으로 읽기만 한다.</w:t>
+        <w:t xml:space="preserve">[진행 순서 3]</w:t>
       </w:r>
     </w:p>
     <w:p>
@@ -15301,7 +13405,7 @@
                 <w:sz w:val="17"/>
                 <w:szCs w:val="17"/>
               </w:rPr>
-              <w:t xml:space="preserve">프롬프트 5-1</w:t>
+              <w:t xml:space="preserve">프롬프트 6-1</w:t>
             </w:r>
           </w:p>
           <w:p>
@@ -15311,8 +13415,11 @@
             <w:r>
               <w:rPr>
                 <w:rFonts w:ascii="맑은 고딕" w:cs="맑은 고딕" w:eastAsia="맑은 고딕" w:hAnsi="맑은 고딕"/>
-              </w:rPr>
-              <w:t xml:space="preserve">오늘 만들거나 바꾼 객체를 경로와 함께 표로 정리하고, 워크스페이스를 저장해줘.</w:t>
+                <w:b/>
+                <w:bCs/>
+                <w:color w:val="C4453C"/>
+              </w:rPr>
+              <w:t xml:space="preserve">[입력할 프롬프트]</w:t>
             </w:r>
           </w:p>
         </w:tc>
@@ -15374,7 +13481,7 @@
                 <w:sz w:val="17"/>
                 <w:szCs w:val="17"/>
               </w:rPr>
-              <w:t xml:space="preserve">프롬프트 5-2</w:t>
+              <w:t xml:space="preserve">프롬프트 6-2</w:t>
             </w:r>
           </w:p>
           <w:p>
@@ -15384,8 +13491,11 @@
             <w:r>
               <w:rPr>
                 <w:rFonts w:ascii="맑은 고딕" w:cs="맑은 고딕" w:eastAsia="맑은 고딕" w:hAnsi="맑은 고딕"/>
-              </w:rPr>
-              <w:t xml:space="preserve">(멀티 유저일 때) 이번 대화에서 체크아웃하거나 바꾼 객체 목록을 먼저 보여줘. 체크인은 내가 체크아웃한 객체 전부에 적용되니까, 내가 목록을 확인하면 저장하고 체크인해줘. 체크인 코멘트는 'MCP 실습: 로그인 테스트 추가'로 남겨줘.</w:t>
+                <w:b/>
+                <w:bCs/>
+                <w:color w:val="C4453C"/>
+              </w:rPr>
+              <w:t xml:space="preserve">[입력할 프롬프트]</w:t>
             </w:r>
           </w:p>
         </w:tc>
@@ -15412,50 +13522,80 @@
       </w:r>
       <w:r>
         <w:rPr>
-          <w:rFonts w:ascii="Consolas" w:cs="Consolas" w:eastAsia="맑은 고딕" w:hAnsi="Consolas"/>
-          <w:color w:val="0F4C5C"/>
-          <w:sz w:val="17"/>
-          <w:szCs w:val="17"/>
+          <w:rFonts w:ascii="맑은 고딕" w:cs="맑은 고딕" w:eastAsia="맑은 고딕" w:hAnsi="맑은 고딕"/>
         </w:rPr>
-        <w:t xml:space="preserve">save_workspace</w:t>
+        <w:t xml:space="preserve">[AI가 쓰는 도구]</w:t>
       </w:r>
+    </w:p>
+    <w:p>
+      <w:pPr>
+        <w:keepNext/>
+        <w:spacing w:after="80" w:before="160" w:line="300"/>
+      </w:pPr>
       <w:r>
         <w:rPr>
           <w:rFonts w:ascii="맑은 고딕" w:cs="맑은 고딕" w:eastAsia="맑은 고딕" w:hAnsi="맑은 고딕"/>
+          <w:b/>
+          <w:bCs/>
+          <w:color w:val="0F4C5C"/>
+          <w:sz w:val="19"/>
+          <w:szCs w:val="19"/>
         </w:rPr>
-        <w:t xml:space="preserve">, </w:t>
-      </w:r>
-      <w:r>
-        <w:rPr>
-          <w:rFonts w:ascii="Consolas" w:cs="Consolas" w:eastAsia="맑은 고딕" w:hAnsi="Consolas"/>
-          <w:color w:val="0F4C5C"/>
-          <w:sz w:val="17"/>
-          <w:szCs w:val="17"/>
-        </w:rPr>
-        <w:t xml:space="preserve">check_in_all (멀티 유저)</w:t>
-      </w:r>
-      <w:r>
-        <w:rPr>
-          <w:rFonts w:ascii="맑은 고딕" w:cs="맑은 고딕" w:eastAsia="맑은 고딕" w:hAnsi="맑은 고딕"/>
-        </w:rPr>
-        <w:t xml:space="preserve">, </w:t>
-      </w:r>
-      <w:r>
-        <w:rPr>
-          <w:rFonts w:ascii="Consolas" w:cs="Consolas" w:eastAsia="맑은 고딕" w:hAnsi="Consolas"/>
-          <w:color w:val="0F4C5C"/>
-          <w:sz w:val="17"/>
-          <w:szCs w:val="17"/>
-        </w:rPr>
-        <w:t xml:space="preserve">update_all (멀티 유저)</w:t>
-      </w:r>
-      <w:r>
-        <w:rPr>
-          <w:rFonts w:ascii="맑은 고딕" w:cs="맑은 고딕" w:eastAsia="맑은 고딕" w:hAnsi="맑은 고딕"/>
-        </w:rPr>
-        <w:t xml:space="preserve"/>
+        <w:t xml:space="preserve">결과 예시</w:t>
       </w:r>
     </w:p>
+    <w:tbl>
+      <w:tblPr>
+        <w:tblW w:type="dxa" w:w="9638"/>
+        <w:tblBorders>
+          <w:top w:val="single" w:color="auto" w:sz="4"/>
+          <w:left w:val="single" w:color="auto" w:sz="4"/>
+          <w:bottom w:val="single" w:color="auto" w:sz="4"/>
+          <w:right w:val="single" w:color="auto" w:sz="4"/>
+          <w:insideH w:val="single" w:color="auto" w:sz="4"/>
+          <w:insideV w:val="single" w:color="auto" w:sz="4"/>
+        </w:tblBorders>
+        <w:tblLayout w:type="fixed"/>
+      </w:tblPr>
+      <w:tblGrid>
+        <w:gridCol w:w="9638"/>
+      </w:tblGrid>
+      <w:tr>
+        <w:trPr>
+          <w:cantSplit/>
+          <w:trHeight w:val="1800" w:hRule="atLeast"/>
+        </w:trPr>
+        <w:tc>
+          <w:tcPr>
+            <w:tcW w:type="dxa" w:w="9638"/>
+            <w:tcBorders>
+              <w:top w:val="single" w:color="C9D7DA" w:sz="4"/>
+              <w:left w:val="single" w:color="C9D7DA" w:sz="4"/>
+              <w:bottom w:val="single" w:color="C9D7DA" w:sz="4"/>
+              <w:right w:val="single" w:color="C9D7DA" w:sz="4"/>
+            </w:tcBorders>
+            <w:tcMar>
+              <w:top w:type="dxa" w:w="80"/>
+              <w:left w:type="dxa" w:w="160"/>
+              <w:bottom w:type="dxa" w:w="80"/>
+              <w:right w:type="dxa" w:w="160"/>
+            </w:tcMar>
+            <w:vAlign w:val="top"/>
+          </w:tcPr>
+          <w:p>
+            <w:r>
+              <w:rPr>
+                <w:rFonts w:ascii="맑은 고딕" w:cs="맑은 고딕" w:eastAsia="맑은 고딕" w:hAnsi="맑은 고딕"/>
+                <w:color w:val="9AA7AA"/>
+                <w:sz w:val="16"/>
+                <w:szCs w:val="16"/>
+              </w:rPr>
+              <w:t xml:space="preserve">[결과 화면 캡처나 Copilot 응답 예시]</w:t>
+            </w:r>
+          </w:p>
+        </w:tc>
+      </w:tr>
+    </w:tbl>
     <w:p>
       <w:pPr>
         <w:keepNext/>
@@ -15489,7 +13629,7 @@
         <w:rPr>
           <w:rFonts w:ascii="맑은 고딕" w:cs="맑은 고딕" w:eastAsia="맑은 고딕" w:hAnsi="맑은 고딕"/>
         </w:rPr>
-        <w:t xml:space="preserve">  저장 완료 응답을 받았다</w:t>
+        <w:t xml:space="preserve">  [확인할 것]</w:t>
       </w:r>
     </w:p>
     <w:p>
@@ -15508,7 +13648,7 @@
         <w:rPr>
           <w:rFonts w:ascii="맑은 고딕" w:cs="맑은 고딕" w:eastAsia="맑은 고딕" w:hAnsi="맑은 고딕"/>
         </w:rPr>
-        <w:t xml:space="preserve">  정리된 표에 Lab 2, Lab 3에서 만든 테스트케이스가 있다</w:t>
+        <w:t xml:space="preserve">  [확인할 것]</w:t>
       </w:r>
     </w:p>
     <w:p>
@@ -15527,7 +13667,7 @@
         <w:rPr>
           <w:rFonts w:ascii="맑은 고딕" w:cs="맑은 고딕" w:eastAsia="맑은 고딕" w:hAnsi="맑은 고딕"/>
         </w:rPr>
-        <w:t xml:space="preserve">  Commander를 닫았다가 다시 열어도 테스트케이스가 남아 있다</w:t>
+        <w:t xml:space="preserve">  [확인할 것]</w:t>
       </w:r>
     </w:p>
     <w:p>
@@ -15599,7 +13739,7 @@
                 <w:sz w:val="18"/>
                 <w:szCs w:val="18"/>
               </w:rPr>
-              <w:t xml:space="preserve">저장한 시각</w:t>
+              <w:t xml:space="preserve">[기록할 항목]</w:t>
             </w:r>
           </w:p>
         </w:tc>
@@ -15670,7 +13810,7 @@
                 <w:sz w:val="18"/>
                 <w:szCs w:val="18"/>
               </w:rPr>
-              <w:t xml:space="preserve">정리된 객체 수</w:t>
+              <w:t xml:space="preserve">[기록할 항목]</w:t>
             </w:r>
           </w:p>
         </w:tc>
@@ -15849,7 +13989,7 @@
                 <w:sz w:val="18"/>
                 <w:szCs w:val="18"/>
               </w:rPr>
-              <w:t xml:space="preserve">check_in_all이 오류를 냄</w:t>
+              <w:t xml:space="preserve">[자주 생기는 문제]</w:t>
             </w:r>
           </w:p>
         </w:tc>
@@ -15882,7 +14022,7 @@
                 <w:sz w:val="18"/>
                 <w:szCs w:val="18"/>
               </w:rPr>
-              <w:t xml:space="preserve">싱글 유저 워크스페이스에서는 체크인이 없다. 저장(save_workspace)만 하면 된다.</w:t>
+              <w:t xml:space="preserve">[해결 방법]</w:t>
             </w:r>
           </w:p>
         </w:tc>
@@ -17246,7 +15386,7 @@
         <w:rPr>
           <w:rFonts w:ascii="맑은 고딕" w:cs="맑은 고딕" w:eastAsia="맑은 고딕" w:hAnsi="맑은 고딕"/>
         </w:rPr>
-        <w:t xml:space="preserve">AI는 프롬프트를 읽고 도구에 넣을 값을 뽑아냅니다. Lab 3의 프롬프트를 예로 들면 다음과 같습니다.</w:t>
+        <w:t xml:space="preserve">AI는 프롬프트를 읽고 도구에 넣을 값을 뽑아냅니다. 슬라이드에서 본 예시 프롬프트로 보면 다음과 같습니다.</w:t>
       </w:r>
     </w:p>
     <w:tbl>
@@ -17408,7 +15548,7 @@
                 <w:sz w:val="18"/>
                 <w:szCs w:val="18"/>
               </w:rPr>
-              <w:t xml:space="preserve">Modules/MCP실습에서만 찾아</w:t>
+              <w:t xml:space="preserve">Modules/회원에서만 찾아</w:t>
             </w:r>
           </w:p>
         </w:tc>
@@ -17470,7 +15610,7 @@
                 <w:sz w:val="18"/>
                 <w:szCs w:val="18"/>
               </w:rPr>
-              <w:t xml:space="preserve">assetType = XModule, root = Modules/MCP실습</w:t>
+              <w:t xml:space="preserve">assetType = XModule, root = Modules/회원</w:t>
             </w:r>
           </w:p>
         </w:tc>
@@ -17607,7 +15747,7 @@
                 <w:sz w:val="18"/>
                 <w:szCs w:val="18"/>
               </w:rPr>
-              <w:t xml:space="preserve">TestCases/MCP실습/홍길동 폴더에 '로그인 성공_자동'</w:t>
+              <w:t xml:space="preserve">TestCases/회원/홍길동 폴더에 '로그인 성공_자동'</w:t>
             </w:r>
           </w:p>
         </w:tc>
@@ -18111,7 +16251,7 @@
                 <w:sz w:val="18"/>
                 <w:szCs w:val="18"/>
               </w:rPr>
-              <w:t xml:space="preserve">TestCases/MCP실습/홍길동 폴더에</w:t>
+              <w:t xml:space="preserve">TestCases/회원/홍길동 폴더에</w:t>
             </w:r>
           </w:p>
         </w:tc>
@@ -18389,7 +16529,7 @@
                 <w:sz w:val="18"/>
                 <w:szCs w:val="18"/>
               </w:rPr>
-              <w:t xml:space="preserve">모듈은 Modules/MCP실습에서만 찾고, 새로 스캔하지 마</w:t>
+              <w:t xml:space="preserve">모듈은 Modules/회원에서만 찾고, 새로 스캔하지 마</w:t>
             </w:r>
           </w:p>
         </w:tc>
@@ -18612,7 +16752,7 @@
               <w:rPr>
                 <w:rFonts w:ascii="맑은 고딕" w:cs="맑은 고딕" w:eastAsia="맑은 고딕" w:hAnsi="맑은 고딕"/>
               </w:rPr>
-              <w:t xml:space="preserve"> TestCases/MCP실습/홍길동 폴더에 </w:t>
+              <w:t xml:space="preserve"> TestCases/회원/홍길동 폴더에 </w:t>
             </w:r>
             <w:r>
               <w:rPr>
@@ -18647,7 +16787,7 @@
               <w:rPr>
                 <w:rFonts w:ascii="맑은 고딕" w:cs="맑은 고딕" w:eastAsia="맑은 고딕" w:hAnsi="맑은 고딕"/>
               </w:rPr>
-              <w:t xml:space="preserve"> 모듈은 Modules/MCP실습에서만 찾고 새로 스캔하지 마. </w:t>
+              <w:t xml:space="preserve"> 모듈은 Modules/회원에서만 찾고 새로 스캔하지 마. </w:t>
             </w:r>
             <w:r>
               <w:rPr>
@@ -18684,7 +16824,7 @@
         <w:pStyle w:val="ListParagraph"/>
         <w:numPr>
           <w:ilvl w:val="0"/>
-          <w:numId w:val="8"/>
+          <w:numId w:val="11"/>
         </w:numPr>
         <w:spacing w:after="80" w:line="290"/>
       </w:pPr>
@@ -18700,7 +16840,7 @@
         <w:rPr>
           <w:rFonts w:ascii="맑은 고딕" w:cs="맑은 고딕" w:eastAsia="맑은 고딕" w:hAnsi="맑은 고딕"/>
         </w:rPr>
-        <w:t xml:space="preserve">TestCases/MCP실습/홍길동처럼 Commander 트리에 보이는 이름 그대로 적는다.</w:t>
+        <w:t xml:space="preserve">TestCases/회원/홍길동처럼 Commander 트리에 보이는 이름 그대로 적는다.</w:t>
       </w:r>
     </w:p>
     <w:p>
@@ -18708,7 +16848,7 @@
         <w:pStyle w:val="ListParagraph"/>
         <w:numPr>
           <w:ilvl w:val="0"/>
-          <w:numId w:val="8"/>
+          <w:numId w:val="11"/>
         </w:numPr>
         <w:spacing w:after="80" w:line="290"/>
       </w:pPr>
@@ -18724,7 +16864,7 @@
         <w:rPr>
           <w:rFonts w:ascii="맑은 고딕" w:cs="맑은 고딕" w:eastAsia="맑은 고딕" w:hAnsi="맑은 고딕"/>
         </w:rPr>
-        <w:t xml:space="preserve">"Modules/MCP실습에서만"처럼 범위를 주면 엉뚱한 모듈을 쓰지 않는다.</w:t>
+        <w:t xml:space="preserve">"Modules/회원에서만"처럼 범위를 주면 엉뚱한 모듈을 쓰지 않는다.</w:t>
       </w:r>
     </w:p>
     <w:p>
@@ -18732,7 +16872,7 @@
         <w:pStyle w:val="ListParagraph"/>
         <w:numPr>
           <w:ilvl w:val="0"/>
-          <w:numId w:val="8"/>
+          <w:numId w:val="11"/>
         </w:numPr>
         <w:spacing w:after="80" w:line="290"/>
       </w:pPr>
@@ -18756,7 +16896,7 @@
         <w:pStyle w:val="ListParagraph"/>
         <w:numPr>
           <w:ilvl w:val="0"/>
-          <w:numId w:val="8"/>
+          <w:numId w:val="11"/>
         </w:numPr>
         <w:spacing w:after="80" w:line="290"/>
       </w:pPr>
@@ -18780,7 +16920,7 @@
         <w:pStyle w:val="ListParagraph"/>
         <w:numPr>
           <w:ilvl w:val="0"/>
-          <w:numId w:val="8"/>
+          <w:numId w:val="11"/>
         </w:numPr>
         <w:spacing w:after="80" w:line="290"/>
       </w:pPr>
@@ -18804,7 +16944,7 @@
         <w:pStyle w:val="ListParagraph"/>
         <w:numPr>
           <w:ilvl w:val="0"/>
-          <w:numId w:val="8"/>
+          <w:numId w:val="11"/>
         </w:numPr>
         <w:spacing w:after="80" w:line="290"/>
       </w:pPr>
@@ -18828,7 +16968,7 @@
         <w:pStyle w:val="ListParagraph"/>
         <w:numPr>
           <w:ilvl w:val="0"/>
-          <w:numId w:val="8"/>
+          <w:numId w:val="11"/>
         </w:numPr>
         <w:spacing w:after="80" w:line="290"/>
       </w:pPr>
@@ -19067,7 +17207,7 @@
                 <w:sz w:val="18"/>
                 <w:szCs w:val="18"/>
               </w:rPr>
-              <w:t xml:space="preserve">TestCases/MCP실습/홍길동 폴더에 '로그인 성공_자동' 테스트케이스를 만들어줘. 모듈은 Modules/MCP실습에서만 찾고, 만들기 전에 스텝 계획을 표로 보여줘.</w:t>
+              <w:t xml:space="preserve">TestCases/회원/홍길동 폴더에 '로그인 성공_자동' 테스트케이스를 만들어줘. 모듈은 Modules/회원에서만 찾고, 만들기 전에 스텝 계획을 표로 보여줘.</w:t>
             </w:r>
           </w:p>
         </w:tc>
@@ -19597,7 +17737,7 @@
         <w:rPr>
           <w:rFonts w:ascii="맑은 고딕" w:cs="맑은 고딕" w:eastAsia="맑은 고딕" w:hAnsi="맑은 고딕"/>
         </w:rPr>
-        <w:t xml:space="preserve">스킬팩이 설치돼 있으면 AI는 요청 내용에 맞는 공식 워크플로를 골라 순서대로 따릅니다. 템플릿은 그 워크플로에 필요한 정보(경로, 범위, 값, 확인 방식)를 빠짐없이 넘겨주는 역할을 합니다. 사내에서 만든 템플릿이 있다면 같은 형식(언제 쓰나, 본문, 예시, 도구, 확인할 점)으로 이 장에 추가합니다.</w:t>
+        <w:t xml:space="preserve">VS Code용 스킬팩은 짧은 지침 파일만 설치하고 이 워크플로 문서는 넣지 않습니다. 그래서 각 템플릿에 범위, 확인 방식, 하지 말 일을 문장으로 직접 넣었습니다. 템플릿을 쓰면 워크플로가 요구하는 정보(경로, 범위, 값, 확인 방식)가 빠지지 않습니다. 사내에서 만든 템플릿이 있다면 같은 형식(언제 쓰나, 본문, 예시, 도구, 확인할 점)으로 이 장에 추가합니다.</w:t>
       </w:r>
     </w:p>
     <w:p>
@@ -19616,7 +17756,7 @@
         <w:pStyle w:val="ListParagraph"/>
         <w:numPr>
           <w:ilvl w:val="0"/>
-          <w:numId w:val="9"/>
+          <w:numId w:val="12"/>
         </w:numPr>
         <w:spacing w:after="80" w:line="290"/>
       </w:pPr>
@@ -19624,7 +17764,7 @@
         <w:rPr>
           <w:rFonts w:ascii="맑은 고딕" w:cs="맑은 고딕" w:eastAsia="맑은 고딕" w:hAnsi="맑은 고딕"/>
         </w:rPr>
-        <w:t xml:space="preserve">대화를 시작할 때 T00 공통 머리말을 한 번 붙여 넣습니다.</w:t>
+        <w:t xml:space="preserve">새 채팅을 시작할 때 T00 공통 머리말을 한 번 붙여 넣습니다.</w:t>
       </w:r>
     </w:p>
     <w:p>
@@ -19632,7 +17772,7 @@
         <w:pStyle w:val="ListParagraph"/>
         <w:numPr>
           <w:ilvl w:val="0"/>
-          <w:numId w:val="9"/>
+          <w:numId w:val="12"/>
         </w:numPr>
         <w:spacing w:after="80" w:line="290"/>
       </w:pPr>
@@ -19648,7 +17788,7 @@
         <w:pStyle w:val="ListParagraph"/>
         <w:numPr>
           <w:ilvl w:val="0"/>
-          <w:numId w:val="9"/>
+          <w:numId w:val="12"/>
         </w:numPr>
         <w:spacing w:after="80" w:line="290"/>
       </w:pPr>
@@ -19664,7 +17804,7 @@
         <w:pStyle w:val="ListParagraph"/>
         <w:numPr>
           <w:ilvl w:val="0"/>
-          <w:numId w:val="9"/>
+          <w:numId w:val="12"/>
         </w:numPr>
         <w:spacing w:after="80" w:line="290"/>
       </w:pPr>
@@ -19680,7 +17820,7 @@
         <w:pStyle w:val="ListParagraph"/>
         <w:numPr>
           <w:ilvl w:val="0"/>
-          <w:numId w:val="9"/>
+          <w:numId w:val="12"/>
         </w:numPr>
         <w:spacing w:after="80" w:line="290"/>
       </w:pPr>
@@ -19696,7 +17836,7 @@
         <w:pStyle w:val="ListParagraph"/>
         <w:numPr>
           <w:ilvl w:val="0"/>
-          <w:numId w:val="9"/>
+          <w:numId w:val="12"/>
         </w:numPr>
         <w:spacing w:after="80" w:line="290"/>
       </w:pPr>
@@ -24923,7 +23063,7 @@
               <w:rPr>
                 <w:rFonts w:ascii="맑은 고딕" w:cs="맑은 고딕" w:eastAsia="맑은 고딕" w:hAnsi="맑은 고딕"/>
               </w:rPr>
-              <w:t xml:space="preserve">TestCases/MCP실습 폴더의 Test Configuration Parameter를 상속된 값까지 먼저 보여줘. 그다음 로컬 TCP를 아래처럼 맞춰줘. 목록에 없는 기존 로컬 값은 유지해줘.</w:t>
+              <w:t xml:space="preserve">TestCases/회원 폴더의 Test Configuration Parameter를 상속된 값까지 먼저 보여줘. 그다음 로컬 TCP를 아래처럼 맞춰줘. 목록에 없는 기존 로컬 값은 유지해줘.</w:t>
             </w:r>
           </w:p>
           <w:p>
@@ -24945,7 +23085,7 @@
               <w:rPr>
                 <w:rFonts w:ascii="맑은 고딕" w:cs="맑은 고딕" w:eastAsia="맑은 고딕" w:hAnsi="맑은 고딕"/>
               </w:rPr>
-              <w:t xml:space="preserve">- BaseUrl=https://demowebshop.tricentis.com</w:t>
+              <w:t xml:space="preserve">- BaseUrl=https://test.shop.example.com</w:t>
             </w:r>
           </w:p>
         </w:tc>
@@ -25527,26 +23667,139 @@
         <w:spacing w:after="80"/>
       </w:pPr>
     </w:p>
-    <w:p>
-      <w:pPr>
-        <w:spacing w:after="120" w:before="0" w:line="300"/>
-      </w:pPr>
-      <w:r>
-        <w:rPr>
-          <w:rFonts w:ascii="맑은 고딕" w:cs="맑은 고딕" w:eastAsia="맑은 고딕" w:hAnsi="맑은 고딕"/>
-          <w:b/>
-          <w:bCs/>
-          <w:color w:val="0F4C5C"/>
-        </w:rPr>
-        <w:t xml:space="preserve">작성 예시  </w:t>
-      </w:r>
-      <w:r>
-        <w:rPr>
-          <w:rFonts w:ascii="맑은 고딕" w:cs="맑은 고딕" w:eastAsia="맑은 고딕" w:hAnsi="맑은 고딕"/>
-        </w:rPr>
-        <w:t xml:space="preserve">Lab 2 프롬프트 2-1</w:t>
-      </w:r>
-    </w:p>
+    <w:tbl>
+      <w:tblPr>
+        <w:tblW w:type="dxa" w:w="9638"/>
+        <w:tblBorders>
+          <w:top w:val="single" w:color="auto" w:sz="4"/>
+          <w:left w:val="single" w:color="auto" w:sz="4"/>
+          <w:bottom w:val="single" w:color="auto" w:sz="4"/>
+          <w:right w:val="single" w:color="auto" w:sz="4"/>
+          <w:insideH w:val="single" w:color="auto" w:sz="4"/>
+          <w:insideV w:val="single" w:color="auto" w:sz="4"/>
+        </w:tblBorders>
+        <w:tblLayout w:type="fixed"/>
+      </w:tblPr>
+      <w:tblGrid>
+        <w:gridCol w:w="9638"/>
+      </w:tblGrid>
+      <w:tr>
+        <w:trPr>
+          <w:cantSplit/>
+        </w:trPr>
+        <w:tc>
+          <w:tcPr>
+            <w:tcW w:type="dxa" w:w="9638"/>
+            <w:tcBorders>
+              <w:top w:val="single" w:color="C9D7DA" w:sz="6"/>
+              <w:left w:val="single" w:color="C9D7DA" w:sz="6"/>
+              <w:bottom w:val="single" w:color="C9D7DA" w:sz="6"/>
+              <w:right w:val="single" w:color="C9D7DA" w:sz="6"/>
+            </w:tcBorders>
+            <w:shd w:fill="EAF1F2" w:color="auto" w:val="clear"/>
+            <w:tcMar>
+              <w:top w:type="dxa" w:w="120"/>
+              <w:left w:type="dxa" w:w="200"/>
+              <w:bottom w:type="dxa" w:w="120"/>
+              <w:right w:type="dxa" w:w="200"/>
+            </w:tcMar>
+          </w:tcPr>
+          <w:p>
+            <w:pPr>
+              <w:spacing w:after="60"/>
+            </w:pPr>
+            <w:r>
+              <w:rPr>
+                <w:rFonts w:ascii="맑은 고딕" w:cs="맑은 고딕" w:eastAsia="맑은 고딕" w:hAnsi="맑은 고딕"/>
+                <w:b/>
+                <w:bCs/>
+                <w:color w:val="8A5A0B"/>
+                <w:sz w:val="17"/>
+                <w:szCs w:val="17"/>
+              </w:rPr>
+              <w:t xml:space="preserve">작성 예시</w:t>
+            </w:r>
+          </w:p>
+          <w:p>
+            <w:pPr>
+              <w:spacing w:after="30" w:line="290"/>
+            </w:pPr>
+            <w:r>
+              <w:rPr>
+                <w:rFonts w:ascii="맑은 고딕" w:cs="맑은 고딕" w:eastAsia="맑은 고딕" w:hAnsi="맑은 고딕"/>
+              </w:rPr>
+              <w:t xml:space="preserve">TestCases/회원/비밀번호 찾기 폴더에 '비밀번호 찾기_미가입 이메일' 수동 테스트케이스를 만들어줘.</w:t>
+            </w:r>
+          </w:p>
+          <w:p>
+            <w:pPr>
+              <w:spacing w:after="30" w:line="290"/>
+            </w:pPr>
+            <w:r>
+              <w:rPr>
+                <w:rFonts w:ascii="맑은 고딕" w:cs="맑은 고딕" w:eastAsia="맑은 고딕" w:hAnsi="맑은 고딕"/>
+              </w:rPr>
+              <w:t xml:space="preserve">설명(목적, 사전 조건): 가입하지 않은 이메일로 비밀번호 찾기를 요청하면 안내 문구가 나오는지 확인한다. 로그아웃 상태에서 시작한다.</w:t>
+            </w:r>
+          </w:p>
+          <w:p>
+            <w:pPr>
+              <w:spacing w:after="30" w:line="290"/>
+            </w:pPr>
+            <w:r>
+              <w:rPr>
+                <w:rFonts w:ascii="맑은 고딕" w:cs="맑은 고딕" w:eastAsia="맑은 고딕" w:hAnsi="맑은 고딕"/>
+              </w:rPr>
+              <w:t xml:space="preserve">스텝 (지시 / 기대 결과):</w:t>
+            </w:r>
+          </w:p>
+          <w:p>
+            <w:pPr>
+              <w:spacing w:after="30" w:line="290"/>
+            </w:pPr>
+            <w:r>
+              <w:rPr>
+                <w:rFonts w:ascii="맑은 고딕" w:cs="맑은 고딕" w:eastAsia="맑은 고딕" w:hAnsi="맑은 고딕"/>
+              </w:rPr>
+              <w:t xml:space="preserve">1. 로그인 화면에서 '비밀번호 찾기' 링크를 클릭한다 / 비밀번호 찾기 화면이 열린다</w:t>
+            </w:r>
+          </w:p>
+          <w:p>
+            <w:pPr>
+              <w:spacing w:after="30" w:line="290"/>
+            </w:pPr>
+            <w:r>
+              <w:rPr>
+                <w:rFonts w:ascii="맑은 고딕" w:cs="맑은 고딕" w:eastAsia="맑은 고딕" w:hAnsi="맑은 고딕"/>
+              </w:rPr>
+              <w:t xml:space="preserve">2. 가입하지 않은 이메일을 넣고 '보내기'를 클릭한다 / '가입된 이메일이 아닙니다' 문구가 보인다</w:t>
+            </w:r>
+          </w:p>
+          <w:p>
+            <w:pPr>
+              <w:spacing w:after="30" w:line="290"/>
+            </w:pPr>
+            <w:r>
+              <w:rPr>
+                <w:rFonts w:ascii="맑은 고딕" w:cs="맑은 고딕" w:eastAsia="맑은 고딕" w:hAnsi="맑은 고딕"/>
+              </w:rPr>
+              <w:t xml:space="preserve">작업 상태(TestCaseWorkState): IN_WORK, 속성 변경(set_attribute)으로</w:t>
+            </w:r>
+          </w:p>
+          <w:p>
+            <w:pPr>
+              <w:spacing w:after="30" w:line="290"/>
+            </w:pPr>
+            <w:r>
+              <w:rPr>
+                <w:rFonts w:ascii="맑은 고딕" w:cs="맑은 고딕" w:eastAsia="맑은 고딕" w:hAnsi="맑은 고딕"/>
+              </w:rPr>
+              <w:t xml:space="preserve">만들기 전에 작업 순서를 먼저 보여줘.</w:t>
+            </w:r>
+          </w:p>
+        </w:tc>
+      </w:tr>
+    </w:tbl>
     <w:p>
       <w:pPr>
         <w:keepNext w:val="false"/>
@@ -26129,26 +24382,161 @@
         <w:spacing w:after="80"/>
       </w:pPr>
     </w:p>
-    <w:p>
-      <w:pPr>
-        <w:spacing w:after="120" w:before="0" w:line="300"/>
-      </w:pPr>
-      <w:r>
-        <w:rPr>
-          <w:rFonts w:ascii="맑은 고딕" w:cs="맑은 고딕" w:eastAsia="맑은 고딕" w:hAnsi="맑은 고딕"/>
-          <w:b/>
-          <w:bCs/>
-          <w:color w:val="0F4C5C"/>
-        </w:rPr>
-        <w:t xml:space="preserve">작성 예시  </w:t>
-      </w:r>
-      <w:r>
-        <w:rPr>
-          <w:rFonts w:ascii="맑은 고딕" w:cs="맑은 고딕" w:eastAsia="맑은 고딕" w:hAnsi="맑은 고딕"/>
-        </w:rPr>
-        <w:t xml:space="preserve">Lab 3 프롬프트 3-1 → 승인 후 3-2</w:t>
-      </w:r>
-    </w:p>
+    <w:tbl>
+      <w:tblPr>
+        <w:tblW w:type="dxa" w:w="9638"/>
+        <w:tblBorders>
+          <w:top w:val="single" w:color="auto" w:sz="4"/>
+          <w:left w:val="single" w:color="auto" w:sz="4"/>
+          <w:bottom w:val="single" w:color="auto" w:sz="4"/>
+          <w:right w:val="single" w:color="auto" w:sz="4"/>
+          <w:insideH w:val="single" w:color="auto" w:sz="4"/>
+          <w:insideV w:val="single" w:color="auto" w:sz="4"/>
+        </w:tblBorders>
+        <w:tblLayout w:type="fixed"/>
+      </w:tblPr>
+      <w:tblGrid>
+        <w:gridCol w:w="9638"/>
+      </w:tblGrid>
+      <w:tr>
+        <w:trPr>
+          <w:cantSplit/>
+        </w:trPr>
+        <w:tc>
+          <w:tcPr>
+            <w:tcW w:type="dxa" w:w="9638"/>
+            <w:tcBorders>
+              <w:top w:val="single" w:color="C9D7DA" w:sz="6"/>
+              <w:left w:val="single" w:color="C9D7DA" w:sz="6"/>
+              <w:bottom w:val="single" w:color="C9D7DA" w:sz="6"/>
+              <w:right w:val="single" w:color="C9D7DA" w:sz="6"/>
+            </w:tcBorders>
+            <w:shd w:fill="EAF1F2" w:color="auto" w:val="clear"/>
+            <w:tcMar>
+              <w:top w:type="dxa" w:w="120"/>
+              <w:left w:type="dxa" w:w="200"/>
+              <w:bottom w:type="dxa" w:w="120"/>
+              <w:right w:type="dxa" w:w="200"/>
+            </w:tcMar>
+          </w:tcPr>
+          <w:p>
+            <w:pPr>
+              <w:spacing w:after="60"/>
+            </w:pPr>
+            <w:r>
+              <w:rPr>
+                <w:rFonts w:ascii="맑은 고딕" w:cs="맑은 고딕" w:eastAsia="맑은 고딕" w:hAnsi="맑은 고딕"/>
+                <w:b/>
+                <w:bCs/>
+                <w:color w:val="8A5A0B"/>
+                <w:sz w:val="17"/>
+                <w:szCs w:val="17"/>
+              </w:rPr>
+              <w:t xml:space="preserve">작성 예시</w:t>
+            </w:r>
+          </w:p>
+          <w:p>
+            <w:pPr>
+              <w:spacing w:after="30" w:line="290"/>
+            </w:pPr>
+            <w:r>
+              <w:rPr>
+                <w:rFonts w:ascii="맑은 고딕" w:cs="맑은 고딕" w:eastAsia="맑은 고딕" w:hAnsi="맑은 고딕"/>
+              </w:rPr>
+              <w:t xml:space="preserve">TestCases/주문/홍길동 폴더에 '장바구니 담기_자동' 자동화 테스트케이스를 만들려고 해. 아직 만들지 말고 계획만 보여줘.</w:t>
+            </w:r>
+          </w:p>
+          <w:p>
+            <w:pPr>
+              <w:spacing w:after="30" w:line="290"/>
+            </w:pPr>
+            <w:r>
+              <w:rPr>
+                <w:rFonts w:ascii="맑은 고딕" w:cs="맑은 고딕" w:eastAsia="맑은 고딕" w:hAnsi="맑은 고딕"/>
+              </w:rPr>
+              <w:t xml:space="preserve">- 모듈 범위: Modules/주문 폴더와 표준 모듈(OpenUrl, CloseBrowser)에서만 찾아. 새로 스캔하지 마.</w:t>
+            </w:r>
+          </w:p>
+          <w:p>
+            <w:pPr>
+              <w:spacing w:after="30" w:line="290"/>
+            </w:pPr>
+            <w:r>
+              <w:rPr>
+                <w:rFonts w:ascii="맑은 고딕" w:cs="맑은 고딕" w:eastAsia="맑은 고딕" w:hAnsi="맑은 고딕"/>
+              </w:rPr>
+              <w:t xml:space="preserve">- 시나리오:</w:t>
+            </w:r>
+          </w:p>
+          <w:p>
+            <w:pPr>
+              <w:spacing w:after="30" w:line="290"/>
+            </w:pPr>
+            <w:r>
+              <w:rPr>
+                <w:rFonts w:ascii="맑은 고딕" w:cs="맑은 고딕" w:eastAsia="맑은 고딕" w:hAnsi="맑은 고딕"/>
+              </w:rPr>
+              <w:t xml:space="preserve">  1. {CP[BaseUrl]} 열기</w:t>
+            </w:r>
+          </w:p>
+          <w:p>
+            <w:pPr>
+              <w:spacing w:after="30" w:line="290"/>
+            </w:pPr>
+            <w:r>
+              <w:rPr>
+                <w:rFonts w:ascii="맑은 고딕" w:cs="맑은 고딕" w:eastAsia="맑은 고딕" w:hAnsi="맑은 고딕"/>
+              </w:rPr>
+              <w:t xml:space="preserve">  2. 상품 목록에서 첫 번째 상품의 '장바구니 담기' 클릭</w:t>
+            </w:r>
+          </w:p>
+          <w:p>
+            <w:pPr>
+              <w:spacing w:after="30" w:line="290"/>
+            </w:pPr>
+            <w:r>
+              <w:rPr>
+                <w:rFonts w:ascii="맑은 고딕" w:cs="맑은 고딕" w:eastAsia="맑은 고딕" w:hAnsi="맑은 고딕"/>
+              </w:rPr>
+              <w:t xml:space="preserve">  3. 상단의 장바구니 아이콘 클릭</w:t>
+            </w:r>
+          </w:p>
+          <w:p>
+            <w:pPr>
+              <w:spacing w:after="30" w:line="290"/>
+            </w:pPr>
+            <w:r>
+              <w:rPr>
+                <w:rFonts w:ascii="맑은 고딕" w:cs="맑은 고딕" w:eastAsia="맑은 고딕" w:hAnsi="맑은 고딕"/>
+              </w:rPr>
+              <w:t xml:space="preserve">- 검증: 장바구니의 수량이 1인지 Verify</w:t>
+            </w:r>
+          </w:p>
+          <w:p>
+            <w:pPr>
+              <w:spacing w:after="30" w:line="290"/>
+            </w:pPr>
+            <w:r>
+              <w:rPr>
+                <w:rFonts w:ascii="맑은 고딕" w:cs="맑은 고딕" w:eastAsia="맑은 고딕" w:hAnsi="맑은 고딕"/>
+              </w:rPr>
+              <w:t xml:space="preserve">- 재사용할 값: 2번에서 상품 이름을 버퍼 ProductName에 저장해, 장바구니의 상품 이름과 비교</w:t>
+            </w:r>
+          </w:p>
+          <w:p>
+            <w:pPr>
+              <w:spacing w:after="30" w:line="290"/>
+            </w:pPr>
+            <w:r>
+              <w:rPr>
+                <w:rFonts w:ascii="맑은 고딕" w:cs="맑은 고딕" w:eastAsia="맑은 고딕" w:hAnsi="맑은 고딕"/>
+              </w:rPr>
+              <w:t xml:space="preserve">스텝별로 모듈, 속성, 값, ActionMode를 표로 보여주고, 맞는 모듈이 없는 스텝은 따로 표시해줘.</w:t>
+            </w:r>
+          </w:p>
+        </w:tc>
+      </w:tr>
+    </w:tbl>
     <w:p>
       <w:pPr>
         <w:keepNext w:val="false"/>
@@ -30610,7 +28998,7 @@
               <w:rPr>
                 <w:rFonts w:ascii="맑은 고딕" w:cs="맑은 고딕" w:eastAsia="맑은 고딕" w:hAnsi="맑은 고딕"/>
               </w:rPr>
-              <w:t xml:space="preserve">TestCases/MCP실습 폴더에서 쓸 수 있는 오른쪽 클릭 메뉴 작업 목록을 보여줘. 그중 'Checkout'을 실행하려고 하는데, 필요한 입력값이 있으면 먼저 물어봐줘.</w:t>
+              <w:t xml:space="preserve">TestCases/회원 폴더에서 쓸 수 있는 오른쪽 클릭 메뉴 작업 목록을 보여줘. 그중 'Checkout'을 실행하려고 하는데, 필요한 입력값이 있으면 먼저 물어봐줘.</w:t>
             </w:r>
           </w:p>
         </w:tc>
@@ -31039,26 +29427,73 @@
         <w:spacing w:after="80"/>
       </w:pPr>
     </w:p>
-    <w:p>
-      <w:pPr>
-        <w:spacing w:after="120" w:before="0" w:line="300"/>
-      </w:pPr>
-      <w:r>
-        <w:rPr>
-          <w:rFonts w:ascii="맑은 고딕" w:cs="맑은 고딕" w:eastAsia="맑은 고딕" w:hAnsi="맑은 고딕"/>
-          <w:b/>
-          <w:bCs/>
-          <w:color w:val="0F4C5C"/>
-        </w:rPr>
-        <w:t xml:space="preserve">작성 예시  </w:t>
-      </w:r>
-      <w:r>
-        <w:rPr>
-          <w:rFonts w:ascii="맑은 고딕" w:cs="맑은 고딕" w:eastAsia="맑은 고딕" w:hAnsi="맑은 고딕"/>
-        </w:rPr>
-        <w:t xml:space="preserve">Lab 5 프롬프트 5-1, 5-2</w:t>
-      </w:r>
-    </w:p>
+    <w:tbl>
+      <w:tblPr>
+        <w:tblW w:type="dxa" w:w="9638"/>
+        <w:tblBorders>
+          <w:top w:val="single" w:color="auto" w:sz="4"/>
+          <w:left w:val="single" w:color="auto" w:sz="4"/>
+          <w:bottom w:val="single" w:color="auto" w:sz="4"/>
+          <w:right w:val="single" w:color="auto" w:sz="4"/>
+          <w:insideH w:val="single" w:color="auto" w:sz="4"/>
+          <w:insideV w:val="single" w:color="auto" w:sz="4"/>
+        </w:tblBorders>
+        <w:tblLayout w:type="fixed"/>
+      </w:tblPr>
+      <w:tblGrid>
+        <w:gridCol w:w="9638"/>
+      </w:tblGrid>
+      <w:tr>
+        <w:trPr>
+          <w:cantSplit/>
+        </w:trPr>
+        <w:tc>
+          <w:tcPr>
+            <w:tcW w:type="dxa" w:w="9638"/>
+            <w:tcBorders>
+              <w:top w:val="single" w:color="C9D7DA" w:sz="6"/>
+              <w:left w:val="single" w:color="C9D7DA" w:sz="6"/>
+              <w:bottom w:val="single" w:color="C9D7DA" w:sz="6"/>
+              <w:right w:val="single" w:color="C9D7DA" w:sz="6"/>
+            </w:tcBorders>
+            <w:shd w:fill="EAF1F2" w:color="auto" w:val="clear"/>
+            <w:tcMar>
+              <w:top w:type="dxa" w:w="120"/>
+              <w:left w:type="dxa" w:w="200"/>
+              <w:bottom w:type="dxa" w:w="120"/>
+              <w:right w:type="dxa" w:w="200"/>
+            </w:tcMar>
+          </w:tcPr>
+          <w:p>
+            <w:pPr>
+              <w:spacing w:after="60"/>
+            </w:pPr>
+            <w:r>
+              <w:rPr>
+                <w:rFonts w:ascii="맑은 고딕" w:cs="맑은 고딕" w:eastAsia="맑은 고딕" w:hAnsi="맑은 고딕"/>
+                <w:b/>
+                <w:bCs/>
+                <w:color w:val="8A5A0B"/>
+                <w:sz w:val="17"/>
+                <w:szCs w:val="17"/>
+              </w:rPr>
+              <w:t xml:space="preserve">작성 예시</w:t>
+            </w:r>
+          </w:p>
+          <w:p>
+            <w:pPr>
+              <w:spacing w:after="30" w:line="290"/>
+            </w:pPr>
+            <w:r>
+              <w:rPr>
+                <w:rFonts w:ascii="맑은 고딕" w:cs="맑은 고딕" w:eastAsia="맑은 고딕" w:hAnsi="맑은 고딕"/>
+              </w:rPr>
+              <w:t xml:space="preserve">이번 대화에서 바꾸거나 체크아웃한 객체 목록을 경로와 함께 보여주고 저장해줘. (멀티 유저라면) 체크인은 체크아웃한 객체 전부에 적용되니, 내가 목록을 확인한 뒤 체크인해줘. 체크인 코멘트는 '주문 회귀 테스트 3건 추가'로 남겨줘.</w:t>
+            </w:r>
+          </w:p>
+        </w:tc>
+      </w:tr>
+    </w:tbl>
     <w:p>
       <w:pPr>
         <w:keepNext w:val="false"/>
@@ -35211,7 +33646,7 @@
                 <w:sz w:val="18"/>
                 <w:szCs w:val="18"/>
               </w:rPr>
-              <w:t xml:space="preserve">도구 목록이 비어 있음</w:t>
+              <w:t xml:space="preserve">tosca-commander 도구가 안 보임</w:t>
             </w:r>
           </w:p>
         </w:tc>
@@ -35245,7 +33680,7 @@
                 <w:sz w:val="18"/>
                 <w:szCs w:val="18"/>
               </w:rPr>
-              <w:t xml:space="preserve">클라이언트에서 서버가 꺼져 있음</w:t>
+              <w:t xml:space="preserve">서버가 멈춰 있거나 꺼져 있음, 또는 Agent가 아닌 모드</w:t>
             </w:r>
           </w:p>
         </w:tc>
@@ -35279,7 +33714,7 @@
                 <w:sz w:val="18"/>
                 <w:szCs w:val="18"/>
               </w:rPr>
-              <w:t xml:space="preserve">서버 활성화, VS Code는 Agent 모드, 설정 저장 후 클라이언트 재시작</w:t>
+              <w:t xml:space="preserve">MCP: List Servers → tosca-commander → Start Server. 채팅 창에서 Agent를 고르고 Open Customizations → Tools에서 도구를 켬</w:t>
             </w:r>
           </w:p>
         </w:tc>
@@ -35317,7 +33752,7 @@
                 <w:sz w:val="18"/>
                 <w:szCs w:val="18"/>
               </w:rPr>
-              <w:t xml:space="preserve">"Unknown task ..." 응답</w:t>
+              <w:t xml:space="preserve">서버가 시작되지 않음</w:t>
             </w:r>
           </w:p>
         </w:tc>
@@ -35350,7 +33785,7 @@
                 <w:sz w:val="18"/>
                 <w:szCs w:val="18"/>
               </w:rPr>
-              <w:t xml:space="preserve">작업 이름이 현재 메뉴 목록에 없음. 이름이 다르거나, 멀티 유저에서 체크아웃 전</w:t>
+              <w:t xml:space="preserve">주소 오타, 설정 파일 형식 오류</w:t>
             </w:r>
           </w:p>
         </w:tc>
@@ -35383,7 +33818,7 @@
                 <w:sz w:val="18"/>
                 <w:szCs w:val="18"/>
               </w:rPr>
-              <w:t xml:space="preserve">"작업 목록을 다시 보고 정확한 이름으로 실행해줘". 멀티 유저라면 대상을 먼저 Checkout (자식 생성·삭제는 상위 폴더)</w:t>
+              <w:t xml:space="preserve">MCP: List Servers → tosca-commander → Show Output으로 로그 확인. mcp-config.json은 mcpServers 키, .vscode/mcp.json은 servers 키</w:t>
             </w:r>
           </w:p>
         </w:tc>
@@ -35422,7 +33857,7 @@
                 <w:sz w:val="18"/>
                 <w:szCs w:val="18"/>
               </w:rPr>
-              <w:t xml:space="preserve">모듈을 못 찾음</w:t>
+              <w:t xml:space="preserve">MCP 서버를 쓸 수 없다는 안내</w:t>
             </w:r>
           </w:p>
         </w:tc>
@@ -35456,7 +33891,7 @@
                 <w:sz w:val="18"/>
                 <w:szCs w:val="18"/>
               </w:rPr>
-              <w:t xml:space="preserve">모듈 위치를 모르거나 실제로 모듈이 없음</w:t>
+              <w:t xml:space="preserve">회사 Copilot 정책에서 MCP가 꺼져 있음 ('MCP servers in Copilot'은 기본값이 꺼짐)</w:t>
             </w:r>
           </w:p>
         </w:tc>
@@ -35490,7 +33925,7 @@
                 <w:sz w:val="18"/>
                 <w:szCs w:val="18"/>
               </w:rPr>
-              <w:t xml:space="preserve">모듈 폴더 경로를 알려 준다. 없으면 XScan으로 스캔 후 재요청</w:t>
+              <w:t xml:space="preserve">Copilot 관리자에게 정책 허용을 요청. 내 PC 설정으로는 바꿀 수 없음</w:t>
             </w:r>
           </w:p>
         </w:tc>
@@ -35528,7 +33963,7 @@
                 <w:sz w:val="18"/>
                 <w:szCs w:val="18"/>
               </w:rPr>
-              <w:t xml:space="preserve">Commander가 대화상자를 띄우고 멈춤</w:t>
+              <w:t xml:space="preserve">"Unknown task ..." 응답</w:t>
             </w:r>
           </w:p>
         </w:tc>
@@ -35561,7 +33996,7 @@
                 <w:sz w:val="18"/>
                 <w:szCs w:val="18"/>
               </w:rPr>
-              <w:t xml:space="preserve">이름·설명·작업 상태 변경을 메뉴 작업으로 실행함</w:t>
+              <w:t xml:space="preserve">작업 이름이 현재 메뉴 목록에 없음. 이름이 다르거나, 멀티 유저에서 체크아웃 전</w:t>
             </w:r>
           </w:p>
         </w:tc>
@@ -35594,7 +34029,7 @@
                 <w:sz w:val="18"/>
                 <w:szCs w:val="18"/>
               </w:rPr>
-              <w:t xml:space="preserve">대화상자 닫기 → "속성 변경(set_attribute)으로 해줘". 스킬팩 설치로 예방</w:t>
+              <w:t xml:space="preserve">"작업 목록을 다시 보고 정확한 이름으로 실행해줘". 멀티 유저라면 대상을 먼저 Checkout (자식 생성·삭제는 상위 폴더)</w:t>
             </w:r>
           </w:p>
         </w:tc>
@@ -35633,7 +34068,7 @@
                 <w:sz w:val="18"/>
                 <w:szCs w:val="18"/>
               </w:rPr>
-              <w:t xml:space="preserve">실행 결과가 안 돌아옴, 시간 초과</w:t>
+              <w:t xml:space="preserve">모듈을 못 찾음</w:t>
             </w:r>
           </w:p>
         </w:tc>
@@ -35667,7 +34102,218 @@
                 <w:sz w:val="18"/>
                 <w:szCs w:val="18"/>
               </w:rPr>
-              <w:t xml:space="preserve">실행이 길어 클라이언트 요청 시간이 지남</w:t>
+              <w:t xml:space="preserve">모듈 위치를 모르거나 실제로 모듈이 없음</w:t>
+            </w:r>
+          </w:p>
+        </w:tc>
+        <w:tc>
+          <w:tcPr>
+            <w:tcW w:type="dxa" w:w="4038"/>
+            <w:tcBorders>
+              <w:top w:val="single" w:color="C9D7DA" w:sz="4"/>
+              <w:left w:val="single" w:color="C9D7DA" w:sz="4"/>
+              <w:bottom w:val="single" w:color="C9D7DA" w:sz="4"/>
+              <w:right w:val="single" w:color="C9D7DA" w:sz="4"/>
+            </w:tcBorders>
+            <w:shd w:fill="EAF1F2" w:color="auto" w:val="clear"/>
+            <w:tcMar>
+              <w:top w:type="dxa" w:w="70"/>
+              <w:left w:type="dxa" w:w="110"/>
+              <w:bottom w:type="dxa" w:w="70"/>
+              <w:right w:type="dxa" w:w="110"/>
+            </w:tcMar>
+            <w:vAlign w:val="center"/>
+          </w:tcPr>
+          <w:p>
+            <w:pPr>
+              <w:spacing w:after="40" w:line="270"/>
+            </w:pPr>
+            <w:r>
+              <w:rPr>
+                <w:rFonts w:ascii="맑은 고딕" w:cs="맑은 고딕" w:eastAsia="맑은 고딕" w:hAnsi="맑은 고딕"/>
+                <w:b w:val="false"/>
+                <w:bCs w:val="false"/>
+                <w:sz w:val="18"/>
+                <w:szCs w:val="18"/>
+              </w:rPr>
+              <w:t xml:space="preserve">모듈 폴더 경로를 알려 준다. 없으면 XScan으로 스캔 후 재요청</w:t>
+            </w:r>
+          </w:p>
+        </w:tc>
+      </w:tr>
+      <w:tr>
+        <w:trPr>
+          <w:cantSplit/>
+        </w:trPr>
+        <w:tc>
+          <w:tcPr>
+            <w:tcW w:type="dxa" w:w="2600"/>
+            <w:tcBorders>
+              <w:top w:val="single" w:color="C9D7DA" w:sz="4"/>
+              <w:left w:val="single" w:color="C9D7DA" w:sz="4"/>
+              <w:bottom w:val="single" w:color="C9D7DA" w:sz="4"/>
+              <w:right w:val="single" w:color="C9D7DA" w:sz="4"/>
+            </w:tcBorders>
+            <w:tcMar>
+              <w:top w:type="dxa" w:w="70"/>
+              <w:left w:type="dxa" w:w="110"/>
+              <w:bottom w:type="dxa" w:w="70"/>
+              <w:right w:type="dxa" w:w="110"/>
+            </w:tcMar>
+            <w:vAlign w:val="center"/>
+          </w:tcPr>
+          <w:p>
+            <w:pPr>
+              <w:spacing w:after="40" w:line="270"/>
+            </w:pPr>
+            <w:r>
+              <w:rPr>
+                <w:rFonts w:ascii="맑은 고딕" w:cs="맑은 고딕" w:eastAsia="맑은 고딕" w:hAnsi="맑은 고딕"/>
+                <w:b/>
+                <w:bCs/>
+                <w:sz w:val="18"/>
+                <w:szCs w:val="18"/>
+              </w:rPr>
+              <w:t xml:space="preserve">Commander가 대화상자를 띄우고 멈춤</w:t>
+            </w:r>
+          </w:p>
+        </w:tc>
+        <w:tc>
+          <w:tcPr>
+            <w:tcW w:type="dxa" w:w="3000"/>
+            <w:tcBorders>
+              <w:top w:val="single" w:color="C9D7DA" w:sz="4"/>
+              <w:left w:val="single" w:color="C9D7DA" w:sz="4"/>
+              <w:bottom w:val="single" w:color="C9D7DA" w:sz="4"/>
+              <w:right w:val="single" w:color="C9D7DA" w:sz="4"/>
+            </w:tcBorders>
+            <w:tcMar>
+              <w:top w:type="dxa" w:w="70"/>
+              <w:left w:type="dxa" w:w="110"/>
+              <w:bottom w:type="dxa" w:w="70"/>
+              <w:right w:type="dxa" w:w="110"/>
+            </w:tcMar>
+            <w:vAlign w:val="center"/>
+          </w:tcPr>
+          <w:p>
+            <w:pPr>
+              <w:spacing w:after="40" w:line="270"/>
+            </w:pPr>
+            <w:r>
+              <w:rPr>
+                <w:rFonts w:ascii="맑은 고딕" w:cs="맑은 고딕" w:eastAsia="맑은 고딕" w:hAnsi="맑은 고딕"/>
+                <w:b w:val="false"/>
+                <w:bCs w:val="false"/>
+                <w:sz w:val="18"/>
+                <w:szCs w:val="18"/>
+              </w:rPr>
+              <w:t xml:space="preserve">이름·설명·작업 상태 변경을 메뉴 작업으로 실행함</w:t>
+            </w:r>
+          </w:p>
+        </w:tc>
+        <w:tc>
+          <w:tcPr>
+            <w:tcW w:type="dxa" w:w="4038"/>
+            <w:tcBorders>
+              <w:top w:val="single" w:color="C9D7DA" w:sz="4"/>
+              <w:left w:val="single" w:color="C9D7DA" w:sz="4"/>
+              <w:bottom w:val="single" w:color="C9D7DA" w:sz="4"/>
+              <w:right w:val="single" w:color="C9D7DA" w:sz="4"/>
+            </w:tcBorders>
+            <w:tcMar>
+              <w:top w:type="dxa" w:w="70"/>
+              <w:left w:type="dxa" w:w="110"/>
+              <w:bottom w:type="dxa" w:w="70"/>
+              <w:right w:type="dxa" w:w="110"/>
+            </w:tcMar>
+            <w:vAlign w:val="center"/>
+          </w:tcPr>
+          <w:p>
+            <w:pPr>
+              <w:spacing w:after="40" w:line="270"/>
+            </w:pPr>
+            <w:r>
+              <w:rPr>
+                <w:rFonts w:ascii="맑은 고딕" w:cs="맑은 고딕" w:eastAsia="맑은 고딕" w:hAnsi="맑은 고딕"/>
+                <w:b w:val="false"/>
+                <w:bCs w:val="false"/>
+                <w:sz w:val="18"/>
+                <w:szCs w:val="18"/>
+              </w:rPr>
+              <w:t xml:space="preserve">대화상자 닫기 → "속성 변경(set_attribute)으로 해줘". T00 규칙 5로 예방</w:t>
+            </w:r>
+          </w:p>
+        </w:tc>
+      </w:tr>
+      <w:tr>
+        <w:trPr>
+          <w:cantSplit/>
+        </w:trPr>
+        <w:tc>
+          <w:tcPr>
+            <w:tcW w:type="dxa" w:w="2600"/>
+            <w:tcBorders>
+              <w:top w:val="single" w:color="C9D7DA" w:sz="4"/>
+              <w:left w:val="single" w:color="C9D7DA" w:sz="4"/>
+              <w:bottom w:val="single" w:color="C9D7DA" w:sz="4"/>
+              <w:right w:val="single" w:color="C9D7DA" w:sz="4"/>
+            </w:tcBorders>
+            <w:shd w:fill="EAF1F2" w:color="auto" w:val="clear"/>
+            <w:tcMar>
+              <w:top w:type="dxa" w:w="70"/>
+              <w:left w:type="dxa" w:w="110"/>
+              <w:bottom w:type="dxa" w:w="70"/>
+              <w:right w:type="dxa" w:w="110"/>
+            </w:tcMar>
+            <w:vAlign w:val="center"/>
+          </w:tcPr>
+          <w:p>
+            <w:pPr>
+              <w:spacing w:after="40" w:line="270"/>
+            </w:pPr>
+            <w:r>
+              <w:rPr>
+                <w:rFonts w:ascii="맑은 고딕" w:cs="맑은 고딕" w:eastAsia="맑은 고딕" w:hAnsi="맑은 고딕"/>
+                <w:b/>
+                <w:bCs/>
+                <w:sz w:val="18"/>
+                <w:szCs w:val="18"/>
+              </w:rPr>
+              <w:t xml:space="preserve">실행 결과가 안 돌아옴, 시간 초과</w:t>
+            </w:r>
+          </w:p>
+        </w:tc>
+        <w:tc>
+          <w:tcPr>
+            <w:tcW w:type="dxa" w:w="3000"/>
+            <w:tcBorders>
+              <w:top w:val="single" w:color="C9D7DA" w:sz="4"/>
+              <w:left w:val="single" w:color="C9D7DA" w:sz="4"/>
+              <w:bottom w:val="single" w:color="C9D7DA" w:sz="4"/>
+              <w:right w:val="single" w:color="C9D7DA" w:sz="4"/>
+            </w:tcBorders>
+            <w:shd w:fill="EAF1F2" w:color="auto" w:val="clear"/>
+            <w:tcMar>
+              <w:top w:type="dxa" w:w="70"/>
+              <w:left w:type="dxa" w:w="110"/>
+              <w:bottom w:type="dxa" w:w="70"/>
+              <w:right w:type="dxa" w:w="110"/>
+            </w:tcMar>
+            <w:vAlign w:val="center"/>
+          </w:tcPr>
+          <w:p>
+            <w:pPr>
+              <w:spacing w:after="40" w:line="270"/>
+            </w:pPr>
+            <w:r>
+              <w:rPr>
+                <w:rFonts w:ascii="맑은 고딕" w:cs="맑은 고딕" w:eastAsia="맑은 고딕" w:hAnsi="맑은 고딕"/>
+                <w:b w:val="false"/>
+                <w:bCs w:val="false"/>
+                <w:sz w:val="18"/>
+                <w:szCs w:val="18"/>
+              </w:rPr>
+              <w:t xml:space="preserve">실행이 길어 요청 시간이 지남</w:t>
             </w:r>
           </w:p>
         </w:tc>
@@ -35932,7 +34578,7 @@
         <w:rPr>
           <w:rFonts w:ascii="맑은 고딕" w:cs="맑은 고딕" w:eastAsia="맑은 고딕" w:hAnsi="맑은 고딕"/>
         </w:rPr>
-        <w:t xml:space="preserve">그래도 해결되지 않으면 AI에게 받은 응답을 그대로 복사해 강사에게 보여 주세요. 어떤 도구가 어떤 오류를 냈는지가 원인을 찾는 가장 빠른 단서입니다.</w:t>
+        <w:t xml:space="preserve">그래도 해결되지 않으면 Copilot에게 받은 응답을 그대로 복사해 강사에게 보여 주세요. 어떤 도구가 어떤 오류를 냈는지가 원인을 찾는 가장 빠른 단서입니다.</w:t>
       </w:r>
     </w:p>
     <w:p>
@@ -36440,7 +35086,7 @@
               <w:rPr>
                 <w:rFonts w:ascii="맑은 고딕" w:cs="맑은 고딕" w:eastAsia="맑은 고딕" w:hAnsi="맑은 고딕"/>
               </w:rPr>
-              <w:t xml:space="preserve">TestCases/MCP실습/</w:t>
+              <w:t xml:space="preserve">TestCases/회원/</w:t>
             </w:r>
             <w:r>
               <w:rPr>
@@ -36466,7 +35112,7 @@
               <w:rPr>
                 <w:rFonts w:ascii="맑은 고딕" w:cs="맑은 고딕" w:eastAsia="맑은 고딕" w:hAnsi="맑은 고딕"/>
               </w:rPr>
-              <w:t xml:space="preserve">모듈은 Modules/MCP실습에서만 찾고 새로 스캔하지 마. 시나리오는 </w:t>
+              <w:t xml:space="preserve">모듈은 Modules/회원에서만 찾고 새로 스캔하지 마. 시나리오는 </w:t>
             </w:r>
             <w:r>
               <w:rPr>
@@ -36509,7 +35155,7 @@
           <w:sz w:val="18"/>
           <w:szCs w:val="18"/>
         </w:rPr>
-        <w:t xml:space="preserve">실습 워크스페이스에는 회원가입 화면 모듈이 없으므로, AI가 '맞는 모듈 없음'을 보고하는 것이 정상입니다.</w:t>
+        <w:t xml:space="preserve">모듈 폴더에 회원가입 화면 모듈이 없으면 AI가 '맞는 모듈 없음'을 보고합니다. 그 화면은 먼저 XScan으로 스캔합니다.</w:t>
       </w:r>
     </w:p>
     <w:p>
@@ -36702,7 +35348,7 @@
               <w:rPr>
                 <w:rFonts w:ascii="맑은 고딕" w:cs="맑은 고딕" w:eastAsia="맑은 고딕" w:hAnsi="맑은 고딕"/>
               </w:rPr>
-              <w:t xml:space="preserve">TestCases/MCP실습/</w:t>
+              <w:t xml:space="preserve">TestCases/회원/</w:t>
             </w:r>
             <w:r>
               <w:rPr>
@@ -37186,6 +35832,210 @@
                 <w:sz w:val="18"/>
                 <w:szCs w:val="18"/>
               </w:rPr>
+              <w:t xml:space="preserve">VS Code 문서: Add MCP servers</w:t>
+            </w:r>
+          </w:p>
+        </w:tc>
+        <w:tc>
+          <w:tcPr>
+            <w:tcW w:type="dxa" w:w="5438"/>
+            <w:tcBorders>
+              <w:top w:val="single" w:color="C9D7DA" w:sz="4"/>
+              <w:left w:val="single" w:color="C9D7DA" w:sz="4"/>
+              <w:bottom w:val="single" w:color="C9D7DA" w:sz="4"/>
+              <w:right w:val="single" w:color="C9D7DA" w:sz="4"/>
+            </w:tcBorders>
+            <w:tcMar>
+              <w:top w:type="dxa" w:w="70"/>
+              <w:left w:type="dxa" w:w="110"/>
+              <w:bottom w:type="dxa" w:w="70"/>
+              <w:right w:type="dxa" w:w="110"/>
+            </w:tcMar>
+            <w:vAlign w:val="center"/>
+          </w:tcPr>
+          <w:p>
+            <w:pPr>
+              <w:spacing w:after="40" w:line="270"/>
+            </w:pPr>
+            <w:r>
+              <w:rPr>
+                <w:rFonts w:ascii="Consolas" w:cs="Consolas" w:eastAsia="맑은 고딕" w:hAnsi="Consolas"/>
+                <w:sz w:val="18"/>
+                <w:szCs w:val="18"/>
+              </w:rPr>
+              <w:t xml:space="preserve">code.visualstudio.com/docs/agent-customization/mcp-servers</w:t>
+            </w:r>
+          </w:p>
+        </w:tc>
+      </w:tr>
+      <w:tr>
+        <w:trPr>
+          <w:cantSplit/>
+        </w:trPr>
+        <w:tc>
+          <w:tcPr>
+            <w:tcW w:type="dxa" w:w="4200"/>
+            <w:tcBorders>
+              <w:top w:val="single" w:color="C9D7DA" w:sz="4"/>
+              <w:left w:val="single" w:color="C9D7DA" w:sz="4"/>
+              <w:bottom w:val="single" w:color="C9D7DA" w:sz="4"/>
+              <w:right w:val="single" w:color="C9D7DA" w:sz="4"/>
+            </w:tcBorders>
+            <w:shd w:fill="EAF1F2" w:color="auto" w:val="clear"/>
+            <w:tcMar>
+              <w:top w:type="dxa" w:w="70"/>
+              <w:left w:type="dxa" w:w="110"/>
+              <w:bottom w:type="dxa" w:w="70"/>
+              <w:right w:type="dxa" w:w="110"/>
+            </w:tcMar>
+            <w:vAlign w:val="center"/>
+          </w:tcPr>
+          <w:p>
+            <w:pPr>
+              <w:spacing w:after="40" w:line="270"/>
+            </w:pPr>
+            <w:r>
+              <w:rPr>
+                <w:rFonts w:ascii="맑은 고딕" w:cs="맑은 고딕" w:eastAsia="맑은 고딕" w:hAnsi="맑은 고딕"/>
+                <w:sz w:val="18"/>
+                <w:szCs w:val="18"/>
+              </w:rPr>
+              <w:t xml:space="preserve">VS Code 문서: Manage approvals and permissions</w:t>
+            </w:r>
+          </w:p>
+        </w:tc>
+        <w:tc>
+          <w:tcPr>
+            <w:tcW w:type="dxa" w:w="5438"/>
+            <w:tcBorders>
+              <w:top w:val="single" w:color="C9D7DA" w:sz="4"/>
+              <w:left w:val="single" w:color="C9D7DA" w:sz="4"/>
+              <w:bottom w:val="single" w:color="C9D7DA" w:sz="4"/>
+              <w:right w:val="single" w:color="C9D7DA" w:sz="4"/>
+            </w:tcBorders>
+            <w:shd w:fill="EAF1F2" w:color="auto" w:val="clear"/>
+            <w:tcMar>
+              <w:top w:type="dxa" w:w="70"/>
+              <w:left w:type="dxa" w:w="110"/>
+              <w:bottom w:type="dxa" w:w="70"/>
+              <w:right w:type="dxa" w:w="110"/>
+            </w:tcMar>
+            <w:vAlign w:val="center"/>
+          </w:tcPr>
+          <w:p>
+            <w:pPr>
+              <w:spacing w:after="40" w:line="270"/>
+            </w:pPr>
+            <w:r>
+              <w:rPr>
+                <w:rFonts w:ascii="Consolas" w:cs="Consolas" w:eastAsia="맑은 고딕" w:hAnsi="Consolas"/>
+                <w:sz w:val="18"/>
+                <w:szCs w:val="18"/>
+              </w:rPr>
+              <w:t xml:space="preserve">code.visualstudio.com/docs/agents/run/approvals</w:t>
+            </w:r>
+          </w:p>
+        </w:tc>
+      </w:tr>
+      <w:tr>
+        <w:trPr>
+          <w:cantSplit/>
+        </w:trPr>
+        <w:tc>
+          <w:tcPr>
+            <w:tcW w:type="dxa" w:w="4200"/>
+            <w:tcBorders>
+              <w:top w:val="single" w:color="C9D7DA" w:sz="4"/>
+              <w:left w:val="single" w:color="C9D7DA" w:sz="4"/>
+              <w:bottom w:val="single" w:color="C9D7DA" w:sz="4"/>
+              <w:right w:val="single" w:color="C9D7DA" w:sz="4"/>
+            </w:tcBorders>
+            <w:tcMar>
+              <w:top w:type="dxa" w:w="70"/>
+              <w:left w:type="dxa" w:w="110"/>
+              <w:bottom w:type="dxa" w:w="70"/>
+              <w:right w:type="dxa" w:w="110"/>
+            </w:tcMar>
+            <w:vAlign w:val="center"/>
+          </w:tcPr>
+          <w:p>
+            <w:pPr>
+              <w:spacing w:after="40" w:line="270"/>
+            </w:pPr>
+            <w:r>
+              <w:rPr>
+                <w:rFonts w:ascii="맑은 고딕" w:cs="맑은 고딕" w:eastAsia="맑은 고딕" w:hAnsi="맑은 고딕"/>
+                <w:sz w:val="18"/>
+                <w:szCs w:val="18"/>
+              </w:rPr>
+              <w:t xml:space="preserve">GitHub 문서: Copilot의 MCP 사용 정책</w:t>
+            </w:r>
+          </w:p>
+        </w:tc>
+        <w:tc>
+          <w:tcPr>
+            <w:tcW w:type="dxa" w:w="5438"/>
+            <w:tcBorders>
+              <w:top w:val="single" w:color="C9D7DA" w:sz="4"/>
+              <w:left w:val="single" w:color="C9D7DA" w:sz="4"/>
+              <w:bottom w:val="single" w:color="C9D7DA" w:sz="4"/>
+              <w:right w:val="single" w:color="C9D7DA" w:sz="4"/>
+            </w:tcBorders>
+            <w:tcMar>
+              <w:top w:type="dxa" w:w="70"/>
+              <w:left w:type="dxa" w:w="110"/>
+              <w:bottom w:type="dxa" w:w="70"/>
+              <w:right w:type="dxa" w:w="110"/>
+            </w:tcMar>
+            <w:vAlign w:val="center"/>
+          </w:tcPr>
+          <w:p>
+            <w:pPr>
+              <w:spacing w:after="40" w:line="270"/>
+            </w:pPr>
+            <w:r>
+              <w:rPr>
+                <w:rFonts w:ascii="Consolas" w:cs="Consolas" w:eastAsia="맑은 고딕" w:hAnsi="Consolas"/>
+                <w:sz w:val="18"/>
+                <w:szCs w:val="18"/>
+              </w:rPr>
+              <w:t xml:space="preserve">docs.github.com/en/copilot/how-tos/administer-copilot/manage-mcp-usage/configure-mcp-server-access</w:t>
+            </w:r>
+          </w:p>
+        </w:tc>
+      </w:tr>
+      <w:tr>
+        <w:trPr>
+          <w:cantSplit/>
+        </w:trPr>
+        <w:tc>
+          <w:tcPr>
+            <w:tcW w:type="dxa" w:w="4200"/>
+            <w:tcBorders>
+              <w:top w:val="single" w:color="C9D7DA" w:sz="4"/>
+              <w:left w:val="single" w:color="C9D7DA" w:sz="4"/>
+              <w:bottom w:val="single" w:color="C9D7DA" w:sz="4"/>
+              <w:right w:val="single" w:color="C9D7DA" w:sz="4"/>
+            </w:tcBorders>
+            <w:shd w:fill="EAF1F2" w:color="auto" w:val="clear"/>
+            <w:tcMar>
+              <w:top w:type="dxa" w:w="70"/>
+              <w:left w:type="dxa" w:w="110"/>
+              <w:bottom w:type="dxa" w:w="70"/>
+              <w:right w:type="dxa" w:w="110"/>
+            </w:tcMar>
+            <w:vAlign w:val="center"/>
+          </w:tcPr>
+          <w:p>
+            <w:pPr>
+              <w:spacing w:after="40" w:line="270"/>
+            </w:pPr>
+            <w:r>
+              <w:rPr>
+                <w:rFonts w:ascii="맑은 고딕" w:cs="맑은 고딕" w:eastAsia="맑은 고딕" w:hAnsi="맑은 고딕"/>
+                <w:sz w:val="18"/>
+                <w:szCs w:val="18"/>
+              </w:rPr>
               <w:t xml:space="preserve">Model Context Protocol 소개</w:t>
             </w:r>
           </w:p>
@@ -37199,6 +36049,7 @@
               <w:bottom w:val="single" w:color="C9D7DA" w:sz="4"/>
               <w:right w:val="single" w:color="C9D7DA" w:sz="4"/>
             </w:tcBorders>
+            <w:shd w:fill="EAF1F2" w:color="auto" w:val="clear"/>
             <w:tcMar>
               <w:top w:type="dxa" w:w="70"/>
               <w:left w:type="dxa" w:w="110"/>
@@ -37240,7 +36091,7 @@
           <w:sz w:val="18"/>
           <w:szCs w:val="18"/>
         </w:rPr>
-        <w:t xml:space="preserve">이 워크북의 도구 목록과 워크플로 이름은 2026년 10월 기준 commander-mcp 스킬팩 1.2.1을 따릅니다. 스킬팩이 갱신되면 5장 템플릿 목록과 부록 A를 함께 고칩니다.</w:t>
+        <w:t xml:space="preserve">이 워크북의 도구 목록과 워크플로 이름은 2026년 10월 기준 commander-mcp 스킬팩 1.2.1을, VS Code 메뉴 이름은 2026년 10월 VS Code 문서를 따릅니다. 스킬팩이나 VS Code가 바뀌면 2장, 5장, 부록 A를 함께 고칩니다.</w:t>
       </w:r>
     </w:p>
     <w:sectPr>
@@ -37553,6 +36404,24 @@
       <w:startOverride w:val="1"/>
     </w:lvlOverride>
   </w:num>
+  <w:num w:numId="10">
+    <w:abstractNumId w:val="3"/>
+    <w:lvlOverride w:ilvl="0">
+      <w:startOverride w:val="1"/>
+    </w:lvlOverride>
+  </w:num>
+  <w:num w:numId="11">
+    <w:abstractNumId w:val="3"/>
+    <w:lvlOverride w:ilvl="0">
+      <w:startOverride w:val="1"/>
+    </w:lvlOverride>
+  </w:num>
+  <w:num w:numId="12">
+    <w:abstractNumId w:val="3"/>
+    <w:lvlOverride w:ilvl="0">
+      <w:startOverride w:val="1"/>
+    </w:lvlOverride>
+  </w:num>
 </w:numbering>
 </file>
 
